--- a/docs/ARTICLES/EN/BOUND_METHODS_IN_ISO_C_VIA_TRAMPOLINES.DOCX
+++ b/docs/ARTICLES/EN/BOUND_METHODS_IN_ISO_C_VIA_TRAMPOLINES.DOCX
@@ -4,9 +4,10 @@
   <w:body>
     <w:p>
       <w:pPr>
+        <w:suppressAutoHyphens w:val="true"/>
         <w:spacing w:before="0" w:after="80" w:line="240"/>
         <w:ind w:right="0" w:left="0" w:firstLine="0"/>
-        <w:jc w:val="both"/>
+        <w:jc w:val="center"/>
         <w:rPr>
           <w:rFonts w:ascii="Calibri" w:hAnsi="Calibri" w:cs="Calibri" w:eastAsia="Calibri"/>
           <w:color w:val="auto"/>
@@ -17,8 +18,8 @@
         </w:rPr>
       </w:pPr>
       <w:r>
-        <w:object w:dxaOrig="8310" w:dyaOrig="9524">
-          <v:rect xmlns:o="urn:schemas-microsoft-com:office:office" xmlns:v="urn:schemas-microsoft-com:vml" id="rectole0000000000" style="width:415.500000pt;height:476.200000pt" o:preferrelative="t" o:ole="">
+        <w:object w:dxaOrig="8524" w:dyaOrig="9759">
+          <v:rect xmlns:o="urn:schemas-microsoft-com:office:office" xmlns:v="urn:schemas-microsoft-com:vml" id="rectole0000000000" style="width:426.200000pt;height:487.950000pt" o:preferrelative="t" o:ole="">
             <o:lock v:ext="edit"/>
             <v:imagedata xmlns:r="http://schemas.openxmlformats.org/officeDocument/2006/relationships" r:id="docRId1" o:title=""/>
           </v:rect>
@@ -28,6 +29,7 @@
     </w:p>
     <w:p>
       <w:pPr>
+        <w:suppressAutoHyphens w:val="true"/>
         <w:spacing w:before="0" w:after="80" w:line="240"/>
         <w:ind w:right="0" w:left="0" w:firstLine="0"/>
         <w:jc w:val="left"/>
@@ -43,6 +45,7 @@
     </w:p>
     <w:p>
       <w:pPr>
+        <w:suppressAutoHyphens w:val="true"/>
         <w:spacing w:before="0" w:after="80" w:line="240"/>
         <w:ind w:right="0" w:left="0" w:firstLine="0"/>
         <w:jc w:val="left"/>
@@ -59,9 +62,10 @@
     </w:p>
     <w:p>
       <w:pPr>
+        <w:suppressAutoHyphens w:val="true"/>
         <w:spacing w:before="0" w:after="80" w:line="240"/>
         <w:ind w:right="0" w:left="0" w:firstLine="0"/>
-        <w:jc w:val="left"/>
+        <w:jc w:val="center"/>
         <w:rPr>
           <w:rFonts w:ascii="Calibri" w:hAnsi="Calibri" w:cs="Calibri" w:eastAsia="Calibri"/>
           <w:color w:val="auto"/>
@@ -73,7 +77,7 @@
       </w:pPr>
       <w:r>
         <w:rPr>
-          <w:rFonts w:ascii="Calibri" w:hAnsi="Calibri" w:cs="Calibri" w:eastAsia="Calibri"/>
+          <w:rFonts w:ascii="Cambria" w:hAnsi="Cambria" w:cs="Cambria" w:eastAsia="Cambria"/>
           <w:b/>
           <w:color w:val="auto"/>
           <w:spacing w:val="0"/>
@@ -86,9 +90,10 @@
     </w:p>
     <w:p>
       <w:pPr>
-        <w:spacing w:before="0" w:after="400" w:line="240"/>
+        <w:suppressAutoHyphens w:val="true"/>
+        <w:spacing w:before="0" w:after="80" w:line="240"/>
         <w:ind w:right="0" w:left="0" w:firstLine="0"/>
-        <w:jc w:val="left"/>
+        <w:jc w:val="center"/>
         <w:rPr>
           <w:rFonts w:ascii="Calibri" w:hAnsi="Calibri" w:cs="Calibri" w:eastAsia="Calibri"/>
           <w:color w:val="auto"/>
@@ -98,21 +103,897 @@
           <w:shd w:fill="auto" w:val="clear"/>
         </w:rPr>
       </w:pPr>
-      <w:r>
-        <w:rPr>
-          <w:rFonts w:ascii="Calibri" w:hAnsi="Calibri" w:cs="Calibri" w:eastAsia="Calibri"/>
-          <w:i/>
-          <w:color w:val="555555"/>
-          <w:spacing w:val="0"/>
-          <w:position w:val="0"/>
-          <w:sz w:val="24"/>
-          <w:shd w:fill="auto" w:val="clear"/>
-        </w:rPr>
-        <w:t xml:space="preserve">A technical account of the CMT library's object/inject mechanism</w:t>
-      </w:r>
     </w:p>
     <w:p>
       <w:pPr>
+        <w:suppressAutoHyphens w:val="true"/>
+        <w:spacing w:before="0" w:after="400" w:line="240"/>
+        <w:ind w:right="0" w:left="0" w:firstLine="0"/>
+        <w:jc w:val="center"/>
+        <w:rPr>
+          <w:rFonts w:ascii="Cambria" w:hAnsi="Cambria" w:cs="Cambria" w:eastAsia="Cambria"/>
+          <w:color w:val="555555"/>
+          <w:spacing w:val="0"/>
+          <w:position w:val="0"/>
+          <w:sz w:val="24"/>
+          <w:shd w:fill="auto" w:val="clear"/>
+        </w:rPr>
+      </w:pPr>
+      <w:r>
+        <w:rPr>
+          <w:rFonts w:ascii="Cambria" w:hAnsi="Cambria" w:cs="Cambria" w:eastAsia="Cambria"/>
+          <w:color w:val="555555"/>
+          <w:spacing w:val="0"/>
+          <w:position w:val="0"/>
+          <w:sz w:val="24"/>
+          <w:shd w:fill="auto" w:val="clear"/>
+        </w:rPr>
+        <w:t xml:space="preserve">A technical account of the CMT library's object/inject mechanism</w:t>
+      </w:r>
+    </w:p>
+    <w:p>
+      <w:pPr>
+        <w:suppressAutoHyphens w:val="true"/>
+        <w:spacing w:before="0" w:after="400" w:line="240"/>
+        <w:ind w:right="0" w:left="0" w:firstLine="0"/>
+        <w:jc w:val="center"/>
+        <w:rPr>
+          <w:rFonts w:ascii="Calibri" w:hAnsi="Calibri" w:cs="Calibri" w:eastAsia="Calibri"/>
+          <w:color w:val="auto"/>
+          <w:spacing w:val="0"/>
+          <w:position w:val="0"/>
+          <w:sz w:val="22"/>
+          <w:shd w:fill="auto" w:val="clear"/>
+        </w:rPr>
+      </w:pPr>
+      <w:r>
+        <w:rPr>
+          <w:rFonts w:ascii="Cambria" w:hAnsi="Cambria" w:cs="Cambria" w:eastAsia="Cambria"/>
+          <w:i/>
+          <w:color w:val="808080"/>
+          <w:spacing w:val="0"/>
+          <w:position w:val="0"/>
+          <w:sz w:val="20"/>
+          <w:shd w:fill="auto" w:val="clear"/>
+        </w:rPr>
+        <w:t xml:space="preserve">Teoman Deniz - 2026/08/15</w:t>
+      </w:r>
+    </w:p>
+    <w:p>
+      <w:pPr>
+        <w:suppressAutoHyphens w:val="true"/>
+        <w:spacing w:before="400" w:after="200" w:line="240"/>
+        <w:ind w:right="0" w:left="0" w:firstLine="0"/>
+        <w:jc w:val="center"/>
+        <w:rPr>
+          <w:rFonts w:ascii="Calibri" w:hAnsi="Calibri" w:cs="Calibri" w:eastAsia="Calibri"/>
+          <w:color w:val="2E74B5"/>
+          <w:spacing w:val="0"/>
+          <w:position w:val="0"/>
+          <w:sz w:val="32"/>
+          <w:shd w:fill="auto" w:val="clear"/>
+        </w:rPr>
+      </w:pPr>
+      <w:r>
+        <w:rPr>
+          <w:rFonts w:ascii="Cambria" w:hAnsi="Cambria" w:cs="Cambria" w:eastAsia="Cambria"/>
+          <w:b/>
+          <w:color w:val="1F3864"/>
+          <w:spacing w:val="0"/>
+          <w:position w:val="0"/>
+          <w:sz w:val="24"/>
+          <w:shd w:fill="auto" w:val="clear"/>
+        </w:rPr>
+        <w:t xml:space="preserve">Abstract</w:t>
+      </w:r>
+    </w:p>
+    <w:p>
+      <w:pPr>
+        <w:suppressAutoHyphens w:val="true"/>
+        <w:spacing w:before="0" w:after="160" w:line="240"/>
+        <w:ind w:right="0" w:left="0" w:firstLine="0"/>
+        <w:jc w:val="left"/>
+        <w:rPr>
+          <w:rFonts w:ascii="Calibri" w:hAnsi="Calibri" w:cs="Calibri" w:eastAsia="Calibri"/>
+          <w:color w:val="auto"/>
+          <w:spacing w:val="0"/>
+          <w:position w:val="0"/>
+          <w:sz w:val="22"/>
+          <w:shd w:fill="auto" w:val="clear"/>
+        </w:rPr>
+      </w:pPr>
+      <w:r>
+        <w:rPr>
+          <w:rFonts w:ascii="Cambria" w:hAnsi="Cambria" w:cs="Cambria" w:eastAsia="Cambria"/>
+          <w:color w:val="auto"/>
+          <w:spacing w:val="0"/>
+          <w:position w:val="0"/>
+          <w:sz w:val="22"/>
+          <w:shd w:fill="auto" w:val="clear"/>
+        </w:rPr>
+        <w:t xml:space="preserve">Standard C has no notion of a bound method. A function pointer stored in a </w:t>
+      </w:r>
+      <w:r>
+        <w:rPr>
+          <w:rFonts w:ascii="Consolas" w:hAnsi="Consolas" w:cs="Consolas" w:eastAsia="Consolas"/>
+          <w:i/>
+          <w:color w:val="5983B0"/>
+          <w:spacing w:val="0"/>
+          <w:position w:val="0"/>
+          <w:sz w:val="20"/>
+          <w:shd w:fill="F0F0F0" w:val="clear"/>
+        </w:rPr>
+        <w:t xml:space="preserve">struct</w:t>
+      </w:r>
+      <w:r>
+        <w:rPr>
+          <w:rFonts w:ascii="Calibri" w:hAnsi="Calibri" w:cs="Calibri" w:eastAsia="Calibri"/>
+          <w:color w:val="auto"/>
+          <w:spacing w:val="0"/>
+          <w:position w:val="0"/>
+          <w:sz w:val="22"/>
+          <w:shd w:fill="auto" w:val="clear"/>
+        </w:rPr>
+        <w:t xml:space="preserve"> </w:t>
+      </w:r>
+      <w:r>
+        <w:rPr>
+          <w:rFonts w:ascii="Cambria" w:hAnsi="Cambria" w:cs="Cambria" w:eastAsia="Cambria"/>
+          <w:color w:val="auto"/>
+          <w:spacing w:val="0"/>
+          <w:position w:val="0"/>
+          <w:sz w:val="22"/>
+          <w:shd w:fill="auto" w:val="clear"/>
+        </w:rPr>
+        <w:t xml:space="preserve">carries no memory of which instance it belongs to, so every C "object system" is forced to pass the instance explicitly - </w:t>
+      </w:r>
+      <w:r>
+        <w:rPr>
+          <w:rFonts w:ascii="Consolas" w:hAnsi="Consolas" w:cs="Consolas" w:eastAsia="Consolas"/>
+          <w:color w:val="auto"/>
+          <w:spacing w:val="0"/>
+          <w:position w:val="0"/>
+          <w:sz w:val="20"/>
+          <w:shd w:fill="F0F0F0" w:val="clear"/>
+        </w:rPr>
+        <w:t xml:space="preserve">obj-&gt;</w:t>
+      </w:r>
+      <w:r>
+        <w:rPr>
+          <w:rFonts w:ascii="Consolas" w:hAnsi="Consolas" w:cs="Consolas" w:eastAsia="Consolas"/>
+          <w:color w:val="5983B0"/>
+          <w:spacing w:val="0"/>
+          <w:position w:val="0"/>
+          <w:sz w:val="20"/>
+          <w:shd w:fill="F0F0F0" w:val="clear"/>
+        </w:rPr>
+        <w:t xml:space="preserve">method</w:t>
+      </w:r>
+      <w:r>
+        <w:rPr>
+          <w:rFonts w:ascii="Consolas" w:hAnsi="Consolas" w:cs="Consolas" w:eastAsia="Consolas"/>
+          <w:color w:val="auto"/>
+          <w:spacing w:val="0"/>
+          <w:position w:val="0"/>
+          <w:sz w:val="20"/>
+          <w:shd w:fill="F0F0F0" w:val="clear"/>
+        </w:rPr>
+        <w:t xml:space="preserve">(obj, args)</w:t>
+      </w:r>
+      <w:r>
+        <w:rPr>
+          <w:rFonts w:ascii="Cambria" w:hAnsi="Cambria" w:cs="Cambria" w:eastAsia="Cambria"/>
+          <w:color w:val="auto"/>
+          <w:spacing w:val="0"/>
+          <w:position w:val="0"/>
+          <w:sz w:val="22"/>
+          <w:shd w:fill="auto" w:val="clear"/>
+        </w:rPr>
+        <w:t xml:space="preserve"> - or to fake binding with closures that most C compilers don't actually support portably.</w:t>
+      </w:r>
+    </w:p>
+    <w:p>
+      <w:pPr>
+        <w:suppressAutoHyphens w:val="true"/>
+        <w:spacing w:before="0" w:after="160" w:line="240"/>
+        <w:ind w:right="0" w:left="0" w:firstLine="0"/>
+        <w:jc w:val="left"/>
+        <w:rPr>
+          <w:rFonts w:ascii="Calibri" w:hAnsi="Calibri" w:cs="Calibri" w:eastAsia="Calibri"/>
+          <w:color w:val="auto"/>
+          <w:spacing w:val="0"/>
+          <w:position w:val="0"/>
+          <w:sz w:val="22"/>
+          <w:shd w:fill="auto" w:val="clear"/>
+        </w:rPr>
+      </w:pPr>
+      <w:r>
+        <w:rPr>
+          <w:rFonts w:ascii="Cambria" w:hAnsi="Cambria" w:cs="Cambria" w:eastAsia="Cambria"/>
+          <w:color w:val="auto"/>
+          <w:spacing w:val="0"/>
+          <w:position w:val="0"/>
+          <w:sz w:val="22"/>
+          <w:shd w:fill="auto" w:val="clear"/>
+        </w:rPr>
+        <w:t xml:space="preserve">This document describes an alternative: generating a small, per-instance stub of executable machine code at construction time. The stub's only job is to load the instance pointer into a fixed CPU register and jump to the real implementation. Because the callee recovers </w:t>
+      </w:r>
+      <w:r>
+        <w:rPr>
+          <w:rFonts w:ascii="Consolas" w:hAnsi="Consolas" w:cs="Consolas" w:eastAsia="Consolas"/>
+          <w:color w:val="auto"/>
+          <w:spacing w:val="0"/>
+          <w:position w:val="0"/>
+          <w:sz w:val="20"/>
+          <w:shd w:fill="F0F0F0" w:val="clear"/>
+        </w:rPr>
+        <w:t xml:space="preserve">self</w:t>
+      </w:r>
+      <w:r>
+        <w:rPr>
+          <w:rFonts w:ascii="Calibri" w:hAnsi="Calibri" w:cs="Calibri" w:eastAsia="Calibri"/>
+          <w:color w:val="auto"/>
+          <w:spacing w:val="0"/>
+          <w:position w:val="0"/>
+          <w:sz w:val="22"/>
+          <w:shd w:fill="auto" w:val="clear"/>
+        </w:rPr>
+        <w:t xml:space="preserve"> </w:t>
+      </w:r>
+      <w:r>
+        <w:rPr>
+          <w:rFonts w:ascii="Cambria" w:hAnsi="Cambria" w:cs="Cambria" w:eastAsia="Cambria"/>
+          <w:color w:val="auto"/>
+          <w:spacing w:val="0"/>
+          <w:position w:val="0"/>
+          <w:sz w:val="22"/>
+          <w:shd w:fill="auto" w:val="clear"/>
+        </w:rPr>
+        <w:t xml:space="preserve">from that register instead of from its argument list, call sites can look like genuine bound method calls - </w:t>
+      </w:r>
+      <w:r>
+        <w:rPr>
+          <w:rFonts w:ascii="Consolas" w:hAnsi="Consolas" w:cs="Consolas" w:eastAsia="Consolas"/>
+          <w:color w:val="auto"/>
+          <w:spacing w:val="0"/>
+          <w:position w:val="0"/>
+          <w:sz w:val="20"/>
+          <w:shd w:fill="F0F0F0" w:val="clear"/>
+        </w:rPr>
+        <w:t xml:space="preserve">obj-&gt;</w:t>
+      </w:r>
+      <w:r>
+        <w:rPr>
+          <w:rFonts w:ascii="Consolas" w:hAnsi="Consolas" w:cs="Consolas" w:eastAsia="Consolas"/>
+          <w:color w:val="5983B0"/>
+          <w:spacing w:val="0"/>
+          <w:position w:val="0"/>
+          <w:sz w:val="20"/>
+          <w:shd w:fill="F0F0F0" w:val="clear"/>
+        </w:rPr>
+        <w:t xml:space="preserve">method</w:t>
+      </w:r>
+      <w:r>
+        <w:rPr>
+          <w:rFonts w:ascii="Consolas" w:hAnsi="Consolas" w:cs="Consolas" w:eastAsia="Consolas"/>
+          <w:color w:val="auto"/>
+          <w:spacing w:val="0"/>
+          <w:position w:val="0"/>
+          <w:sz w:val="20"/>
+          <w:shd w:fill="F0F0F0" w:val="clear"/>
+        </w:rPr>
+        <w:t xml:space="preserve">(args)</w:t>
+      </w:r>
+      <w:r>
+        <w:rPr>
+          <w:rFonts w:ascii="Cambria" w:hAnsi="Cambria" w:cs="Cambria" w:eastAsia="Cambria"/>
+          <w:color w:val="auto"/>
+          <w:spacing w:val="0"/>
+          <w:position w:val="0"/>
+          <w:sz w:val="22"/>
+          <w:shd w:fill="auto" w:val="clear"/>
+        </w:rPr>
+        <w:t xml:space="preserve"> - while the compiler is never told anything unusual is happening. This is the mechanism behind the CMT library's </w:t>
+      </w:r>
+      <w:r>
+        <w:rPr>
+          <w:rFonts w:ascii="Consolas" w:hAnsi="Consolas" w:cs="Consolas" w:eastAsia="Consolas"/>
+          <w:i/>
+          <w:color w:val="5983B0"/>
+          <w:spacing w:val="0"/>
+          <w:position w:val="0"/>
+          <w:sz w:val="20"/>
+          <w:shd w:fill="F0F0F0" w:val="clear"/>
+        </w:rPr>
+        <w:t xml:space="preserve">object</w:t>
+      </w:r>
+      <w:r>
+        <w:rPr>
+          <w:rFonts w:ascii="Calibri" w:hAnsi="Calibri" w:cs="Calibri" w:eastAsia="Calibri"/>
+          <w:color w:val="auto"/>
+          <w:spacing w:val="0"/>
+          <w:position w:val="0"/>
+          <w:sz w:val="22"/>
+          <w:shd w:fill="auto" w:val="clear"/>
+        </w:rPr>
+        <w:t xml:space="preserve">/</w:t>
+      </w:r>
+      <w:r>
+        <w:rPr>
+          <w:rFonts w:ascii="Consolas" w:hAnsi="Consolas" w:cs="Consolas" w:eastAsia="Consolas"/>
+          <w:color w:val="FF3838"/>
+          <w:spacing w:val="0"/>
+          <w:position w:val="0"/>
+          <w:sz w:val="20"/>
+          <w:shd w:fill="F0F0F0" w:val="clear"/>
+        </w:rPr>
+        <w:t xml:space="preserve">new</w:t>
+      </w:r>
+      <w:r>
+        <w:rPr>
+          <w:rFonts w:ascii="Calibri" w:hAnsi="Calibri" w:cs="Calibri" w:eastAsia="Calibri"/>
+          <w:color w:val="auto"/>
+          <w:spacing w:val="0"/>
+          <w:position w:val="0"/>
+          <w:sz w:val="22"/>
+          <w:shd w:fill="auto" w:val="clear"/>
+        </w:rPr>
+        <w:t xml:space="preserve">/</w:t>
+      </w:r>
+      <w:r>
+        <w:rPr>
+          <w:rFonts w:ascii="Consolas" w:hAnsi="Consolas" w:cs="Consolas" w:eastAsia="Consolas"/>
+          <w:color w:val="FF3838"/>
+          <w:spacing w:val="0"/>
+          <w:position w:val="0"/>
+          <w:sz w:val="20"/>
+          <w:shd w:fill="F0F0F0" w:val="clear"/>
+        </w:rPr>
+        <w:t xml:space="preserve">object__inject</w:t>
+      </w:r>
+      <w:r>
+        <w:rPr>
+          <w:rFonts w:ascii="Calibri" w:hAnsi="Calibri" w:cs="Calibri" w:eastAsia="Calibri"/>
+          <w:color w:val="auto"/>
+          <w:spacing w:val="0"/>
+          <w:position w:val="0"/>
+          <w:sz w:val="22"/>
+          <w:shd w:fill="auto" w:val="clear"/>
+        </w:rPr>
+        <w:t xml:space="preserve"> </w:t>
+      </w:r>
+      <w:r>
+        <w:rPr>
+          <w:rFonts w:ascii="Cambria" w:hAnsi="Cambria" w:cs="Cambria" w:eastAsia="Cambria"/>
+          <w:color w:val="auto"/>
+          <w:spacing w:val="0"/>
+          <w:position w:val="0"/>
+          <w:sz w:val="22"/>
+          <w:shd w:fill="auto" w:val="clear"/>
+        </w:rPr>
+        <w:t xml:space="preserve">family of macros.</w:t>
+      </w:r>
+    </w:p>
+    <w:p>
+      <w:pPr>
+        <w:suppressAutoHyphens w:val="true"/>
+        <w:spacing w:before="0" w:after="160" w:line="240"/>
+        <w:ind w:right="0" w:left="0" w:firstLine="0"/>
+        <w:jc w:val="left"/>
+        <w:rPr>
+          <w:rFonts w:ascii="Cambria" w:hAnsi="Cambria" w:cs="Cambria" w:eastAsia="Cambria"/>
+          <w:color w:val="auto"/>
+          <w:spacing w:val="0"/>
+          <w:position w:val="0"/>
+          <w:sz w:val="22"/>
+          <w:shd w:fill="auto" w:val="clear"/>
+        </w:rPr>
+      </w:pPr>
+      <w:r>
+        <w:rPr>
+          <w:rFonts w:ascii="Cambria" w:hAnsi="Cambria" w:cs="Cambria" w:eastAsia="Cambria"/>
+          <w:color w:val="auto"/>
+          <w:spacing w:val="0"/>
+          <w:position w:val="0"/>
+          <w:sz w:val="22"/>
+          <w:shd w:fill="auto" w:val="clear"/>
+        </w:rPr>
+        <w:t xml:space="preserve">The technique is a </w:t>
+      </w:r>
+      <w:r>
+        <w:rPr>
+          <w:rFonts w:ascii="Cambria" w:hAnsi="Cambria" w:cs="Cambria" w:eastAsia="Cambria"/>
+          <w:b/>
+          <w:color w:val="auto"/>
+          <w:spacing w:val="0"/>
+          <w:position w:val="0"/>
+          <w:sz w:val="22"/>
+          <w:shd w:fill="auto" w:val="clear"/>
+        </w:rPr>
+        <w:t xml:space="preserve">trampoline</w:t>
+      </w:r>
+      <w:r>
+        <w:rPr>
+          <w:rFonts w:ascii="Cambria" w:hAnsi="Cambria" w:cs="Cambria" w:eastAsia="Cambria"/>
+          <w:color w:val="auto"/>
+          <w:spacing w:val="0"/>
+          <w:position w:val="0"/>
+          <w:sz w:val="22"/>
+          <w:shd w:fill="auto" w:val="clear"/>
+        </w:rPr>
+        <w:t xml:space="preserve">, in the same sense the term is used for libffi closures, GCC nested functions, and Objective-C's IMP dispatch: a tiny piece of glue code, generated on the fly, whose only purpose is to bind context before handing off control.</w:t>
+      </w:r>
+    </w:p>
+    <w:p>
+      <w:pPr>
+        <w:suppressAutoHyphens w:val="true"/>
+        <w:spacing w:before="0" w:after="160" w:line="240"/>
+        <w:ind w:right="0" w:left="0" w:firstLine="0"/>
+        <w:jc w:val="left"/>
+        <w:rPr>
+          <w:rFonts w:ascii="Cambria" w:hAnsi="Cambria" w:cs="Cambria" w:eastAsia="Cambria"/>
+          <w:color w:val="auto"/>
+          <w:spacing w:val="0"/>
+          <w:position w:val="0"/>
+          <w:sz w:val="22"/>
+          <w:shd w:fill="auto" w:val="clear"/>
+        </w:rPr>
+      </w:pPr>
+    </w:p>
+    <w:p>
+      <w:pPr>
+        <w:spacing w:before="0" w:after="200" w:line="240"/>
+        <w:ind w:right="0" w:left="0" w:firstLine="0"/>
+        <w:jc w:val="left"/>
+        <w:rPr>
+          <w:rFonts w:ascii="Cambria" w:hAnsi="Cambria" w:cs="Cambria" w:eastAsia="Cambria"/>
+          <w:color w:val="auto"/>
+          <w:spacing w:val="0"/>
+          <w:position w:val="0"/>
+          <w:sz w:val="22"/>
+          <w:shd w:fill="auto" w:val="clear"/>
+        </w:rPr>
+      </w:pPr>
+      <w:r>
+        <w:rPr>
+          <w:rFonts w:ascii="Cambria" w:hAnsi="Cambria" w:cs="Cambria" w:eastAsia="Cambria"/>
+          <w:b/>
+          <w:color w:val="1F3864"/>
+          <w:spacing w:val="0"/>
+          <w:position w:val="0"/>
+          <w:sz w:val="28"/>
+          <w:shd w:fill="auto" w:val="clear"/>
+        </w:rPr>
+        <w:t xml:space="preserve">Contents</w:t>
+      </w:r>
+    </w:p>
+    <w:p>
+      <w:pPr>
+        <w:tabs>
+          <w:tab w:val="right" w:pos="9350" w:leader="dot"/>
+        </w:tabs>
+        <w:spacing w:before="0" w:after="100" w:line="276"/>
+        <w:ind w:right="0" w:left="0" w:firstLine="0"/>
+        <w:jc w:val="left"/>
+        <w:rPr>
+          <w:rFonts w:ascii="Cambria" w:hAnsi="Cambria" w:cs="Cambria" w:eastAsia="Cambria"/>
+          <w:color w:val="auto"/>
+          <w:spacing w:val="0"/>
+          <w:position w:val="0"/>
+          <w:sz w:val="22"/>
+          <w:shd w:fill="auto" w:val="clear"/>
+        </w:rPr>
+      </w:pPr>
+      <w:r>
+        <w:rPr>
+          <w:rFonts w:ascii="Cambria" w:hAnsi="Cambria" w:cs="Cambria" w:eastAsia="Cambria"/>
+          <w:b/>
+          <w:color w:val="000000"/>
+          <w:spacing w:val="0"/>
+          <w:position w:val="0"/>
+          <w:sz w:val="22"/>
+          <w:shd w:fill="auto" w:val="clear"/>
+        </w:rPr>
+        <w:t xml:space="preserve">1.  The Problem: C Has No Bound Methods</w:t>
+      </w:r>
+      <w:r>
+        <w:rPr>
+          <w:rFonts w:ascii="Cambria" w:hAnsi="Cambria" w:cs="Cambria" w:eastAsia="Cambria"/>
+          <w:color w:val="auto"/>
+          <w:spacing w:val="0"/>
+          <w:position w:val="0"/>
+          <w:sz w:val="22"/>
+          <w:shd w:fill="auto" w:val="clear"/>
+        </w:rPr>
+        <w:tab/>
+        <w:t xml:space="preserve">3</w:t>
+      </w:r>
+    </w:p>
+    <w:p>
+      <w:pPr>
+        <w:tabs>
+          <w:tab w:val="right" w:pos="9350" w:leader="dot"/>
+        </w:tabs>
+        <w:spacing w:before="0" w:after="100" w:line="276"/>
+        <w:ind w:right="0" w:left="0" w:firstLine="0"/>
+        <w:jc w:val="left"/>
+        <w:rPr>
+          <w:rFonts w:ascii="Cambria" w:hAnsi="Cambria" w:cs="Cambria" w:eastAsia="Cambria"/>
+          <w:color w:val="auto"/>
+          <w:spacing w:val="0"/>
+          <w:position w:val="0"/>
+          <w:sz w:val="22"/>
+          <w:shd w:fill="auto" w:val="clear"/>
+        </w:rPr>
+      </w:pPr>
+      <w:r>
+        <w:rPr>
+          <w:rFonts w:ascii="Cambria" w:hAnsi="Cambria" w:cs="Cambria" w:eastAsia="Cambria"/>
+          <w:b/>
+          <w:color w:val="000000"/>
+          <w:spacing w:val="0"/>
+          <w:position w:val="0"/>
+          <w:sz w:val="22"/>
+          <w:shd w:fill="auto" w:val="clear"/>
+        </w:rPr>
+        <w:t xml:space="preserve">2.  The Core Idea: Compile the Binding, Not the Behavior</w:t>
+      </w:r>
+      <w:r>
+        <w:rPr>
+          <w:rFonts w:ascii="Cambria" w:hAnsi="Cambria" w:cs="Cambria" w:eastAsia="Cambria"/>
+          <w:color w:val="auto"/>
+          <w:spacing w:val="0"/>
+          <w:position w:val="0"/>
+          <w:sz w:val="22"/>
+          <w:shd w:fill="auto" w:val="clear"/>
+        </w:rPr>
+        <w:tab/>
+      </w:r>
+      <w:r>
+        <w:rPr>
+          <w:rFonts w:ascii="Cambria" w:hAnsi="Cambria" w:cs="Cambria" w:eastAsia="Cambria"/>
+          <w:color w:val="auto"/>
+          <w:spacing w:val="0"/>
+          <w:position w:val="0"/>
+          <w:sz w:val="22"/>
+          <w:shd w:fill="auto" w:val="clear"/>
+        </w:rPr>
+        <w:t xml:space="preserve">4</w:t>
+      </w:r>
+    </w:p>
+    <w:p>
+      <w:pPr>
+        <w:tabs>
+          <w:tab w:val="right" w:pos="9350" w:leader="dot"/>
+        </w:tabs>
+        <w:spacing w:before="0" w:after="100" w:line="276"/>
+        <w:ind w:right="0" w:left="0" w:firstLine="0"/>
+        <w:jc w:val="left"/>
+        <w:rPr>
+          <w:rFonts w:ascii="Cambria" w:hAnsi="Cambria" w:cs="Cambria" w:eastAsia="Cambria"/>
+          <w:color w:val="auto"/>
+          <w:spacing w:val="0"/>
+          <w:position w:val="0"/>
+          <w:sz w:val="22"/>
+          <w:shd w:fill="auto" w:val="clear"/>
+        </w:rPr>
+      </w:pPr>
+      <w:r>
+        <w:rPr>
+          <w:rFonts w:ascii="Cambria" w:hAnsi="Cambria" w:cs="Cambria" w:eastAsia="Cambria"/>
+          <w:b/>
+          <w:color w:val="000000"/>
+          <w:spacing w:val="0"/>
+          <w:position w:val="0"/>
+          <w:sz w:val="22"/>
+          <w:shd w:fill="auto" w:val="clear"/>
+        </w:rPr>
+        <w:t xml:space="preserve">3.  Why a Register, and Why RAX</w:t>
+      </w:r>
+      <w:r>
+        <w:rPr>
+          <w:rFonts w:ascii="Cambria" w:hAnsi="Cambria" w:cs="Cambria" w:eastAsia="Cambria"/>
+          <w:color w:val="auto"/>
+          <w:spacing w:val="0"/>
+          <w:position w:val="0"/>
+          <w:sz w:val="22"/>
+          <w:shd w:fill="auto" w:val="clear"/>
+        </w:rPr>
+        <w:tab/>
+      </w:r>
+      <w:r>
+        <w:rPr>
+          <w:rFonts w:ascii="Cambria" w:hAnsi="Cambria" w:cs="Cambria" w:eastAsia="Cambria"/>
+          <w:color w:val="auto"/>
+          <w:spacing w:val="0"/>
+          <w:position w:val="0"/>
+          <w:sz w:val="22"/>
+          <w:shd w:fill="auto" w:val="clear"/>
+        </w:rPr>
+        <w:t xml:space="preserve">5</w:t>
+      </w:r>
+    </w:p>
+    <w:p>
+      <w:pPr>
+        <w:tabs>
+          <w:tab w:val="right" w:pos="9350" w:leader="dot"/>
+        </w:tabs>
+        <w:spacing w:before="0" w:after="100" w:line="276"/>
+        <w:ind w:right="0" w:left="0" w:firstLine="0"/>
+        <w:jc w:val="left"/>
+        <w:rPr>
+          <w:rFonts w:ascii="Cambria" w:hAnsi="Cambria" w:cs="Cambria" w:eastAsia="Cambria"/>
+          <w:color w:val="auto"/>
+          <w:spacing w:val="0"/>
+          <w:position w:val="0"/>
+          <w:sz w:val="22"/>
+          <w:shd w:fill="auto" w:val="clear"/>
+        </w:rPr>
+      </w:pPr>
+      <w:r>
+        <w:rPr>
+          <w:rFonts w:ascii="Cambria" w:hAnsi="Cambria" w:cs="Cambria" w:eastAsia="Cambria"/>
+          <w:b/>
+          <w:color w:val="000000"/>
+          <w:spacing w:val="0"/>
+          <w:position w:val="0"/>
+          <w:sz w:val="22"/>
+          <w:shd w:fill="auto" w:val="clear"/>
+        </w:rPr>
+        <w:t xml:space="preserve">4.  Anatomy of the Macro Chain</w:t>
+      </w:r>
+      <w:r>
+        <w:rPr>
+          <w:rFonts w:ascii="Cambria" w:hAnsi="Cambria" w:cs="Cambria" w:eastAsia="Cambria"/>
+          <w:color w:val="auto"/>
+          <w:spacing w:val="0"/>
+          <w:position w:val="0"/>
+          <w:sz w:val="22"/>
+          <w:shd w:fill="auto" w:val="clear"/>
+        </w:rPr>
+        <w:tab/>
+      </w:r>
+      <w:r>
+        <w:rPr>
+          <w:rFonts w:ascii="Cambria" w:hAnsi="Cambria" w:cs="Cambria" w:eastAsia="Cambria"/>
+          <w:color w:val="auto"/>
+          <w:spacing w:val="0"/>
+          <w:position w:val="0"/>
+          <w:sz w:val="22"/>
+          <w:shd w:fill="auto" w:val="clear"/>
+        </w:rPr>
+        <w:t xml:space="preserve">6</w:t>
+      </w:r>
+    </w:p>
+    <w:p>
+      <w:pPr>
+        <w:tabs>
+          <w:tab w:val="right" w:pos="9350" w:leader="dot"/>
+        </w:tabs>
+        <w:spacing w:before="0" w:after="100" w:line="276"/>
+        <w:ind w:right="0" w:left="0" w:firstLine="0"/>
+        <w:jc w:val="left"/>
+        <w:rPr>
+          <w:rFonts w:ascii="Cambria" w:hAnsi="Cambria" w:cs="Cambria" w:eastAsia="Cambria"/>
+          <w:color w:val="auto"/>
+          <w:spacing w:val="0"/>
+          <w:position w:val="0"/>
+          <w:sz w:val="22"/>
+          <w:shd w:fill="auto" w:val="clear"/>
+        </w:rPr>
+      </w:pPr>
+      <w:r>
+        <w:rPr>
+          <w:rFonts w:ascii="Cambria" w:hAnsi="Cambria" w:cs="Cambria" w:eastAsia="Cambria"/>
+          <w:b/>
+          <w:color w:val="000000"/>
+          <w:spacing w:val="0"/>
+          <w:position w:val="0"/>
+          <w:sz w:val="22"/>
+          <w:shd w:fill="auto" w:val="clear"/>
+        </w:rPr>
+        <w:t xml:space="preserve">5.  Full Path of One Call</w:t>
+      </w:r>
+      <w:r>
+        <w:rPr>
+          <w:rFonts w:ascii="Cambria" w:hAnsi="Cambria" w:cs="Cambria" w:eastAsia="Cambria"/>
+          <w:color w:val="auto"/>
+          <w:spacing w:val="0"/>
+          <w:position w:val="0"/>
+          <w:sz w:val="22"/>
+          <w:shd w:fill="auto" w:val="clear"/>
+        </w:rPr>
+        <w:tab/>
+      </w:r>
+      <w:r>
+        <w:rPr>
+          <w:rFonts w:ascii="Cambria" w:hAnsi="Cambria" w:cs="Cambria" w:eastAsia="Cambria"/>
+          <w:color w:val="auto"/>
+          <w:spacing w:val="0"/>
+          <w:position w:val="0"/>
+          <w:sz w:val="22"/>
+          <w:shd w:fill="auto" w:val="clear"/>
+        </w:rPr>
+        <w:t xml:space="preserve">8</w:t>
+      </w:r>
+    </w:p>
+    <w:p>
+      <w:pPr>
+        <w:tabs>
+          <w:tab w:val="right" w:pos="9350" w:leader="dot"/>
+        </w:tabs>
+        <w:spacing w:before="0" w:after="100" w:line="276"/>
+        <w:ind w:right="0" w:left="0" w:firstLine="0"/>
+        <w:jc w:val="left"/>
+        <w:rPr>
+          <w:rFonts w:ascii="Cambria" w:hAnsi="Cambria" w:cs="Cambria" w:eastAsia="Cambria"/>
+          <w:color w:val="auto"/>
+          <w:spacing w:val="0"/>
+          <w:position w:val="0"/>
+          <w:sz w:val="22"/>
+          <w:shd w:fill="auto" w:val="clear"/>
+        </w:rPr>
+      </w:pPr>
+      <w:r>
+        <w:rPr>
+          <w:rFonts w:ascii="Cambria" w:hAnsi="Cambria" w:cs="Cambria" w:eastAsia="Cambria"/>
+          <w:b/>
+          <w:color w:val="000000"/>
+          <w:spacing w:val="0"/>
+          <w:position w:val="0"/>
+          <w:sz w:val="22"/>
+          <w:shd w:fill="auto" w:val="clear"/>
+        </w:rPr>
+        <w:t xml:space="preserve">6.  Per-Instance Cost and Isolation</w:t>
+      </w:r>
+      <w:r>
+        <w:rPr>
+          <w:rFonts w:ascii="Cambria" w:hAnsi="Cambria" w:cs="Cambria" w:eastAsia="Cambria"/>
+          <w:color w:val="auto"/>
+          <w:spacing w:val="0"/>
+          <w:position w:val="0"/>
+          <w:sz w:val="22"/>
+          <w:shd w:fill="auto" w:val="clear"/>
+        </w:rPr>
+        <w:tab/>
+      </w:r>
+      <w:r>
+        <w:rPr>
+          <w:rFonts w:ascii="Cambria" w:hAnsi="Cambria" w:cs="Cambria" w:eastAsia="Cambria"/>
+          <w:color w:val="auto"/>
+          <w:spacing w:val="0"/>
+          <w:position w:val="0"/>
+          <w:sz w:val="22"/>
+          <w:shd w:fill="auto" w:val="clear"/>
+        </w:rPr>
+        <w:t xml:space="preserve">8</w:t>
+      </w:r>
+    </w:p>
+    <w:p>
+      <w:pPr>
+        <w:tabs>
+          <w:tab w:val="right" w:pos="9350" w:leader="dot"/>
+        </w:tabs>
+        <w:spacing w:before="0" w:after="100" w:line="276"/>
+        <w:ind w:right="0" w:left="0" w:firstLine="0"/>
+        <w:jc w:val="left"/>
+        <w:rPr>
+          <w:rFonts w:ascii="Cambria" w:hAnsi="Cambria" w:cs="Cambria" w:eastAsia="Cambria"/>
+          <w:color w:val="auto"/>
+          <w:spacing w:val="0"/>
+          <w:position w:val="0"/>
+          <w:sz w:val="22"/>
+          <w:shd w:fill="auto" w:val="clear"/>
+        </w:rPr>
+      </w:pPr>
+      <w:r>
+        <w:rPr>
+          <w:rFonts w:ascii="Cambria" w:hAnsi="Cambria" w:cs="Cambria" w:eastAsia="Cambria"/>
+          <w:b/>
+          <w:color w:val="000000"/>
+          <w:spacing w:val="0"/>
+          <w:position w:val="0"/>
+          <w:sz w:val="22"/>
+          <w:shd w:fill="auto" w:val="clear"/>
+        </w:rPr>
+        <w:t xml:space="preserve">7.  Safety Notes</w:t>
+      </w:r>
+      <w:r>
+        <w:rPr>
+          <w:rFonts w:ascii="Cambria" w:hAnsi="Cambria" w:cs="Cambria" w:eastAsia="Cambria"/>
+          <w:color w:val="auto"/>
+          <w:spacing w:val="0"/>
+          <w:position w:val="0"/>
+          <w:sz w:val="22"/>
+          <w:shd w:fill="auto" w:val="clear"/>
+        </w:rPr>
+        <w:tab/>
+      </w:r>
+      <w:r>
+        <w:rPr>
+          <w:rFonts w:ascii="Cambria" w:hAnsi="Cambria" w:cs="Cambria" w:eastAsia="Cambria"/>
+          <w:color w:val="auto"/>
+          <w:spacing w:val="0"/>
+          <w:position w:val="0"/>
+          <w:sz w:val="22"/>
+          <w:shd w:fill="auto" w:val="clear"/>
+        </w:rPr>
+        <w:t xml:space="preserve">9</w:t>
+      </w:r>
+    </w:p>
+    <w:p>
+      <w:pPr>
+        <w:tabs>
+          <w:tab w:val="right" w:pos="9350" w:leader="dot"/>
+        </w:tabs>
+        <w:spacing w:before="0" w:after="100" w:line="276"/>
+        <w:ind w:right="0" w:left="0" w:firstLine="0"/>
+        <w:jc w:val="left"/>
+        <w:rPr>
+          <w:rFonts w:ascii="Cambria" w:hAnsi="Cambria" w:cs="Cambria" w:eastAsia="Cambria"/>
+          <w:color w:val="auto"/>
+          <w:spacing w:val="0"/>
+          <w:position w:val="0"/>
+          <w:sz w:val="22"/>
+          <w:shd w:fill="auto" w:val="clear"/>
+        </w:rPr>
+      </w:pPr>
+      <w:r>
+        <w:rPr>
+          <w:rFonts w:ascii="Cambria" w:hAnsi="Cambria" w:cs="Cambria" w:eastAsia="Cambria"/>
+          <w:b/>
+          <w:color w:val="000000"/>
+          <w:spacing w:val="0"/>
+          <w:position w:val="0"/>
+          <w:sz w:val="22"/>
+          <w:shd w:fill="auto" w:val="clear"/>
+        </w:rPr>
+        <w:t xml:space="preserve">8.  Summary</w:t>
+      </w:r>
+      <w:r>
+        <w:rPr>
+          <w:rFonts w:ascii="Cambria" w:hAnsi="Cambria" w:cs="Cambria" w:eastAsia="Cambria"/>
+          <w:color w:val="auto"/>
+          <w:spacing w:val="0"/>
+          <w:position w:val="0"/>
+          <w:sz w:val="22"/>
+          <w:shd w:fill="auto" w:val="clear"/>
+        </w:rPr>
+        <w:tab/>
+      </w:r>
+      <w:r>
+        <w:rPr>
+          <w:rFonts w:ascii="Cambria" w:hAnsi="Cambria" w:cs="Cambria" w:eastAsia="Cambria"/>
+          <w:color w:val="auto"/>
+          <w:spacing w:val="0"/>
+          <w:position w:val="0"/>
+          <w:sz w:val="22"/>
+          <w:shd w:fill="auto" w:val="clear"/>
+        </w:rPr>
+        <w:t xml:space="preserve">9</w:t>
+      </w:r>
+    </w:p>
+    <w:p>
+      <w:pPr>
+        <w:tabs>
+          <w:tab w:val="right" w:pos="9350" w:leader="dot"/>
+        </w:tabs>
+        <w:spacing w:before="0" w:after="100" w:line="276"/>
+        <w:ind w:right="0" w:left="0" w:firstLine="0"/>
+        <w:jc w:val="left"/>
+        <w:rPr>
+          <w:rFonts w:ascii="Calibri" w:hAnsi="Calibri" w:cs="Calibri" w:eastAsia="Calibri"/>
+          <w:color w:val="2E74B5"/>
+          <w:spacing w:val="0"/>
+          <w:position w:val="0"/>
+          <w:sz w:val="32"/>
+          <w:shd w:fill="auto" w:val="clear"/>
+        </w:rPr>
+      </w:pPr>
+    </w:p>
+    <w:p>
+      <w:pPr>
+        <w:suppressAutoHyphens w:val="true"/>
         <w:spacing w:before="400" w:after="200" w:line="240"/>
         <w:ind w:right="0" w:left="0" w:firstLine="0"/>
         <w:jc w:val="left"/>
@@ -127,18 +1008,20 @@
       </w:pPr>
       <w:r>
         <w:rPr>
-          <w:rFonts w:ascii="Calibri" w:hAnsi="Calibri" w:cs="Calibri" w:eastAsia="Calibri"/>
-          <w:color w:val="2E74B5"/>
-          <w:spacing w:val="0"/>
-          <w:position w:val="0"/>
-          <w:sz w:val="32"/>
-          <w:shd w:fill="auto" w:val="clear"/>
-        </w:rPr>
-        <w:t xml:space="preserve">Abstract</w:t>
+          <w:rFonts w:ascii="Cambria" w:hAnsi="Cambria" w:cs="Cambria" w:eastAsia="Cambria"/>
+          <w:b/>
+          <w:color w:val="1F3864"/>
+          <w:spacing w:val="0"/>
+          <w:position w:val="0"/>
+          <w:sz w:val="30"/>
+          <w:shd w:fill="auto" w:val="clear"/>
+        </w:rPr>
+        <w:t xml:space="preserve">1.  The Problem: C Has No Bound Methods</w:t>
       </w:r>
     </w:p>
     <w:p>
       <w:pPr>
+        <w:suppressAutoHyphens w:val="true"/>
         <w:spacing w:before="0" w:after="160" w:line="240"/>
         <w:ind w:right="0" w:left="0" w:firstLine="0"/>
         <w:jc w:val="left"/>
@@ -153,288 +1036,7 @@
       </w:pPr>
       <w:r>
         <w:rPr>
-          <w:rFonts w:ascii="Calibri" w:hAnsi="Calibri" w:cs="Calibri" w:eastAsia="Calibri"/>
-          <w:color w:val="auto"/>
-          <w:spacing w:val="0"/>
-          <w:position w:val="0"/>
-          <w:sz w:val="22"/>
-          <w:shd w:fill="auto" w:val="clear"/>
-        </w:rPr>
-        <w:t xml:space="preserve">Standard C has no notion of a bound method. A function pointer stored in a </w:t>
-      </w:r>
-      <w:r>
-        <w:rPr>
-          <w:rFonts w:ascii="Consolas" w:hAnsi="Consolas" w:cs="Consolas" w:eastAsia="Consolas"/>
-          <w:color w:val="auto"/>
-          <w:spacing w:val="0"/>
-          <w:position w:val="0"/>
-          <w:sz w:val="20"/>
-          <w:shd w:fill="F0F0F0" w:val="clear"/>
-        </w:rPr>
-        <w:t xml:space="preserve">struct</w:t>
-      </w:r>
-      <w:r>
-        <w:rPr>
-          <w:rFonts w:ascii="Calibri" w:hAnsi="Calibri" w:cs="Calibri" w:eastAsia="Calibri"/>
-          <w:color w:val="auto"/>
-          <w:spacing w:val="0"/>
-          <w:position w:val="0"/>
-          <w:sz w:val="22"/>
-          <w:shd w:fill="auto" w:val="clear"/>
-        </w:rPr>
-        <w:t xml:space="preserve"> carries no memory of which instance it belongs to, so every C "object system" is forced to pass the instance explicitly - </w:t>
-      </w:r>
-      <w:r>
-        <w:rPr>
-          <w:rFonts w:ascii="Consolas" w:hAnsi="Consolas" w:cs="Consolas" w:eastAsia="Consolas"/>
-          <w:color w:val="auto"/>
-          <w:spacing w:val="0"/>
-          <w:position w:val="0"/>
-          <w:sz w:val="20"/>
-          <w:shd w:fill="F0F0F0" w:val="clear"/>
-        </w:rPr>
-        <w:t xml:space="preserve">obj-&gt;method(obj, args)</w:t>
-      </w:r>
-      <w:r>
-        <w:rPr>
-          <w:rFonts w:ascii="Calibri" w:hAnsi="Calibri" w:cs="Calibri" w:eastAsia="Calibri"/>
-          <w:color w:val="auto"/>
-          <w:spacing w:val="0"/>
-          <w:position w:val="0"/>
-          <w:sz w:val="22"/>
-          <w:shd w:fill="auto" w:val="clear"/>
-        </w:rPr>
-        <w:t xml:space="preserve"> - or to fake binding with closures that most C compilers don't actually support portably.</w:t>
-      </w:r>
-    </w:p>
-    <w:p>
-      <w:pPr>
-        <w:spacing w:before="0" w:after="160" w:line="240"/>
-        <w:ind w:right="0" w:left="0" w:firstLine="0"/>
-        <w:jc w:val="left"/>
-        <w:rPr>
-          <w:rFonts w:ascii="Calibri" w:hAnsi="Calibri" w:cs="Calibri" w:eastAsia="Calibri"/>
-          <w:color w:val="auto"/>
-          <w:spacing w:val="0"/>
-          <w:position w:val="0"/>
-          <w:sz w:val="22"/>
-          <w:shd w:fill="auto" w:val="clear"/>
-        </w:rPr>
-      </w:pPr>
-      <w:r>
-        <w:rPr>
-          <w:rFonts w:ascii="Calibri" w:hAnsi="Calibri" w:cs="Calibri" w:eastAsia="Calibri"/>
-          <w:color w:val="auto"/>
-          <w:spacing w:val="0"/>
-          <w:position w:val="0"/>
-          <w:sz w:val="22"/>
-          <w:shd w:fill="auto" w:val="clear"/>
-        </w:rPr>
-        <w:t xml:space="preserve">This document describes an alternative: generating a small, per-instance stub of executable machine code at construction time. The stub's only job is to load the instance pointer into a fixed CPU register and jump to the real implementation. Because the callee recovers </w:t>
-      </w:r>
-      <w:r>
-        <w:rPr>
-          <w:rFonts w:ascii="Consolas" w:hAnsi="Consolas" w:cs="Consolas" w:eastAsia="Consolas"/>
-          <w:color w:val="auto"/>
-          <w:spacing w:val="0"/>
-          <w:position w:val="0"/>
-          <w:sz w:val="20"/>
-          <w:shd w:fill="F0F0F0" w:val="clear"/>
-        </w:rPr>
-        <w:t xml:space="preserve">self</w:t>
-      </w:r>
-      <w:r>
-        <w:rPr>
-          <w:rFonts w:ascii="Calibri" w:hAnsi="Calibri" w:cs="Calibri" w:eastAsia="Calibri"/>
-          <w:color w:val="auto"/>
-          <w:spacing w:val="0"/>
-          <w:position w:val="0"/>
-          <w:sz w:val="22"/>
-          <w:shd w:fill="auto" w:val="clear"/>
-        </w:rPr>
-        <w:t xml:space="preserve"> from that register instead of from its argument list, call sites can look like genuine bound method calls - </w:t>
-      </w:r>
-      <w:r>
-        <w:rPr>
-          <w:rFonts w:ascii="Consolas" w:hAnsi="Consolas" w:cs="Consolas" w:eastAsia="Consolas"/>
-          <w:color w:val="auto"/>
-          <w:spacing w:val="0"/>
-          <w:position w:val="0"/>
-          <w:sz w:val="20"/>
-          <w:shd w:fill="F0F0F0" w:val="clear"/>
-        </w:rPr>
-        <w:t xml:space="preserve">obj-&gt;method(args)</w:t>
-      </w:r>
-      <w:r>
-        <w:rPr>
-          <w:rFonts w:ascii="Calibri" w:hAnsi="Calibri" w:cs="Calibri" w:eastAsia="Calibri"/>
-          <w:color w:val="auto"/>
-          <w:spacing w:val="0"/>
-          <w:position w:val="0"/>
-          <w:sz w:val="22"/>
-          <w:shd w:fill="auto" w:val="clear"/>
-        </w:rPr>
-        <w:t xml:space="preserve"> - while the compiler is never told anything unusual is happening. This is the mechanism behind the CMT library's </w:t>
-      </w:r>
-      <w:r>
-        <w:rPr>
-          <w:rFonts w:ascii="Consolas" w:hAnsi="Consolas" w:cs="Consolas" w:eastAsia="Consolas"/>
-          <w:color w:val="auto"/>
-          <w:spacing w:val="0"/>
-          <w:position w:val="0"/>
-          <w:sz w:val="20"/>
-          <w:shd w:fill="F0F0F0" w:val="clear"/>
-        </w:rPr>
-        <w:t xml:space="preserve">object</w:t>
-      </w:r>
-      <w:r>
-        <w:rPr>
-          <w:rFonts w:ascii="Calibri" w:hAnsi="Calibri" w:cs="Calibri" w:eastAsia="Calibri"/>
-          <w:color w:val="auto"/>
-          <w:spacing w:val="0"/>
-          <w:position w:val="0"/>
-          <w:sz w:val="22"/>
-          <w:shd w:fill="auto" w:val="clear"/>
-        </w:rPr>
-        <w:t xml:space="preserve">/</w:t>
-      </w:r>
-      <w:r>
-        <w:rPr>
-          <w:rFonts w:ascii="Consolas" w:hAnsi="Consolas" w:cs="Consolas" w:eastAsia="Consolas"/>
-          <w:color w:val="auto"/>
-          <w:spacing w:val="0"/>
-          <w:position w:val="0"/>
-          <w:sz w:val="20"/>
-          <w:shd w:fill="F0F0F0" w:val="clear"/>
-        </w:rPr>
-        <w:t xml:space="preserve">new</w:t>
-      </w:r>
-      <w:r>
-        <w:rPr>
-          <w:rFonts w:ascii="Calibri" w:hAnsi="Calibri" w:cs="Calibri" w:eastAsia="Calibri"/>
-          <w:color w:val="auto"/>
-          <w:spacing w:val="0"/>
-          <w:position w:val="0"/>
-          <w:sz w:val="22"/>
-          <w:shd w:fill="auto" w:val="clear"/>
-        </w:rPr>
-        <w:t xml:space="preserve">/</w:t>
-      </w:r>
-      <w:r>
-        <w:rPr>
-          <w:rFonts w:ascii="Consolas" w:hAnsi="Consolas" w:cs="Consolas" w:eastAsia="Consolas"/>
-          <w:color w:val="auto"/>
-          <w:spacing w:val="0"/>
-          <w:position w:val="0"/>
-          <w:sz w:val="20"/>
-          <w:shd w:fill="F0F0F0" w:val="clear"/>
-        </w:rPr>
-        <w:t xml:space="preserve">object__inject</w:t>
-      </w:r>
-      <w:r>
-        <w:rPr>
-          <w:rFonts w:ascii="Calibri" w:hAnsi="Calibri" w:cs="Calibri" w:eastAsia="Calibri"/>
-          <w:color w:val="auto"/>
-          <w:spacing w:val="0"/>
-          <w:position w:val="0"/>
-          <w:sz w:val="22"/>
-          <w:shd w:fill="auto" w:val="clear"/>
-        </w:rPr>
-        <w:t xml:space="preserve"> family of macros.</w:t>
-      </w:r>
-    </w:p>
-    <w:p>
-      <w:pPr>
-        <w:spacing w:before="0" w:after="160" w:line="240"/>
-        <w:ind w:right="0" w:left="0" w:firstLine="0"/>
-        <w:jc w:val="left"/>
-        <w:rPr>
-          <w:rFonts w:ascii="Calibri" w:hAnsi="Calibri" w:cs="Calibri" w:eastAsia="Calibri"/>
-          <w:color w:val="auto"/>
-          <w:spacing w:val="0"/>
-          <w:position w:val="0"/>
-          <w:sz w:val="22"/>
-          <w:shd w:fill="auto" w:val="clear"/>
-        </w:rPr>
-      </w:pPr>
-      <w:r>
-        <w:rPr>
-          <w:rFonts w:ascii="Calibri" w:hAnsi="Calibri" w:cs="Calibri" w:eastAsia="Calibri"/>
-          <w:color w:val="auto"/>
-          <w:spacing w:val="0"/>
-          <w:position w:val="0"/>
-          <w:sz w:val="22"/>
-          <w:shd w:fill="auto" w:val="clear"/>
-        </w:rPr>
-        <w:t xml:space="preserve">The technique is a </w:t>
-      </w:r>
-      <w:r>
-        <w:rPr>
-          <w:rFonts w:ascii="Calibri" w:hAnsi="Calibri" w:cs="Calibri" w:eastAsia="Calibri"/>
-          <w:b/>
-          <w:color w:val="auto"/>
-          <w:spacing w:val="0"/>
-          <w:position w:val="0"/>
-          <w:sz w:val="22"/>
-          <w:shd w:fill="auto" w:val="clear"/>
-        </w:rPr>
-        <w:t xml:space="preserve">trampoline</w:t>
-      </w:r>
-      <w:r>
-        <w:rPr>
-          <w:rFonts w:ascii="Calibri" w:hAnsi="Calibri" w:cs="Calibri" w:eastAsia="Calibri"/>
-          <w:color w:val="auto"/>
-          <w:spacing w:val="0"/>
-          <w:position w:val="0"/>
-          <w:sz w:val="22"/>
-          <w:shd w:fill="auto" w:val="clear"/>
-        </w:rPr>
-        <w:t xml:space="preserve">, in the same sense the term is used for libffi closures, GCC nested functions, and Objective-C's IMP dispatch: a tiny piece of glue code, generated on the fly, whose only purpose is to bind context before handing off control.</w:t>
-      </w:r>
-    </w:p>
-    <w:p>
-      <w:pPr>
-        <w:spacing w:before="400" w:after="200" w:line="240"/>
-        <w:ind w:right="0" w:left="0" w:firstLine="0"/>
-        <w:jc w:val="left"/>
-        <w:rPr>
-          <w:rFonts w:ascii="Calibri" w:hAnsi="Calibri" w:cs="Calibri" w:eastAsia="Calibri"/>
-          <w:color w:val="2E74B5"/>
-          <w:spacing w:val="0"/>
-          <w:position w:val="0"/>
-          <w:sz w:val="32"/>
-          <w:shd w:fill="auto" w:val="clear"/>
-        </w:rPr>
-      </w:pPr>
-      <w:r>
-        <w:rPr>
-          <w:rFonts w:ascii="Calibri" w:hAnsi="Calibri" w:cs="Calibri" w:eastAsia="Calibri"/>
-          <w:color w:val="2E74B5"/>
-          <w:spacing w:val="0"/>
-          <w:position w:val="0"/>
-          <w:sz w:val="32"/>
-          <w:shd w:fill="auto" w:val="clear"/>
-        </w:rPr>
-        <w:t xml:space="preserve">1. The Problem: C Has No Bound Methods</w:t>
-      </w:r>
-    </w:p>
-    <w:p>
-      <w:pPr>
-        <w:spacing w:before="0" w:after="160" w:line="240"/>
-        <w:ind w:right="0" w:left="0" w:firstLine="0"/>
-        <w:jc w:val="left"/>
-        <w:rPr>
-          <w:rFonts w:ascii="Calibri" w:hAnsi="Calibri" w:cs="Calibri" w:eastAsia="Calibri"/>
-          <w:color w:val="auto"/>
-          <w:spacing w:val="0"/>
-          <w:position w:val="0"/>
-          <w:sz w:val="22"/>
-          <w:shd w:fill="auto" w:val="clear"/>
-        </w:rPr>
-      </w:pPr>
-      <w:r>
-        <w:rPr>
-          <w:rFonts w:ascii="Calibri" w:hAnsi="Calibri" w:cs="Calibri" w:eastAsia="Calibri"/>
+          <w:rFonts w:ascii="Cambria" w:hAnsi="Cambria" w:cs="Cambria" w:eastAsia="Cambria"/>
           <w:color w:val="auto"/>
           <w:spacing w:val="0"/>
           <w:position w:val="0"/>
@@ -445,9 +1047,11 @@
       </w:r>
     </w:p>
     <w:tbl>
-      <w:tblPr/>
+      <w:tblPr>
+        <w:tblInd w:w="155" w:type="dxa"/>
+      </w:tblPr>
       <w:tblGrid>
-        <w:gridCol w:w="8271"/>
+        <w:gridCol w:w="9345"/>
       </w:tblGrid>
       <w:tr>
         <w:trPr>
@@ -456,7 +1060,7 @@
         </w:trPr>
         <w:tc>
           <w:tcPr>
-            <w:tcW w:w="8271" w:type="dxa"/>
+            <w:tcW w:w="9345" w:type="dxa"/>
             <w:tcBorders>
               <w:top w:val="single" w:color="d0d0d0" w:sz="4"/>
               <w:left w:val="single" w:color="d0d0d0" w:sz="4"/>
@@ -472,6 +1076,7 @@
           </w:tcPr>
           <w:p>
             <w:pPr>
+              <w:suppressAutoHyphens w:val="true"/>
               <w:spacing w:before="0" w:after="0" w:line="240"/>
               <w:ind w:right="0" w:left="0" w:firstLine="0"/>
               <w:jc w:val="left"/>
@@ -487,17 +1092,52 @@
             <w:r>
               <w:rPr>
                 <w:rFonts w:ascii="Consolas" w:hAnsi="Consolas" w:cs="Consolas" w:eastAsia="Consolas"/>
-                <w:color w:val="auto"/>
-                <w:spacing w:val="0"/>
-                <w:position w:val="0"/>
-                <w:sz w:val="19"/>
-                <w:shd w:fill="auto" w:val="clear"/>
-              </w:rPr>
-              <w:t xml:space="preserve">struct object {</w:t>
+                <w:i/>
+                <w:color w:val="5983B0"/>
+                <w:spacing w:val="0"/>
+                <w:position w:val="0"/>
+                <w:sz w:val="19"/>
+                <w:shd w:fill="auto" w:val="clear"/>
+              </w:rPr>
+              <w:t xml:space="preserve">struct</w:t>
+            </w:r>
+            <w:r>
+              <w:rPr>
+                <w:rFonts w:ascii="Consolas" w:hAnsi="Consolas" w:cs="Consolas" w:eastAsia="Consolas"/>
+                <w:color w:val="auto"/>
+                <w:spacing w:val="0"/>
+                <w:position w:val="0"/>
+                <w:sz w:val="19"/>
+                <w:shd w:fill="auto" w:val="clear"/>
+              </w:rPr>
+              <w:t xml:space="preserve"> </w:t>
+            </w:r>
+            <w:r>
+              <w:rPr>
+                <w:rFonts w:ascii="Consolas" w:hAnsi="Consolas" w:cs="Consolas" w:eastAsia="Consolas"/>
+                <w:color w:val="069A2E"/>
+                <w:spacing w:val="0"/>
+                <w:position w:val="0"/>
+                <w:sz w:val="19"/>
+                <w:shd w:fill="auto" w:val="clear"/>
+              </w:rPr>
+              <w:t xml:space="preserve">object</w:t>
+            </w:r>
+            <w:r>
+              <w:rPr>
+                <w:rFonts w:ascii="Consolas" w:hAnsi="Consolas" w:cs="Consolas" w:eastAsia="Consolas"/>
+                <w:color w:val="auto"/>
+                <w:spacing w:val="0"/>
+                <w:position w:val="0"/>
+                <w:sz w:val="19"/>
+                <w:shd w:fill="auto" w:val="clear"/>
+              </w:rPr>
+              <w:t xml:space="preserve"> {</w:t>
             </w:r>
           </w:p>
           <w:p>
             <w:pPr>
+              <w:suppressAutoHyphens w:val="true"/>
               <w:spacing w:before="0" w:after="0" w:line="240"/>
               <w:ind w:right="0" w:left="0" w:firstLine="0"/>
               <w:jc w:val="left"/>
@@ -519,16 +1159,84 @@
                 <w:sz w:val="19"/>
                 <w:shd w:fill="auto" w:val="clear"/>
               </w:rPr>
-              <w:t xml:space="preserve">    void (*add)(int);</w:t>
+              <w:t xml:space="preserve">    </w:t>
+            </w:r>
+            <w:r>
+              <w:rPr>
+                <w:rFonts w:ascii="Consolas" w:hAnsi="Consolas" w:cs="Consolas" w:eastAsia="Consolas"/>
+                <w:i/>
+                <w:color w:val="5983B0"/>
+                <w:spacing w:val="0"/>
+                <w:position w:val="0"/>
+                <w:sz w:val="19"/>
+                <w:shd w:fill="auto" w:val="clear"/>
+              </w:rPr>
+              <w:t xml:space="preserve">void</w:t>
+            </w:r>
+            <w:r>
+              <w:rPr>
+                <w:rFonts w:ascii="Consolas" w:hAnsi="Consolas" w:cs="Consolas" w:eastAsia="Consolas"/>
+                <w:color w:val="auto"/>
+                <w:spacing w:val="0"/>
+                <w:position w:val="0"/>
+                <w:sz w:val="19"/>
+                <w:shd w:fill="auto" w:val="clear"/>
+              </w:rPr>
+              <w:t xml:space="preserve"> (</w:t>
+            </w:r>
+            <w:r>
+              <w:rPr>
+                <w:rFonts w:ascii="Consolas" w:hAnsi="Consolas" w:cs="Consolas" w:eastAsia="Consolas"/>
+                <w:color w:val="FF3838"/>
+                <w:spacing w:val="0"/>
+                <w:position w:val="0"/>
+                <w:sz w:val="19"/>
+                <w:shd w:fill="auto" w:val="clear"/>
+              </w:rPr>
+              <w:t xml:space="preserve">*</w:t>
+            </w:r>
+            <w:r>
+              <w:rPr>
+                <w:rFonts w:ascii="Consolas" w:hAnsi="Consolas" w:cs="Consolas" w:eastAsia="Consolas"/>
+                <w:color w:val="auto"/>
+                <w:spacing w:val="0"/>
+                <w:position w:val="0"/>
+                <w:sz w:val="19"/>
+                <w:shd w:fill="auto" w:val="clear"/>
+              </w:rPr>
+              <w:t xml:space="preserve">add)(</w:t>
+            </w:r>
+            <w:r>
+              <w:rPr>
+                <w:rFonts w:ascii="Consolas" w:hAnsi="Consolas" w:cs="Consolas" w:eastAsia="Consolas"/>
+                <w:i/>
+                <w:color w:val="5983B0"/>
+                <w:spacing w:val="0"/>
+                <w:position w:val="0"/>
+                <w:sz w:val="19"/>
+                <w:shd w:fill="auto" w:val="clear"/>
+              </w:rPr>
+              <w:t xml:space="preserve">int</w:t>
+            </w:r>
+            <w:r>
+              <w:rPr>
+                <w:rFonts w:ascii="Consolas" w:hAnsi="Consolas" w:cs="Consolas" w:eastAsia="Consolas"/>
+                <w:color w:val="auto"/>
+                <w:spacing w:val="0"/>
+                <w:position w:val="0"/>
+                <w:sz w:val="19"/>
+                <w:shd w:fill="auto" w:val="clear"/>
+              </w:rPr>
+              <w:t xml:space="preserve">);</w:t>
             </w:r>
           </w:p>
           <w:p>
             <w:pPr>
+              <w:suppressAutoHyphens w:val="true"/>
               <w:spacing w:before="0" w:after="0" w:line="240"/>
               <w:ind w:right="0" w:left="0" w:firstLine="0"/>
               <w:jc w:val="left"/>
               <w:rPr>
-                <w:color w:val="auto"/>
                 <w:spacing w:val="0"/>
                 <w:position w:val="0"/>
               </w:rPr>
@@ -550,6 +1258,7 @@
     </w:tbl>
     <w:p>
       <w:pPr>
+        <w:suppressAutoHyphens w:val="true"/>
         <w:spacing w:before="0" w:after="200" w:line="240"/>
         <w:ind w:right="0" w:left="0" w:firstLine="0"/>
         <w:jc w:val="left"/>
@@ -565,6 +1274,7 @@
     </w:p>
     <w:p>
       <w:pPr>
+        <w:suppressAutoHyphens w:val="true"/>
         <w:spacing w:before="0" w:after="160" w:line="240"/>
         <w:ind w:right="0" w:left="0" w:firstLine="0"/>
         <w:jc w:val="left"/>
@@ -579,7 +1289,7 @@
       </w:pPr>
       <w:r>
         <w:rPr>
-          <w:rFonts w:ascii="Calibri" w:hAnsi="Calibri" w:cs="Calibri" w:eastAsia="Calibri"/>
+          <w:rFonts w:ascii="Cambria" w:hAnsi="Cambria" w:cs="Cambria" w:eastAsia="Cambria"/>
           <w:color w:val="auto"/>
           <w:spacing w:val="0"/>
           <w:position w:val="0"/>
@@ -601,7 +1311,7 @@
       </w:r>
       <w:r>
         <w:rPr>
-          <w:rFonts w:ascii="Calibri" w:hAnsi="Calibri" w:cs="Calibri" w:eastAsia="Calibri"/>
+          <w:rFonts w:ascii="Cambria" w:hAnsi="Cambria" w:cs="Cambria" w:eastAsia="Cambria"/>
           <w:color w:val="auto"/>
           <w:spacing w:val="0"/>
           <w:position w:val="0"/>
@@ -623,7 +1333,7 @@
       </w:r>
       <w:r>
         <w:rPr>
-          <w:rFonts w:ascii="Calibri" w:hAnsi="Calibri" w:cs="Calibri" w:eastAsia="Calibri"/>
+          <w:rFonts w:ascii="Cambria" w:hAnsi="Cambria" w:cs="Cambria" w:eastAsia="Cambria"/>
           <w:color w:val="auto"/>
           <w:spacing w:val="0"/>
           <w:position w:val="0"/>
@@ -634,9 +1344,11 @@
       </w:r>
     </w:p>
     <w:tbl>
-      <w:tblPr/>
+      <w:tblPr>
+        <w:tblInd w:w="155" w:type="dxa"/>
+      </w:tblPr>
       <w:tblGrid>
-        <w:gridCol w:w="8331"/>
+        <w:gridCol w:w="9345"/>
       </w:tblGrid>
       <w:tr>
         <w:trPr>
@@ -645,7 +1357,7 @@
         </w:trPr>
         <w:tc>
           <w:tcPr>
-            <w:tcW w:w="8331" w:type="dxa"/>
+            <w:tcW w:w="9345" w:type="dxa"/>
             <w:tcBorders>
               <w:top w:val="single" w:color="d0d0d0" w:sz="4"/>
               <w:left w:val="single" w:color="d0d0d0" w:sz="4"/>
@@ -661,6 +1373,7 @@
           </w:tcPr>
           <w:p>
             <w:pPr>
+              <w:suppressAutoHyphens w:val="true"/>
               <w:spacing w:before="0" w:after="0" w:line="240"/>
               <w:ind w:right="0" w:left="0" w:firstLine="0"/>
               <w:jc w:val="left"/>
@@ -676,17 +1389,52 @@
             <w:r>
               <w:rPr>
                 <w:rFonts w:ascii="Consolas" w:hAnsi="Consolas" w:cs="Consolas" w:eastAsia="Consolas"/>
-                <w:color w:val="auto"/>
-                <w:spacing w:val="0"/>
-                <w:position w:val="0"/>
-                <w:sz w:val="19"/>
-                <w:shd w:fill="auto" w:val="clear"/>
-              </w:rPr>
-              <w:t xml:space="preserve">struct object {</w:t>
+                <w:i/>
+                <w:color w:val="5983B0"/>
+                <w:spacing w:val="0"/>
+                <w:position w:val="0"/>
+                <w:sz w:val="19"/>
+                <w:shd w:fill="auto" w:val="clear"/>
+              </w:rPr>
+              <w:t xml:space="preserve">struct</w:t>
+            </w:r>
+            <w:r>
+              <w:rPr>
+                <w:rFonts w:ascii="Consolas" w:hAnsi="Consolas" w:cs="Consolas" w:eastAsia="Consolas"/>
+                <w:color w:val="auto"/>
+                <w:spacing w:val="0"/>
+                <w:position w:val="0"/>
+                <w:sz w:val="19"/>
+                <w:shd w:fill="auto" w:val="clear"/>
+              </w:rPr>
+              <w:t xml:space="preserve"> </w:t>
+            </w:r>
+            <w:r>
+              <w:rPr>
+                <w:rFonts w:ascii="Consolas" w:hAnsi="Consolas" w:cs="Consolas" w:eastAsia="Consolas"/>
+                <w:color w:val="069A2E"/>
+                <w:spacing w:val="0"/>
+                <w:position w:val="0"/>
+                <w:sz w:val="19"/>
+                <w:shd w:fill="auto" w:val="clear"/>
+              </w:rPr>
+              <w:t xml:space="preserve">object</w:t>
+            </w:r>
+            <w:r>
+              <w:rPr>
+                <w:rFonts w:ascii="Consolas" w:hAnsi="Consolas" w:cs="Consolas" w:eastAsia="Consolas"/>
+                <w:color w:val="auto"/>
+                <w:spacing w:val="0"/>
+                <w:position w:val="0"/>
+                <w:sz w:val="19"/>
+                <w:shd w:fill="auto" w:val="clear"/>
+              </w:rPr>
+              <w:t xml:space="preserve"> {</w:t>
             </w:r>
           </w:p>
           <w:p>
             <w:pPr>
+              <w:suppressAutoHyphens w:val="true"/>
               <w:spacing w:before="0" w:after="0" w:line="240"/>
               <w:ind w:right="0" w:left="0" w:firstLine="0"/>
               <w:jc w:val="left"/>
@@ -708,11 +1456,125 @@
                 <w:sz w:val="19"/>
                 <w:shd w:fill="auto" w:val="clear"/>
               </w:rPr>
-              <w:t xml:space="preserve">    void (*add)(struct object *self, int value);</w:t>
+              <w:t xml:space="preserve">    </w:t>
+            </w:r>
+            <w:r>
+              <w:rPr>
+                <w:rFonts w:ascii="Consolas" w:hAnsi="Consolas" w:cs="Consolas" w:eastAsia="Consolas"/>
+                <w:i/>
+                <w:color w:val="5983B0"/>
+                <w:spacing w:val="0"/>
+                <w:position w:val="0"/>
+                <w:sz w:val="19"/>
+                <w:shd w:fill="auto" w:val="clear"/>
+              </w:rPr>
+              <w:t xml:space="preserve">void</w:t>
+            </w:r>
+            <w:r>
+              <w:rPr>
+                <w:rFonts w:ascii="Consolas" w:hAnsi="Consolas" w:cs="Consolas" w:eastAsia="Consolas"/>
+                <w:color w:val="auto"/>
+                <w:spacing w:val="0"/>
+                <w:position w:val="0"/>
+                <w:sz w:val="19"/>
+                <w:shd w:fill="auto" w:val="clear"/>
+              </w:rPr>
+              <w:t xml:space="preserve"> (</w:t>
+            </w:r>
+            <w:r>
+              <w:rPr>
+                <w:rFonts w:ascii="Consolas" w:hAnsi="Consolas" w:cs="Consolas" w:eastAsia="Consolas"/>
+                <w:color w:val="FF3838"/>
+                <w:spacing w:val="0"/>
+                <w:position w:val="0"/>
+                <w:sz w:val="19"/>
+                <w:shd w:fill="auto" w:val="clear"/>
+              </w:rPr>
+              <w:t xml:space="preserve">*</w:t>
+            </w:r>
+            <w:r>
+              <w:rPr>
+                <w:rFonts w:ascii="Consolas" w:hAnsi="Consolas" w:cs="Consolas" w:eastAsia="Consolas"/>
+                <w:color w:val="auto"/>
+                <w:spacing w:val="0"/>
+                <w:position w:val="0"/>
+                <w:sz w:val="19"/>
+                <w:shd w:fill="auto" w:val="clear"/>
+              </w:rPr>
+              <w:t xml:space="preserve">add)(</w:t>
+            </w:r>
+            <w:r>
+              <w:rPr>
+                <w:rFonts w:ascii="Consolas" w:hAnsi="Consolas" w:cs="Consolas" w:eastAsia="Consolas"/>
+                <w:i/>
+                <w:color w:val="5983B0"/>
+                <w:spacing w:val="0"/>
+                <w:position w:val="0"/>
+                <w:sz w:val="19"/>
+                <w:shd w:fill="auto" w:val="clear"/>
+              </w:rPr>
+              <w:t xml:space="preserve">struct</w:t>
+            </w:r>
+            <w:r>
+              <w:rPr>
+                <w:rFonts w:ascii="Consolas" w:hAnsi="Consolas" w:cs="Consolas" w:eastAsia="Consolas"/>
+                <w:color w:val="auto"/>
+                <w:spacing w:val="0"/>
+                <w:position w:val="0"/>
+                <w:sz w:val="19"/>
+                <w:shd w:fill="auto" w:val="clear"/>
+              </w:rPr>
+              <w:t xml:space="preserve"> object </w:t>
+            </w:r>
+            <w:r>
+              <w:rPr>
+                <w:rFonts w:ascii="Consolas" w:hAnsi="Consolas" w:cs="Consolas" w:eastAsia="Consolas"/>
+                <w:color w:val="FF3838"/>
+                <w:spacing w:val="0"/>
+                <w:position w:val="0"/>
+                <w:sz w:val="19"/>
+                <w:shd w:fill="auto" w:val="clear"/>
+              </w:rPr>
+              <w:t xml:space="preserve">*</w:t>
+            </w:r>
+            <w:r>
+              <w:rPr>
+                <w:rFonts w:ascii="Consolas" w:hAnsi="Consolas" w:cs="Consolas" w:eastAsia="Consolas"/>
+                <w:color w:val="auto"/>
+                <w:spacing w:val="0"/>
+                <w:position w:val="0"/>
+                <w:sz w:val="19"/>
+                <w:shd w:fill="auto" w:val="clear"/>
+              </w:rPr>
+              <w:t xml:space="preserve">self, </w:t>
+            </w:r>
+            <w:r>
+              <w:rPr>
+                <w:rFonts w:ascii="Consolas" w:hAnsi="Consolas" w:cs="Consolas" w:eastAsia="Consolas"/>
+                <w:i/>
+                <w:color w:val="5983B0"/>
+                <w:spacing w:val="0"/>
+                <w:position w:val="0"/>
+                <w:sz w:val="19"/>
+                <w:shd w:fill="auto" w:val="clear"/>
+              </w:rPr>
+              <w:t xml:space="preserve">int</w:t>
+            </w:r>
+            <w:r>
+              <w:rPr>
+                <w:rFonts w:ascii="Consolas" w:hAnsi="Consolas" w:cs="Consolas" w:eastAsia="Consolas"/>
+                <w:color w:val="auto"/>
+                <w:spacing w:val="0"/>
+                <w:position w:val="0"/>
+                <w:sz w:val="19"/>
+                <w:shd w:fill="auto" w:val="clear"/>
+              </w:rPr>
+              <w:t xml:space="preserve"> value);</w:t>
             </w:r>
           </w:p>
           <w:p>
             <w:pPr>
+              <w:suppressAutoHyphens w:val="true"/>
               <w:spacing w:before="0" w:after="0" w:line="240"/>
               <w:ind w:right="0" w:left="0" w:firstLine="0"/>
               <w:jc w:val="left"/>
@@ -739,6 +1601,7 @@
           </w:p>
           <w:p>
             <w:pPr>
+              <w:suppressAutoHyphens w:val="true"/>
               <w:spacing w:before="0" w:after="0" w:line="240"/>
               <w:ind w:right="0" w:left="0" w:firstLine="0"/>
               <w:jc w:val="left"/>
@@ -765,11 +1628,11 @@
           </w:p>
           <w:p>
             <w:pPr>
+              <w:suppressAutoHyphens w:val="true"/>
               <w:spacing w:before="0" w:after="0" w:line="240"/>
               <w:ind w:right="0" w:left="0" w:firstLine="0"/>
               <w:jc w:val="left"/>
               <w:rPr>
-                <w:color w:val="auto"/>
                 <w:spacing w:val="0"/>
                 <w:position w:val="0"/>
               </w:rPr>
@@ -783,7 +1646,62 @@
                 <w:sz w:val="19"/>
                 <w:shd w:fill="auto" w:val="clear"/>
               </w:rPr>
-              <w:t xml:space="preserve">obj-&gt;add(obj, 42);   /* the caller must repeat the instance by hand */</w:t>
+              <w:t xml:space="preserve">obj-&gt;</w:t>
+            </w:r>
+            <w:r>
+              <w:rPr>
+                <w:rFonts w:ascii="Consolas" w:hAnsi="Consolas" w:cs="Consolas" w:eastAsia="Consolas"/>
+                <w:color w:val="5983B0"/>
+                <w:spacing w:val="0"/>
+                <w:position w:val="0"/>
+                <w:sz w:val="19"/>
+                <w:shd w:fill="auto" w:val="clear"/>
+              </w:rPr>
+              <w:t xml:space="preserve">add</w:t>
+            </w:r>
+            <w:r>
+              <w:rPr>
+                <w:rFonts w:ascii="Consolas" w:hAnsi="Consolas" w:cs="Consolas" w:eastAsia="Consolas"/>
+                <w:color w:val="auto"/>
+                <w:spacing w:val="0"/>
+                <w:position w:val="0"/>
+                <w:sz w:val="19"/>
+                <w:shd w:fill="auto" w:val="clear"/>
+              </w:rPr>
+              <w:t xml:space="preserve">(obj, </w:t>
+            </w:r>
+            <w:r>
+              <w:rPr>
+                <w:rFonts w:ascii="Consolas" w:hAnsi="Consolas" w:cs="Consolas" w:eastAsia="Consolas"/>
+                <w:color w:val="5B277D"/>
+                <w:spacing w:val="0"/>
+                <w:position w:val="0"/>
+                <w:sz w:val="19"/>
+                <w:shd w:fill="auto" w:val="clear"/>
+              </w:rPr>
+              <w:t xml:space="preserve">42</w:t>
+            </w:r>
+            <w:r>
+              <w:rPr>
+                <w:rFonts w:ascii="Consolas" w:hAnsi="Consolas" w:cs="Consolas" w:eastAsia="Consolas"/>
+                <w:color w:val="auto"/>
+                <w:spacing w:val="0"/>
+                <w:position w:val="0"/>
+                <w:sz w:val="19"/>
+                <w:shd w:fill="auto" w:val="clear"/>
+              </w:rPr>
+              <w:t xml:space="preserve">);   </w:t>
+            </w:r>
+            <w:r>
+              <w:rPr>
+                <w:rFonts w:ascii="Consolas" w:hAnsi="Consolas" w:cs="Consolas" w:eastAsia="Consolas"/>
+                <w:color w:val="808080"/>
+                <w:spacing w:val="0"/>
+                <w:position w:val="0"/>
+                <w:sz w:val="19"/>
+                <w:shd w:fill="auto" w:val="clear"/>
+              </w:rPr>
+              <w:t xml:space="preserve">/* the caller must repeat the instance by hand */</w:t>
             </w:r>
           </w:p>
         </w:tc>
@@ -791,6 +1709,7 @@
     </w:tbl>
     <w:p>
       <w:pPr>
+        <w:suppressAutoHyphens w:val="true"/>
         <w:spacing w:before="0" w:after="200" w:line="240"/>
         <w:ind w:right="0" w:left="0" w:firstLine="0"/>
         <w:jc w:val="left"/>
@@ -806,11 +1725,12 @@
     </w:p>
     <w:p>
       <w:pPr>
+        <w:suppressAutoHyphens w:val="true"/>
         <w:spacing w:before="0" w:after="160" w:line="240"/>
         <w:ind w:right="0" w:left="0" w:firstLine="0"/>
         <w:jc w:val="left"/>
         <w:rPr>
-          <w:rFonts w:ascii="Calibri" w:hAnsi="Calibri" w:cs="Calibri" w:eastAsia="Calibri"/>
+          <w:rFonts w:ascii="Cambria" w:hAnsi="Cambria" w:cs="Cambria" w:eastAsia="Cambria"/>
           <w:color w:val="auto"/>
           <w:spacing w:val="0"/>
           <w:position w:val="0"/>
@@ -820,7 +1740,7 @@
       </w:pPr>
       <w:r>
         <w:rPr>
-          <w:rFonts w:ascii="Calibri" w:hAnsi="Calibri" w:cs="Calibri" w:eastAsia="Calibri"/>
+          <w:rFonts w:ascii="Cambria" w:hAnsi="Cambria" w:cs="Cambria" w:eastAsia="Cambria"/>
           <w:color w:val="auto"/>
           <w:spacing w:val="0"/>
           <w:position w:val="0"/>
@@ -842,7 +1762,7 @@
       </w:r>
       <w:r>
         <w:rPr>
-          <w:rFonts w:ascii="Calibri" w:hAnsi="Calibri" w:cs="Calibri" w:eastAsia="Calibri"/>
+          <w:rFonts w:ascii="Cambria" w:hAnsi="Cambria" w:cs="Cambria" w:eastAsia="Cambria"/>
           <w:color w:val="auto"/>
           <w:spacing w:val="0"/>
           <w:position w:val="0"/>
@@ -854,11 +1774,12 @@
     </w:p>
     <w:p>
       <w:pPr>
+        <w:suppressAutoHyphens w:val="true"/>
         <w:spacing w:before="0" w:after="160" w:line="240"/>
         <w:ind w:right="0" w:left="0" w:firstLine="0"/>
         <w:jc w:val="left"/>
         <w:rPr>
-          <w:rFonts w:ascii="Calibri" w:hAnsi="Calibri" w:cs="Calibri" w:eastAsia="Calibri"/>
+          <w:rFonts w:ascii="Cambria" w:hAnsi="Cambria" w:cs="Cambria" w:eastAsia="Cambria"/>
           <w:color w:val="auto"/>
           <w:spacing w:val="0"/>
           <w:position w:val="0"/>
@@ -868,7 +1789,7 @@
       </w:pPr>
       <w:r>
         <w:rPr>
-          <w:rFonts w:ascii="Calibri" w:hAnsi="Calibri" w:cs="Calibri" w:eastAsia="Calibri"/>
+          <w:rFonts w:ascii="Cambria" w:hAnsi="Cambria" w:cs="Cambria" w:eastAsia="Cambria"/>
           <w:color w:val="auto"/>
           <w:spacing w:val="0"/>
           <w:position w:val="0"/>
@@ -880,6 +1801,7 @@
     </w:p>
     <w:p>
       <w:pPr>
+        <w:suppressAutoHyphens w:val="true"/>
         <w:spacing w:before="0" w:after="160" w:line="240"/>
         <w:ind w:right="0" w:left="0" w:firstLine="0"/>
         <w:jc w:val="left"/>
@@ -894,7 +1816,7 @@
       </w:pPr>
       <w:r>
         <w:rPr>
-          <w:rFonts w:ascii="Calibri" w:hAnsi="Calibri" w:cs="Calibri" w:eastAsia="Calibri"/>
+          <w:rFonts w:ascii="Cambria" w:hAnsi="Cambria" w:cs="Cambria" w:eastAsia="Cambria"/>
           <w:b/>
           <w:color w:val="auto"/>
           <w:spacing w:val="0"/>
@@ -906,7 +1828,7 @@
       </w:r>
       <w:r>
         <w:rPr>
-          <w:rFonts w:ascii="Calibri" w:hAnsi="Calibri" w:cs="Calibri" w:eastAsia="Calibri"/>
+          <w:rFonts w:ascii="Cambria" w:hAnsi="Cambria" w:cs="Cambria" w:eastAsia="Cambria"/>
           <w:color w:val="auto"/>
           <w:spacing w:val="0"/>
           <w:position w:val="0"/>
@@ -918,7 +1840,7 @@
       <w:r>
         <w:rPr>
           <w:rFonts w:ascii="Consolas" w:hAnsi="Consolas" w:cs="Consolas" w:eastAsia="Consolas"/>
-          <w:color w:val="auto"/>
+          <w:color w:val="FF3838"/>
           <w:spacing w:val="0"/>
           <w:position w:val="0"/>
           <w:sz w:val="20"/>
@@ -928,7 +1850,7 @@
       </w:r>
       <w:r>
         <w:rPr>
-          <w:rFonts w:ascii="Calibri" w:hAnsi="Calibri" w:cs="Calibri" w:eastAsia="Calibri"/>
+          <w:rFonts w:ascii="Cambria" w:hAnsi="Cambria" w:cs="Cambria" w:eastAsia="Cambria"/>
           <w:color w:val="auto"/>
           <w:spacing w:val="0"/>
           <w:position w:val="0"/>
@@ -940,11 +1862,12 @@
     </w:p>
     <w:p>
       <w:pPr>
+        <w:suppressAutoHyphens w:val="true"/>
         <w:spacing w:before="0" w:after="160" w:line="240"/>
         <w:ind w:right="0" w:left="0" w:firstLine="0"/>
         <w:jc w:val="left"/>
         <w:rPr>
-          <w:rFonts w:ascii="Calibri" w:hAnsi="Calibri" w:cs="Calibri" w:eastAsia="Calibri"/>
+          <w:rFonts w:ascii="Cambria" w:hAnsi="Cambria" w:cs="Cambria" w:eastAsia="Cambria"/>
           <w:color w:val="auto"/>
           <w:spacing w:val="0"/>
           <w:position w:val="0"/>
@@ -954,7 +1877,7 @@
       </w:pPr>
       <w:r>
         <w:rPr>
-          <w:rFonts w:ascii="Calibri" w:hAnsi="Calibri" w:cs="Calibri" w:eastAsia="Calibri"/>
+          <w:rFonts w:ascii="Cambria" w:hAnsi="Cambria" w:cs="Cambria" w:eastAsia="Cambria"/>
           <w:b/>
           <w:color w:val="auto"/>
           <w:spacing w:val="0"/>
@@ -966,7 +1889,7 @@
       </w:r>
       <w:r>
         <w:rPr>
-          <w:rFonts w:ascii="Calibri" w:hAnsi="Calibri" w:cs="Calibri" w:eastAsia="Calibri"/>
+          <w:rFonts w:ascii="Cambria" w:hAnsi="Cambria" w:cs="Cambria" w:eastAsia="Cambria"/>
           <w:color w:val="auto"/>
           <w:spacing w:val="0"/>
           <w:position w:val="0"/>
@@ -978,11 +1901,12 @@
     </w:p>
     <w:p>
       <w:pPr>
+        <w:suppressAutoHyphens w:val="true"/>
         <w:spacing w:before="0" w:after="160" w:line="240"/>
         <w:ind w:right="0" w:left="0" w:firstLine="0"/>
         <w:jc w:val="left"/>
         <w:rPr>
-          <w:rFonts w:ascii="Calibri" w:hAnsi="Calibri" w:cs="Calibri" w:eastAsia="Calibri"/>
+          <w:rFonts w:ascii="Cambria" w:hAnsi="Cambria" w:cs="Cambria" w:eastAsia="Cambria"/>
           <w:color w:val="auto"/>
           <w:spacing w:val="0"/>
           <w:position w:val="0"/>
@@ -992,7 +1916,7 @@
       </w:pPr>
       <w:r>
         <w:rPr>
-          <w:rFonts w:ascii="Calibri" w:hAnsi="Calibri" w:cs="Calibri" w:eastAsia="Calibri"/>
+          <w:rFonts w:ascii="Cambria" w:hAnsi="Cambria" w:cs="Cambria" w:eastAsia="Cambria"/>
           <w:color w:val="auto"/>
           <w:spacing w:val="0"/>
           <w:position w:val="0"/>
@@ -1003,7 +1927,7 @@
       </w:r>
       <w:r>
         <w:rPr>
-          <w:rFonts w:ascii="Calibri" w:hAnsi="Calibri" w:cs="Calibri" w:eastAsia="Calibri"/>
+          <w:rFonts w:ascii="Cambria" w:hAnsi="Cambria" w:cs="Cambria" w:eastAsia="Cambria"/>
           <w:i/>
           <w:color w:val="auto"/>
           <w:spacing w:val="0"/>
@@ -1015,7 +1939,7 @@
       </w:r>
       <w:r>
         <w:rPr>
-          <w:rFonts w:ascii="Calibri" w:hAnsi="Calibri" w:cs="Calibri" w:eastAsia="Calibri"/>
+          <w:rFonts w:ascii="Cambria" w:hAnsi="Cambria" w:cs="Cambria" w:eastAsia="Cambria"/>
           <w:color w:val="auto"/>
           <w:spacing w:val="0"/>
           <w:position w:val="0"/>
@@ -1027,6 +1951,23 @@
     </w:p>
     <w:p>
       <w:pPr>
+        <w:suppressAutoHyphens w:val="true"/>
+        <w:spacing w:before="0" w:after="160" w:line="240"/>
+        <w:ind w:right="0" w:left="0" w:firstLine="0"/>
+        <w:jc w:val="left"/>
+        <w:rPr>
+          <w:rFonts w:ascii="Calibri" w:hAnsi="Calibri" w:cs="Calibri" w:eastAsia="Calibri"/>
+          <w:color w:val="2E74B5"/>
+          <w:spacing w:val="0"/>
+          <w:position w:val="0"/>
+          <w:sz w:val="32"/>
+          <w:shd w:fill="auto" w:val="clear"/>
+        </w:rPr>
+      </w:pPr>
+    </w:p>
+    <w:p>
+      <w:pPr>
+        <w:suppressAutoHyphens w:val="true"/>
         <w:spacing w:before="400" w:after="200" w:line="240"/>
         <w:ind w:right="0" w:left="0" w:firstLine="0"/>
         <w:jc w:val="left"/>
@@ -1041,18 +1982,20 @@
       </w:pPr>
       <w:r>
         <w:rPr>
-          <w:rFonts w:ascii="Calibri" w:hAnsi="Calibri" w:cs="Calibri" w:eastAsia="Calibri"/>
-          <w:color w:val="2E74B5"/>
-          <w:spacing w:val="0"/>
-          <w:position w:val="0"/>
-          <w:sz w:val="32"/>
-          <w:shd w:fill="auto" w:val="clear"/>
-        </w:rPr>
-        <w:t xml:space="preserve">2. The Core Idea: Compile the Binding, Not the Behavior</w:t>
+          <w:rFonts w:ascii="Cambria" w:hAnsi="Cambria" w:cs="Cambria" w:eastAsia="Cambria"/>
+          <w:b/>
+          <w:color w:val="1F3864"/>
+          <w:spacing w:val="0"/>
+          <w:position w:val="0"/>
+          <w:sz w:val="30"/>
+          <w:shd w:fill="auto" w:val="clear"/>
+        </w:rPr>
+        <w:t xml:space="preserve">2.  The Core Idea: Compile the Binding, Not the Behavior</w:t>
       </w:r>
     </w:p>
     <w:p>
       <w:pPr>
+        <w:suppressAutoHyphens w:val="true"/>
         <w:spacing w:before="0" w:after="160" w:line="240"/>
         <w:ind w:right="0" w:left="0" w:firstLine="0"/>
         <w:jc w:val="left"/>
@@ -1067,7 +2010,7 @@
       </w:pPr>
       <w:r>
         <w:rPr>
-          <w:rFonts w:ascii="Calibri" w:hAnsi="Calibri" w:cs="Calibri" w:eastAsia="Calibri"/>
+          <w:rFonts w:ascii="Cambria" w:hAnsi="Cambria" w:cs="Cambria" w:eastAsia="Cambria"/>
           <w:color w:val="auto"/>
           <w:spacing w:val="0"/>
           <w:position w:val="0"/>
@@ -1078,7 +2021,7 @@
       </w:r>
       <w:r>
         <w:rPr>
-          <w:rFonts w:ascii="Calibri" w:hAnsi="Calibri" w:cs="Calibri" w:eastAsia="Calibri"/>
+          <w:rFonts w:ascii="Cambria" w:hAnsi="Cambria" w:cs="Cambria" w:eastAsia="Cambria"/>
           <w:i/>
           <w:color w:val="auto"/>
           <w:spacing w:val="0"/>
@@ -1090,7 +2033,7 @@
       </w:r>
       <w:r>
         <w:rPr>
-          <w:rFonts w:ascii="Calibri" w:hAnsi="Calibri" w:cs="Calibri" w:eastAsia="Calibri"/>
+          <w:rFonts w:ascii="Cambria" w:hAnsi="Cambria" w:cs="Cambria" w:eastAsia="Cambria"/>
           <w:color w:val="auto"/>
           <w:spacing w:val="0"/>
           <w:position w:val="0"/>
@@ -1102,11 +2045,12 @@
     </w:p>
     <w:p>
       <w:pPr>
+        <w:suppressAutoHyphens w:val="true"/>
         <w:spacing w:before="0" w:after="160" w:line="240"/>
         <w:ind w:right="0" w:left="0" w:firstLine="0"/>
         <w:jc w:val="left"/>
         <w:rPr>
-          <w:rFonts w:ascii="Calibri" w:hAnsi="Calibri" w:cs="Calibri" w:eastAsia="Calibri"/>
+          <w:rFonts w:ascii="Cambria" w:hAnsi="Cambria" w:cs="Cambria" w:eastAsia="Cambria"/>
           <w:color w:val="auto"/>
           <w:spacing w:val="0"/>
           <w:position w:val="0"/>
@@ -1116,7 +2060,7 @@
       </w:pPr>
       <w:r>
         <w:rPr>
-          <w:rFonts w:ascii="Calibri" w:hAnsi="Calibri" w:cs="Calibri" w:eastAsia="Calibri"/>
+          <w:rFonts w:ascii="Cambria" w:hAnsi="Cambria" w:cs="Cambria" w:eastAsia="Cambria"/>
           <w:color w:val="auto"/>
           <w:spacing w:val="0"/>
           <w:position w:val="0"/>
@@ -1138,7 +2082,7 @@
       </w:r>
       <w:r>
         <w:rPr>
-          <w:rFonts w:ascii="Calibri" w:hAnsi="Calibri" w:cs="Calibri" w:eastAsia="Calibri"/>
+          <w:rFonts w:ascii="Cambria" w:hAnsi="Cambria" w:cs="Cambria" w:eastAsia="Cambria"/>
           <w:color w:val="auto"/>
           <w:spacing w:val="0"/>
           <w:position w:val="0"/>
@@ -1149,9 +2093,11 @@
       </w:r>
     </w:p>
     <w:tbl>
-      <w:tblPr/>
+      <w:tblPr>
+        <w:tblInd w:w="155" w:type="dxa"/>
+      </w:tblPr>
       <w:tblGrid>
-        <w:gridCol w:w="8346"/>
+        <w:gridCol w:w="9360"/>
       </w:tblGrid>
       <w:tr>
         <w:trPr>
@@ -1160,7 +2106,7 @@
         </w:trPr>
         <w:tc>
           <w:tcPr>
-            <w:tcW w:w="8346" w:type="dxa"/>
+            <w:tcW w:w="9360" w:type="dxa"/>
             <w:tcBorders>
               <w:top w:val="single" w:color="d0d0d0" w:sz="4"/>
               <w:left w:val="single" w:color="d0d0d0" w:sz="4"/>
@@ -1176,6 +2122,7 @@
           </w:tcPr>
           <w:p>
             <w:pPr>
+              <w:suppressAutoHyphens w:val="true"/>
               <w:spacing w:before="0" w:after="0" w:line="240"/>
               <w:ind w:right="0" w:left="0" w:firstLine="0"/>
               <w:jc w:val="left"/>
@@ -1191,17 +2138,62 @@
             <w:r>
               <w:rPr>
                 <w:rFonts w:ascii="Consolas" w:hAnsi="Consolas" w:cs="Consolas" w:eastAsia="Consolas"/>
-                <w:color w:val="auto"/>
-                <w:spacing w:val="0"/>
-                <w:position w:val="0"/>
-                <w:sz w:val="19"/>
-                <w:shd w:fill="auto" w:val="clear"/>
-              </w:rPr>
-              <w:t xml:space="preserve">mov  rax, &lt;address of test&gt;   ; hardcode which instance this is</w:t>
+                <w:color w:val="FF3838"/>
+                <w:spacing w:val="0"/>
+                <w:position w:val="0"/>
+                <w:sz w:val="19"/>
+                <w:shd w:fill="auto" w:val="clear"/>
+              </w:rPr>
+              <w:t xml:space="preserve">mov</w:t>
+            </w:r>
+            <w:r>
+              <w:rPr>
+                <w:rFonts w:ascii="Consolas" w:hAnsi="Consolas" w:cs="Consolas" w:eastAsia="Consolas"/>
+                <w:color w:val="auto"/>
+                <w:spacing w:val="0"/>
+                <w:position w:val="0"/>
+                <w:sz w:val="19"/>
+                <w:shd w:fill="auto" w:val="clear"/>
+              </w:rPr>
+              <w:t xml:space="preserve">  </w:t>
+            </w:r>
+            <w:r>
+              <w:rPr>
+                <w:rFonts w:ascii="Consolas" w:hAnsi="Consolas" w:cs="Consolas" w:eastAsia="Consolas"/>
+                <w:color w:val="5983B0"/>
+                <w:spacing w:val="0"/>
+                <w:position w:val="0"/>
+                <w:sz w:val="19"/>
+                <w:shd w:fill="auto" w:val="clear"/>
+              </w:rPr>
+              <w:t xml:space="preserve">rax</w:t>
+            </w:r>
+            <w:r>
+              <w:rPr>
+                <w:rFonts w:ascii="Consolas" w:hAnsi="Consolas" w:cs="Consolas" w:eastAsia="Consolas"/>
+                <w:color w:val="auto"/>
+                <w:spacing w:val="0"/>
+                <w:position w:val="0"/>
+                <w:sz w:val="19"/>
+                <w:shd w:fill="auto" w:val="clear"/>
+              </w:rPr>
+              <w:t xml:space="preserve">, &lt;address of test&gt;   </w:t>
+            </w:r>
+            <w:r>
+              <w:rPr>
+                <w:rFonts w:ascii="Consolas" w:hAnsi="Consolas" w:cs="Consolas" w:eastAsia="Consolas"/>
+                <w:color w:val="808080"/>
+                <w:spacing w:val="0"/>
+                <w:position w:val="0"/>
+                <w:sz w:val="19"/>
+                <w:shd w:fill="auto" w:val="clear"/>
+              </w:rPr>
+              <w:t xml:space="preserve">; hardcode which instance this is</w:t>
             </w:r>
           </w:p>
           <w:p>
             <w:pPr>
+              <w:suppressAutoHyphens w:val="true"/>
               <w:spacing w:before="0" w:after="0" w:line="240"/>
               <w:ind w:right="0" w:left="0" w:firstLine="0"/>
               <w:jc w:val="left"/>
@@ -1217,22 +2209,66 @@
             <w:r>
               <w:rPr>
                 <w:rFonts w:ascii="Consolas" w:hAnsi="Consolas" w:cs="Consolas" w:eastAsia="Consolas"/>
-                <w:color w:val="auto"/>
-                <w:spacing w:val="0"/>
-                <w:position w:val="0"/>
-                <w:sz w:val="19"/>
-                <w:shd w:fill="auto" w:val="clear"/>
-              </w:rPr>
-              <w:t xml:space="preserve">mov  r11, &lt;address of add&gt;    ; hardcode which function to run</w:t>
+                <w:color w:val="FF3838"/>
+                <w:spacing w:val="0"/>
+                <w:position w:val="0"/>
+                <w:sz w:val="19"/>
+                <w:shd w:fill="auto" w:val="clear"/>
+              </w:rPr>
+              <w:t xml:space="preserve">mov</w:t>
+            </w:r>
+            <w:r>
+              <w:rPr>
+                <w:rFonts w:ascii="Consolas" w:hAnsi="Consolas" w:cs="Consolas" w:eastAsia="Consolas"/>
+                <w:color w:val="auto"/>
+                <w:spacing w:val="0"/>
+                <w:position w:val="0"/>
+                <w:sz w:val="19"/>
+                <w:shd w:fill="auto" w:val="clear"/>
+              </w:rPr>
+              <w:t xml:space="preserve">  </w:t>
+            </w:r>
+            <w:r>
+              <w:rPr>
+                <w:rFonts w:ascii="Consolas" w:hAnsi="Consolas" w:cs="Consolas" w:eastAsia="Consolas"/>
+                <w:color w:val="5983B0"/>
+                <w:spacing w:val="0"/>
+                <w:position w:val="0"/>
+                <w:sz w:val="19"/>
+                <w:shd w:fill="auto" w:val="clear"/>
+              </w:rPr>
+              <w:t xml:space="preserve">r11</w:t>
+            </w:r>
+            <w:r>
+              <w:rPr>
+                <w:rFonts w:ascii="Consolas" w:hAnsi="Consolas" w:cs="Consolas" w:eastAsia="Consolas"/>
+                <w:color w:val="auto"/>
+                <w:spacing w:val="0"/>
+                <w:position w:val="0"/>
+                <w:sz w:val="19"/>
+                <w:shd w:fill="auto" w:val="clear"/>
+              </w:rPr>
+              <w:t xml:space="preserve">, &lt;address of add&gt;    </w:t>
+            </w:r>
+            <w:r>
+              <w:rPr>
+                <w:rFonts w:ascii="Consolas" w:hAnsi="Consolas" w:cs="Consolas" w:eastAsia="Consolas"/>
+                <w:color w:val="808080"/>
+                <w:spacing w:val="0"/>
+                <w:position w:val="0"/>
+                <w:sz w:val="19"/>
+                <w:shd w:fill="auto" w:val="clear"/>
+              </w:rPr>
+              <w:t xml:space="preserve">; hardcode which function to run</w:t>
             </w:r>
           </w:p>
           <w:p>
             <w:pPr>
+              <w:suppressAutoHyphens w:val="true"/>
               <w:spacing w:before="0" w:after="0" w:line="240"/>
               <w:ind w:right="0" w:left="0" w:firstLine="0"/>
               <w:jc w:val="left"/>
               <w:rPr>
-                <w:color w:val="auto"/>
                 <w:spacing w:val="0"/>
                 <w:position w:val="0"/>
               </w:rPr>
@@ -1240,13 +2276,57 @@
             <w:r>
               <w:rPr>
                 <w:rFonts w:ascii="Consolas" w:hAnsi="Consolas" w:cs="Consolas" w:eastAsia="Consolas"/>
-                <w:color w:val="auto"/>
-                <w:spacing w:val="0"/>
-                <w:position w:val="0"/>
-                <w:sz w:val="19"/>
-                <w:shd w:fill="auto" w:val="clear"/>
-              </w:rPr>
-              <w:t xml:space="preserve">jmp  r11                      ; hand off control, no return address pushed</w:t>
+                <w:color w:val="FF3838"/>
+                <w:spacing w:val="0"/>
+                <w:position w:val="0"/>
+                <w:sz w:val="19"/>
+                <w:shd w:fill="auto" w:val="clear"/>
+              </w:rPr>
+              <w:t xml:space="preserve">jmp</w:t>
+            </w:r>
+            <w:r>
+              <w:rPr>
+                <w:rFonts w:ascii="Consolas" w:hAnsi="Consolas" w:cs="Consolas" w:eastAsia="Consolas"/>
+                <w:color w:val="auto"/>
+                <w:spacing w:val="0"/>
+                <w:position w:val="0"/>
+                <w:sz w:val="19"/>
+                <w:shd w:fill="auto" w:val="clear"/>
+              </w:rPr>
+              <w:t xml:space="preserve">  </w:t>
+            </w:r>
+            <w:r>
+              <w:rPr>
+                <w:rFonts w:ascii="Consolas" w:hAnsi="Consolas" w:cs="Consolas" w:eastAsia="Consolas"/>
+                <w:color w:val="5983B0"/>
+                <w:spacing w:val="0"/>
+                <w:position w:val="0"/>
+                <w:sz w:val="19"/>
+                <w:shd w:fill="auto" w:val="clear"/>
+              </w:rPr>
+              <w:t xml:space="preserve">r11</w:t>
+            </w:r>
+            <w:r>
+              <w:rPr>
+                <w:rFonts w:ascii="Consolas" w:hAnsi="Consolas" w:cs="Consolas" w:eastAsia="Consolas"/>
+                <w:color w:val="auto"/>
+                <w:spacing w:val="0"/>
+                <w:position w:val="0"/>
+                <w:sz w:val="19"/>
+                <w:shd w:fill="auto" w:val="clear"/>
+              </w:rPr>
+              <w:t xml:space="preserve">                      </w:t>
+            </w:r>
+            <w:r>
+              <w:rPr>
+                <w:rFonts w:ascii="Consolas" w:hAnsi="Consolas" w:cs="Consolas" w:eastAsia="Consolas"/>
+                <w:color w:val="808080"/>
+                <w:spacing w:val="0"/>
+                <w:position w:val="0"/>
+                <w:sz w:val="19"/>
+                <w:shd w:fill="auto" w:val="clear"/>
+              </w:rPr>
+              <w:t xml:space="preserve">; hand off control, no return address pushed</w:t>
             </w:r>
           </w:p>
         </w:tc>
@@ -1254,11 +2334,12 @@
     </w:tbl>
     <w:p>
       <w:pPr>
+        <w:suppressAutoHyphens w:val="true"/>
         <w:spacing w:before="0" w:after="200" w:line="240"/>
         <w:ind w:right="0" w:left="0" w:firstLine="0"/>
         <w:jc w:val="left"/>
         <w:rPr>
-          <w:rFonts w:ascii="Calibri" w:hAnsi="Calibri" w:cs="Calibri" w:eastAsia="Calibri"/>
+          <w:rFonts w:ascii="Cambria" w:hAnsi="Cambria" w:cs="Cambria" w:eastAsia="Cambria"/>
           <w:color w:val="auto"/>
           <w:spacing w:val="0"/>
           <w:position w:val="0"/>
@@ -1269,11 +2350,12 @@
     </w:p>
     <w:p>
       <w:pPr>
+        <w:suppressAutoHyphens w:val="true"/>
         <w:spacing w:before="0" w:after="160" w:line="240"/>
         <w:ind w:right="0" w:left="0" w:firstLine="0"/>
         <w:jc w:val="left"/>
         <w:rPr>
-          <w:rFonts w:ascii="Calibri" w:hAnsi="Calibri" w:cs="Calibri" w:eastAsia="Calibri"/>
+          <w:rFonts w:ascii="Cambria" w:hAnsi="Cambria" w:cs="Cambria" w:eastAsia="Cambria"/>
           <w:color w:val="auto"/>
           <w:spacing w:val="0"/>
           <w:position w:val="0"/>
@@ -1283,7 +2365,7 @@
       </w:pPr>
       <w:r>
         <w:rPr>
-          <w:rFonts w:ascii="Calibri" w:hAnsi="Calibri" w:cs="Calibri" w:eastAsia="Calibri"/>
+          <w:rFonts w:ascii="Cambria" w:hAnsi="Cambria" w:cs="Cambria" w:eastAsia="Cambria"/>
           <w:color w:val="auto"/>
           <w:spacing w:val="0"/>
           <w:position w:val="0"/>
@@ -1305,7 +2387,7 @@
       </w:r>
       <w:r>
         <w:rPr>
-          <w:rFonts w:ascii="Calibri" w:hAnsi="Calibri" w:cs="Calibri" w:eastAsia="Calibri"/>
+          <w:rFonts w:ascii="Cambria" w:hAnsi="Cambria" w:cs="Cambria" w:eastAsia="Cambria"/>
           <w:color w:val="auto"/>
           <w:spacing w:val="0"/>
           <w:position w:val="0"/>
@@ -1327,7 +2409,7 @@
       </w:r>
       <w:r>
         <w:rPr>
-          <w:rFonts w:ascii="Calibri" w:hAnsi="Calibri" w:cs="Calibri" w:eastAsia="Calibri"/>
+          <w:rFonts w:ascii="Cambria" w:hAnsi="Cambria" w:cs="Cambria" w:eastAsia="Cambria"/>
           <w:color w:val="auto"/>
           <w:spacing w:val="0"/>
           <w:position w:val="0"/>
@@ -1345,11 +2427,55 @@
           <w:sz w:val="20"/>
           <w:shd w:fill="F0F0F0" w:val="clear"/>
         </w:rPr>
-        <w:t xml:space="preserve">test.add(42)</w:t>
-      </w:r>
-      <w:r>
-        <w:rPr>
-          <w:rFonts w:ascii="Calibri" w:hAnsi="Calibri" w:cs="Calibri" w:eastAsia="Calibri"/>
+        <w:t xml:space="preserve">test.</w:t>
+      </w:r>
+      <w:r>
+        <w:rPr>
+          <w:rFonts w:ascii="Consolas" w:hAnsi="Consolas" w:cs="Consolas" w:eastAsia="Consolas"/>
+          <w:color w:val="5983B0"/>
+          <w:spacing w:val="0"/>
+          <w:position w:val="0"/>
+          <w:sz w:val="20"/>
+          <w:shd w:fill="F0F0F0" w:val="clear"/>
+        </w:rPr>
+        <w:t xml:space="preserve">add</w:t>
+      </w:r>
+      <w:r>
+        <w:rPr>
+          <w:rFonts w:ascii="Consolas" w:hAnsi="Consolas" w:cs="Consolas" w:eastAsia="Consolas"/>
+          <w:color w:val="auto"/>
+          <w:spacing w:val="0"/>
+          <w:position w:val="0"/>
+          <w:sz w:val="20"/>
+          <w:shd w:fill="F0F0F0" w:val="clear"/>
+        </w:rPr>
+        <w:t xml:space="preserve">(</w:t>
+      </w:r>
+      <w:r>
+        <w:rPr>
+          <w:rFonts w:ascii="Consolas" w:hAnsi="Consolas" w:cs="Consolas" w:eastAsia="Consolas"/>
+          <w:color w:val="5B277D"/>
+          <w:spacing w:val="0"/>
+          <w:position w:val="0"/>
+          <w:sz w:val="20"/>
+          <w:shd w:fill="F0F0F0" w:val="clear"/>
+        </w:rPr>
+        <w:t xml:space="preserve">42</w:t>
+      </w:r>
+      <w:r>
+        <w:rPr>
+          <w:rFonts w:ascii="Consolas" w:hAnsi="Consolas" w:cs="Consolas" w:eastAsia="Consolas"/>
+          <w:color w:val="auto"/>
+          <w:spacing w:val="0"/>
+          <w:position w:val="0"/>
+          <w:sz w:val="20"/>
+          <w:shd w:fill="F0F0F0" w:val="clear"/>
+        </w:rPr>
+        <w:t xml:space="preserve">)</w:t>
+      </w:r>
+      <w:r>
+        <w:rPr>
+          <w:rFonts w:ascii="Cambria" w:hAnsi="Cambria" w:cs="Cambria" w:eastAsia="Cambria"/>
           <w:color w:val="auto"/>
           <w:spacing w:val="0"/>
           <w:position w:val="0"/>
@@ -1371,7 +2497,7 @@
       </w:r>
       <w:r>
         <w:rPr>
-          <w:rFonts w:ascii="Calibri" w:hAnsi="Calibri" w:cs="Calibri" w:eastAsia="Calibri"/>
+          <w:rFonts w:ascii="Cambria" w:hAnsi="Cambria" w:cs="Cambria" w:eastAsia="Cambria"/>
           <w:color w:val="auto"/>
           <w:spacing w:val="0"/>
           <w:position w:val="0"/>
@@ -1393,7 +2519,7 @@
       </w:r>
       <w:r>
         <w:rPr>
-          <w:rFonts w:ascii="Calibri" w:hAnsi="Calibri" w:cs="Calibri" w:eastAsia="Calibri"/>
+          <w:rFonts w:ascii="Cambria" w:hAnsi="Cambria" w:cs="Cambria" w:eastAsia="Cambria"/>
           <w:color w:val="auto"/>
           <w:spacing w:val="0"/>
           <w:position w:val="0"/>
@@ -1405,7 +2531,7 @@
       <w:r>
         <w:rPr>
           <w:rFonts w:ascii="Consolas" w:hAnsi="Consolas" w:cs="Consolas" w:eastAsia="Consolas"/>
-          <w:color w:val="auto"/>
+          <w:color w:val="5983B0"/>
           <w:spacing w:val="0"/>
           <w:position w:val="0"/>
           <w:sz w:val="20"/>
@@ -1415,7 +2541,7 @@
       </w:r>
       <w:r>
         <w:rPr>
-          <w:rFonts w:ascii="Calibri" w:hAnsi="Calibri" w:cs="Calibri" w:eastAsia="Calibri"/>
+          <w:rFonts w:ascii="Cambria" w:hAnsi="Cambria" w:cs="Cambria" w:eastAsia="Cambria"/>
           <w:color w:val="auto"/>
           <w:spacing w:val="0"/>
           <w:position w:val="0"/>
@@ -1427,11 +2553,12 @@
     </w:p>
     <w:p>
       <w:pPr>
+        <w:suppressAutoHyphens w:val="true"/>
         <w:spacing w:before="0" w:after="160" w:line="240"/>
         <w:ind w:right="0" w:left="0" w:firstLine="0"/>
         <w:jc w:val="left"/>
         <w:rPr>
-          <w:rFonts w:ascii="Calibri" w:hAnsi="Calibri" w:cs="Calibri" w:eastAsia="Calibri"/>
+          <w:rFonts w:ascii="Cambria" w:hAnsi="Cambria" w:cs="Cambria" w:eastAsia="Cambria"/>
           <w:color w:val="auto"/>
           <w:spacing w:val="0"/>
           <w:position w:val="0"/>
@@ -1441,7 +2568,7 @@
       </w:pPr>
       <w:r>
         <w:rPr>
-          <w:rFonts w:ascii="Calibri" w:hAnsi="Calibri" w:cs="Calibri" w:eastAsia="Calibri"/>
+          <w:rFonts w:ascii="Cambria" w:hAnsi="Cambria" w:cs="Cambria" w:eastAsia="Cambria"/>
           <w:color w:val="auto"/>
           <w:spacing w:val="0"/>
           <w:position w:val="0"/>
@@ -1453,11 +2580,12 @@
     </w:p>
     <w:p>
       <w:pPr>
+        <w:suppressAutoHyphens w:val="true"/>
         <w:spacing w:before="0" w:after="160" w:line="240"/>
         <w:ind w:right="0" w:left="0" w:firstLine="0"/>
         <w:jc w:val="left"/>
         <w:rPr>
-          <w:rFonts w:ascii="Calibri" w:hAnsi="Calibri" w:cs="Calibri" w:eastAsia="Calibri"/>
+          <w:rFonts w:ascii="Cambria" w:hAnsi="Cambria" w:cs="Cambria" w:eastAsia="Cambria"/>
           <w:color w:val="auto"/>
           <w:spacing w:val="0"/>
           <w:position w:val="0"/>
@@ -1467,7 +2595,7 @@
       </w:pPr>
       <w:r>
         <w:rPr>
-          <w:rFonts w:ascii="Calibri" w:hAnsi="Calibri" w:cs="Calibri" w:eastAsia="Calibri"/>
+          <w:rFonts w:ascii="Cambria" w:hAnsi="Cambria" w:cs="Cambria" w:eastAsia="Cambria"/>
           <w:b/>
           <w:color w:val="auto"/>
           <w:spacing w:val="0"/>
@@ -1479,7 +2607,7 @@
       </w:r>
       <w:r>
         <w:rPr>
-          <w:rFonts w:ascii="Calibri" w:hAnsi="Calibri" w:cs="Calibri" w:eastAsia="Calibri"/>
+          <w:rFonts w:ascii="Cambria" w:hAnsi="Cambria" w:cs="Cambria" w:eastAsia="Cambria"/>
           <w:color w:val="auto"/>
           <w:spacing w:val="0"/>
           <w:position w:val="0"/>
@@ -1491,11 +2619,12 @@
     </w:p>
     <w:p>
       <w:pPr>
+        <w:suppressAutoHyphens w:val="true"/>
         <w:spacing w:before="0" w:after="160" w:line="240"/>
         <w:ind w:right="0" w:left="0" w:firstLine="0"/>
         <w:jc w:val="left"/>
         <w:rPr>
-          <w:rFonts w:ascii="Calibri" w:hAnsi="Calibri" w:cs="Calibri" w:eastAsia="Calibri"/>
+          <w:rFonts w:ascii="Cambria" w:hAnsi="Cambria" w:cs="Cambria" w:eastAsia="Cambria"/>
           <w:color w:val="auto"/>
           <w:spacing w:val="0"/>
           <w:position w:val="0"/>
@@ -1505,7 +2634,7 @@
       </w:pPr>
       <w:r>
         <w:rPr>
-          <w:rFonts w:ascii="Calibri" w:hAnsi="Calibri" w:cs="Calibri" w:eastAsia="Calibri"/>
+          <w:rFonts w:ascii="Cambria" w:hAnsi="Cambria" w:cs="Cambria" w:eastAsia="Cambria"/>
           <w:b/>
           <w:color w:val="auto"/>
           <w:spacing w:val="0"/>
@@ -1517,7 +2646,7 @@
       </w:r>
       <w:r>
         <w:rPr>
-          <w:rFonts w:ascii="Calibri" w:hAnsi="Calibri" w:cs="Calibri" w:eastAsia="Calibri"/>
+          <w:rFonts w:ascii="Cambria" w:hAnsi="Cambria" w:cs="Cambria" w:eastAsia="Cambria"/>
           <w:color w:val="auto"/>
           <w:spacing w:val="0"/>
           <w:position w:val="0"/>
@@ -1539,7 +2668,7 @@
       </w:r>
       <w:r>
         <w:rPr>
-          <w:rFonts w:ascii="Calibri" w:hAnsi="Calibri" w:cs="Calibri" w:eastAsia="Calibri"/>
+          <w:rFonts w:ascii="Cambria" w:hAnsi="Cambria" w:cs="Cambria" w:eastAsia="Cambria"/>
           <w:color w:val="auto"/>
           <w:spacing w:val="0"/>
           <w:position w:val="0"/>
@@ -1561,7 +2690,7 @@
       </w:r>
       <w:r>
         <w:rPr>
-          <w:rFonts w:ascii="Calibri" w:hAnsi="Calibri" w:cs="Calibri" w:eastAsia="Calibri"/>
+          <w:rFonts w:ascii="Cambria" w:hAnsi="Cambria" w:cs="Cambria" w:eastAsia="Cambria"/>
           <w:color w:val="auto"/>
           <w:spacing w:val="0"/>
           <w:position w:val="0"/>
@@ -1573,11 +2702,12 @@
     </w:p>
     <w:p>
       <w:pPr>
+        <w:suppressAutoHyphens w:val="true"/>
         <w:spacing w:before="0" w:after="160" w:line="240"/>
         <w:ind w:right="0" w:left="0" w:firstLine="0"/>
         <w:jc w:val="left"/>
         <w:rPr>
-          <w:rFonts w:ascii="Calibri" w:hAnsi="Calibri" w:cs="Calibri" w:eastAsia="Calibri"/>
+          <w:rFonts w:ascii="Cambria" w:hAnsi="Cambria" w:cs="Cambria" w:eastAsia="Cambria"/>
           <w:color w:val="auto"/>
           <w:spacing w:val="0"/>
           <w:position w:val="0"/>
@@ -1587,7 +2717,7 @@
       </w:pPr>
       <w:r>
         <w:rPr>
-          <w:rFonts w:ascii="Calibri" w:hAnsi="Calibri" w:cs="Calibri" w:eastAsia="Calibri"/>
+          <w:rFonts w:ascii="Cambria" w:hAnsi="Cambria" w:cs="Cambria" w:eastAsia="Cambria"/>
           <w:b/>
           <w:color w:val="auto"/>
           <w:spacing w:val="0"/>
@@ -1599,7 +2729,7 @@
       </w:r>
       <w:r>
         <w:rPr>
-          <w:rFonts w:ascii="Calibri" w:hAnsi="Calibri" w:cs="Calibri" w:eastAsia="Calibri"/>
+          <w:rFonts w:ascii="Cambria" w:hAnsi="Cambria" w:cs="Cambria" w:eastAsia="Cambria"/>
           <w:color w:val="auto"/>
           <w:spacing w:val="0"/>
           <w:position w:val="0"/>
@@ -1610,7 +2740,7 @@
       </w:r>
       <w:r>
         <w:rPr>
-          <w:rFonts w:ascii="Calibri" w:hAnsi="Calibri" w:cs="Calibri" w:eastAsia="Calibri"/>
+          <w:rFonts w:ascii="Cambria" w:hAnsi="Cambria" w:cs="Cambria" w:eastAsia="Cambria"/>
           <w:b/>
           <w:color w:val="auto"/>
           <w:spacing w:val="0"/>
@@ -1622,7 +2752,7 @@
       </w:r>
       <w:r>
         <w:rPr>
-          <w:rFonts w:ascii="Calibri" w:hAnsi="Calibri" w:cs="Calibri" w:eastAsia="Calibri"/>
+          <w:rFonts w:ascii="Cambria" w:hAnsi="Cambria" w:cs="Cambria" w:eastAsia="Cambria"/>
           <w:color w:val="auto"/>
           <w:spacing w:val="0"/>
           <w:position w:val="0"/>
@@ -1644,7 +2774,7 @@
       </w:r>
       <w:r>
         <w:rPr>
-          <w:rFonts w:ascii="Calibri" w:hAnsi="Calibri" w:cs="Calibri" w:eastAsia="Calibri"/>
+          <w:rFonts w:ascii="Cambria" w:hAnsi="Cambria" w:cs="Cambria" w:eastAsia="Cambria"/>
           <w:color w:val="auto"/>
           <w:spacing w:val="0"/>
           <w:position w:val="0"/>
@@ -1656,21 +2786,22 @@
     </w:p>
     <w:p>
       <w:pPr>
+        <w:suppressAutoHyphens w:val="true"/>
         <w:spacing w:before="0" w:after="160" w:line="240"/>
         <w:ind w:right="0" w:left="0" w:firstLine="0"/>
         <w:jc w:val="left"/>
         <w:rPr>
           <w:rFonts w:ascii="Calibri" w:hAnsi="Calibri" w:cs="Calibri" w:eastAsia="Calibri"/>
-          <w:color w:val="auto"/>
-          <w:spacing w:val="0"/>
-          <w:position w:val="0"/>
-          <w:sz w:val="22"/>
+          <w:color w:val="2E74B5"/>
+          <w:spacing w:val="0"/>
+          <w:position w:val="0"/>
+          <w:sz w:val="32"/>
           <w:shd w:fill="auto" w:val="clear"/>
         </w:rPr>
       </w:pPr>
       <w:r>
         <w:rPr>
-          <w:rFonts w:ascii="Calibri" w:hAnsi="Calibri" w:cs="Calibri" w:eastAsia="Calibri"/>
+          <w:rFonts w:ascii="Cambria" w:hAnsi="Cambria" w:cs="Cambria" w:eastAsia="Cambria"/>
           <w:color w:val="auto"/>
           <w:spacing w:val="0"/>
           <w:position w:val="0"/>
@@ -1682,6 +2813,7 @@
     </w:p>
     <w:p>
       <w:pPr>
+        <w:suppressAutoHyphens w:val="true"/>
         <w:spacing w:before="400" w:after="200" w:line="240"/>
         <w:ind w:right="0" w:left="0" w:firstLine="0"/>
         <w:jc w:val="left"/>
@@ -1696,11 +2828,12 @@
       </w:pPr>
       <w:r>
         <w:rPr>
-          <w:rFonts w:ascii="Calibri" w:hAnsi="Calibri" w:cs="Calibri" w:eastAsia="Calibri"/>
-          <w:color w:val="2E74B5"/>
-          <w:spacing w:val="0"/>
-          <w:position w:val="0"/>
-          <w:sz w:val="32"/>
+          <w:rFonts w:ascii="Cambria" w:hAnsi="Cambria" w:cs="Cambria" w:eastAsia="Cambria"/>
+          <w:b/>
+          <w:color w:val="1F3864"/>
+          <w:spacing w:val="0"/>
+          <w:position w:val="0"/>
+          <w:sz w:val="30"/>
           <w:shd w:fill="auto" w:val="clear"/>
         </w:rPr>
         <w:t xml:space="preserve">3. Why a Register, and Why RAX</w:t>
@@ -1708,11 +2841,12 @@
     </w:p>
     <w:p>
       <w:pPr>
+        <w:suppressAutoHyphens w:val="true"/>
         <w:spacing w:before="0" w:after="160" w:line="240"/>
         <w:ind w:right="0" w:left="0" w:firstLine="0"/>
         <w:jc w:val="left"/>
         <w:rPr>
-          <w:rFonts w:ascii="Calibri" w:hAnsi="Calibri" w:cs="Calibri" w:eastAsia="Calibri"/>
+          <w:rFonts w:ascii="Cambria" w:hAnsi="Cambria" w:cs="Cambria" w:eastAsia="Cambria"/>
           <w:color w:val="auto"/>
           <w:spacing w:val="0"/>
           <w:position w:val="0"/>
@@ -1722,7 +2856,7 @@
       </w:pPr>
       <w:r>
         <w:rPr>
-          <w:rFonts w:ascii="Calibri" w:hAnsi="Calibri" w:cs="Calibri" w:eastAsia="Calibri"/>
+          <w:rFonts w:ascii="Cambria" w:hAnsi="Cambria" w:cs="Cambria" w:eastAsia="Cambria"/>
           <w:color w:val="auto"/>
           <w:spacing w:val="0"/>
           <w:position w:val="0"/>
@@ -1740,11 +2874,34 @@
           <w:sz w:val="20"/>
           <w:shd w:fill="F0F0F0" w:val="clear"/>
         </w:rPr>
-        <w:t xml:space="preserve">add(int value)</w:t>
-      </w:r>
-      <w:r>
-        <w:rPr>
-          <w:rFonts w:ascii="Calibri" w:hAnsi="Calibri" w:cs="Calibri" w:eastAsia="Calibri"/>
+        <w:t xml:space="preserve">add(</w:t>
+      </w:r>
+      <w:r>
+        <w:rPr>
+          <w:rFonts w:ascii="Consolas" w:hAnsi="Consolas" w:cs="Consolas" w:eastAsia="Consolas"/>
+          <w:i/>
+          <w:color w:val="5983B0"/>
+          <w:spacing w:val="0"/>
+          <w:position w:val="0"/>
+          <w:sz w:val="20"/>
+          <w:shd w:fill="F0F0F0" w:val="clear"/>
+        </w:rPr>
+        <w:t xml:space="preserve">int</w:t>
+      </w:r>
+      <w:r>
+        <w:rPr>
+          <w:rFonts w:ascii="Consolas" w:hAnsi="Consolas" w:cs="Consolas" w:eastAsia="Consolas"/>
+          <w:color w:val="auto"/>
+          <w:spacing w:val="0"/>
+          <w:position w:val="0"/>
+          <w:sz w:val="20"/>
+          <w:shd w:fill="F0F0F0" w:val="clear"/>
+        </w:rPr>
+        <w:t xml:space="preserve"> value)</w:t>
+      </w:r>
+      <w:r>
+        <w:rPr>
+          <w:rFonts w:ascii="Cambria" w:hAnsi="Cambria" w:cs="Cambria" w:eastAsia="Cambria"/>
           <w:color w:val="auto"/>
           <w:spacing w:val="0"/>
           <w:position w:val="0"/>
@@ -1756,7 +2913,8 @@
       <w:r>
         <w:rPr>
           <w:rFonts w:ascii="Consolas" w:hAnsi="Consolas" w:cs="Consolas" w:eastAsia="Consolas"/>
-          <w:color w:val="auto"/>
+          <w:i/>
+          <w:color w:val="5983B0"/>
           <w:spacing w:val="0"/>
           <w:position w:val="0"/>
           <w:sz w:val="20"/>
@@ -1766,7 +2924,7 @@
       </w:r>
       <w:r>
         <w:rPr>
-          <w:rFonts w:ascii="Calibri" w:hAnsi="Calibri" w:cs="Calibri" w:eastAsia="Calibri"/>
+          <w:rFonts w:ascii="Cambria" w:hAnsi="Cambria" w:cs="Cambria" w:eastAsia="Cambria"/>
           <w:color w:val="auto"/>
           <w:spacing w:val="0"/>
           <w:position w:val="0"/>
@@ -1778,11 +2936,12 @@
     </w:p>
     <w:p>
       <w:pPr>
+        <w:suppressAutoHyphens w:val="true"/>
         <w:spacing w:before="0" w:after="160" w:line="240"/>
         <w:ind w:right="0" w:left="0" w:firstLine="0"/>
         <w:jc w:val="left"/>
         <w:rPr>
-          <w:rFonts w:ascii="Calibri" w:hAnsi="Calibri" w:cs="Calibri" w:eastAsia="Calibri"/>
+          <w:rFonts w:ascii="Cambria" w:hAnsi="Cambria" w:cs="Cambria" w:eastAsia="Cambria"/>
           <w:color w:val="auto"/>
           <w:spacing w:val="0"/>
           <w:position w:val="0"/>
@@ -1792,7 +2951,7 @@
       </w:pPr>
       <w:r>
         <w:rPr>
-          <w:rFonts w:ascii="Calibri" w:hAnsi="Calibri" w:cs="Calibri" w:eastAsia="Calibri"/>
+          <w:rFonts w:ascii="Cambria" w:hAnsi="Cambria" w:cs="Cambria" w:eastAsia="Cambria"/>
           <w:color w:val="auto"/>
           <w:spacing w:val="0"/>
           <w:position w:val="0"/>
@@ -1814,7 +2973,7 @@
       </w:r>
       <w:r>
         <w:rPr>
-          <w:rFonts w:ascii="Calibri" w:hAnsi="Calibri" w:cs="Calibri" w:eastAsia="Calibri"/>
+          <w:rFonts w:ascii="Cambria" w:hAnsi="Cambria" w:cs="Cambria" w:eastAsia="Cambria"/>
           <w:color w:val="auto"/>
           <w:spacing w:val="0"/>
           <w:position w:val="0"/>
@@ -1836,7 +2995,7 @@
       </w:r>
       <w:r>
         <w:rPr>
-          <w:rFonts w:ascii="Calibri" w:hAnsi="Calibri" w:cs="Calibri" w:eastAsia="Calibri"/>
+          <w:rFonts w:ascii="Cambria" w:hAnsi="Cambria" w:cs="Cambria" w:eastAsia="Cambria"/>
           <w:color w:val="auto"/>
           <w:spacing w:val="0"/>
           <w:position w:val="0"/>
@@ -1858,7 +3017,7 @@
       </w:r>
       <w:r>
         <w:rPr>
-          <w:rFonts w:ascii="Calibri" w:hAnsi="Calibri" w:cs="Calibri" w:eastAsia="Calibri"/>
+          <w:rFonts w:ascii="Cambria" w:hAnsi="Cambria" w:cs="Cambria" w:eastAsia="Cambria"/>
           <w:color w:val="auto"/>
           <w:spacing w:val="0"/>
           <w:position w:val="0"/>
@@ -1880,7 +3039,7 @@
       </w:r>
       <w:r>
         <w:rPr>
-          <w:rFonts w:ascii="Calibri" w:hAnsi="Calibri" w:cs="Calibri" w:eastAsia="Calibri"/>
+          <w:rFonts w:ascii="Cambria" w:hAnsi="Cambria" w:cs="Cambria" w:eastAsia="Cambria"/>
           <w:color w:val="auto"/>
           <w:spacing w:val="0"/>
           <w:position w:val="0"/>
@@ -1891,18 +3050,20 @@
       </w:r>
     </w:p>
     <w:tbl>
-      <w:tblPr/>
+      <w:tblPr>
+        <w:tblInd w:w="155" w:type="dxa"/>
+      </w:tblPr>
       <w:tblGrid>
-        <w:gridCol w:w="8271"/>
+        <w:gridCol w:w="9360"/>
       </w:tblGrid>
       <w:tr>
         <w:trPr>
-          <w:trHeight w:val="1" w:hRule="atLeast"/>
+          <w:trHeight w:val="1175" w:hRule="auto"/>
           <w:jc w:val="left"/>
         </w:trPr>
         <w:tc>
           <w:tcPr>
-            <w:tcW w:w="8271" w:type="dxa"/>
+            <w:tcW w:w="9360" w:type="dxa"/>
             <w:tcBorders>
               <w:top w:val="single" w:color="d0d0d0" w:sz="4"/>
               <w:left w:val="single" w:color="d0d0d0" w:sz="4"/>
@@ -1918,6 +3079,7 @@
           </w:tcPr>
           <w:p>
             <w:pPr>
+              <w:suppressAutoHyphens w:val="true"/>
               <w:spacing w:before="0" w:after="0" w:line="240"/>
               <w:ind w:right="0" w:left="0" w:firstLine="0"/>
               <w:jc w:val="left"/>
@@ -1933,17 +3095,51 @@
             <w:r>
               <w:rPr>
                 <w:rFonts w:ascii="Consolas" w:hAnsi="Consolas" w:cs="Consolas" w:eastAsia="Consolas"/>
-                <w:color w:val="auto"/>
-                <w:spacing w:val="0"/>
-                <w:position w:val="0"/>
-                <w:sz w:val="19"/>
-                <w:shd w:fill="auto" w:val="clear"/>
-              </w:rPr>
-              <w:t xml:space="preserve">#define OBJECT__CONNECT(OBJECT_TYPE_NAME) \</w:t>
+                <w:color w:val="FF3838"/>
+                <w:spacing w:val="0"/>
+                <w:position w:val="0"/>
+                <w:sz w:val="19"/>
+                <w:shd w:fill="auto" w:val="clear"/>
+              </w:rPr>
+              <w:t xml:space="preserve">#define</w:t>
+            </w:r>
+            <w:r>
+              <w:rPr>
+                <w:rFonts w:ascii="Consolas" w:hAnsi="Consolas" w:cs="Consolas" w:eastAsia="Consolas"/>
+                <w:color w:val="auto"/>
+                <w:spacing w:val="0"/>
+                <w:position w:val="0"/>
+                <w:sz w:val="19"/>
+                <w:shd w:fill="auto" w:val="clear"/>
+              </w:rPr>
+              <w:t xml:space="preserve"> </w:t>
+            </w:r>
+            <w:r>
+              <w:rPr>
+                <w:rFonts w:ascii="Consolas" w:hAnsi="Consolas" w:cs="Consolas" w:eastAsia="Consolas"/>
+                <w:color w:val="069A2E"/>
+                <w:spacing w:val="0"/>
+                <w:position w:val="0"/>
+                <w:sz w:val="19"/>
+                <w:shd w:fill="auto" w:val="clear"/>
+              </w:rPr>
+              <w:t xml:space="preserve">OBJECT__CONNECT</w:t>
+            </w:r>
+            <w:r>
+              <w:rPr>
+                <w:rFonts w:ascii="Consolas" w:hAnsi="Consolas" w:cs="Consolas" w:eastAsia="Consolas"/>
+                <w:color w:val="auto"/>
+                <w:spacing w:val="0"/>
+                <w:position w:val="0"/>
+                <w:sz w:val="19"/>
+                <w:shd w:fill="auto" w:val="clear"/>
+              </w:rPr>
+              <w:t xml:space="preserve">(OBJECT_TYPE_NAME) \</w:t>
             </w:r>
           </w:p>
           <w:p>
             <w:pPr>
+              <w:suppressAutoHyphens w:val="true"/>
               <w:spacing w:before="0" w:after="0" w:line="240"/>
               <w:ind w:right="0" w:left="0" w:firstLine="0"/>
               <w:jc w:val="left"/>
@@ -1965,11 +3161,57 @@
                 <w:sz w:val="19"/>
                 <w:shd w:fill="auto" w:val="clear"/>
               </w:rPr>
-              <w:t xml:space="preserve">    register PTR                LOCALMACRO__SELF__; \</w:t>
+              <w:t xml:space="preserve">    </w:t>
+            </w:r>
+            <w:r>
+              <w:rPr>
+                <w:rFonts w:ascii="Consolas" w:hAnsi="Consolas" w:cs="Consolas" w:eastAsia="Consolas"/>
+                <w:color w:val="FF3838"/>
+                <w:spacing w:val="0"/>
+                <w:position w:val="0"/>
+                <w:sz w:val="19"/>
+                <w:shd w:fill="auto" w:val="clear"/>
+              </w:rPr>
+              <w:t xml:space="preserve">register</w:t>
+            </w:r>
+            <w:r>
+              <w:rPr>
+                <w:rFonts w:ascii="Consolas" w:hAnsi="Consolas" w:cs="Consolas" w:eastAsia="Consolas"/>
+                <w:color w:val="auto"/>
+                <w:spacing w:val="0"/>
+                <w:position w:val="0"/>
+                <w:sz w:val="19"/>
+                <w:shd w:fill="auto" w:val="clear"/>
+              </w:rPr>
+              <w:t xml:space="preserve"> </w:t>
+            </w:r>
+            <w:r>
+              <w:rPr>
+                <w:rFonts w:ascii="Consolas" w:hAnsi="Consolas" w:cs="Consolas" w:eastAsia="Consolas"/>
+                <w:i/>
+                <w:color w:val="5983B0"/>
+                <w:spacing w:val="0"/>
+                <w:position w:val="0"/>
+                <w:sz w:val="19"/>
+                <w:shd w:fill="auto" w:val="clear"/>
+              </w:rPr>
+              <w:t xml:space="preserve">PTR</w:t>
+            </w:r>
+            <w:r>
+              <w:rPr>
+                <w:rFonts w:ascii="Consolas" w:hAnsi="Consolas" w:cs="Consolas" w:eastAsia="Consolas"/>
+                <w:color w:val="auto"/>
+                <w:spacing w:val="0"/>
+                <w:position w:val="0"/>
+                <w:sz w:val="19"/>
+                <w:shd w:fill="auto" w:val="clear"/>
+              </w:rPr>
+              <w:t xml:space="preserve">                LOCALMACRO__SELF__; \</w:t>
             </w:r>
           </w:p>
           <w:p>
             <w:pPr>
+              <w:suppressAutoHyphens w:val="true"/>
               <w:spacing w:before="0" w:after="0" w:line="240"/>
               <w:ind w:right="0" w:left="0" w:firstLine="0"/>
               <w:jc w:val="left"/>
@@ -1991,11 +3233,34 @@
                 <w:sz w:val="19"/>
                 <w:shd w:fill="auto" w:val="clear"/>
               </w:rPr>
-              <w:t xml:space="preserve">    GET_RAX(LOCALMACRO__SELF__); \</w:t>
+              <w:t xml:space="preserve">    </w:t>
+            </w:r>
+            <w:r>
+              <w:rPr>
+                <w:rFonts w:ascii="Consolas" w:hAnsi="Consolas" w:cs="Consolas" w:eastAsia="Consolas"/>
+                <w:color w:val="5983B0"/>
+                <w:spacing w:val="0"/>
+                <w:position w:val="0"/>
+                <w:sz w:val="19"/>
+                <w:shd w:fill="auto" w:val="clear"/>
+              </w:rPr>
+              <w:t xml:space="preserve">GET_RAX</w:t>
+            </w:r>
+            <w:r>
+              <w:rPr>
+                <w:rFonts w:ascii="Consolas" w:hAnsi="Consolas" w:cs="Consolas" w:eastAsia="Consolas"/>
+                <w:color w:val="auto"/>
+                <w:spacing w:val="0"/>
+                <w:position w:val="0"/>
+                <w:sz w:val="19"/>
+                <w:shd w:fill="auto" w:val="clear"/>
+              </w:rPr>
+              <w:t xml:space="preserve">(LOCALMACRO__SELF__); \</w:t>
             </w:r>
           </w:p>
           <w:p>
             <w:pPr>
+              <w:suppressAutoHyphens w:val="true"/>
               <w:spacing w:before="0" w:after="0" w:line="240"/>
               <w:ind w:right="0" w:left="0" w:firstLine="0"/>
               <w:jc w:val="left"/>
@@ -2017,16 +3282,61 @@
                 <w:sz w:val="19"/>
                 <w:shd w:fill="auto" w:val="clear"/>
               </w:rPr>
-              <w:t xml:space="preserve">    OBJECT OBJECT_TYPE_NAME    *const THIS = \</w:t>
+              <w:t xml:space="preserve">    </w:t>
+            </w:r>
+            <w:r>
+              <w:rPr>
+                <w:rFonts w:ascii="Consolas" w:hAnsi="Consolas" w:cs="Consolas" w:eastAsia="Consolas"/>
+                <w:i/>
+                <w:color w:val="5983B0"/>
+                <w:spacing w:val="0"/>
+                <w:position w:val="0"/>
+                <w:sz w:val="19"/>
+                <w:shd w:fill="auto" w:val="clear"/>
+              </w:rPr>
+              <w:t xml:space="preserve">OBJECT</w:t>
+            </w:r>
+            <w:r>
+              <w:rPr>
+                <w:rFonts w:ascii="Consolas" w:hAnsi="Consolas" w:cs="Consolas" w:eastAsia="Consolas"/>
+                <w:color w:val="auto"/>
+                <w:spacing w:val="0"/>
+                <w:position w:val="0"/>
+                <w:sz w:val="19"/>
+                <w:shd w:fill="auto" w:val="clear"/>
+              </w:rPr>
+              <w:t xml:space="preserve"> OBJECT_TYPE_NAME    </w:t>
+            </w:r>
+            <w:r>
+              <w:rPr>
+                <w:rFonts w:ascii="Consolas" w:hAnsi="Consolas" w:cs="Consolas" w:eastAsia="Consolas"/>
+                <w:color w:val="FF3838"/>
+                <w:spacing w:val="0"/>
+                <w:position w:val="0"/>
+                <w:sz w:val="19"/>
+                <w:shd w:fill="auto" w:val="clear"/>
+              </w:rPr>
+              <w:t xml:space="preserve">*const</w:t>
+            </w:r>
+            <w:r>
+              <w:rPr>
+                <w:rFonts w:ascii="Consolas" w:hAnsi="Consolas" w:cs="Consolas" w:eastAsia="Consolas"/>
+                <w:color w:val="auto"/>
+                <w:spacing w:val="0"/>
+                <w:position w:val="0"/>
+                <w:sz w:val="19"/>
+                <w:shd w:fill="auto" w:val="clear"/>
+              </w:rPr>
+              <w:t xml:space="preserve"> THIS = \</w:t>
             </w:r>
           </w:p>
           <w:p>
             <w:pPr>
+              <w:suppressAutoHyphens w:val="true"/>
               <w:spacing w:before="0" w:after="0" w:line="240"/>
               <w:ind w:right="0" w:left="0" w:firstLine="0"/>
               <w:jc w:val="left"/>
               <w:rPr>
-                <w:color w:val="auto"/>
                 <w:spacing w:val="0"/>
                 <w:position w:val="0"/>
               </w:rPr>
@@ -2040,7 +3350,52 @@
                 <w:sz w:val="19"/>
                 <w:shd w:fill="auto" w:val="clear"/>
               </w:rPr>
-              <w:t xml:space="preserve">        (OBJECT OBJECT_TYPE_NAME *)LOCALMACRO__SELF__</w:t>
+              <w:t xml:space="preserve">        (</w:t>
+            </w:r>
+            <w:r>
+              <w:rPr>
+                <w:rFonts w:ascii="Consolas" w:hAnsi="Consolas" w:cs="Consolas" w:eastAsia="Consolas"/>
+                <w:i/>
+                <w:color w:val="5983B0"/>
+                <w:spacing w:val="0"/>
+                <w:position w:val="0"/>
+                <w:sz w:val="19"/>
+                <w:shd w:fill="auto" w:val="clear"/>
+              </w:rPr>
+              <w:t xml:space="preserve">OBJECT</w:t>
+            </w:r>
+            <w:r>
+              <w:rPr>
+                <w:rFonts w:ascii="Consolas" w:hAnsi="Consolas" w:cs="Consolas" w:eastAsia="Consolas"/>
+                <w:color w:val="auto"/>
+                <w:spacing w:val="0"/>
+                <w:position w:val="0"/>
+                <w:sz w:val="19"/>
+                <w:shd w:fill="auto" w:val="clear"/>
+              </w:rPr>
+              <w:t xml:space="preserve"> OBJECT_TYPE_NAME </w:t>
+            </w:r>
+            <w:r>
+              <w:rPr>
+                <w:rFonts w:ascii="Consolas" w:hAnsi="Consolas" w:cs="Consolas" w:eastAsia="Consolas"/>
+                <w:color w:val="FF3838"/>
+                <w:spacing w:val="0"/>
+                <w:position w:val="0"/>
+                <w:sz w:val="19"/>
+                <w:shd w:fill="auto" w:val="clear"/>
+              </w:rPr>
+              <w:t xml:space="preserve">*</w:t>
+            </w:r>
+            <w:r>
+              <w:rPr>
+                <w:rFonts w:ascii="Consolas" w:hAnsi="Consolas" w:cs="Consolas" w:eastAsia="Consolas"/>
+                <w:color w:val="auto"/>
+                <w:spacing w:val="0"/>
+                <w:position w:val="0"/>
+                <w:sz w:val="19"/>
+                <w:shd w:fill="auto" w:val="clear"/>
+              </w:rPr>
+              <w:t xml:space="preserve">)LOCALMACRO__SELF__</w:t>
             </w:r>
           </w:p>
         </w:tc>
@@ -2048,6 +3403,7 @@
     </w:tbl>
     <w:p>
       <w:pPr>
+        <w:suppressAutoHyphens w:val="true"/>
         <w:spacing w:before="0" w:after="200" w:line="240"/>
         <w:ind w:right="0" w:left="0" w:firstLine="0"/>
         <w:jc w:val="left"/>
@@ -2063,11 +3419,12 @@
     </w:p>
     <w:p>
       <w:pPr>
+        <w:suppressAutoHyphens w:val="true"/>
         <w:spacing w:before="0" w:after="160" w:line="240"/>
         <w:ind w:right="0" w:left="0" w:firstLine="0"/>
         <w:jc w:val="left"/>
         <w:rPr>
-          <w:rFonts w:ascii="Calibri" w:hAnsi="Calibri" w:cs="Calibri" w:eastAsia="Calibri"/>
+          <w:rFonts w:ascii="Cambria" w:hAnsi="Cambria" w:cs="Cambria" w:eastAsia="Cambria"/>
           <w:color w:val="auto"/>
           <w:spacing w:val="0"/>
           <w:position w:val="0"/>
@@ -2077,7 +3434,7 @@
       </w:pPr>
       <w:r>
         <w:rPr>
-          <w:rFonts w:ascii="Calibri" w:hAnsi="Calibri" w:cs="Calibri" w:eastAsia="Calibri"/>
+          <w:rFonts w:ascii="Cambria" w:hAnsi="Cambria" w:cs="Cambria" w:eastAsia="Cambria"/>
           <w:color w:val="auto"/>
           <w:spacing w:val="0"/>
           <w:position w:val="0"/>
@@ -2099,7 +3456,7 @@
       </w:r>
       <w:r>
         <w:rPr>
-          <w:rFonts w:ascii="Calibri" w:hAnsi="Calibri" w:cs="Calibri" w:eastAsia="Calibri"/>
+          <w:rFonts w:ascii="Cambria" w:hAnsi="Cambria" w:cs="Cambria" w:eastAsia="Cambria"/>
           <w:color w:val="auto"/>
           <w:spacing w:val="0"/>
           <w:position w:val="0"/>
@@ -2111,7 +3468,7 @@
       <w:r>
         <w:rPr>
           <w:rFonts w:ascii="Consolas" w:hAnsi="Consolas" w:cs="Consolas" w:eastAsia="Consolas"/>
-          <w:color w:val="auto"/>
+          <w:color w:val="FF3838"/>
           <w:spacing w:val="0"/>
           <w:position w:val="0"/>
           <w:sz w:val="20"/>
@@ -2121,7 +3478,7 @@
       </w:r>
       <w:r>
         <w:rPr>
-          <w:rFonts w:ascii="Calibri" w:hAnsi="Calibri" w:cs="Calibri" w:eastAsia="Calibri"/>
+          <w:rFonts w:ascii="Cambria" w:hAnsi="Cambria" w:cs="Cambria" w:eastAsia="Cambria"/>
           <w:color w:val="auto"/>
           <w:spacing w:val="0"/>
           <w:position w:val="0"/>
@@ -2133,7 +3490,7 @@
       <w:r>
         <w:rPr>
           <w:rFonts w:ascii="Consolas" w:hAnsi="Consolas" w:cs="Consolas" w:eastAsia="Consolas"/>
-          <w:color w:val="auto"/>
+          <w:color w:val="FF3838"/>
           <w:spacing w:val="0"/>
           <w:position w:val="0"/>
           <w:sz w:val="20"/>
@@ -2143,7 +3500,7 @@
       </w:r>
       <w:r>
         <w:rPr>
-          <w:rFonts w:ascii="Calibri" w:hAnsi="Calibri" w:cs="Calibri" w:eastAsia="Calibri"/>
+          <w:rFonts w:ascii="Cambria" w:hAnsi="Cambria" w:cs="Cambria" w:eastAsia="Cambria"/>
           <w:color w:val="auto"/>
           <w:spacing w:val="0"/>
           <w:position w:val="0"/>
@@ -2155,7 +3512,7 @@
       <w:r>
         <w:rPr>
           <w:rFonts w:ascii="Consolas" w:hAnsi="Consolas" w:cs="Consolas" w:eastAsia="Consolas"/>
-          <w:color w:val="auto"/>
+          <w:color w:val="FF3838"/>
           <w:spacing w:val="0"/>
           <w:position w:val="0"/>
           <w:sz w:val="20"/>
@@ -2165,7 +3522,7 @@
       </w:r>
       <w:r>
         <w:rPr>
-          <w:rFonts w:ascii="Calibri" w:hAnsi="Calibri" w:cs="Calibri" w:eastAsia="Calibri"/>
+          <w:rFonts w:ascii="Cambria" w:hAnsi="Cambria" w:cs="Cambria" w:eastAsia="Cambria"/>
           <w:color w:val="auto"/>
           <w:spacing w:val="0"/>
           <w:position w:val="0"/>
@@ -2177,7 +3534,7 @@
       <w:r>
         <w:rPr>
           <w:rFonts w:ascii="Consolas" w:hAnsi="Consolas" w:cs="Consolas" w:eastAsia="Consolas"/>
-          <w:color w:val="auto"/>
+          <w:color w:val="5983B0"/>
           <w:spacing w:val="0"/>
           <w:position w:val="0"/>
           <w:sz w:val="20"/>
@@ -2187,7 +3544,7 @@
       </w:r>
       <w:r>
         <w:rPr>
-          <w:rFonts w:ascii="Calibri" w:hAnsi="Calibri" w:cs="Calibri" w:eastAsia="Calibri"/>
+          <w:rFonts w:ascii="Cambria" w:hAnsi="Cambria" w:cs="Cambria" w:eastAsia="Cambria"/>
           <w:color w:val="auto"/>
           <w:spacing w:val="0"/>
           <w:position w:val="0"/>
@@ -2199,21 +3556,22 @@
     </w:p>
     <w:p>
       <w:pPr>
+        <w:suppressAutoHyphens w:val="true"/>
         <w:spacing w:before="0" w:after="160" w:line="240"/>
         <w:ind w:right="0" w:left="0" w:firstLine="0"/>
         <w:jc w:val="left"/>
         <w:rPr>
           <w:rFonts w:ascii="Calibri" w:hAnsi="Calibri" w:cs="Calibri" w:eastAsia="Calibri"/>
-          <w:color w:val="auto"/>
-          <w:spacing w:val="0"/>
-          <w:position w:val="0"/>
-          <w:sz w:val="22"/>
+          <w:color w:val="2E74B5"/>
+          <w:spacing w:val="0"/>
+          <w:position w:val="0"/>
+          <w:sz w:val="32"/>
           <w:shd w:fill="auto" w:val="clear"/>
         </w:rPr>
       </w:pPr>
       <w:r>
         <w:rPr>
-          <w:rFonts w:ascii="Calibri" w:hAnsi="Calibri" w:cs="Calibri" w:eastAsia="Calibri"/>
+          <w:rFonts w:ascii="Cambria" w:hAnsi="Cambria" w:cs="Cambria" w:eastAsia="Cambria"/>
           <w:color w:val="auto"/>
           <w:spacing w:val="0"/>
           <w:position w:val="0"/>
@@ -2235,7 +3593,7 @@
       </w:r>
       <w:r>
         <w:rPr>
-          <w:rFonts w:ascii="Calibri" w:hAnsi="Calibri" w:cs="Calibri" w:eastAsia="Calibri"/>
+          <w:rFonts w:ascii="Cambria" w:hAnsi="Cambria" w:cs="Cambria" w:eastAsia="Cambria"/>
           <w:color w:val="auto"/>
           <w:spacing w:val="0"/>
           <w:position w:val="0"/>
@@ -2257,7 +3615,7 @@
       </w:r>
       <w:r>
         <w:rPr>
-          <w:rFonts w:ascii="Calibri" w:hAnsi="Calibri" w:cs="Calibri" w:eastAsia="Calibri"/>
+          <w:rFonts w:ascii="Cambria" w:hAnsi="Cambria" w:cs="Cambria" w:eastAsia="Cambria"/>
           <w:color w:val="auto"/>
           <w:spacing w:val="0"/>
           <w:position w:val="0"/>
@@ -2269,7 +3627,7 @@
       <w:r>
         <w:rPr>
           <w:rFonts w:ascii="Consolas" w:hAnsi="Consolas" w:cs="Consolas" w:eastAsia="Consolas"/>
-          <w:color w:val="auto"/>
+          <w:color w:val="FF3838"/>
           <w:spacing w:val="0"/>
           <w:position w:val="0"/>
           <w:sz w:val="20"/>
@@ -2279,7 +3637,7 @@
       </w:r>
       <w:r>
         <w:rPr>
-          <w:rFonts w:ascii="Calibri" w:hAnsi="Calibri" w:cs="Calibri" w:eastAsia="Calibri"/>
+          <w:rFonts w:ascii="Cambria" w:hAnsi="Cambria" w:cs="Cambria" w:eastAsia="Cambria"/>
           <w:color w:val="auto"/>
           <w:spacing w:val="0"/>
           <w:position w:val="0"/>
@@ -2291,7 +3649,7 @@
       <w:r>
         <w:rPr>
           <w:rFonts w:ascii="Consolas" w:hAnsi="Consolas" w:cs="Consolas" w:eastAsia="Consolas"/>
-          <w:color w:val="auto"/>
+          <w:color w:val="FF3838"/>
           <w:spacing w:val="0"/>
           <w:position w:val="0"/>
           <w:sz w:val="20"/>
@@ -2301,7 +3659,7 @@
       </w:r>
       <w:r>
         <w:rPr>
-          <w:rFonts w:ascii="Calibri" w:hAnsi="Calibri" w:cs="Calibri" w:eastAsia="Calibri"/>
+          <w:rFonts w:ascii="Cambria" w:hAnsi="Cambria" w:cs="Cambria" w:eastAsia="Cambria"/>
           <w:color w:val="auto"/>
           <w:spacing w:val="0"/>
           <w:position w:val="0"/>
@@ -2313,7 +3671,7 @@
       <w:r>
         <w:rPr>
           <w:rFonts w:ascii="Consolas" w:hAnsi="Consolas" w:cs="Consolas" w:eastAsia="Consolas"/>
-          <w:color w:val="auto"/>
+          <w:color w:val="FF3838"/>
           <w:spacing w:val="0"/>
           <w:position w:val="0"/>
           <w:sz w:val="20"/>
@@ -2323,7 +3681,7 @@
       </w:r>
       <w:r>
         <w:rPr>
-          <w:rFonts w:ascii="Calibri" w:hAnsi="Calibri" w:cs="Calibri" w:eastAsia="Calibri"/>
+          <w:rFonts w:ascii="Cambria" w:hAnsi="Cambria" w:cs="Cambria" w:eastAsia="Cambria"/>
           <w:color w:val="auto"/>
           <w:spacing w:val="0"/>
           <w:position w:val="0"/>
@@ -2335,7 +3693,7 @@
       <w:r>
         <w:rPr>
           <w:rFonts w:ascii="Consolas" w:hAnsi="Consolas" w:cs="Consolas" w:eastAsia="Consolas"/>
-          <w:color w:val="auto"/>
+          <w:color w:val="FF3838"/>
           <w:spacing w:val="0"/>
           <w:position w:val="0"/>
           <w:sz w:val="20"/>
@@ -2345,7 +3703,7 @@
       </w:r>
       <w:r>
         <w:rPr>
-          <w:rFonts w:ascii="Calibri" w:hAnsi="Calibri" w:cs="Calibri" w:eastAsia="Calibri"/>
+          <w:rFonts w:ascii="Cambria" w:hAnsi="Cambria" w:cs="Cambria" w:eastAsia="Cambria"/>
           <w:color w:val="auto"/>
           <w:spacing w:val="0"/>
           <w:position w:val="0"/>
@@ -2357,6 +3715,7 @@
     </w:p>
     <w:p>
       <w:pPr>
+        <w:suppressAutoHyphens w:val="true"/>
         <w:spacing w:before="400" w:after="200" w:line="240"/>
         <w:ind w:right="0" w:left="0" w:firstLine="0"/>
         <w:jc w:val="left"/>
@@ -2365,17 +3724,18 @@
           <w:color w:val="2E74B5"/>
           <w:spacing w:val="0"/>
           <w:position w:val="0"/>
-          <w:sz w:val="32"/>
+          <w:sz w:val="26"/>
           <w:shd w:fill="auto" w:val="clear"/>
         </w:rPr>
       </w:pPr>
       <w:r>
         <w:rPr>
-          <w:rFonts w:ascii="Calibri" w:hAnsi="Calibri" w:cs="Calibri" w:eastAsia="Calibri"/>
-          <w:color w:val="2E74B5"/>
-          <w:spacing w:val="0"/>
-          <w:position w:val="0"/>
-          <w:sz w:val="32"/>
+          <w:rFonts w:ascii="Cambria" w:hAnsi="Cambria" w:cs="Cambria" w:eastAsia="Cambria"/>
+          <w:b/>
+          <w:color w:val="1F3864"/>
+          <w:spacing w:val="0"/>
+          <w:position w:val="0"/>
+          <w:sz w:val="30"/>
           <w:shd w:fill="auto" w:val="clear"/>
         </w:rPr>
         <w:t xml:space="preserve">4. Anatomy of the Macro Chain</w:t>
@@ -2383,6 +3743,7 @@
     </w:p>
     <w:p>
       <w:pPr>
+        <w:suppressAutoHyphens w:val="true"/>
         <w:spacing w:before="300" w:after="160" w:line="240"/>
         <w:ind w:right="0" w:left="0" w:firstLine="0"/>
         <w:jc w:val="left"/>
@@ -2397,20 +3758,23 @@
       </w:pPr>
       <w:r>
         <w:rPr>
-          <w:rFonts w:ascii="Calibri" w:hAnsi="Calibri" w:cs="Calibri" w:eastAsia="Calibri"/>
-          <w:color w:val="2E74B5"/>
-          <w:spacing w:val="0"/>
-          <w:position w:val="0"/>
-          <w:sz w:val="26"/>
+          <w:rFonts w:ascii="Cambria" w:hAnsi="Cambria" w:cs="Cambria" w:eastAsia="Cambria"/>
+          <w:b/>
+          <w:color w:val="1F3864"/>
+          <w:spacing w:val="0"/>
+          <w:position w:val="0"/>
+          <w:sz w:val="24"/>
           <w:shd w:fill="auto" w:val="clear"/>
         </w:rPr>
         <w:t xml:space="preserve">4.1 Declaring the shape: object / OBJECT</w:t>
       </w:r>
     </w:p>
     <w:tbl>
-      <w:tblPr/>
+      <w:tblPr>
+        <w:tblInd w:w="155" w:type="dxa"/>
+      </w:tblPr>
       <w:tblGrid>
-        <w:gridCol w:w="8601"/>
+        <w:gridCol w:w="9360"/>
       </w:tblGrid>
       <w:tr>
         <w:trPr>
@@ -2419,7 +3783,7 @@
         </w:trPr>
         <w:tc>
           <w:tcPr>
-            <w:tcW w:w="8601" w:type="dxa"/>
+            <w:tcW w:w="9360" w:type="dxa"/>
             <w:tcBorders>
               <w:top w:val="single" w:color="d0d0d0" w:sz="4"/>
               <w:left w:val="single" w:color="d0d0d0" w:sz="4"/>
@@ -2435,6 +3799,7 @@
           </w:tcPr>
           <w:p>
             <w:pPr>
+              <w:suppressAutoHyphens w:val="true"/>
               <w:spacing w:before="0" w:after="0" w:line="240"/>
               <w:ind w:right="0" w:left="0" w:firstLine="0"/>
               <w:jc w:val="left"/>
@@ -2450,22 +3815,67 @@
             <w:r>
               <w:rPr>
                 <w:rFonts w:ascii="Consolas" w:hAnsi="Consolas" w:cs="Consolas" w:eastAsia="Consolas"/>
-                <w:color w:val="auto"/>
-                <w:spacing w:val="0"/>
-                <w:position w:val="0"/>
-                <w:sz w:val="19"/>
-                <w:shd w:fill="auto" w:val="clear"/>
-              </w:rPr>
-              <w:t xml:space="preserve">#define OBJECT struct</w:t>
+                <w:color w:val="FF3838"/>
+                <w:spacing w:val="0"/>
+                <w:position w:val="0"/>
+                <w:sz w:val="19"/>
+                <w:shd w:fill="auto" w:val="clear"/>
+              </w:rPr>
+              <w:t xml:space="preserve">#define</w:t>
+            </w:r>
+            <w:r>
+              <w:rPr>
+                <w:rFonts w:ascii="Consolas" w:hAnsi="Consolas" w:cs="Consolas" w:eastAsia="Consolas"/>
+                <w:color w:val="auto"/>
+                <w:spacing w:val="0"/>
+                <w:position w:val="0"/>
+                <w:sz w:val="19"/>
+                <w:shd w:fill="auto" w:val="clear"/>
+              </w:rPr>
+              <w:t xml:space="preserve"> </w:t>
+            </w:r>
+            <w:r>
+              <w:rPr>
+                <w:rFonts w:ascii="Consolas" w:hAnsi="Consolas" w:cs="Consolas" w:eastAsia="Consolas"/>
+                <w:color w:val="069A2E"/>
+                <w:spacing w:val="0"/>
+                <w:position w:val="0"/>
+                <w:sz w:val="19"/>
+                <w:shd w:fill="auto" w:val="clear"/>
+              </w:rPr>
+              <w:t xml:space="preserve">OBJECT</w:t>
+            </w:r>
+            <w:r>
+              <w:rPr>
+                <w:rFonts w:ascii="Consolas" w:hAnsi="Consolas" w:cs="Consolas" w:eastAsia="Consolas"/>
+                <w:color w:val="auto"/>
+                <w:spacing w:val="0"/>
+                <w:position w:val="0"/>
+                <w:sz w:val="19"/>
+                <w:shd w:fill="auto" w:val="clear"/>
+              </w:rPr>
+              <w:t xml:space="preserve"> </w:t>
+            </w:r>
+            <w:r>
+              <w:rPr>
+                <w:rFonts w:ascii="Consolas" w:hAnsi="Consolas" w:cs="Consolas" w:eastAsia="Consolas"/>
+                <w:i/>
+                <w:color w:val="5983B0"/>
+                <w:spacing w:val="0"/>
+                <w:position w:val="0"/>
+                <w:sz w:val="19"/>
+                <w:shd w:fill="auto" w:val="clear"/>
+              </w:rPr>
+              <w:t xml:space="preserve">struct</w:t>
             </w:r>
           </w:p>
           <w:p>
             <w:pPr>
+              <w:suppressAutoHyphens w:val="true"/>
               <w:spacing w:before="0" w:after="0" w:line="240"/>
               <w:ind w:right="0" w:left="0" w:firstLine="0"/>
               <w:jc w:val="left"/>
               <w:rPr>
-                <w:color w:val="auto"/>
                 <w:spacing w:val="0"/>
                 <w:position w:val="0"/>
               </w:rPr>
@@ -2473,13 +3883,58 @@
             <w:r>
               <w:rPr>
                 <w:rFonts w:ascii="Consolas" w:hAnsi="Consolas" w:cs="Consolas" w:eastAsia="Consolas"/>
-                <w:color w:val="auto"/>
-                <w:spacing w:val="0"/>
-                <w:position w:val="0"/>
-                <w:sz w:val="19"/>
-                <w:shd w:fill="auto" w:val="clear"/>
-              </w:rPr>
-              <w:t xml:space="preserve">#define object struct</w:t>
+                <w:color w:val="FF3838"/>
+                <w:spacing w:val="0"/>
+                <w:position w:val="0"/>
+                <w:sz w:val="19"/>
+                <w:shd w:fill="auto" w:val="clear"/>
+              </w:rPr>
+              <w:t xml:space="preserve">#define</w:t>
+            </w:r>
+            <w:r>
+              <w:rPr>
+                <w:rFonts w:ascii="Consolas" w:hAnsi="Consolas" w:cs="Consolas" w:eastAsia="Consolas"/>
+                <w:color w:val="auto"/>
+                <w:spacing w:val="0"/>
+                <w:position w:val="0"/>
+                <w:sz w:val="19"/>
+                <w:shd w:fill="auto" w:val="clear"/>
+              </w:rPr>
+              <w:t xml:space="preserve"> </w:t>
+            </w:r>
+            <w:r>
+              <w:rPr>
+                <w:rFonts w:ascii="Consolas" w:hAnsi="Consolas" w:cs="Consolas" w:eastAsia="Consolas"/>
+                <w:color w:val="069A2E"/>
+                <w:spacing w:val="0"/>
+                <w:position w:val="0"/>
+                <w:sz w:val="19"/>
+                <w:shd w:fill="auto" w:val="clear"/>
+              </w:rPr>
+              <w:t xml:space="preserve">object</w:t>
+            </w:r>
+            <w:r>
+              <w:rPr>
+                <w:rFonts w:ascii="Consolas" w:hAnsi="Consolas" w:cs="Consolas" w:eastAsia="Consolas"/>
+                <w:color w:val="auto"/>
+                <w:spacing w:val="0"/>
+                <w:position w:val="0"/>
+                <w:sz w:val="19"/>
+                <w:shd w:fill="auto" w:val="clear"/>
+              </w:rPr>
+              <w:t xml:space="preserve"> </w:t>
+            </w:r>
+            <w:r>
+              <w:rPr>
+                <w:rFonts w:ascii="Consolas" w:hAnsi="Consolas" w:cs="Consolas" w:eastAsia="Consolas"/>
+                <w:i/>
+                <w:color w:val="5983B0"/>
+                <w:spacing w:val="0"/>
+                <w:position w:val="0"/>
+                <w:sz w:val="19"/>
+                <w:shd w:fill="auto" w:val="clear"/>
+              </w:rPr>
+              <w:t xml:space="preserve">struct</w:t>
             </w:r>
           </w:p>
         </w:tc>
@@ -2487,6 +3942,7 @@
     </w:tbl>
     <w:p>
       <w:pPr>
+        <w:suppressAutoHyphens w:val="true"/>
         <w:spacing w:before="0" w:after="200" w:line="240"/>
         <w:ind w:right="0" w:left="0" w:firstLine="0"/>
         <w:jc w:val="left"/>
@@ -2502,21 +3958,22 @@
     </w:p>
     <w:p>
       <w:pPr>
+        <w:suppressAutoHyphens w:val="true"/>
         <w:spacing w:before="0" w:after="160" w:line="240"/>
         <w:ind w:right="0" w:left="0" w:firstLine="0"/>
         <w:jc w:val="left"/>
         <w:rPr>
           <w:rFonts w:ascii="Calibri" w:hAnsi="Calibri" w:cs="Calibri" w:eastAsia="Calibri"/>
-          <w:color w:val="auto"/>
-          <w:spacing w:val="0"/>
-          <w:position w:val="0"/>
-          <w:sz w:val="22"/>
+          <w:color w:val="2E74B5"/>
+          <w:spacing w:val="0"/>
+          <w:position w:val="0"/>
+          <w:sz w:val="26"/>
           <w:shd w:fill="auto" w:val="clear"/>
         </w:rPr>
       </w:pPr>
       <w:r>
         <w:rPr>
-          <w:rFonts w:ascii="Calibri" w:hAnsi="Calibri" w:cs="Calibri" w:eastAsia="Calibri"/>
+          <w:rFonts w:ascii="Cambria" w:hAnsi="Cambria" w:cs="Cambria" w:eastAsia="Cambria"/>
           <w:color w:val="auto"/>
           <w:spacing w:val="0"/>
           <w:position w:val="0"/>
@@ -2528,7 +3985,8 @@
       <w:r>
         <w:rPr>
           <w:rFonts w:ascii="Consolas" w:hAnsi="Consolas" w:cs="Consolas" w:eastAsia="Consolas"/>
-          <w:color w:val="auto"/>
+          <w:i/>
+          <w:color w:val="5983B0"/>
           <w:spacing w:val="0"/>
           <w:position w:val="0"/>
           <w:sz w:val="20"/>
@@ -2538,7 +3996,7 @@
       </w:r>
       <w:r>
         <w:rPr>
-          <w:rFonts w:ascii="Calibri" w:hAnsi="Calibri" w:cs="Calibri" w:eastAsia="Calibri"/>
+          <w:rFonts w:ascii="Cambria" w:hAnsi="Cambria" w:cs="Cambria" w:eastAsia="Cambria"/>
           <w:color w:val="auto"/>
           <w:spacing w:val="0"/>
           <w:position w:val="0"/>
@@ -2550,7 +4008,8 @@
       <w:r>
         <w:rPr>
           <w:rFonts w:ascii="Consolas" w:hAnsi="Consolas" w:cs="Consolas" w:eastAsia="Consolas"/>
-          <w:color w:val="auto"/>
+          <w:i/>
+          <w:color w:val="5983B0"/>
           <w:spacing w:val="0"/>
           <w:position w:val="0"/>
           <w:sz w:val="20"/>
@@ -2560,7 +4019,7 @@
       </w:r>
       <w:r>
         <w:rPr>
-          <w:rFonts w:ascii="Calibri" w:hAnsi="Calibri" w:cs="Calibri" w:eastAsia="Calibri"/>
+          <w:rFonts w:ascii="Cambria" w:hAnsi="Cambria" w:cs="Cambria" w:eastAsia="Cambria"/>
           <w:color w:val="auto"/>
           <w:spacing w:val="0"/>
           <w:position w:val="0"/>
@@ -2572,6 +4031,7 @@
     </w:p>
     <w:p>
       <w:pPr>
+        <w:suppressAutoHyphens w:val="true"/>
         <w:spacing w:before="300" w:after="160" w:line="240"/>
         <w:ind w:right="0" w:left="0" w:firstLine="0"/>
         <w:jc w:val="left"/>
@@ -2586,11 +4046,12 @@
       </w:pPr>
       <w:r>
         <w:rPr>
-          <w:rFonts w:ascii="Calibri" w:hAnsi="Calibri" w:cs="Calibri" w:eastAsia="Calibri"/>
-          <w:color w:val="2E74B5"/>
-          <w:spacing w:val="0"/>
-          <w:position w:val="0"/>
-          <w:sz w:val="26"/>
+          <w:rFonts w:ascii="Cambria" w:hAnsi="Cambria" w:cs="Cambria" w:eastAsia="Cambria"/>
+          <w:b/>
+          <w:color w:val="1F3864"/>
+          <w:spacing w:val="0"/>
+          <w:position w:val="0"/>
+          <w:sz w:val="24"/>
           <w:shd w:fill="auto" w:val="clear"/>
         </w:rPr>
         <w:t xml:space="preserve">4.2 Recovering self inside a method: object__connect</w:t>
@@ -2598,21 +4059,22 @@
     </w:p>
     <w:p>
       <w:pPr>
+        <w:suppressAutoHyphens w:val="true"/>
         <w:spacing w:before="0" w:after="160" w:line="240"/>
         <w:ind w:right="0" w:left="0" w:firstLine="0"/>
         <w:jc w:val="left"/>
         <w:rPr>
           <w:rFonts w:ascii="Calibri" w:hAnsi="Calibri" w:cs="Calibri" w:eastAsia="Calibri"/>
-          <w:color w:val="auto"/>
-          <w:spacing w:val="0"/>
-          <w:position w:val="0"/>
-          <w:sz w:val="22"/>
+          <w:color w:val="2E74B5"/>
+          <w:spacing w:val="0"/>
+          <w:position w:val="0"/>
+          <w:sz w:val="26"/>
           <w:shd w:fill="auto" w:val="clear"/>
         </w:rPr>
       </w:pPr>
       <w:r>
         <w:rPr>
-          <w:rFonts w:ascii="Calibri" w:hAnsi="Calibri" w:cs="Calibri" w:eastAsia="Calibri"/>
+          <w:rFonts w:ascii="Cambria" w:hAnsi="Cambria" w:cs="Cambria" w:eastAsia="Cambria"/>
           <w:color w:val="auto"/>
           <w:spacing w:val="0"/>
           <w:position w:val="0"/>
@@ -2624,17 +4086,28 @@
       <w:r>
         <w:rPr>
           <w:rFonts w:ascii="Consolas" w:hAnsi="Consolas" w:cs="Consolas" w:eastAsia="Consolas"/>
-          <w:color w:val="auto"/>
-          <w:spacing w:val="0"/>
-          <w:position w:val="0"/>
-          <w:sz w:val="20"/>
-          <w:shd w:fill="F0F0F0" w:val="clear"/>
-        </w:rPr>
-        <w:t xml:space="preserve">object__connect(type_name)</w:t>
-      </w:r>
-      <w:r>
-        <w:rPr>
-          <w:rFonts w:ascii="Calibri" w:hAnsi="Calibri" w:cs="Calibri" w:eastAsia="Calibri"/>
+          <w:color w:val="FF3838"/>
+          <w:spacing w:val="0"/>
+          <w:position w:val="0"/>
+          <w:sz w:val="20"/>
+          <w:shd w:fill="F0F0F0" w:val="clear"/>
+        </w:rPr>
+        <w:t xml:space="preserve">object__connect</w:t>
+      </w:r>
+      <w:r>
+        <w:rPr>
+          <w:rFonts w:ascii="Consolas" w:hAnsi="Consolas" w:cs="Consolas" w:eastAsia="Consolas"/>
+          <w:color w:val="auto"/>
+          <w:spacing w:val="0"/>
+          <w:position w:val="0"/>
+          <w:sz w:val="20"/>
+          <w:shd w:fill="F0F0F0" w:val="clear"/>
+        </w:rPr>
+        <w:t xml:space="preserve">(type_name)</w:t>
+      </w:r>
+      <w:r>
+        <w:rPr>
+          <w:rFonts w:ascii="Cambria" w:hAnsi="Cambria" w:cs="Cambria" w:eastAsia="Cambria"/>
           <w:color w:val="auto"/>
           <w:spacing w:val="0"/>
           <w:position w:val="0"/>
@@ -2646,7 +4119,8 @@
       <w:r>
         <w:rPr>
           <w:rFonts w:ascii="Consolas" w:hAnsi="Consolas" w:cs="Consolas" w:eastAsia="Consolas"/>
-          <w:color w:val="auto"/>
+          <w:i/>
+          <w:color w:val="FF8000"/>
           <w:spacing w:val="0"/>
           <w:position w:val="0"/>
           <w:sz w:val="20"/>
@@ -2656,7 +4130,7 @@
       </w:r>
       <w:r>
         <w:rPr>
-          <w:rFonts w:ascii="Calibri" w:hAnsi="Calibri" w:cs="Calibri" w:eastAsia="Calibri"/>
+          <w:rFonts w:ascii="Cambria" w:hAnsi="Cambria" w:cs="Cambria" w:eastAsia="Cambria"/>
           <w:color w:val="auto"/>
           <w:spacing w:val="0"/>
           <w:position w:val="0"/>
@@ -2668,7 +4142,8 @@
       <w:r>
         <w:rPr>
           <w:rFonts w:ascii="Consolas" w:hAnsi="Consolas" w:cs="Consolas" w:eastAsia="Consolas"/>
-          <w:color w:val="auto"/>
+          <w:i/>
+          <w:color w:val="FF8000"/>
           <w:spacing w:val="0"/>
           <w:position w:val="0"/>
           <w:sz w:val="20"/>
@@ -2678,7 +4153,7 @@
       </w:r>
       <w:r>
         <w:rPr>
-          <w:rFonts w:ascii="Calibri" w:hAnsi="Calibri" w:cs="Calibri" w:eastAsia="Calibri"/>
+          <w:rFonts w:ascii="Cambria" w:hAnsi="Cambria" w:cs="Cambria" w:eastAsia="Cambria"/>
           <w:color w:val="auto"/>
           <w:spacing w:val="0"/>
           <w:position w:val="0"/>
@@ -2690,7 +4165,7 @@
       <w:r>
         <w:rPr>
           <w:rFonts w:ascii="Consolas" w:hAnsi="Consolas" w:cs="Consolas" w:eastAsia="Consolas"/>
-          <w:color w:val="auto"/>
+          <w:color w:val="5983B0"/>
           <w:spacing w:val="0"/>
           <w:position w:val="0"/>
           <w:sz w:val="20"/>
@@ -2700,7 +4175,7 @@
       </w:r>
       <w:r>
         <w:rPr>
-          <w:rFonts w:ascii="Calibri" w:hAnsi="Calibri" w:cs="Calibri" w:eastAsia="Calibri"/>
+          <w:rFonts w:ascii="Cambria" w:hAnsi="Cambria" w:cs="Cambria" w:eastAsia="Cambria"/>
           <w:color w:val="auto"/>
           <w:spacing w:val="0"/>
           <w:position w:val="0"/>
@@ -2722,7 +4197,7 @@
       </w:r>
       <w:r>
         <w:rPr>
-          <w:rFonts w:ascii="Calibri" w:hAnsi="Calibri" w:cs="Calibri" w:eastAsia="Calibri"/>
+          <w:rFonts w:ascii="Cambria" w:hAnsi="Cambria" w:cs="Cambria" w:eastAsia="Cambria"/>
           <w:color w:val="auto"/>
           <w:spacing w:val="0"/>
           <w:position w:val="0"/>
@@ -2734,17 +4209,51 @@
       <w:r>
         <w:rPr>
           <w:rFonts w:ascii="Consolas" w:hAnsi="Consolas" w:cs="Consolas" w:eastAsia="Consolas"/>
-          <w:color w:val="auto"/>
-          <w:spacing w:val="0"/>
-          <w:position w:val="0"/>
-          <w:sz w:val="20"/>
-          <w:shd w:fill="F0F0F0" w:val="clear"/>
-        </w:rPr>
-        <w:t xml:space="preserve">this-&gt;value += value</w:t>
-      </w:r>
-      <w:r>
-        <w:rPr>
-          <w:rFonts w:ascii="Calibri" w:hAnsi="Calibri" w:cs="Calibri" w:eastAsia="Calibri"/>
+          <w:i/>
+          <w:color w:val="FF8000"/>
+          <w:spacing w:val="0"/>
+          <w:position w:val="0"/>
+          <w:sz w:val="20"/>
+          <w:shd w:fill="F0F0F0" w:val="clear"/>
+        </w:rPr>
+        <w:t xml:space="preserve">this</w:t>
+      </w:r>
+      <w:r>
+        <w:rPr>
+          <w:rFonts w:ascii="Consolas" w:hAnsi="Consolas" w:cs="Consolas" w:eastAsia="Consolas"/>
+          <w:color w:val="auto"/>
+          <w:spacing w:val="0"/>
+          <w:position w:val="0"/>
+          <w:sz w:val="20"/>
+          <w:shd w:fill="F0F0F0" w:val="clear"/>
+        </w:rPr>
+        <w:t xml:space="preserve">-&gt;value </w:t>
+      </w:r>
+      <w:r>
+        <w:rPr>
+          <w:rFonts w:ascii="Consolas" w:hAnsi="Consolas" w:cs="Consolas" w:eastAsia="Consolas"/>
+          <w:color w:val="FF3838"/>
+          <w:spacing w:val="0"/>
+          <w:position w:val="0"/>
+          <w:sz w:val="20"/>
+          <w:shd w:fill="F0F0F0" w:val="clear"/>
+        </w:rPr>
+        <w:t xml:space="preserve">+=</w:t>
+      </w:r>
+      <w:r>
+        <w:rPr>
+          <w:rFonts w:ascii="Consolas" w:hAnsi="Consolas" w:cs="Consolas" w:eastAsia="Consolas"/>
+          <w:color w:val="auto"/>
+          <w:spacing w:val="0"/>
+          <w:position w:val="0"/>
+          <w:sz w:val="20"/>
+          <w:shd w:fill="F0F0F0" w:val="clear"/>
+        </w:rPr>
+        <w:t xml:space="preserve"> value</w:t>
+      </w:r>
+      <w:r>
+        <w:rPr>
+          <w:rFonts w:ascii="Cambria" w:hAnsi="Cambria" w:cs="Cambria" w:eastAsia="Cambria"/>
           <w:color w:val="auto"/>
           <w:spacing w:val="0"/>
           <w:position w:val="0"/>
@@ -2766,7 +4275,7 @@
       </w:r>
       <w:r>
         <w:rPr>
-          <w:rFonts w:ascii="Calibri" w:hAnsi="Calibri" w:cs="Calibri" w:eastAsia="Calibri"/>
+          <w:rFonts w:ascii="Cambria" w:hAnsi="Cambria" w:cs="Cambria" w:eastAsia="Cambria"/>
           <w:color w:val="auto"/>
           <w:spacing w:val="0"/>
           <w:position w:val="0"/>
@@ -2778,6 +4287,7 @@
     </w:p>
     <w:p>
       <w:pPr>
+        <w:suppressAutoHyphens w:val="true"/>
         <w:spacing w:before="300" w:after="160" w:line="240"/>
         <w:ind w:right="0" w:left="0" w:firstLine="0"/>
         <w:jc w:val="left"/>
@@ -2792,20 +4302,23 @@
       </w:pPr>
       <w:r>
         <w:rPr>
-          <w:rFonts w:ascii="Calibri" w:hAnsi="Calibri" w:cs="Calibri" w:eastAsia="Calibri"/>
-          <w:color w:val="2E74B5"/>
-          <w:spacing w:val="0"/>
-          <w:position w:val="0"/>
-          <w:sz w:val="26"/>
-          <w:shd w:fill="auto" w:val="clear"/>
-        </w:rPr>
-        <w:t xml:space="preserve">4.3 Constructing an instance: NEW / new</w:t>
+          <w:rFonts w:ascii="Cambria" w:hAnsi="Cambria" w:cs="Cambria" w:eastAsia="Cambria"/>
+          <w:b/>
+          <w:color w:val="1F3864"/>
+          <w:spacing w:val="0"/>
+          <w:position w:val="0"/>
+          <w:sz w:val="24"/>
+          <w:shd w:fill="auto" w:val="clear"/>
+        </w:rPr>
+        <w:t xml:space="preserve">4.3 Constructing an instance: NEW / new / OBJ / obj</w:t>
       </w:r>
     </w:p>
     <w:tbl>
-      <w:tblPr/>
+      <w:tblPr>
+        <w:tblInd w:w="155" w:type="dxa"/>
+      </w:tblPr>
       <w:tblGrid>
-        <w:gridCol w:w="8571"/>
+        <w:gridCol w:w="9360"/>
       </w:tblGrid>
       <w:tr>
         <w:trPr>
@@ -2814,7 +4327,7 @@
         </w:trPr>
         <w:tc>
           <w:tcPr>
-            <w:tcW w:w="8571" w:type="dxa"/>
+            <w:tcW w:w="9360" w:type="dxa"/>
             <w:tcBorders>
               <w:top w:val="single" w:color="d0d0d0" w:sz="4"/>
               <w:left w:val="single" w:color="d0d0d0" w:sz="4"/>
@@ -2830,6 +4343,7 @@
           </w:tcPr>
           <w:p>
             <w:pPr>
+              <w:suppressAutoHyphens w:val="true"/>
               <w:spacing w:before="0" w:after="0" w:line="240"/>
               <w:ind w:right="0" w:left="0" w:firstLine="0"/>
               <w:jc w:val="left"/>
@@ -2845,17 +4359,51 @@
             <w:r>
               <w:rPr>
                 <w:rFonts w:ascii="Consolas" w:hAnsi="Consolas" w:cs="Consolas" w:eastAsia="Consolas"/>
-                <w:color w:val="auto"/>
-                <w:spacing w:val="0"/>
-                <w:position w:val="0"/>
-                <w:sz w:val="19"/>
-                <w:shd w:fill="auto" w:val="clear"/>
-              </w:rPr>
-              <w:t xml:space="preserve">#define NEW(OBJECT_NAME, VARIABLE_NAME) \</w:t>
+                <w:color w:val="FF3838"/>
+                <w:spacing w:val="0"/>
+                <w:position w:val="0"/>
+                <w:sz w:val="19"/>
+                <w:shd w:fill="auto" w:val="clear"/>
+              </w:rPr>
+              <w:t xml:space="preserve">#define</w:t>
+            </w:r>
+            <w:r>
+              <w:rPr>
+                <w:rFonts w:ascii="Consolas" w:hAnsi="Consolas" w:cs="Consolas" w:eastAsia="Consolas"/>
+                <w:color w:val="auto"/>
+                <w:spacing w:val="0"/>
+                <w:position w:val="0"/>
+                <w:sz w:val="19"/>
+                <w:shd w:fill="auto" w:val="clear"/>
+              </w:rPr>
+              <w:t xml:space="preserve"> </w:t>
+            </w:r>
+            <w:r>
+              <w:rPr>
+                <w:rFonts w:ascii="Consolas" w:hAnsi="Consolas" w:cs="Consolas" w:eastAsia="Consolas"/>
+                <w:color w:val="069A2E"/>
+                <w:spacing w:val="0"/>
+                <w:position w:val="0"/>
+                <w:sz w:val="19"/>
+                <w:shd w:fill="auto" w:val="clear"/>
+              </w:rPr>
+              <w:t xml:space="preserve">NEW</w:t>
+            </w:r>
+            <w:r>
+              <w:rPr>
+                <w:rFonts w:ascii="Consolas" w:hAnsi="Consolas" w:cs="Consolas" w:eastAsia="Consolas"/>
+                <w:color w:val="auto"/>
+                <w:spacing w:val="0"/>
+                <w:position w:val="0"/>
+                <w:sz w:val="19"/>
+                <w:shd w:fill="auto" w:val="clear"/>
+              </w:rPr>
+              <w:t xml:space="preserve">(OBJECT_NAME, VARIABLE_NAME) \</w:t>
             </w:r>
           </w:p>
           <w:p>
             <w:pPr>
+              <w:suppressAutoHyphens w:val="true"/>
               <w:spacing w:before="0" w:after="0" w:line="240"/>
               <w:ind w:right="0" w:left="0" w:firstLine="0"/>
               <w:jc w:val="left"/>
@@ -2877,11 +4425,35 @@
                 <w:sz w:val="19"/>
                 <w:shd w:fill="auto" w:val="clear"/>
               </w:rPr>
-              <w:t xml:space="preserve">    OBJECT OBJECT_NAME    VARIABLE_NAME; \</w:t>
+              <w:t xml:space="preserve">    </w:t>
+            </w:r>
+            <w:r>
+              <w:rPr>
+                <w:rFonts w:ascii="Consolas" w:hAnsi="Consolas" w:cs="Consolas" w:eastAsia="Consolas"/>
+                <w:i/>
+                <w:color w:val="5983B0"/>
+                <w:spacing w:val="0"/>
+                <w:position w:val="0"/>
+                <w:sz w:val="19"/>
+                <w:shd w:fill="auto" w:val="clear"/>
+              </w:rPr>
+              <w:t xml:space="preserve">OBJECT</w:t>
+            </w:r>
+            <w:r>
+              <w:rPr>
+                <w:rFonts w:ascii="Consolas" w:hAnsi="Consolas" w:cs="Consolas" w:eastAsia="Consolas"/>
+                <w:color w:val="auto"/>
+                <w:spacing w:val="0"/>
+                <w:position w:val="0"/>
+                <w:sz w:val="19"/>
+                <w:shd w:fill="auto" w:val="clear"/>
+              </w:rPr>
+              <w:t xml:space="preserve"> OBJECT_NAME    VARIABLE_NAME; \</w:t>
             </w:r>
           </w:p>
           <w:p>
             <w:pPr>
+              <w:suppressAutoHyphens w:val="true"/>
               <w:spacing w:before="0" w:after="0" w:line="240"/>
               <w:ind w:right="0" w:left="0" w:firstLine="0"/>
               <w:jc w:val="left"/>
@@ -2903,11 +4475,57 @@
                 <w:sz w:val="19"/>
                 <w:shd w:fill="auto" w:val="clear"/>
               </w:rPr>
-              <w:t xml:space="preserve">    extern void            OBJECT_NAME(); \</w:t>
+              <w:t xml:space="preserve">    </w:t>
+            </w:r>
+            <w:r>
+              <w:rPr>
+                <w:rFonts w:ascii="Consolas" w:hAnsi="Consolas" w:cs="Consolas" w:eastAsia="Consolas"/>
+                <w:color w:val="FF3838"/>
+                <w:spacing w:val="0"/>
+                <w:position w:val="0"/>
+                <w:sz w:val="19"/>
+                <w:shd w:fill="auto" w:val="clear"/>
+              </w:rPr>
+              <w:t xml:space="preserve">extern</w:t>
+            </w:r>
+            <w:r>
+              <w:rPr>
+                <w:rFonts w:ascii="Consolas" w:hAnsi="Consolas" w:cs="Consolas" w:eastAsia="Consolas"/>
+                <w:color w:val="auto"/>
+                <w:spacing w:val="0"/>
+                <w:position w:val="0"/>
+                <w:sz w:val="19"/>
+                <w:shd w:fill="auto" w:val="clear"/>
+              </w:rPr>
+              <w:t xml:space="preserve"> </w:t>
+            </w:r>
+            <w:r>
+              <w:rPr>
+                <w:rFonts w:ascii="Consolas" w:hAnsi="Consolas" w:cs="Consolas" w:eastAsia="Consolas"/>
+                <w:i/>
+                <w:color w:val="5983B0"/>
+                <w:spacing w:val="0"/>
+                <w:position w:val="0"/>
+                <w:sz w:val="19"/>
+                <w:shd w:fill="auto" w:val="clear"/>
+              </w:rPr>
+              <w:t xml:space="preserve">void</w:t>
+            </w:r>
+            <w:r>
+              <w:rPr>
+                <w:rFonts w:ascii="Consolas" w:hAnsi="Consolas" w:cs="Consolas" w:eastAsia="Consolas"/>
+                <w:color w:val="auto"/>
+                <w:spacing w:val="0"/>
+                <w:position w:val="0"/>
+                <w:sz w:val="19"/>
+                <w:shd w:fill="auto" w:val="clear"/>
+              </w:rPr>
+              <w:t xml:space="preserve">            OBJECT_NAME(); \</w:t>
             </w:r>
           </w:p>
           <w:p>
             <w:pPr>
+              <w:suppressAutoHyphens w:val="true"/>
               <w:spacing w:before="0" w:after="0" w:line="240"/>
               <w:ind w:right="0" w:left="0" w:firstLine="0"/>
               <w:jc w:val="left"/>
@@ -2934,6 +4552,7 @@
           </w:p>
           <w:p>
             <w:pPr>
+              <w:suppressAutoHyphens w:val="true"/>
               <w:spacing w:before="0" w:after="0" w:line="240"/>
               <w:ind w:right="0" w:left="0" w:firstLine="0"/>
               <w:jc w:val="left"/>
@@ -2955,16 +4574,60 @@
                 <w:sz w:val="19"/>
                 <w:shd w:fill="auto" w:val="clear"/>
               </w:rPr>
-              <w:t xml:space="preserve">    SET_RAX(&amp;VARIABLE_NAME); \</w:t>
+              <w:t xml:space="preserve">    </w:t>
+            </w:r>
+            <w:r>
+              <w:rPr>
+                <w:rFonts w:ascii="Consolas" w:hAnsi="Consolas" w:cs="Consolas" w:eastAsia="Consolas"/>
+                <w:color w:val="5983B0"/>
+                <w:spacing w:val="0"/>
+                <w:position w:val="0"/>
+                <w:sz w:val="19"/>
+                <w:shd w:fill="auto" w:val="clear"/>
+              </w:rPr>
+              <w:t xml:space="preserve">SET_RAX</w:t>
+            </w:r>
+            <w:r>
+              <w:rPr>
+                <w:rFonts w:ascii="Consolas" w:hAnsi="Consolas" w:cs="Consolas" w:eastAsia="Consolas"/>
+                <w:color w:val="auto"/>
+                <w:spacing w:val="0"/>
+                <w:position w:val="0"/>
+                <w:sz w:val="19"/>
+                <w:shd w:fill="auto" w:val="clear"/>
+              </w:rPr>
+              <w:t xml:space="preserve">(</w:t>
+            </w:r>
+            <w:r>
+              <w:rPr>
+                <w:rFonts w:ascii="Consolas" w:hAnsi="Consolas" w:cs="Consolas" w:eastAsia="Consolas"/>
+                <w:color w:val="FF3838"/>
+                <w:spacing w:val="0"/>
+                <w:position w:val="0"/>
+                <w:sz w:val="19"/>
+                <w:shd w:fill="auto" w:val="clear"/>
+              </w:rPr>
+              <w:t xml:space="preserve">&amp;</w:t>
+            </w:r>
+            <w:r>
+              <w:rPr>
+                <w:rFonts w:ascii="Consolas" w:hAnsi="Consolas" w:cs="Consolas" w:eastAsia="Consolas"/>
+                <w:color w:val="auto"/>
+                <w:spacing w:val="0"/>
+                <w:position w:val="0"/>
+                <w:sz w:val="19"/>
+                <w:shd w:fill="auto" w:val="clear"/>
+              </w:rPr>
+              <w:t xml:space="preserve">VARIABLE_NAME); \</w:t>
             </w:r>
           </w:p>
           <w:p>
             <w:pPr>
+              <w:suppressAutoHyphens w:val="true"/>
               <w:spacing w:before="0" w:after="0" w:line="240"/>
               <w:ind w:right="0" w:left="0" w:firstLine="0"/>
               <w:jc w:val="left"/>
               <w:rPr>
-                <w:color w:val="auto"/>
                 <w:spacing w:val="0"/>
                 <w:position w:val="0"/>
               </w:rPr>
@@ -2986,6 +4649,7 @@
     </w:tbl>
     <w:p>
       <w:pPr>
+        <w:suppressAutoHyphens w:val="true"/>
         <w:spacing w:before="0" w:after="200" w:line="240"/>
         <w:ind w:right="0" w:left="0" w:firstLine="0"/>
         <w:jc w:val="left"/>
@@ -3001,20 +4665,200 @@
     </w:p>
     <w:p>
       <w:pPr>
+        <w:suppressAutoHyphens w:val="true"/>
         <w:spacing w:before="0" w:after="160" w:line="240"/>
         <w:ind w:right="0" w:left="0" w:firstLine="0"/>
         <w:jc w:val="left"/>
         <w:rPr>
           <w:rFonts w:ascii="Calibri" w:hAnsi="Calibri" w:cs="Calibri" w:eastAsia="Calibri"/>
-          <w:color w:val="auto"/>
-          <w:spacing w:val="0"/>
-          <w:position w:val="0"/>
-          <w:sz w:val="22"/>
+          <w:color w:val="2E74B5"/>
+          <w:spacing w:val="0"/>
+          <w:position w:val="0"/>
+          <w:sz w:val="26"/>
           <w:shd w:fill="auto" w:val="clear"/>
         </w:rPr>
       </w:pPr>
       <w:r>
         <w:rPr>
+          <w:rFonts w:ascii="Consolas" w:hAnsi="Consolas" w:cs="Consolas" w:eastAsia="Consolas"/>
+          <w:color w:val="FF3838"/>
+          <w:spacing w:val="0"/>
+          <w:position w:val="0"/>
+          <w:sz w:val="20"/>
+          <w:shd w:fill="EEEEEE" w:val="clear"/>
+        </w:rPr>
+        <w:t xml:space="preserve">new</w:t>
+      </w:r>
+      <w:r>
+        <w:rPr>
+          <w:rFonts w:ascii="Consolas" w:hAnsi="Consolas" w:cs="Consolas" w:eastAsia="Consolas"/>
+          <w:color w:val="auto"/>
+          <w:spacing w:val="0"/>
+          <w:position w:val="0"/>
+          <w:sz w:val="20"/>
+          <w:shd w:fill="EEEEEE" w:val="clear"/>
+        </w:rPr>
+        <w:t xml:space="preserve">(</w:t>
+      </w:r>
+      <w:r>
+        <w:rPr>
+          <w:rFonts w:ascii="Consolas" w:hAnsi="Consolas" w:cs="Consolas" w:eastAsia="Consolas"/>
+          <w:i/>
+          <w:color w:val="5983B0"/>
+          <w:spacing w:val="0"/>
+          <w:position w:val="0"/>
+          <w:sz w:val="20"/>
+          <w:shd w:fill="EEEEEE" w:val="clear"/>
+        </w:rPr>
+        <w:t xml:space="preserve">test_object_type</w:t>
+      </w:r>
+      <w:r>
+        <w:rPr>
+          <w:rFonts w:ascii="Consolas" w:hAnsi="Consolas" w:cs="Consolas" w:eastAsia="Consolas"/>
+          <w:color w:val="auto"/>
+          <w:spacing w:val="0"/>
+          <w:position w:val="0"/>
+          <w:sz w:val="20"/>
+          <w:shd w:fill="EEEEEE" w:val="clear"/>
+        </w:rPr>
+        <w:t xml:space="preserve">, test)(</w:t>
+      </w:r>
+      <w:r>
+        <w:rPr>
+          <w:rFonts w:ascii="Consolas" w:hAnsi="Consolas" w:cs="Consolas" w:eastAsia="Consolas"/>
+          <w:color w:val="5B277D"/>
+          <w:spacing w:val="0"/>
+          <w:position w:val="0"/>
+          <w:sz w:val="20"/>
+          <w:shd w:fill="EEEEEE" w:val="clear"/>
+        </w:rPr>
+        <w:t xml:space="preserve">42</w:t>
+      </w:r>
+      <w:r>
+        <w:rPr>
+          <w:rFonts w:ascii="Consolas" w:hAnsi="Consolas" w:cs="Consolas" w:eastAsia="Consolas"/>
+          <w:color w:val="auto"/>
+          <w:spacing w:val="0"/>
+          <w:position w:val="0"/>
+          <w:sz w:val="20"/>
+          <w:shd w:fill="EEEEEE" w:val="clear"/>
+        </w:rPr>
+        <w:t xml:space="preserve">)</w:t>
+      </w:r>
+      <w:r>
+        <w:rPr>
+          <w:rFonts w:ascii="Cambria" w:hAnsi="Cambria" w:cs="Cambria" w:eastAsia="Cambria"/>
+          <w:color w:val="auto"/>
+          <w:spacing w:val="0"/>
+          <w:position w:val="0"/>
+          <w:sz w:val="22"/>
+          <w:shd w:fill="auto" w:val="clear"/>
+        </w:rPr>
+        <w:t xml:space="preserve"> expands to: declare the struct storage, forward-declare the constructor function, load </w:t>
+      </w:r>
+      <w:r>
+        <w:rPr>
+          <w:rFonts w:ascii="Consolas" w:hAnsi="Consolas" w:cs="Consolas" w:eastAsia="Consolas"/>
+          <w:color w:val="5983B0"/>
+          <w:spacing w:val="0"/>
+          <w:position w:val="0"/>
+          <w:sz w:val="20"/>
+          <w:shd w:fill="F0F0F0" w:val="clear"/>
+        </w:rPr>
+        <w:t xml:space="preserve">RAX</w:t>
+      </w:r>
+      <w:r>
+        <w:rPr>
+          <w:rFonts w:ascii="Cambria" w:hAnsi="Cambria" w:cs="Cambria" w:eastAsia="Cambria"/>
+          <w:color w:val="auto"/>
+          <w:spacing w:val="0"/>
+          <w:position w:val="0"/>
+          <w:sz w:val="22"/>
+          <w:shd w:fill="auto" w:val="clear"/>
+        </w:rPr>
+        <w:t xml:space="preserve"> with the new object's address, then call the constructor - which is really just another function that begins with </w:t>
+      </w:r>
+      <w:r>
+        <w:rPr>
+          <w:rFonts w:ascii="Consolas" w:hAnsi="Consolas" w:cs="Consolas" w:eastAsia="Consolas"/>
+          <w:color w:val="FF3838"/>
+          <w:spacing w:val="0"/>
+          <w:position w:val="0"/>
+          <w:sz w:val="20"/>
+          <w:shd w:fill="F0F0F0" w:val="clear"/>
+        </w:rPr>
+        <w:t xml:space="preserve">object__connect</w:t>
+      </w:r>
+      <w:r>
+        <w:rPr>
+          <w:rFonts w:ascii="Cambria" w:hAnsi="Cambria" w:cs="Cambria" w:eastAsia="Cambria"/>
+          <w:color w:val="auto"/>
+          <w:spacing w:val="0"/>
+          <w:position w:val="0"/>
+          <w:sz w:val="22"/>
+          <w:shd w:fill="auto" w:val="clear"/>
+        </w:rPr>
+        <w:t xml:space="preserve"> to recover that same address. The constructor body (</w:t>
+      </w:r>
+      <w:r>
+        <w:rPr>
+          <w:rFonts w:ascii="Consolas" w:hAnsi="Consolas" w:cs="Consolas" w:eastAsia="Consolas"/>
+          <w:i/>
+          <w:color w:val="5983B0"/>
+          <w:spacing w:val="0"/>
+          <w:position w:val="0"/>
+          <w:sz w:val="20"/>
+          <w:shd w:fill="F0F0F0" w:val="clear"/>
+        </w:rPr>
+        <w:t xml:space="preserve">test_object_type</w:t>
+      </w:r>
+      <w:r>
+        <w:rPr>
+          <w:rFonts w:ascii="Cambria" w:hAnsi="Cambria" w:cs="Cambria" w:eastAsia="Cambria"/>
+          <w:color w:val="auto"/>
+          <w:spacing w:val="0"/>
+          <w:position w:val="0"/>
+          <w:sz w:val="22"/>
+          <w:shd w:fill="auto" w:val="clear"/>
+        </w:rPr>
+        <w:t xml:space="preserve"> in the example) is written like a regular function taking </w:t>
+      </w:r>
+      <w:r>
+        <w:rPr>
+          <w:rFonts w:ascii="Consolas" w:hAnsi="Consolas" w:cs="Consolas" w:eastAsia="Consolas"/>
+          <w:color w:val="auto"/>
+          <w:spacing w:val="0"/>
+          <w:position w:val="0"/>
+          <w:sz w:val="20"/>
+          <w:shd w:fill="F0F0F0" w:val="clear"/>
+        </w:rPr>
+        <w:t xml:space="preserve">(</w:t>
+      </w:r>
+      <w:r>
+        <w:rPr>
+          <w:rFonts w:ascii="Consolas" w:hAnsi="Consolas" w:cs="Consolas" w:eastAsia="Consolas"/>
+          <w:i/>
+          <w:color w:val="5983B0"/>
+          <w:spacing w:val="0"/>
+          <w:position w:val="0"/>
+          <w:sz w:val="20"/>
+          <w:shd w:fill="F0F0F0" w:val="clear"/>
+        </w:rPr>
+        <w:t xml:space="preserve">int</w:t>
+      </w:r>
+      <w:r>
+        <w:rPr>
+          <w:rFonts w:ascii="Consolas" w:hAnsi="Consolas" w:cs="Consolas" w:eastAsia="Consolas"/>
+          <w:color w:val="auto"/>
+          <w:spacing w:val="0"/>
+          <w:position w:val="0"/>
+          <w:sz w:val="20"/>
+          <w:shd w:fill="F0F0F0" w:val="clear"/>
+        </w:rPr>
+        <w:t xml:space="preserve"> start_var)</w:t>
+      </w:r>
+      <w:r>
+        <w:rPr>
           <w:rFonts w:ascii="Calibri" w:hAnsi="Calibri" w:cs="Calibri" w:eastAsia="Calibri"/>
           <w:color w:val="auto"/>
           <w:spacing w:val="0"/>
@@ -3022,12 +4866,23 @@
           <w:sz w:val="22"/>
           <w:shd w:fill="auto" w:val="clear"/>
         </w:rPr>
-        <w:t xml:space="preserve">new(test_object_type, test)(42) expands to: declare the struct storage, forward-declare the constructor function, load </w:t>
-      </w:r>
-      <w:r>
-        <w:rPr>
-          <w:rFonts w:ascii="Consolas" w:hAnsi="Consolas" w:cs="Consolas" w:eastAsia="Consolas"/>
-          <w:color w:val="auto"/>
+        <w:t xml:space="preserve">;</w:t>
+      </w:r>
+      <w:r>
+        <w:rPr>
+          <w:rFonts w:ascii="Cambria" w:hAnsi="Cambria" w:cs="Cambria" w:eastAsia="Cambria"/>
+          <w:color w:val="auto"/>
+          <w:spacing w:val="0"/>
+          <w:position w:val="0"/>
+          <w:sz w:val="22"/>
+          <w:shd w:fill="auto" w:val="clear"/>
+        </w:rPr>
+        <w:t xml:space="preserve"> it never sees an explicit struct pointer parameter either. It uses the same </w:t>
+      </w:r>
+      <w:r>
+        <w:rPr>
+          <w:rFonts w:ascii="Consolas" w:hAnsi="Consolas" w:cs="Consolas" w:eastAsia="Consolas"/>
+          <w:color w:val="5983B0"/>
           <w:spacing w:val="0"/>
           <w:position w:val="0"/>
           <w:sz w:val="20"/>
@@ -3037,95 +4892,7 @@
       </w:r>
       <w:r>
         <w:rPr>
-          <w:rFonts w:ascii="Calibri" w:hAnsi="Calibri" w:cs="Calibri" w:eastAsia="Calibri"/>
-          <w:color w:val="auto"/>
-          <w:spacing w:val="0"/>
-          <w:position w:val="0"/>
-          <w:sz w:val="22"/>
-          <w:shd w:fill="auto" w:val="clear"/>
-        </w:rPr>
-        <w:t xml:space="preserve"> with the new object's address, then call the constructor - which is really just another function that begins with </w:t>
-      </w:r>
-      <w:r>
-        <w:rPr>
-          <w:rFonts w:ascii="Consolas" w:hAnsi="Consolas" w:cs="Consolas" w:eastAsia="Consolas"/>
-          <w:color w:val="auto"/>
-          <w:spacing w:val="0"/>
-          <w:position w:val="0"/>
-          <w:sz w:val="20"/>
-          <w:shd w:fill="F0F0F0" w:val="clear"/>
-        </w:rPr>
-        <w:t xml:space="preserve">object__connect</w:t>
-      </w:r>
-      <w:r>
-        <w:rPr>
-          <w:rFonts w:ascii="Calibri" w:hAnsi="Calibri" w:cs="Calibri" w:eastAsia="Calibri"/>
-          <w:color w:val="auto"/>
-          <w:spacing w:val="0"/>
-          <w:position w:val="0"/>
-          <w:sz w:val="22"/>
-          <w:shd w:fill="auto" w:val="clear"/>
-        </w:rPr>
-        <w:t xml:space="preserve"> to recover that same address. The constructor body (</w:t>
-      </w:r>
-      <w:r>
-        <w:rPr>
-          <w:rFonts w:ascii="Consolas" w:hAnsi="Consolas" w:cs="Consolas" w:eastAsia="Consolas"/>
-          <w:color w:val="auto"/>
-          <w:spacing w:val="0"/>
-          <w:position w:val="0"/>
-          <w:sz w:val="20"/>
-          <w:shd w:fill="F0F0F0" w:val="clear"/>
-        </w:rPr>
-        <w:t xml:space="preserve">test_object_type</w:t>
-      </w:r>
-      <w:r>
-        <w:rPr>
-          <w:rFonts w:ascii="Calibri" w:hAnsi="Calibri" w:cs="Calibri" w:eastAsia="Calibri"/>
-          <w:color w:val="auto"/>
-          <w:spacing w:val="0"/>
-          <w:position w:val="0"/>
-          <w:sz w:val="22"/>
-          <w:shd w:fill="auto" w:val="clear"/>
-        </w:rPr>
-        <w:t xml:space="preserve"> in the example) is written like a regular function taking </w:t>
-      </w:r>
-      <w:r>
-        <w:rPr>
-          <w:rFonts w:ascii="Consolas" w:hAnsi="Consolas" w:cs="Consolas" w:eastAsia="Consolas"/>
-          <w:color w:val="auto"/>
-          <w:spacing w:val="0"/>
-          <w:position w:val="0"/>
-          <w:sz w:val="20"/>
-          <w:shd w:fill="F0F0F0" w:val="clear"/>
-        </w:rPr>
-        <w:t xml:space="preserve">(int start_var)</w:t>
-      </w:r>
-      <w:r>
-        <w:rPr>
-          <w:rFonts w:ascii="Calibri" w:hAnsi="Calibri" w:cs="Calibri" w:eastAsia="Calibri"/>
-          <w:color w:val="auto"/>
-          <w:spacing w:val="0"/>
-          <w:position w:val="0"/>
-          <w:sz w:val="22"/>
-          <w:shd w:fill="auto" w:val="clear"/>
-        </w:rPr>
-        <w:t xml:space="preserve">; it never sees an explicit struct pointer parameter either. It uses the same </w:t>
-      </w:r>
-      <w:r>
-        <w:rPr>
-          <w:rFonts w:ascii="Consolas" w:hAnsi="Consolas" w:cs="Consolas" w:eastAsia="Consolas"/>
-          <w:color w:val="auto"/>
-          <w:spacing w:val="0"/>
-          <w:position w:val="0"/>
-          <w:sz w:val="20"/>
-          <w:shd w:fill="F0F0F0" w:val="clear"/>
-        </w:rPr>
-        <w:t xml:space="preserve">RAX</w:t>
-      </w:r>
-      <w:r>
-        <w:rPr>
-          <w:rFonts w:ascii="Calibri" w:hAnsi="Calibri" w:cs="Calibri" w:eastAsia="Calibri"/>
+          <w:rFonts w:ascii="Cambria" w:hAnsi="Cambria" w:cs="Cambria" w:eastAsia="Cambria"/>
           <w:color w:val="auto"/>
           <w:spacing w:val="0"/>
           <w:position w:val="0"/>
@@ -3137,6 +4904,7 @@
     </w:p>
     <w:p>
       <w:pPr>
+        <w:suppressAutoHyphens w:val="true"/>
         <w:spacing w:before="300" w:after="160" w:line="240"/>
         <w:ind w:right="0" w:left="0" w:firstLine="0"/>
         <w:jc w:val="left"/>
@@ -3151,11 +4919,12 @@
       </w:pPr>
       <w:r>
         <w:rPr>
-          <w:rFonts w:ascii="Calibri" w:hAnsi="Calibri" w:cs="Calibri" w:eastAsia="Calibri"/>
-          <w:color w:val="2E74B5"/>
-          <w:spacing w:val="0"/>
-          <w:position w:val="0"/>
-          <w:sz w:val="26"/>
+          <w:rFonts w:ascii="Cambria" w:hAnsi="Cambria" w:cs="Cambria" w:eastAsia="Cambria"/>
+          <w:b/>
+          <w:color w:val="1F3864"/>
+          <w:spacing w:val="0"/>
+          <w:position w:val="0"/>
+          <w:sz w:val="24"/>
           <w:shd w:fill="auto" w:val="clear"/>
         </w:rPr>
         <w:t xml:space="preserve">4.4 Binding a function to an instance: object__inject</w:t>
@@ -3163,6 +4932,7 @@
     </w:p>
     <w:p>
       <w:pPr>
+        <w:suppressAutoHyphens w:val="true"/>
         <w:spacing w:before="0" w:after="160" w:line="240"/>
         <w:ind w:right="0" w:left="0" w:firstLine="0"/>
         <w:jc w:val="left"/>
@@ -3177,7 +4947,7 @@
       </w:pPr>
       <w:r>
         <w:rPr>
-          <w:rFonts w:ascii="Calibri" w:hAnsi="Calibri" w:cs="Calibri" w:eastAsia="Calibri"/>
+          <w:rFonts w:ascii="Cambria" w:hAnsi="Cambria" w:cs="Cambria" w:eastAsia="Cambria"/>
           <w:color w:val="auto"/>
           <w:spacing w:val="0"/>
           <w:position w:val="0"/>
@@ -3188,18 +4958,20 @@
       </w:r>
     </w:p>
     <w:tbl>
-      <w:tblPr/>
+      <w:tblPr>
+        <w:tblInd w:w="155" w:type="dxa"/>
+      </w:tblPr>
       <w:tblGrid>
-        <w:gridCol w:w="8571"/>
+        <w:gridCol w:w="9345"/>
       </w:tblGrid>
       <w:tr>
         <w:trPr>
-          <w:trHeight w:val="1" w:hRule="atLeast"/>
+          <w:trHeight w:val="2425" w:hRule="auto"/>
           <w:jc w:val="left"/>
         </w:trPr>
         <w:tc>
           <w:tcPr>
-            <w:tcW w:w="8571" w:type="dxa"/>
+            <w:tcW w:w="9345" w:type="dxa"/>
             <w:tcBorders>
               <w:top w:val="single" w:color="d0d0d0" w:sz="4"/>
               <w:left w:val="single" w:color="d0d0d0" w:sz="4"/>
@@ -3215,6 +4987,7 @@
           </w:tcPr>
           <w:p>
             <w:pPr>
+              <w:suppressAutoHyphens w:val="true"/>
               <w:spacing w:before="0" w:after="0" w:line="240"/>
               <w:ind w:right="0" w:left="0" w:firstLine="0"/>
               <w:jc w:val="left"/>
@@ -3230,17 +5003,51 @@
             <w:r>
               <w:rPr>
                 <w:rFonts w:ascii="Consolas" w:hAnsi="Consolas" w:cs="Consolas" w:eastAsia="Consolas"/>
-                <w:color w:val="auto"/>
-                <w:spacing w:val="0"/>
-                <w:position w:val="0"/>
-                <w:sz w:val="19"/>
-                <w:shd w:fill="auto" w:val="clear"/>
-              </w:rPr>
-              <w:t xml:space="preserve">#define OBJECT__INJECT_3(OBJECT_PTR, TARGET, SOURCE) \</w:t>
+                <w:color w:val="FF3838"/>
+                <w:spacing w:val="0"/>
+                <w:position w:val="0"/>
+                <w:sz w:val="19"/>
+                <w:shd w:fill="auto" w:val="clear"/>
+              </w:rPr>
+              <w:t xml:space="preserve">#define</w:t>
+            </w:r>
+            <w:r>
+              <w:rPr>
+                <w:rFonts w:ascii="Consolas" w:hAnsi="Consolas" w:cs="Consolas" w:eastAsia="Consolas"/>
+                <w:color w:val="auto"/>
+                <w:spacing w:val="0"/>
+                <w:position w:val="0"/>
+                <w:sz w:val="19"/>
+                <w:shd w:fill="auto" w:val="clear"/>
+              </w:rPr>
+              <w:t xml:space="preserve"> </w:t>
+            </w:r>
+            <w:r>
+              <w:rPr>
+                <w:rFonts w:ascii="Consolas" w:hAnsi="Consolas" w:cs="Consolas" w:eastAsia="Consolas"/>
+                <w:color w:val="069A2E"/>
+                <w:spacing w:val="0"/>
+                <w:position w:val="0"/>
+                <w:sz w:val="19"/>
+                <w:shd w:fill="auto" w:val="clear"/>
+              </w:rPr>
+              <w:t xml:space="preserve">OBJECT__INJECT</w:t>
+            </w:r>
+            <w:r>
+              <w:rPr>
+                <w:rFonts w:ascii="Consolas" w:hAnsi="Consolas" w:cs="Consolas" w:eastAsia="Consolas"/>
+                <w:color w:val="auto"/>
+                <w:spacing w:val="0"/>
+                <w:position w:val="0"/>
+                <w:sz w:val="19"/>
+                <w:shd w:fill="auto" w:val="clear"/>
+              </w:rPr>
+              <w:t xml:space="preserve">(TARGET, SOURCE) \</w:t>
             </w:r>
           </w:p>
           <w:p>
             <w:pPr>
+              <w:suppressAutoHyphens w:val="true"/>
               <w:spacing w:before="0" w:after="0" w:line="240"/>
               <w:ind w:right="0" w:left="0" w:firstLine="0"/>
               <w:jc w:val="left"/>
@@ -3262,11 +5069,34 @@
                 <w:sz w:val="19"/>
                 <w:shd w:fill="auto" w:val="clear"/>
               </w:rPr>
-              <w:t xml:space="preserve">    do \</w:t>
+              <w:t xml:space="preserve">    </w:t>
+            </w:r>
+            <w:r>
+              <w:rPr>
+                <w:rFonts w:ascii="Consolas" w:hAnsi="Consolas" w:cs="Consolas" w:eastAsia="Consolas"/>
+                <w:color w:val="FF3838"/>
+                <w:spacing w:val="0"/>
+                <w:position w:val="0"/>
+                <w:sz w:val="19"/>
+                <w:shd w:fill="auto" w:val="clear"/>
+              </w:rPr>
+              <w:t xml:space="preserve">do</w:t>
+            </w:r>
+            <w:r>
+              <w:rPr>
+                <w:rFonts w:ascii="Consolas" w:hAnsi="Consolas" w:cs="Consolas" w:eastAsia="Consolas"/>
+                <w:color w:val="auto"/>
+                <w:spacing w:val="0"/>
+                <w:position w:val="0"/>
+                <w:sz w:val="19"/>
+                <w:shd w:fill="auto" w:val="clear"/>
+              </w:rPr>
+              <w:t xml:space="preserve"> \</w:t>
             </w:r>
           </w:p>
           <w:p>
             <w:pPr>
+              <w:suppressAutoHyphens w:val="true"/>
               <w:spacing w:before="0" w:after="0" w:line="240"/>
               <w:ind w:right="0" w:left="0" w:firstLine="0"/>
               <w:jc w:val="left"/>
@@ -3293,6 +5123,7 @@
           </w:p>
           <w:p>
             <w:pPr>
+              <w:suppressAutoHyphens w:val="true"/>
               <w:spacing w:before="0" w:after="0" w:line="240"/>
               <w:ind w:right="0" w:left="0" w:firstLine="0"/>
               <w:jc w:val="left"/>
@@ -3314,11 +5145,57 @@
                 <w:sz w:val="19"/>
                 <w:shd w:fill="auto" w:val="clear"/>
               </w:rPr>
-              <w:t xml:space="preserve">        register LET    INDEX; \</w:t>
+              <w:t xml:space="preserve">        </w:t>
+            </w:r>
+            <w:r>
+              <w:rPr>
+                <w:rFonts w:ascii="Consolas" w:hAnsi="Consolas" w:cs="Consolas" w:eastAsia="Consolas"/>
+                <w:color w:val="FF3838"/>
+                <w:spacing w:val="0"/>
+                <w:position w:val="0"/>
+                <w:sz w:val="19"/>
+                <w:shd w:fill="auto" w:val="clear"/>
+              </w:rPr>
+              <w:t xml:space="preserve">register</w:t>
+            </w:r>
+            <w:r>
+              <w:rPr>
+                <w:rFonts w:ascii="Consolas" w:hAnsi="Consolas" w:cs="Consolas" w:eastAsia="Consolas"/>
+                <w:color w:val="auto"/>
+                <w:spacing w:val="0"/>
+                <w:position w:val="0"/>
+                <w:sz w:val="19"/>
+                <w:shd w:fill="auto" w:val="clear"/>
+              </w:rPr>
+              <w:t xml:space="preserve"> </w:t>
+            </w:r>
+            <w:r>
+              <w:rPr>
+                <w:rFonts w:ascii="Consolas" w:hAnsi="Consolas" w:cs="Consolas" w:eastAsia="Consolas"/>
+                <w:i/>
+                <w:color w:val="5983B0"/>
+                <w:spacing w:val="0"/>
+                <w:position w:val="0"/>
+                <w:sz w:val="19"/>
+                <w:shd w:fill="auto" w:val="clear"/>
+              </w:rPr>
+              <w:t xml:space="preserve">LET</w:t>
+            </w:r>
+            <w:r>
+              <w:rPr>
+                <w:rFonts w:ascii="Consolas" w:hAnsi="Consolas" w:cs="Consolas" w:eastAsia="Consolas"/>
+                <w:color w:val="auto"/>
+                <w:spacing w:val="0"/>
+                <w:position w:val="0"/>
+                <w:sz w:val="19"/>
+                <w:shd w:fill="auto" w:val="clear"/>
+              </w:rPr>
+              <w:t xml:space="preserve">    INDEX; \</w:t>
             </w:r>
           </w:p>
           <w:p>
             <w:pPr>
+              <w:suppressAutoHyphens w:val="true"/>
               <w:spacing w:before="0" w:after="0" w:line="240"/>
               <w:ind w:right="0" w:left="0" w:firstLine="0"/>
               <w:jc w:val="left"/>
@@ -3340,11 +5217,35 @@
                 <w:sz w:val="19"/>
                 <w:shd w:fill="auto" w:val="clear"/>
               </w:rPr>
-              <w:t xml:space="preserve">        BYTE            __OP__[LOCALMACRO__FUNCTION_SIZE]; \</w:t>
+              <w:t xml:space="preserve">        </w:t>
+            </w:r>
+            <w:r>
+              <w:rPr>
+                <w:rFonts w:ascii="Consolas" w:hAnsi="Consolas" w:cs="Consolas" w:eastAsia="Consolas"/>
+                <w:i/>
+                <w:color w:val="5983B0"/>
+                <w:spacing w:val="0"/>
+                <w:position w:val="0"/>
+                <w:sz w:val="19"/>
+                <w:shd w:fill="auto" w:val="clear"/>
+              </w:rPr>
+              <w:t xml:space="preserve">BYTE</w:t>
+            </w:r>
+            <w:r>
+              <w:rPr>
+                <w:rFonts w:ascii="Consolas" w:hAnsi="Consolas" w:cs="Consolas" w:eastAsia="Consolas"/>
+                <w:color w:val="auto"/>
+                <w:spacing w:val="0"/>
+                <w:position w:val="0"/>
+                <w:sz w:val="19"/>
+                <w:shd w:fill="auto" w:val="clear"/>
+              </w:rPr>
+              <w:t xml:space="preserve">            __OP__[LOCALMACRO__FUNCTION_SIZE]; \</w:t>
             </w:r>
           </w:p>
           <w:p>
             <w:pPr>
+              <w:suppressAutoHyphens w:val="true"/>
               <w:spacing w:before="0" w:after="0" w:line="240"/>
               <w:ind w:right="0" w:left="0" w:firstLine="0"/>
               <w:jc w:val="left"/>
@@ -3371,6 +5272,7 @@
           </w:p>
           <w:p>
             <w:pPr>
+              <w:suppressAutoHyphens w:val="true"/>
               <w:spacing w:before="0" w:after="0" w:line="240"/>
               <w:ind w:right="0" w:left="0" w:firstLine="0"/>
               <w:jc w:val="left"/>
@@ -3392,11 +5294,34 @@
                 <w:sz w:val="19"/>
                 <w:shd w:fill="auto" w:val="clear"/>
               </w:rPr>
-              <w:t xml:space="preserve">        INDEX = 0; \</w:t>
+              <w:t xml:space="preserve">        INDEX = </w:t>
+            </w:r>
+            <w:r>
+              <w:rPr>
+                <w:rFonts w:ascii="Consolas" w:hAnsi="Consolas" w:cs="Consolas" w:eastAsia="Consolas"/>
+                <w:color w:val="5B277D"/>
+                <w:spacing w:val="0"/>
+                <w:position w:val="0"/>
+                <w:sz w:val="19"/>
+                <w:shd w:fill="auto" w:val="clear"/>
+              </w:rPr>
+              <w:t xml:space="preserve">0</w:t>
+            </w:r>
+            <w:r>
+              <w:rPr>
+                <w:rFonts w:ascii="Consolas" w:hAnsi="Consolas" w:cs="Consolas" w:eastAsia="Consolas"/>
+                <w:color w:val="auto"/>
+                <w:spacing w:val="0"/>
+                <w:position w:val="0"/>
+                <w:sz w:val="19"/>
+                <w:shd w:fill="auto" w:val="clear"/>
+              </w:rPr>
+              <w:t xml:space="preserve">; \</w:t>
             </w:r>
           </w:p>
           <w:p>
             <w:pPr>
+              <w:suppressAutoHyphens w:val="true"/>
               <w:spacing w:before="0" w:after="0" w:line="240"/>
               <w:ind w:right="0" w:left="0" w:firstLine="0"/>
               <w:jc w:val="left"/>
@@ -3423,6 +5348,7 @@
           </w:p>
           <w:p>
             <w:pPr>
+              <w:suppressAutoHyphens w:val="true"/>
               <w:spacing w:before="0" w:after="0" w:line="240"/>
               <w:ind w:right="0" w:left="0" w:firstLine="0"/>
               <w:jc w:val="left"/>
@@ -3444,11 +5370,34 @@
                 <w:sz w:val="19"/>
                 <w:shd w:fill="auto" w:val="clear"/>
               </w:rPr>
-              <w:t xml:space="preserve">        ((OBJECT_PTR)-&gt;TARGET) = ALLOC_EXE(__OP__, LOCALMACRO__FUNCTION_SIZE); \</w:t>
+              <w:t xml:space="preserve">        (TARGET) = </w:t>
+            </w:r>
+            <w:r>
+              <w:rPr>
+                <w:rFonts w:ascii="Consolas" w:hAnsi="Consolas" w:cs="Consolas" w:eastAsia="Consolas"/>
+                <w:color w:val="5983B0"/>
+                <w:spacing w:val="0"/>
+                <w:position w:val="0"/>
+                <w:sz w:val="19"/>
+                <w:shd w:fill="auto" w:val="clear"/>
+              </w:rPr>
+              <w:t xml:space="preserve">ALLOC_EXE</w:t>
+            </w:r>
+            <w:r>
+              <w:rPr>
+                <w:rFonts w:ascii="Consolas" w:hAnsi="Consolas" w:cs="Consolas" w:eastAsia="Consolas"/>
+                <w:color w:val="auto"/>
+                <w:spacing w:val="0"/>
+                <w:position w:val="0"/>
+                <w:sz w:val="19"/>
+                <w:shd w:fill="auto" w:val="clear"/>
+              </w:rPr>
+              <w:t xml:space="preserve">(__OP__, LOCALMACRO__FUNCTION_SIZE); \</w:t>
             </w:r>
           </w:p>
           <w:p>
             <w:pPr>
+              <w:suppressAutoHyphens w:val="true"/>
               <w:spacing w:before="0" w:after="0" w:line="240"/>
               <w:ind w:right="0" w:left="0" w:firstLine="0"/>
               <w:jc w:val="left"/>
@@ -3475,11 +5424,11 @@
           </w:p>
           <w:p>
             <w:pPr>
+              <w:suppressAutoHyphens w:val="true"/>
               <w:spacing w:before="0" w:after="0" w:line="240"/>
               <w:ind w:right="0" w:left="0" w:firstLine="0"/>
               <w:jc w:val="left"/>
               <w:rPr>
-                <w:color w:val="auto"/>
                 <w:spacing w:val="0"/>
                 <w:position w:val="0"/>
               </w:rPr>
@@ -3493,7 +5442,51 @@
                 <w:sz w:val="19"/>
                 <w:shd w:fill="auto" w:val="clear"/>
               </w:rPr>
-              <w:t xml:space="preserve">    while (0)</w:t>
+              <w:t xml:space="preserve">    </w:t>
+            </w:r>
+            <w:r>
+              <w:rPr>
+                <w:rFonts w:ascii="Consolas" w:hAnsi="Consolas" w:cs="Consolas" w:eastAsia="Consolas"/>
+                <w:color w:val="FF3838"/>
+                <w:spacing w:val="0"/>
+                <w:position w:val="0"/>
+                <w:sz w:val="19"/>
+                <w:shd w:fill="auto" w:val="clear"/>
+              </w:rPr>
+              <w:t xml:space="preserve">while</w:t>
+            </w:r>
+            <w:r>
+              <w:rPr>
+                <w:rFonts w:ascii="Consolas" w:hAnsi="Consolas" w:cs="Consolas" w:eastAsia="Consolas"/>
+                <w:color w:val="auto"/>
+                <w:spacing w:val="0"/>
+                <w:position w:val="0"/>
+                <w:sz w:val="19"/>
+                <w:shd w:fill="auto" w:val="clear"/>
+              </w:rPr>
+              <w:t xml:space="preserve"> (</w:t>
+            </w:r>
+            <w:r>
+              <w:rPr>
+                <w:rFonts w:ascii="Consolas" w:hAnsi="Consolas" w:cs="Consolas" w:eastAsia="Consolas"/>
+                <w:color w:val="5B277D"/>
+                <w:spacing w:val="0"/>
+                <w:position w:val="0"/>
+                <w:sz w:val="19"/>
+                <w:shd w:fill="auto" w:val="clear"/>
+              </w:rPr>
+              <w:t xml:space="preserve">0</w:t>
+            </w:r>
+            <w:r>
+              <w:rPr>
+                <w:rFonts w:ascii="Consolas" w:hAnsi="Consolas" w:cs="Consolas" w:eastAsia="Consolas"/>
+                <w:color w:val="auto"/>
+                <w:spacing w:val="0"/>
+                <w:position w:val="0"/>
+                <w:sz w:val="19"/>
+                <w:shd w:fill="auto" w:val="clear"/>
+              </w:rPr>
+              <w:t xml:space="preserve">)</w:t>
             </w:r>
           </w:p>
         </w:tc>
@@ -3501,6 +5494,7 @@
     </w:tbl>
     <w:p>
       <w:pPr>
+        <w:suppressAutoHyphens w:val="true"/>
         <w:spacing w:before="0" w:after="200" w:line="240"/>
         <w:ind w:right="0" w:left="0" w:firstLine="0"/>
         <w:jc w:val="left"/>
@@ -3516,12 +5510,13 @@
     </w:p>
     <w:p>
       <w:pPr>
+        <w:suppressAutoHyphens w:val="true"/>
         <w:spacing w:before="0" w:after="160" w:line="240"/>
         <w:ind w:right="0" w:left="0" w:firstLine="0"/>
         <w:jc w:val="left"/>
         <w:rPr>
-          <w:rFonts w:ascii="Calibri" w:hAnsi="Calibri" w:cs="Calibri" w:eastAsia="Calibri"/>
-          <w:color w:val="auto"/>
+          <w:rFonts w:ascii="Cambria" w:hAnsi="Cambria" w:cs="Cambria" w:eastAsia="Cambria"/>
+          <w:color w:val="FF3838"/>
           <w:spacing w:val="0"/>
           <w:position w:val="0"/>
           <w:sz w:val="22"/>
@@ -3530,7 +5525,7 @@
       </w:pPr>
       <w:r>
         <w:rPr>
-          <w:rFonts w:ascii="Calibri" w:hAnsi="Calibri" w:cs="Calibri" w:eastAsia="Calibri"/>
+          <w:rFonts w:ascii="Cambria" w:hAnsi="Cambria" w:cs="Cambria" w:eastAsia="Cambria"/>
           <w:color w:val="auto"/>
           <w:spacing w:val="0"/>
           <w:position w:val="0"/>
@@ -3542,6 +5537,7 @@
     </w:p>
     <w:p>
       <w:pPr>
+        <w:suppressAutoHyphens w:val="true"/>
         <w:spacing w:before="0" w:after="160" w:line="240"/>
         <w:ind w:right="0" w:left="0" w:firstLine="0"/>
         <w:jc w:val="left"/>
@@ -3556,7 +5552,7 @@
       </w:pPr>
       <w:r>
         <w:rPr>
-          <w:rFonts w:ascii="Calibri" w:hAnsi="Calibri" w:cs="Calibri" w:eastAsia="Calibri"/>
+          <w:rFonts w:ascii="Cambria" w:hAnsi="Cambria" w:cs="Cambria" w:eastAsia="Cambria"/>
           <w:b/>
           <w:color w:val="auto"/>
           <w:spacing w:val="0"/>
@@ -3579,7 +5575,7 @@
       </w:r>
       <w:r>
         <w:rPr>
-          <w:rFonts w:ascii="Calibri" w:hAnsi="Calibri" w:cs="Calibri" w:eastAsia="Calibri"/>
+          <w:rFonts w:ascii="Cambria" w:hAnsi="Cambria" w:cs="Cambria" w:eastAsia="Cambria"/>
           <w:color w:val="auto"/>
           <w:spacing w:val="0"/>
           <w:position w:val="0"/>
@@ -3601,7 +5597,7 @@
       </w:r>
       <w:r>
         <w:rPr>
-          <w:rFonts w:ascii="Calibri" w:hAnsi="Calibri" w:cs="Calibri" w:eastAsia="Calibri"/>
+          <w:rFonts w:ascii="Cambria" w:hAnsi="Cambria" w:cs="Cambria" w:eastAsia="Cambria"/>
           <w:color w:val="auto"/>
           <w:spacing w:val="0"/>
           <w:position w:val="0"/>
@@ -3613,7 +5609,7 @@
       <w:r>
         <w:rPr>
           <w:rFonts w:ascii="Consolas" w:hAnsi="Consolas" w:cs="Consolas" w:eastAsia="Consolas"/>
-          <w:color w:val="auto"/>
+          <w:color w:val="FF3838"/>
           <w:spacing w:val="0"/>
           <w:position w:val="0"/>
           <w:sz w:val="20"/>
@@ -3623,7 +5619,7 @@
       </w:r>
       <w:r>
         <w:rPr>
-          <w:rFonts w:ascii="Calibri" w:hAnsi="Calibri" w:cs="Calibri" w:eastAsia="Calibri"/>
+          <w:rFonts w:ascii="Cambria" w:hAnsi="Cambria" w:cs="Cambria" w:eastAsia="Cambria"/>
           <w:color w:val="auto"/>
           <w:spacing w:val="0"/>
           <w:position w:val="0"/>
@@ -3635,7 +5631,7 @@
       <w:r>
         <w:rPr>
           <w:rFonts w:ascii="Consolas" w:hAnsi="Consolas" w:cs="Consolas" w:eastAsia="Consolas"/>
-          <w:color w:val="auto"/>
+          <w:color w:val="FF3838"/>
           <w:spacing w:val="0"/>
           <w:position w:val="0"/>
           <w:sz w:val="20"/>
@@ -3645,7 +5641,7 @@
       </w:r>
       <w:r>
         <w:rPr>
-          <w:rFonts w:ascii="Calibri" w:hAnsi="Calibri" w:cs="Calibri" w:eastAsia="Calibri"/>
+          <w:rFonts w:ascii="Cambria" w:hAnsi="Cambria" w:cs="Cambria" w:eastAsia="Cambria"/>
           <w:color w:val="auto"/>
           <w:spacing w:val="0"/>
           <w:position w:val="0"/>
@@ -3657,7 +5653,7 @@
       <w:r>
         <w:rPr>
           <w:rFonts w:ascii="Consolas" w:hAnsi="Consolas" w:cs="Consolas" w:eastAsia="Consolas"/>
-          <w:color w:val="auto"/>
+          <w:color w:val="FF3838"/>
           <w:spacing w:val="0"/>
           <w:position w:val="0"/>
           <w:sz w:val="20"/>
@@ -3667,7 +5663,7 @@
       </w:r>
       <w:r>
         <w:rPr>
-          <w:rFonts w:ascii="Calibri" w:hAnsi="Calibri" w:cs="Calibri" w:eastAsia="Calibri"/>
+          <w:rFonts w:ascii="Cambria" w:hAnsi="Cambria" w:cs="Cambria" w:eastAsia="Cambria"/>
           <w:color w:val="auto"/>
           <w:spacing w:val="0"/>
           <w:position w:val="0"/>
@@ -3679,6 +5675,7 @@
     </w:p>
     <w:p>
       <w:pPr>
+        <w:suppressAutoHyphens w:val="true"/>
         <w:spacing w:before="0" w:after="160" w:line="240"/>
         <w:ind w:right="0" w:left="0" w:firstLine="0"/>
         <w:jc w:val="left"/>
@@ -3693,7 +5690,7 @@
       </w:pPr>
       <w:r>
         <w:rPr>
-          <w:rFonts w:ascii="Calibri" w:hAnsi="Calibri" w:cs="Calibri" w:eastAsia="Calibri"/>
+          <w:rFonts w:ascii="Cambria" w:hAnsi="Cambria" w:cs="Cambria" w:eastAsia="Cambria"/>
           <w:b/>
           <w:color w:val="auto"/>
           <w:spacing w:val="0"/>
@@ -3706,17 +5703,28 @@
       <w:r>
         <w:rPr>
           <w:rFonts w:ascii="Consolas" w:hAnsi="Consolas" w:cs="Consolas" w:eastAsia="Consolas"/>
-          <w:color w:val="auto"/>
-          <w:spacing w:val="0"/>
-          <w:position w:val="0"/>
-          <w:sz w:val="20"/>
-          <w:shd w:fill="F0F0F0" w:val="clear"/>
-        </w:rPr>
-        <w:t xml:space="preserve">LOCALMACRO__INJECTOR(OBJECT_PTR, SOURCE)</w:t>
-      </w:r>
-      <w:r>
-        <w:rPr>
-          <w:rFonts w:ascii="Calibri" w:hAnsi="Calibri" w:cs="Calibri" w:eastAsia="Calibri"/>
+          <w:color w:val="5983B0"/>
+          <w:spacing w:val="0"/>
+          <w:position w:val="0"/>
+          <w:sz w:val="20"/>
+          <w:shd w:fill="F0F0F0" w:val="clear"/>
+        </w:rPr>
+        <w:t xml:space="preserve">LOCALMACRO__INJECTOR</w:t>
+      </w:r>
+      <w:r>
+        <w:rPr>
+          <w:rFonts w:ascii="Consolas" w:hAnsi="Consolas" w:cs="Consolas" w:eastAsia="Consolas"/>
+          <w:color w:val="auto"/>
+          <w:spacing w:val="0"/>
+          <w:position w:val="0"/>
+          <w:sz w:val="20"/>
+          <w:shd w:fill="F0F0F0" w:val="clear"/>
+        </w:rPr>
+        <w:t xml:space="preserve">(OBJECT_PTR, SOURCE)</w:t>
+      </w:r>
+      <w:r>
+        <w:rPr>
+          <w:rFonts w:ascii="Cambria" w:hAnsi="Cambria" w:cs="Cambria" w:eastAsia="Cambria"/>
           <w:color w:val="auto"/>
           <w:spacing w:val="0"/>
           <w:position w:val="0"/>
@@ -3738,7 +5746,7 @@
       </w:r>
       <w:r>
         <w:rPr>
-          <w:rFonts w:ascii="Calibri" w:hAnsi="Calibri" w:cs="Calibri" w:eastAsia="Calibri"/>
+          <w:rFonts w:ascii="Cambria" w:hAnsi="Cambria" w:cs="Cambria" w:eastAsia="Cambria"/>
           <w:color w:val="auto"/>
           <w:spacing w:val="0"/>
           <w:position w:val="0"/>
@@ -3760,7 +5768,7 @@
       </w:r>
       <w:r>
         <w:rPr>
-          <w:rFonts w:ascii="Calibri" w:hAnsi="Calibri" w:cs="Calibri" w:eastAsia="Calibri"/>
+          <w:rFonts w:ascii="Cambria" w:hAnsi="Cambria" w:cs="Cambria" w:eastAsia="Cambria"/>
           <w:color w:val="auto"/>
           <w:spacing w:val="0"/>
           <w:position w:val="0"/>
@@ -3782,7 +5790,7 @@
       </w:r>
       <w:r>
         <w:rPr>
-          <w:rFonts w:ascii="Calibri" w:hAnsi="Calibri" w:cs="Calibri" w:eastAsia="Calibri"/>
+          <w:rFonts w:ascii="Cambria" w:hAnsi="Cambria" w:cs="Cambria" w:eastAsia="Cambria"/>
           <w:color w:val="auto"/>
           <w:spacing w:val="0"/>
           <w:position w:val="0"/>
@@ -3804,7 +5812,7 @@
       </w:r>
       <w:r>
         <w:rPr>
-          <w:rFonts w:ascii="Calibri" w:hAnsi="Calibri" w:cs="Calibri" w:eastAsia="Calibri"/>
+          <w:rFonts w:ascii="Cambria" w:hAnsi="Cambria" w:cs="Cambria" w:eastAsia="Cambria"/>
           <w:color w:val="auto"/>
           <w:spacing w:val="0"/>
           <w:position w:val="0"/>
@@ -3826,7 +5834,7 @@
       </w:r>
       <w:r>
         <w:rPr>
-          <w:rFonts w:ascii="Calibri" w:hAnsi="Calibri" w:cs="Calibri" w:eastAsia="Calibri"/>
+          <w:rFonts w:ascii="Cambria" w:hAnsi="Cambria" w:cs="Cambria" w:eastAsia="Cambria"/>
           <w:color w:val="auto"/>
           <w:spacing w:val="0"/>
           <w:position w:val="0"/>
@@ -3848,7 +5856,7 @@
       </w:r>
       <w:r>
         <w:rPr>
-          <w:rFonts w:ascii="Calibri" w:hAnsi="Calibri" w:cs="Calibri" w:eastAsia="Calibri"/>
+          <w:rFonts w:ascii="Cambria" w:hAnsi="Cambria" w:cs="Cambria" w:eastAsia="Cambria"/>
           <w:color w:val="auto"/>
           <w:spacing w:val="0"/>
           <w:position w:val="0"/>
@@ -3870,7 +5878,7 @@
       </w:r>
       <w:r>
         <w:rPr>
-          <w:rFonts w:ascii="Calibri" w:hAnsi="Calibri" w:cs="Calibri" w:eastAsia="Calibri"/>
+          <w:rFonts w:ascii="Cambria" w:hAnsi="Cambria" w:cs="Cambria" w:eastAsia="Cambria"/>
           <w:color w:val="auto"/>
           <w:spacing w:val="0"/>
           <w:position w:val="0"/>
@@ -3882,6 +5890,7 @@
     </w:p>
     <w:p>
       <w:pPr>
+        <w:suppressAutoHyphens w:val="true"/>
         <w:spacing w:before="0" w:after="160" w:line="240"/>
         <w:ind w:right="0" w:left="0" w:firstLine="0"/>
         <w:jc w:val="left"/>
@@ -3896,7 +5905,7 @@
       </w:pPr>
       <w:r>
         <w:rPr>
-          <w:rFonts w:ascii="Calibri" w:hAnsi="Calibri" w:cs="Calibri" w:eastAsia="Calibri"/>
+          <w:rFonts w:ascii="Cambria" w:hAnsi="Cambria" w:cs="Cambria" w:eastAsia="Cambria"/>
           <w:b/>
           <w:color w:val="auto"/>
           <w:spacing w:val="0"/>
@@ -3909,17 +5918,28 @@
       <w:r>
         <w:rPr>
           <w:rFonts w:ascii="Consolas" w:hAnsi="Consolas" w:cs="Consolas" w:eastAsia="Consolas"/>
-          <w:color w:val="auto"/>
-          <w:spacing w:val="0"/>
-          <w:position w:val="0"/>
-          <w:sz w:val="20"/>
-          <w:shd w:fill="F0F0F0" w:val="clear"/>
-        </w:rPr>
-        <w:t xml:space="preserve">ALLOC_EXE(__OP__, size)</w:t>
-      </w:r>
-      <w:r>
-        <w:rPr>
-          <w:rFonts w:ascii="Calibri" w:hAnsi="Calibri" w:cs="Calibri" w:eastAsia="Calibri"/>
+          <w:color w:val="5983B0"/>
+          <w:spacing w:val="0"/>
+          <w:position w:val="0"/>
+          <w:sz w:val="20"/>
+          <w:shd w:fill="F0F0F0" w:val="clear"/>
+        </w:rPr>
+        <w:t xml:space="preserve">ALLOC_EXE</w:t>
+      </w:r>
+      <w:r>
+        <w:rPr>
+          <w:rFonts w:ascii="Consolas" w:hAnsi="Consolas" w:cs="Consolas" w:eastAsia="Consolas"/>
+          <w:color w:val="auto"/>
+          <w:spacing w:val="0"/>
+          <w:position w:val="0"/>
+          <w:sz w:val="20"/>
+          <w:shd w:fill="F0F0F0" w:val="clear"/>
+        </w:rPr>
+        <w:t xml:space="preserve">(__OP__, size)</w:t>
+      </w:r>
+      <w:r>
+        <w:rPr>
+          <w:rFonts w:ascii="Cambria" w:hAnsi="Cambria" w:cs="Cambria" w:eastAsia="Cambria"/>
           <w:color w:val="auto"/>
           <w:spacing w:val="0"/>
           <w:position w:val="0"/>
@@ -3930,7 +5950,7 @@
       </w:r>
       <w:r>
         <w:rPr>
-          <w:rFonts w:ascii="Calibri" w:hAnsi="Calibri" w:cs="Calibri" w:eastAsia="Calibri"/>
+          <w:rFonts w:ascii="Cambria" w:hAnsi="Cambria" w:cs="Cambria" w:eastAsia="Cambria"/>
           <w:b/>
           <w:color w:val="auto"/>
           <w:spacing w:val="0"/>
@@ -3942,7 +5962,7 @@
       </w:r>
       <w:r>
         <w:rPr>
-          <w:rFonts w:ascii="Calibri" w:hAnsi="Calibri" w:cs="Calibri" w:eastAsia="Calibri"/>
+          <w:rFonts w:ascii="Cambria" w:hAnsi="Cambria" w:cs="Cambria" w:eastAsia="Cambria"/>
           <w:color w:val="auto"/>
           <w:spacing w:val="0"/>
           <w:position w:val="0"/>
@@ -3954,11 +5974,12 @@
     </w:p>
     <w:p>
       <w:pPr>
+        <w:suppressAutoHyphens w:val="true"/>
         <w:spacing w:before="0" w:after="160" w:line="240"/>
         <w:ind w:right="0" w:left="0" w:firstLine="0"/>
         <w:jc w:val="left"/>
         <w:rPr>
-          <w:rFonts w:ascii="Calibri" w:hAnsi="Calibri" w:cs="Calibri" w:eastAsia="Calibri"/>
+          <w:rFonts w:ascii="Cambria" w:hAnsi="Cambria" w:cs="Cambria" w:eastAsia="Cambria"/>
           <w:color w:val="auto"/>
           <w:spacing w:val="0"/>
           <w:position w:val="0"/>
@@ -3968,7 +5989,7 @@
       </w:pPr>
       <w:r>
         <w:rPr>
-          <w:rFonts w:ascii="Calibri" w:hAnsi="Calibri" w:cs="Calibri" w:eastAsia="Calibri"/>
+          <w:rFonts w:ascii="Cambria" w:hAnsi="Cambria" w:cs="Cambria" w:eastAsia="Cambria"/>
           <w:b/>
           <w:color w:val="auto"/>
           <w:spacing w:val="0"/>
@@ -3980,7 +6001,7 @@
       </w:r>
       <w:r>
         <w:rPr>
-          <w:rFonts w:ascii="Calibri" w:hAnsi="Calibri" w:cs="Calibri" w:eastAsia="Calibri"/>
+          <w:rFonts w:ascii="Cambria" w:hAnsi="Cambria" w:cs="Cambria" w:eastAsia="Cambria"/>
           <w:color w:val="auto"/>
           <w:spacing w:val="0"/>
           <w:position w:val="0"/>
@@ -4002,7 +6023,7 @@
       </w:r>
       <w:r>
         <w:rPr>
-          <w:rFonts w:ascii="Calibri" w:hAnsi="Calibri" w:cs="Calibri" w:eastAsia="Calibri"/>
+          <w:rFonts w:ascii="Cambria" w:hAnsi="Cambria" w:cs="Cambria" w:eastAsia="Cambria"/>
           <w:color w:val="auto"/>
           <w:spacing w:val="0"/>
           <w:position w:val="0"/>
@@ -4014,6 +6035,7 @@
     </w:p>
     <w:p>
       <w:pPr>
+        <w:suppressAutoHyphens w:val="true"/>
         <w:spacing w:before="0" w:after="160" w:line="240"/>
         <w:ind w:right="0" w:left="0" w:firstLine="0"/>
         <w:jc w:val="left"/>
@@ -4029,83 +6051,51 @@
       <w:r>
         <w:rPr>
           <w:rFonts w:ascii="Consolas" w:hAnsi="Consolas" w:cs="Consolas" w:eastAsia="Consolas"/>
-          <w:color w:val="auto"/>
-          <w:spacing w:val="0"/>
-          <w:position w:val="0"/>
-          <w:sz w:val="20"/>
-          <w:shd w:fill="F0F0F0" w:val="clear"/>
-        </w:rPr>
-        <w:t xml:space="preserve">object__inject(add)</w:t>
-      </w:r>
-      <w:r>
-        <w:rPr>
-          <w:rFonts w:ascii="Calibri" w:hAnsi="Calibri" w:cs="Calibri" w:eastAsia="Calibri"/>
-          <w:color w:val="auto"/>
-          <w:spacing w:val="0"/>
-          <w:position w:val="0"/>
-          <w:sz w:val="22"/>
-          <w:shd w:fill="auto" w:val="clear"/>
-        </w:rPr>
-        <w:t xml:space="preserve"> (via </w:t>
-      </w:r>
-      <w:r>
-        <w:rPr>
-          <w:rFonts w:ascii="Consolas" w:hAnsi="Consolas" w:cs="Consolas" w:eastAsia="Consolas"/>
-          <w:color w:val="auto"/>
-          <w:spacing w:val="0"/>
-          <w:position w:val="0"/>
-          <w:sz w:val="20"/>
-          <w:shd w:fill="F0F0F0" w:val="clear"/>
-        </w:rPr>
-        <w:t xml:space="preserve">OBJECT__INJECT_2</w:t>
-      </w:r>
-      <w:r>
-        <w:rPr>
-          <w:rFonts w:ascii="Calibri" w:hAnsi="Calibri" w:cs="Calibri" w:eastAsia="Calibri"/>
-          <w:color w:val="auto"/>
-          <w:spacing w:val="0"/>
-          <w:position w:val="0"/>
-          <w:sz w:val="22"/>
-          <w:shd w:fill="auto" w:val="clear"/>
-        </w:rPr>
-        <w:t xml:space="preserve"> / </w:t>
-      </w:r>
-      <w:r>
-        <w:rPr>
-          <w:rFonts w:ascii="Consolas" w:hAnsi="Consolas" w:cs="Consolas" w:eastAsia="Consolas"/>
-          <w:color w:val="auto"/>
-          <w:spacing w:val="0"/>
-          <w:position w:val="0"/>
-          <w:sz w:val="20"/>
-          <w:shd w:fill="F0F0F0" w:val="clear"/>
-        </w:rPr>
-        <w:t xml:space="preserve">OBJECT__INJECT</w:t>
-      </w:r>
-      <w:r>
-        <w:rPr>
-          <w:rFonts w:ascii="Calibri" w:hAnsi="Calibri" w:cs="Calibri" w:eastAsia="Calibri"/>
-          <w:color w:val="auto"/>
-          <w:spacing w:val="0"/>
-          <w:position w:val="0"/>
-          <w:sz w:val="22"/>
-          <w:shd w:fill="auto" w:val="clear"/>
-        </w:rPr>
-        <w:t xml:space="preserve">) is shorthand for </w:t>
-      </w:r>
-      <w:r>
-        <w:rPr>
-          <w:rFonts w:ascii="Consolas" w:hAnsi="Consolas" w:cs="Consolas" w:eastAsia="Consolas"/>
-          <w:color w:val="auto"/>
-          <w:spacing w:val="0"/>
-          <w:position w:val="0"/>
-          <w:sz w:val="20"/>
-          <w:shd w:fill="F0F0F0" w:val="clear"/>
-        </w:rPr>
-        <w:t xml:space="preserve">object__inject_3(this, add, add)</w:t>
-      </w:r>
-      <w:r>
-        <w:rPr>
-          <w:rFonts w:ascii="Calibri" w:hAnsi="Calibri" w:cs="Calibri" w:eastAsia="Calibri"/>
+          <w:color w:val="FF3838"/>
+          <w:spacing w:val="0"/>
+          <w:position w:val="0"/>
+          <w:sz w:val="20"/>
+          <w:shd w:fill="F0F0F0" w:val="clear"/>
+        </w:rPr>
+        <w:t xml:space="preserve">object__inject</w:t>
+      </w:r>
+      <w:r>
+        <w:rPr>
+          <w:rFonts w:ascii="Consolas" w:hAnsi="Consolas" w:cs="Consolas" w:eastAsia="Consolas"/>
+          <w:color w:val="auto"/>
+          <w:spacing w:val="0"/>
+          <w:position w:val="0"/>
+          <w:sz w:val="20"/>
+          <w:shd w:fill="F0F0F0" w:val="clear"/>
+        </w:rPr>
+        <w:t xml:space="preserve">(</w:t>
+      </w:r>
+      <w:r>
+        <w:rPr>
+          <w:rFonts w:ascii="Consolas" w:hAnsi="Consolas" w:cs="Consolas" w:eastAsia="Consolas"/>
+          <w:i/>
+          <w:color w:val="FF8000"/>
+          <w:spacing w:val="0"/>
+          <w:position w:val="0"/>
+          <w:sz w:val="20"/>
+          <w:shd w:fill="F0F0F0" w:val="clear"/>
+        </w:rPr>
+        <w:t xml:space="preserve">this</w:t>
+      </w:r>
+      <w:r>
+        <w:rPr>
+          <w:rFonts w:ascii="Consolas" w:hAnsi="Consolas" w:cs="Consolas" w:eastAsia="Consolas"/>
+          <w:color w:val="auto"/>
+          <w:spacing w:val="0"/>
+          <w:position w:val="0"/>
+          <w:sz w:val="20"/>
+          <w:shd w:fill="F0F0F0" w:val="clear"/>
+        </w:rPr>
+        <w:t xml:space="preserve">-&gt;add, add)</w:t>
+      </w:r>
+      <w:r>
+        <w:rPr>
+          <w:rFonts w:ascii="Cambria" w:hAnsi="Cambria" w:cs="Cambria" w:eastAsia="Cambria"/>
           <w:color w:val="auto"/>
           <w:spacing w:val="0"/>
           <w:position w:val="0"/>
@@ -4127,7 +6117,7 @@
       </w:r>
       <w:r>
         <w:rPr>
-          <w:rFonts w:ascii="Calibri" w:hAnsi="Calibri" w:cs="Calibri" w:eastAsia="Calibri"/>
+          <w:rFonts w:ascii="Cambria" w:hAnsi="Cambria" w:cs="Cambria" w:eastAsia="Cambria"/>
           <w:color w:val="auto"/>
           <w:spacing w:val="0"/>
           <w:position w:val="0"/>
@@ -4149,7 +6139,7 @@
       </w:r>
       <w:r>
         <w:rPr>
-          <w:rFonts w:ascii="Calibri" w:hAnsi="Calibri" w:cs="Calibri" w:eastAsia="Calibri"/>
+          <w:rFonts w:ascii="Cambria" w:hAnsi="Cambria" w:cs="Cambria" w:eastAsia="Cambria"/>
           <w:color w:val="auto"/>
           <w:spacing w:val="0"/>
           <w:position w:val="0"/>
@@ -4160,9 +6150,11 @@
       </w:r>
     </w:p>
     <w:tbl>
-      <w:tblPr/>
+      <w:tblPr>
+        <w:tblInd w:w="155" w:type="dxa"/>
+      </w:tblPr>
       <w:tblGrid>
-        <w:gridCol w:w="8466"/>
+        <w:gridCol w:w="9345"/>
       </w:tblGrid>
       <w:tr>
         <w:trPr>
@@ -4171,7 +6163,7 @@
         </w:trPr>
         <w:tc>
           <w:tcPr>
-            <w:tcW w:w="8466" w:type="dxa"/>
+            <w:tcW w:w="9345" w:type="dxa"/>
             <w:tcBorders>
               <w:top w:val="single" w:color="d0d0d0" w:sz="4"/>
               <w:left w:val="single" w:color="d0d0d0" w:sz="4"/>
@@ -4187,11 +6179,11 @@
           </w:tcPr>
           <w:p>
             <w:pPr>
+              <w:suppressAutoHyphens w:val="true"/>
               <w:spacing w:before="0" w:after="0" w:line="240"/>
               <w:ind w:right="0" w:left="0" w:firstLine="0"/>
               <w:jc w:val="left"/>
               <w:rPr>
-                <w:color w:val="auto"/>
                 <w:spacing w:val="0"/>
                 <w:position w:val="0"/>
               </w:rPr>
@@ -4199,13 +6191,58 @@
             <w:r>
               <w:rPr>
                 <w:rFonts w:ascii="Consolas" w:hAnsi="Consolas" w:cs="Consolas" w:eastAsia="Consolas"/>
-                <w:color w:val="auto"/>
-                <w:spacing w:val="0"/>
-                <w:position w:val="0"/>
-                <w:sz w:val="19"/>
-                <w:shd w:fill="auto" w:val="clear"/>
-              </w:rPr>
-              <w:t xml:space="preserve">object__inject_2 (free, free_self);   /* field "free" -&gt; function free_self */</w:t>
+                <w:color w:val="FF3838"/>
+                <w:spacing w:val="0"/>
+                <w:position w:val="0"/>
+                <w:sz w:val="19"/>
+                <w:shd w:fill="auto" w:val="clear"/>
+              </w:rPr>
+              <w:t xml:space="preserve">object__inject</w:t>
+            </w:r>
+            <w:r>
+              <w:rPr>
+                <w:rFonts w:ascii="Consolas" w:hAnsi="Consolas" w:cs="Consolas" w:eastAsia="Consolas"/>
+                <w:color w:val="auto"/>
+                <w:spacing w:val="0"/>
+                <w:position w:val="0"/>
+                <w:sz w:val="19"/>
+                <w:shd w:fill="auto" w:val="clear"/>
+              </w:rPr>
+              <w:t xml:space="preserve">(</w:t>
+            </w:r>
+            <w:r>
+              <w:rPr>
+                <w:rFonts w:ascii="Consolas" w:hAnsi="Consolas" w:cs="Consolas" w:eastAsia="Consolas"/>
+                <w:i/>
+                <w:color w:val="FF8000"/>
+                <w:spacing w:val="0"/>
+                <w:position w:val="0"/>
+                <w:sz w:val="19"/>
+                <w:shd w:fill="auto" w:val="clear"/>
+              </w:rPr>
+              <w:t xml:space="preserve">this</w:t>
+            </w:r>
+            <w:r>
+              <w:rPr>
+                <w:rFonts w:ascii="Consolas" w:hAnsi="Consolas" w:cs="Consolas" w:eastAsia="Consolas"/>
+                <w:color w:val="auto"/>
+                <w:spacing w:val="0"/>
+                <w:position w:val="0"/>
+                <w:sz w:val="19"/>
+                <w:shd w:fill="auto" w:val="clear"/>
+              </w:rPr>
+              <w:t xml:space="preserve">-&gt;free, free_self);   </w:t>
+            </w:r>
+            <w:r>
+              <w:rPr>
+                <w:rFonts w:ascii="Consolas" w:hAnsi="Consolas" w:cs="Consolas" w:eastAsia="Consolas"/>
+                <w:color w:val="808080"/>
+                <w:spacing w:val="0"/>
+                <w:position w:val="0"/>
+                <w:sz w:val="19"/>
+                <w:shd w:fill="auto" w:val="clear"/>
+              </w:rPr>
+              <w:t xml:space="preserve">/* field "this-&gt;free" -&gt; function free_self */</w:t>
             </w:r>
           </w:p>
         </w:tc>
@@ -4213,11 +6250,12 @@
     </w:tbl>
     <w:p>
       <w:pPr>
+        <w:suppressAutoHyphens w:val="true"/>
         <w:spacing w:before="0" w:after="200" w:line="240"/>
         <w:ind w:right="0" w:left="0" w:firstLine="0"/>
         <w:jc w:val="left"/>
         <w:rPr>
-          <w:rFonts w:ascii="Calibri" w:hAnsi="Calibri" w:cs="Calibri" w:eastAsia="Calibri"/>
+          <w:rFonts w:ascii="Cambria" w:hAnsi="Cambria" w:cs="Cambria" w:eastAsia="Cambria"/>
           <w:color w:val="auto"/>
           <w:spacing w:val="0"/>
           <w:position w:val="0"/>
@@ -4228,21 +6266,22 @@
     </w:p>
     <w:p>
       <w:pPr>
+        <w:suppressAutoHyphens w:val="true"/>
         <w:spacing w:before="0" w:after="160" w:line="240"/>
         <w:ind w:right="0" w:left="0" w:firstLine="0"/>
         <w:jc w:val="left"/>
         <w:rPr>
           <w:rFonts w:ascii="Calibri" w:hAnsi="Calibri" w:cs="Calibri" w:eastAsia="Calibri"/>
-          <w:color w:val="auto"/>
-          <w:spacing w:val="0"/>
-          <w:position w:val="0"/>
-          <w:sz w:val="22"/>
+          <w:color w:val="2E74B5"/>
+          <w:spacing w:val="0"/>
+          <w:position w:val="0"/>
+          <w:sz w:val="26"/>
           <w:shd w:fill="auto" w:val="clear"/>
         </w:rPr>
       </w:pPr>
       <w:r>
         <w:rPr>
-          <w:rFonts w:ascii="Calibri" w:hAnsi="Calibri" w:cs="Calibri" w:eastAsia="Calibri"/>
+          <w:rFonts w:ascii="Cambria" w:hAnsi="Cambria" w:cs="Cambria" w:eastAsia="Cambria"/>
           <w:color w:val="auto"/>
           <w:spacing w:val="0"/>
           <w:position w:val="0"/>
@@ -4254,7 +6293,8 @@
       <w:r>
         <w:rPr>
           <w:rFonts w:ascii="Consolas" w:hAnsi="Consolas" w:cs="Consolas" w:eastAsia="Consolas"/>
-          <w:color w:val="auto"/>
+          <w:i/>
+          <w:color w:val="5983B0"/>
           <w:spacing w:val="0"/>
           <w:position w:val="0"/>
           <w:sz w:val="20"/>
@@ -4264,7 +6304,7 @@
       </w:r>
       <w:r>
         <w:rPr>
-          <w:rFonts w:ascii="Calibri" w:hAnsi="Calibri" w:cs="Calibri" w:eastAsia="Calibri"/>
+          <w:rFonts w:ascii="Cambria" w:hAnsi="Cambria" w:cs="Cambria" w:eastAsia="Cambria"/>
           <w:color w:val="auto"/>
           <w:spacing w:val="0"/>
           <w:position w:val="0"/>
@@ -4275,7 +6315,7 @@
       </w:r>
       <w:r>
         <w:rPr>
-          <w:rFonts w:ascii="Consolas" w:hAnsi="Consolas" w:cs="Consolas" w:eastAsia="Consolas"/>
+          <w:rFonts w:ascii="Cambria" w:hAnsi="Cambria" w:cs="Cambria" w:eastAsia="Cambria"/>
           <w:color w:val="auto"/>
           <w:spacing w:val="0"/>
           <w:position w:val="0"/>
@@ -4286,7 +6326,7 @@
       </w:r>
       <w:r>
         <w:rPr>
-          <w:rFonts w:ascii="Calibri" w:hAnsi="Calibri" w:cs="Calibri" w:eastAsia="Calibri"/>
+          <w:rFonts w:ascii="Cambria" w:hAnsi="Cambria" w:cs="Cambria" w:eastAsia="Cambria"/>
           <w:color w:val="auto"/>
           <w:spacing w:val="0"/>
           <w:position w:val="0"/>
@@ -4308,7 +6348,7 @@
       </w:r>
       <w:r>
         <w:rPr>
-          <w:rFonts w:ascii="Calibri" w:hAnsi="Calibri" w:cs="Calibri" w:eastAsia="Calibri"/>
+          <w:rFonts w:ascii="Cambria" w:hAnsi="Cambria" w:cs="Cambria" w:eastAsia="Cambria"/>
           <w:color w:val="auto"/>
           <w:spacing w:val="0"/>
           <w:position w:val="0"/>
@@ -4330,7 +6370,7 @@
       </w:r>
       <w:r>
         <w:rPr>
-          <w:rFonts w:ascii="Calibri" w:hAnsi="Calibri" w:cs="Calibri" w:eastAsia="Calibri"/>
+          <w:rFonts w:ascii="Cambria" w:hAnsi="Cambria" w:cs="Cambria" w:eastAsia="Cambria"/>
           <w:color w:val="auto"/>
           <w:spacing w:val="0"/>
           <w:position w:val="0"/>
@@ -4342,6 +6382,7 @@
     </w:p>
     <w:p>
       <w:pPr>
+        <w:suppressAutoHyphens w:val="true"/>
         <w:spacing w:before="300" w:after="160" w:line="240"/>
         <w:ind w:right="0" w:left="0" w:firstLine="0"/>
         <w:jc w:val="left"/>
@@ -4356,20 +6397,23 @@
       </w:pPr>
       <w:r>
         <w:rPr>
-          <w:rFonts w:ascii="Calibri" w:hAnsi="Calibri" w:cs="Calibri" w:eastAsia="Calibri"/>
-          <w:color w:val="2E74B5"/>
-          <w:spacing w:val="0"/>
-          <w:position w:val="0"/>
-          <w:sz w:val="26"/>
+          <w:rFonts w:ascii="Cambria" w:hAnsi="Cambria" w:cs="Cambria" w:eastAsia="Cambria"/>
+          <w:b/>
+          <w:color w:val="1F3864"/>
+          <w:spacing w:val="0"/>
+          <w:position w:val="0"/>
+          <w:sz w:val="24"/>
           <w:shd w:fill="auto" w:val="clear"/>
         </w:rPr>
         <w:t xml:space="preserve">4.5 Releasing a trampoline: object__eject</w:t>
       </w:r>
     </w:p>
     <w:tbl>
-      <w:tblPr/>
+      <w:tblPr>
+        <w:tblInd w:w="155" w:type="dxa"/>
+      </w:tblPr>
       <w:tblGrid>
-        <w:gridCol w:w="8421"/>
+        <w:gridCol w:w="9345"/>
       </w:tblGrid>
       <w:tr>
         <w:trPr>
@@ -4378,7 +6422,7 @@
         </w:trPr>
         <w:tc>
           <w:tcPr>
-            <w:tcW w:w="8421" w:type="dxa"/>
+            <w:tcW w:w="9345" w:type="dxa"/>
             <w:tcBorders>
               <w:top w:val="single" w:color="d0d0d0" w:sz="4"/>
               <w:left w:val="single" w:color="d0d0d0" w:sz="4"/>
@@ -4394,11 +6438,11 @@
           </w:tcPr>
           <w:p>
             <w:pPr>
+              <w:suppressAutoHyphens w:val="true"/>
               <w:spacing w:before="0" w:after="0" w:line="240"/>
               <w:ind w:right="0" w:left="0" w:firstLine="0"/>
               <w:jc w:val="left"/>
               <w:rPr>
-                <w:color w:val="auto"/>
                 <w:spacing w:val="0"/>
                 <w:position w:val="0"/>
               </w:rPr>
@@ -4406,13 +6450,91 @@
             <w:r>
               <w:rPr>
                 <w:rFonts w:ascii="Consolas" w:hAnsi="Consolas" w:cs="Consolas" w:eastAsia="Consolas"/>
-                <w:color w:val="auto"/>
-                <w:spacing w:val="0"/>
-                <w:position w:val="0"/>
-                <w:sz w:val="19"/>
-                <w:shd w:fill="auto" w:val="clear"/>
-              </w:rPr>
-              <w:t xml:space="preserve">#define OBJECT__EJECT(MEMBER_NAME) FREE_EXE(THIS-&gt;MEMBER_NAME)</w:t>
+                <w:color w:val="FF3838"/>
+                <w:spacing w:val="0"/>
+                <w:position w:val="0"/>
+                <w:sz w:val="19"/>
+                <w:shd w:fill="auto" w:val="clear"/>
+              </w:rPr>
+              <w:t xml:space="preserve">#define</w:t>
+            </w:r>
+            <w:r>
+              <w:rPr>
+                <w:rFonts w:ascii="Consolas" w:hAnsi="Consolas" w:cs="Consolas" w:eastAsia="Consolas"/>
+                <w:color w:val="auto"/>
+                <w:spacing w:val="0"/>
+                <w:position w:val="0"/>
+                <w:sz w:val="19"/>
+                <w:shd w:fill="auto" w:val="clear"/>
+              </w:rPr>
+              <w:t xml:space="preserve"> </w:t>
+            </w:r>
+            <w:r>
+              <w:rPr>
+                <w:rFonts w:ascii="Consolas" w:hAnsi="Consolas" w:cs="Consolas" w:eastAsia="Consolas"/>
+                <w:color w:val="069A2E"/>
+                <w:spacing w:val="0"/>
+                <w:position w:val="0"/>
+                <w:sz w:val="19"/>
+                <w:shd w:fill="auto" w:val="clear"/>
+              </w:rPr>
+              <w:t xml:space="preserve">OBJECT__EJECT</w:t>
+            </w:r>
+            <w:r>
+              <w:rPr>
+                <w:rFonts w:ascii="Consolas" w:hAnsi="Consolas" w:cs="Consolas" w:eastAsia="Consolas"/>
+                <w:color w:val="auto"/>
+                <w:spacing w:val="0"/>
+                <w:position w:val="0"/>
+                <w:sz w:val="19"/>
+                <w:shd w:fill="auto" w:val="clear"/>
+              </w:rPr>
+              <w:t xml:space="preserve">(MEMBER_NAME) </w:t>
+            </w:r>
+            <w:r>
+              <w:rPr>
+                <w:rFonts w:ascii="Consolas" w:hAnsi="Consolas" w:cs="Consolas" w:eastAsia="Consolas"/>
+                <w:color w:val="5983B0"/>
+                <w:spacing w:val="0"/>
+                <w:position w:val="0"/>
+                <w:sz w:val="19"/>
+                <w:shd w:fill="auto" w:val="clear"/>
+              </w:rPr>
+              <w:t xml:space="preserve">FREE_EXE</w:t>
+            </w:r>
+            <w:r>
+              <w:rPr>
+                <w:rFonts w:ascii="Consolas" w:hAnsi="Consolas" w:cs="Consolas" w:eastAsia="Consolas"/>
+                <w:color w:val="auto"/>
+                <w:spacing w:val="0"/>
+                <w:position w:val="0"/>
+                <w:sz w:val="19"/>
+                <w:shd w:fill="auto" w:val="clear"/>
+              </w:rPr>
+              <w:t xml:space="preserve">(</w:t>
+            </w:r>
+            <w:r>
+              <w:rPr>
+                <w:rFonts w:ascii="Consolas" w:hAnsi="Consolas" w:cs="Consolas" w:eastAsia="Consolas"/>
+                <w:i/>
+                <w:color w:val="FF8000"/>
+                <w:spacing w:val="0"/>
+                <w:position w:val="0"/>
+                <w:sz w:val="19"/>
+                <w:shd w:fill="auto" w:val="clear"/>
+              </w:rPr>
+              <w:t xml:space="preserve">THIS</w:t>
+            </w:r>
+            <w:r>
+              <w:rPr>
+                <w:rFonts w:ascii="Consolas" w:hAnsi="Consolas" w:cs="Consolas" w:eastAsia="Consolas"/>
+                <w:color w:val="auto"/>
+                <w:spacing w:val="0"/>
+                <w:position w:val="0"/>
+                <w:sz w:val="19"/>
+                <w:shd w:fill="auto" w:val="clear"/>
+              </w:rPr>
+              <w:t xml:space="preserve">-&gt;MEMBER_NAME)</w:t>
             </w:r>
           </w:p>
         </w:tc>
@@ -4420,6 +6542,7 @@
     </w:tbl>
     <w:p>
       <w:pPr>
+        <w:suppressAutoHyphens w:val="true"/>
         <w:spacing w:before="0" w:after="200" w:line="240"/>
         <w:ind w:right="0" w:left="0" w:firstLine="0"/>
         <w:jc w:val="left"/>
@@ -4435,21 +6558,22 @@
     </w:p>
     <w:p>
       <w:pPr>
+        <w:suppressAutoHyphens w:val="true"/>
         <w:spacing w:before="0" w:after="160" w:line="240"/>
         <w:ind w:right="0" w:left="0" w:firstLine="0"/>
         <w:jc w:val="left"/>
         <w:rPr>
           <w:rFonts w:ascii="Calibri" w:hAnsi="Calibri" w:cs="Calibri" w:eastAsia="Calibri"/>
-          <w:color w:val="auto"/>
-          <w:spacing w:val="0"/>
-          <w:position w:val="0"/>
-          <w:sz w:val="22"/>
+          <w:color w:val="2E74B5"/>
+          <w:spacing w:val="0"/>
+          <w:position w:val="0"/>
+          <w:sz w:val="32"/>
           <w:shd w:fill="auto" w:val="clear"/>
         </w:rPr>
       </w:pPr>
       <w:r>
         <w:rPr>
-          <w:rFonts w:ascii="Calibri" w:hAnsi="Calibri" w:cs="Calibri" w:eastAsia="Calibri"/>
+          <w:rFonts w:ascii="Cambria" w:hAnsi="Cambria" w:cs="Cambria" w:eastAsia="Cambria"/>
           <w:color w:val="auto"/>
           <w:spacing w:val="0"/>
           <w:position w:val="0"/>
@@ -4471,7 +6595,7 @@
       </w:r>
       <w:r>
         <w:rPr>
-          <w:rFonts w:ascii="Calibri" w:hAnsi="Calibri" w:cs="Calibri" w:eastAsia="Calibri"/>
+          <w:rFonts w:ascii="Cambria" w:hAnsi="Cambria" w:cs="Cambria" w:eastAsia="Cambria"/>
           <w:color w:val="auto"/>
           <w:spacing w:val="0"/>
           <w:position w:val="0"/>
@@ -4483,7 +6607,7 @@
       <w:r>
         <w:rPr>
           <w:rFonts w:ascii="Consolas" w:hAnsi="Consolas" w:cs="Consolas" w:eastAsia="Consolas"/>
-          <w:color w:val="auto"/>
+          <w:color w:val="FF3838"/>
           <w:spacing w:val="0"/>
           <w:position w:val="0"/>
           <w:sz w:val="20"/>
@@ -4493,7 +6617,7 @@
       </w:r>
       <w:r>
         <w:rPr>
-          <w:rFonts w:ascii="Calibri" w:hAnsi="Calibri" w:cs="Calibri" w:eastAsia="Calibri"/>
+          <w:rFonts w:ascii="Cambria" w:hAnsi="Cambria" w:cs="Cambria" w:eastAsia="Cambria"/>
           <w:color w:val="auto"/>
           <w:spacing w:val="0"/>
           <w:position w:val="0"/>
@@ -4505,6 +6629,7 @@
     </w:p>
     <w:p>
       <w:pPr>
+        <w:suppressAutoHyphens w:val="true"/>
         <w:spacing w:before="400" w:after="200" w:line="240"/>
         <w:ind w:right="0" w:left="0" w:firstLine="0"/>
         <w:jc w:val="left"/>
@@ -4519,11 +6644,12 @@
       </w:pPr>
       <w:r>
         <w:rPr>
-          <w:rFonts w:ascii="Calibri" w:hAnsi="Calibri" w:cs="Calibri" w:eastAsia="Calibri"/>
-          <w:color w:val="2E74B5"/>
-          <w:spacing w:val="0"/>
-          <w:position w:val="0"/>
-          <w:sz w:val="32"/>
+          <w:rFonts w:ascii="Cambria" w:hAnsi="Cambria" w:cs="Cambria" w:eastAsia="Cambria"/>
+          <w:b/>
+          <w:color w:val="1F3864"/>
+          <w:spacing w:val="0"/>
+          <w:position w:val="0"/>
+          <w:sz w:val="30"/>
           <w:shd w:fill="auto" w:val="clear"/>
         </w:rPr>
         <w:t xml:space="preserve">5. Full Path of One Call</w:t>
@@ -4531,11 +6657,12 @@
     </w:p>
     <w:p>
       <w:pPr>
+        <w:suppressAutoHyphens w:val="true"/>
         <w:spacing w:before="0" w:after="160" w:line="240"/>
         <w:ind w:right="0" w:left="0" w:firstLine="0"/>
         <w:jc w:val="left"/>
         <w:rPr>
-          <w:rFonts w:ascii="Calibri" w:hAnsi="Calibri" w:cs="Calibri" w:eastAsia="Calibri"/>
+          <w:rFonts w:ascii="Cambria" w:hAnsi="Cambria" w:cs="Cambria" w:eastAsia="Cambria"/>
           <w:color w:val="auto"/>
           <w:spacing w:val="0"/>
           <w:position w:val="0"/>
@@ -4545,7 +6672,7 @@
       </w:pPr>
       <w:r>
         <w:rPr>
-          <w:rFonts w:ascii="Calibri" w:hAnsi="Calibri" w:cs="Calibri" w:eastAsia="Calibri"/>
+          <w:rFonts w:ascii="Cambria" w:hAnsi="Cambria" w:cs="Cambria" w:eastAsia="Cambria"/>
           <w:color w:val="auto"/>
           <w:spacing w:val="0"/>
           <w:position w:val="0"/>
@@ -4563,11 +6690,55 @@
           <w:sz w:val="20"/>
           <w:shd w:fill="F0F0F0" w:val="clear"/>
         </w:rPr>
-        <w:t xml:space="preserve">test.add(42)</w:t>
-      </w:r>
-      <w:r>
-        <w:rPr>
-          <w:rFonts w:ascii="Calibri" w:hAnsi="Calibri" w:cs="Calibri" w:eastAsia="Calibri"/>
+        <w:t xml:space="preserve">test.</w:t>
+      </w:r>
+      <w:r>
+        <w:rPr>
+          <w:rFonts w:ascii="Consolas" w:hAnsi="Consolas" w:cs="Consolas" w:eastAsia="Consolas"/>
+          <w:color w:val="5983B0"/>
+          <w:spacing w:val="0"/>
+          <w:position w:val="0"/>
+          <w:sz w:val="20"/>
+          <w:shd w:fill="F0F0F0" w:val="clear"/>
+        </w:rPr>
+        <w:t xml:space="preserve">add</w:t>
+      </w:r>
+      <w:r>
+        <w:rPr>
+          <w:rFonts w:ascii="Consolas" w:hAnsi="Consolas" w:cs="Consolas" w:eastAsia="Consolas"/>
+          <w:color w:val="auto"/>
+          <w:spacing w:val="0"/>
+          <w:position w:val="0"/>
+          <w:sz w:val="20"/>
+          <w:shd w:fill="F0F0F0" w:val="clear"/>
+        </w:rPr>
+        <w:t xml:space="preserve">(</w:t>
+      </w:r>
+      <w:r>
+        <w:rPr>
+          <w:rFonts w:ascii="Consolas" w:hAnsi="Consolas" w:cs="Consolas" w:eastAsia="Consolas"/>
+          <w:color w:val="5B277D"/>
+          <w:spacing w:val="0"/>
+          <w:position w:val="0"/>
+          <w:sz w:val="20"/>
+          <w:shd w:fill="F0F0F0" w:val="clear"/>
+        </w:rPr>
+        <w:t xml:space="preserve">42</w:t>
+      </w:r>
+      <w:r>
+        <w:rPr>
+          <w:rFonts w:ascii="Consolas" w:hAnsi="Consolas" w:cs="Consolas" w:eastAsia="Consolas"/>
+          <w:color w:val="auto"/>
+          <w:spacing w:val="0"/>
+          <w:position w:val="0"/>
+          <w:sz w:val="20"/>
+          <w:shd w:fill="F0F0F0" w:val="clear"/>
+        </w:rPr>
+        <w:t xml:space="preserve">)</w:t>
+      </w:r>
+      <w:r>
+        <w:rPr>
+          <w:rFonts w:ascii="Cambria" w:hAnsi="Cambria" w:cs="Cambria" w:eastAsia="Cambria"/>
           <w:color w:val="auto"/>
           <w:spacing w:val="0"/>
           <w:position w:val="0"/>
@@ -4579,11 +6750,12 @@
     </w:p>
     <w:p>
       <w:pPr>
+        <w:suppressAutoHyphens w:val="true"/>
         <w:spacing w:before="0" w:after="160" w:line="240"/>
         <w:ind w:right="0" w:left="0" w:firstLine="0"/>
         <w:jc w:val="left"/>
         <w:rPr>
-          <w:rFonts w:ascii="Calibri" w:hAnsi="Calibri" w:cs="Calibri" w:eastAsia="Calibri"/>
+          <w:rFonts w:ascii="Cambria" w:hAnsi="Cambria" w:cs="Cambria" w:eastAsia="Cambria"/>
           <w:color w:val="auto"/>
           <w:spacing w:val="0"/>
           <w:position w:val="0"/>
@@ -4593,7 +6765,7 @@
       </w:pPr>
       <w:r>
         <w:rPr>
-          <w:rFonts w:ascii="Calibri" w:hAnsi="Calibri" w:cs="Calibri" w:eastAsia="Calibri"/>
+          <w:rFonts w:ascii="Cambria" w:hAnsi="Cambria" w:cs="Cambria" w:eastAsia="Cambria"/>
           <w:b/>
           <w:color w:val="auto"/>
           <w:spacing w:val="0"/>
@@ -4605,7 +6777,7 @@
       </w:r>
       <w:r>
         <w:rPr>
-          <w:rFonts w:ascii="Calibri" w:hAnsi="Calibri" w:cs="Calibri" w:eastAsia="Calibri"/>
+          <w:rFonts w:ascii="Cambria" w:hAnsi="Cambria" w:cs="Cambria" w:eastAsia="Cambria"/>
           <w:color w:val="auto"/>
           <w:spacing w:val="0"/>
           <w:position w:val="0"/>
@@ -4617,17 +6789,28 @@
       <w:r>
         <w:rPr>
           <w:rFonts w:ascii="Consolas" w:hAnsi="Consolas" w:cs="Consolas" w:eastAsia="Consolas"/>
-          <w:color w:val="auto"/>
-          <w:spacing w:val="0"/>
-          <w:position w:val="0"/>
-          <w:sz w:val="20"/>
-          <w:shd w:fill="F0F0F0" w:val="clear"/>
-        </w:rPr>
-        <w:t xml:space="preserve">object__inject(add)</w:t>
-      </w:r>
-      <w:r>
-        <w:rPr>
-          <w:rFonts w:ascii="Calibri" w:hAnsi="Calibri" w:cs="Calibri" w:eastAsia="Calibri"/>
+          <w:color w:val="FF3838"/>
+          <w:spacing w:val="0"/>
+          <w:position w:val="0"/>
+          <w:sz w:val="20"/>
+          <w:shd w:fill="F0F0F0" w:val="clear"/>
+        </w:rPr>
+        <w:t xml:space="preserve">object__inject</w:t>
+      </w:r>
+      <w:r>
+        <w:rPr>
+          <w:rFonts w:ascii="Consolas" w:hAnsi="Consolas" w:cs="Consolas" w:eastAsia="Consolas"/>
+          <w:color w:val="auto"/>
+          <w:spacing w:val="0"/>
+          <w:position w:val="0"/>
+          <w:sz w:val="20"/>
+          <w:shd w:fill="F0F0F0" w:val="clear"/>
+        </w:rPr>
+        <w:t xml:space="preserve">(add)</w:t>
+      </w:r>
+      <w:r>
+        <w:rPr>
+          <w:rFonts w:ascii="Cambria" w:hAnsi="Cambria" w:cs="Cambria" w:eastAsia="Cambria"/>
           <w:color w:val="auto"/>
           <w:spacing w:val="0"/>
           <w:position w:val="0"/>
@@ -4639,17 +6822,28 @@
       <w:r>
         <w:rPr>
           <w:rFonts w:ascii="Consolas" w:hAnsi="Consolas" w:cs="Consolas" w:eastAsia="Consolas"/>
-          <w:color w:val="auto"/>
-          <w:spacing w:val="0"/>
-          <w:position w:val="0"/>
-          <w:sz w:val="20"/>
-          <w:shd w:fill="F0F0F0" w:val="clear"/>
-        </w:rPr>
-        <w:t xml:space="preserve">&amp;test</w:t>
-      </w:r>
-      <w:r>
-        <w:rPr>
-          <w:rFonts w:ascii="Calibri" w:hAnsi="Calibri" w:cs="Calibri" w:eastAsia="Calibri"/>
+          <w:color w:val="FF3838"/>
+          <w:spacing w:val="0"/>
+          <w:position w:val="0"/>
+          <w:sz w:val="20"/>
+          <w:shd w:fill="F0F0F0" w:val="clear"/>
+        </w:rPr>
+        <w:t xml:space="preserve">&amp;</w:t>
+      </w:r>
+      <w:r>
+        <w:rPr>
+          <w:rFonts w:ascii="Consolas" w:hAnsi="Consolas" w:cs="Consolas" w:eastAsia="Consolas"/>
+          <w:color w:val="auto"/>
+          <w:spacing w:val="0"/>
+          <w:position w:val="0"/>
+          <w:sz w:val="20"/>
+          <w:shd w:fill="F0F0F0" w:val="clear"/>
+        </w:rPr>
+        <w:t xml:space="preserve">test</w:t>
+      </w:r>
+      <w:r>
+        <w:rPr>
+          <w:rFonts w:ascii="Cambria" w:hAnsi="Cambria" w:cs="Cambria" w:eastAsia="Cambria"/>
           <w:color w:val="auto"/>
           <w:spacing w:val="0"/>
           <w:position w:val="0"/>
@@ -4660,7 +6854,7 @@
       </w:r>
       <w:r>
         <w:rPr>
-          <w:rFonts w:ascii="Consolas" w:hAnsi="Consolas" w:cs="Consolas" w:eastAsia="Consolas"/>
+          <w:rFonts w:ascii="Cambria" w:hAnsi="Cambria" w:cs="Cambria" w:eastAsia="Cambria"/>
           <w:color w:val="auto"/>
           <w:spacing w:val="0"/>
           <w:position w:val="0"/>
@@ -4671,7 +6865,7 @@
       </w:r>
       <w:r>
         <w:rPr>
-          <w:rFonts w:ascii="Calibri" w:hAnsi="Calibri" w:cs="Calibri" w:eastAsia="Calibri"/>
+          <w:rFonts w:ascii="Cambria" w:hAnsi="Cambria" w:cs="Cambria" w:eastAsia="Cambria"/>
           <w:color w:val="auto"/>
           <w:spacing w:val="0"/>
           <w:position w:val="0"/>
@@ -4693,7 +6887,7 @@
       </w:r>
       <w:r>
         <w:rPr>
-          <w:rFonts w:ascii="Calibri" w:hAnsi="Calibri" w:cs="Calibri" w:eastAsia="Calibri"/>
+          <w:rFonts w:ascii="Cambria" w:hAnsi="Cambria" w:cs="Cambria" w:eastAsia="Cambria"/>
           <w:color w:val="auto"/>
           <w:spacing w:val="0"/>
           <w:position w:val="0"/>
@@ -4705,11 +6899,12 @@
     </w:p>
     <w:p>
       <w:pPr>
+        <w:suppressAutoHyphens w:val="true"/>
         <w:spacing w:before="0" w:after="160" w:line="240"/>
         <w:ind w:right="0" w:left="0" w:firstLine="0"/>
         <w:jc w:val="left"/>
         <w:rPr>
-          <w:rFonts w:ascii="Calibri" w:hAnsi="Calibri" w:cs="Calibri" w:eastAsia="Calibri"/>
+          <w:rFonts w:ascii="Cambria" w:hAnsi="Cambria" w:cs="Cambria" w:eastAsia="Cambria"/>
           <w:color w:val="auto"/>
           <w:spacing w:val="0"/>
           <w:position w:val="0"/>
@@ -4719,7 +6914,7 @@
       </w:pPr>
       <w:r>
         <w:rPr>
-          <w:rFonts w:ascii="Calibri" w:hAnsi="Calibri" w:cs="Calibri" w:eastAsia="Calibri"/>
+          <w:rFonts w:ascii="Cambria" w:hAnsi="Cambria" w:cs="Cambria" w:eastAsia="Cambria"/>
           <w:b/>
           <w:color w:val="auto"/>
           <w:spacing w:val="0"/>
@@ -4731,7 +6926,7 @@
       </w:r>
       <w:r>
         <w:rPr>
-          <w:rFonts w:ascii="Calibri" w:hAnsi="Calibri" w:cs="Calibri" w:eastAsia="Calibri"/>
+          <w:rFonts w:ascii="Cambria" w:hAnsi="Cambria" w:cs="Cambria" w:eastAsia="Cambria"/>
           <w:color w:val="auto"/>
           <w:spacing w:val="0"/>
           <w:position w:val="0"/>
@@ -4749,11 +6944,55 @@
           <w:sz w:val="20"/>
           <w:shd w:fill="F0F0F0" w:val="clear"/>
         </w:rPr>
-        <w:t xml:space="preserve">test.add(42)</w:t>
-      </w:r>
-      <w:r>
-        <w:rPr>
-          <w:rFonts w:ascii="Calibri" w:hAnsi="Calibri" w:cs="Calibri" w:eastAsia="Calibri"/>
+        <w:t xml:space="preserve">test.</w:t>
+      </w:r>
+      <w:r>
+        <w:rPr>
+          <w:rFonts w:ascii="Consolas" w:hAnsi="Consolas" w:cs="Consolas" w:eastAsia="Consolas"/>
+          <w:color w:val="5983B0"/>
+          <w:spacing w:val="0"/>
+          <w:position w:val="0"/>
+          <w:sz w:val="20"/>
+          <w:shd w:fill="F0F0F0" w:val="clear"/>
+        </w:rPr>
+        <w:t xml:space="preserve">add</w:t>
+      </w:r>
+      <w:r>
+        <w:rPr>
+          <w:rFonts w:ascii="Consolas" w:hAnsi="Consolas" w:cs="Consolas" w:eastAsia="Consolas"/>
+          <w:color w:val="auto"/>
+          <w:spacing w:val="0"/>
+          <w:position w:val="0"/>
+          <w:sz w:val="20"/>
+          <w:shd w:fill="F0F0F0" w:val="clear"/>
+        </w:rPr>
+        <w:t xml:space="preserve">(</w:t>
+      </w:r>
+      <w:r>
+        <w:rPr>
+          <w:rFonts w:ascii="Consolas" w:hAnsi="Consolas" w:cs="Consolas" w:eastAsia="Consolas"/>
+          <w:color w:val="5B277D"/>
+          <w:spacing w:val="0"/>
+          <w:position w:val="0"/>
+          <w:sz w:val="20"/>
+          <w:shd w:fill="F0F0F0" w:val="clear"/>
+        </w:rPr>
+        <w:t xml:space="preserve">42</w:t>
+      </w:r>
+      <w:r>
+        <w:rPr>
+          <w:rFonts w:ascii="Consolas" w:hAnsi="Consolas" w:cs="Consolas" w:eastAsia="Consolas"/>
+          <w:color w:val="auto"/>
+          <w:spacing w:val="0"/>
+          <w:position w:val="0"/>
+          <w:sz w:val="20"/>
+          <w:shd w:fill="F0F0F0" w:val="clear"/>
+        </w:rPr>
+        <w:t xml:space="preserve">)</w:t>
+      </w:r>
+      <w:r>
+        <w:rPr>
+          <w:rFonts w:ascii="Cambria" w:hAnsi="Cambria" w:cs="Cambria" w:eastAsia="Cambria"/>
           <w:color w:val="auto"/>
           <w:spacing w:val="0"/>
           <w:position w:val="0"/>
@@ -4765,17 +7004,74 @@
       <w:r>
         <w:rPr>
           <w:rFonts w:ascii="Consolas" w:hAnsi="Consolas" w:cs="Consolas" w:eastAsia="Consolas"/>
-          <w:color w:val="auto"/>
-          <w:spacing w:val="0"/>
-          <w:position w:val="0"/>
-          <w:sz w:val="20"/>
-          <w:shd w:fill="F0F0F0" w:val="clear"/>
-        </w:rPr>
-        <w:t xml:space="preserve">void(*)(int)</w:t>
-      </w:r>
-      <w:r>
-        <w:rPr>
-          <w:rFonts w:ascii="Calibri" w:hAnsi="Calibri" w:cs="Calibri" w:eastAsia="Calibri"/>
+          <w:i/>
+          <w:color w:val="5983B0"/>
+          <w:spacing w:val="0"/>
+          <w:position w:val="0"/>
+          <w:sz w:val="20"/>
+          <w:shd w:fill="F0F0F0" w:val="clear"/>
+        </w:rPr>
+        <w:t xml:space="preserve">void</w:t>
+      </w:r>
+      <w:r>
+        <w:rPr>
+          <w:rFonts w:ascii="Consolas" w:hAnsi="Consolas" w:cs="Consolas" w:eastAsia="Consolas"/>
+          <w:color w:val="auto"/>
+          <w:spacing w:val="0"/>
+          <w:position w:val="0"/>
+          <w:sz w:val="20"/>
+          <w:shd w:fill="F0F0F0" w:val="clear"/>
+        </w:rPr>
+        <w:t xml:space="preserve">(</w:t>
+      </w:r>
+      <w:r>
+        <w:rPr>
+          <w:rFonts w:ascii="Consolas" w:hAnsi="Consolas" w:cs="Consolas" w:eastAsia="Consolas"/>
+          <w:color w:val="FF3838"/>
+          <w:spacing w:val="0"/>
+          <w:position w:val="0"/>
+          <w:sz w:val="20"/>
+          <w:shd w:fill="F0F0F0" w:val="clear"/>
+        </w:rPr>
+        <w:t xml:space="preserve">*</w:t>
+      </w:r>
+      <w:r>
+        <w:rPr>
+          <w:rFonts w:ascii="Consolas" w:hAnsi="Consolas" w:cs="Consolas" w:eastAsia="Consolas"/>
+          <w:color w:val="auto"/>
+          <w:spacing w:val="0"/>
+          <w:position w:val="0"/>
+          <w:sz w:val="20"/>
+          <w:shd w:fill="F0F0F0" w:val="clear"/>
+        </w:rPr>
+        <w:t xml:space="preserve">)(</w:t>
+      </w:r>
+      <w:r>
+        <w:rPr>
+          <w:rFonts w:ascii="Consolas" w:hAnsi="Consolas" w:cs="Consolas" w:eastAsia="Consolas"/>
+          <w:i/>
+          <w:color w:val="5983B0"/>
+          <w:spacing w:val="0"/>
+          <w:position w:val="0"/>
+          <w:sz w:val="20"/>
+          <w:shd w:fill="F0F0F0" w:val="clear"/>
+        </w:rPr>
+        <w:t xml:space="preserve">int</w:t>
+      </w:r>
+      <w:r>
+        <w:rPr>
+          <w:rFonts w:ascii="Consolas" w:hAnsi="Consolas" w:cs="Consolas" w:eastAsia="Consolas"/>
+          <w:color w:val="auto"/>
+          <w:spacing w:val="0"/>
+          <w:position w:val="0"/>
+          <w:sz w:val="20"/>
+          <w:shd w:fill="F0F0F0" w:val="clear"/>
+        </w:rPr>
+        <w:t xml:space="preserve">)</w:t>
+      </w:r>
+      <w:r>
+        <w:rPr>
+          <w:rFonts w:ascii="Cambria" w:hAnsi="Cambria" w:cs="Cambria" w:eastAsia="Cambria"/>
           <w:color w:val="auto"/>
           <w:spacing w:val="0"/>
           <w:position w:val="0"/>
@@ -4787,7 +7083,7 @@
       <w:r>
         <w:rPr>
           <w:rFonts w:ascii="Consolas" w:hAnsi="Consolas" w:cs="Consolas" w:eastAsia="Consolas"/>
-          <w:color w:val="auto"/>
+          <w:color w:val="5B277D"/>
           <w:spacing w:val="0"/>
           <w:position w:val="0"/>
           <w:sz w:val="20"/>
@@ -4797,7 +7093,7 @@
       </w:r>
       <w:r>
         <w:rPr>
-          <w:rFonts w:ascii="Calibri" w:hAnsi="Calibri" w:cs="Calibri" w:eastAsia="Calibri"/>
+          <w:rFonts w:ascii="Cambria" w:hAnsi="Cambria" w:cs="Cambria" w:eastAsia="Cambria"/>
           <w:color w:val="auto"/>
           <w:spacing w:val="0"/>
           <w:position w:val="0"/>
@@ -4819,7 +7115,7 @@
       </w:r>
       <w:r>
         <w:rPr>
-          <w:rFonts w:ascii="Calibri" w:hAnsi="Calibri" w:cs="Calibri" w:eastAsia="Calibri"/>
+          <w:rFonts w:ascii="Cambria" w:hAnsi="Cambria" w:cs="Cambria" w:eastAsia="Cambria"/>
           <w:color w:val="auto"/>
           <w:spacing w:val="0"/>
           <w:position w:val="0"/>
@@ -4841,7 +7137,7 @@
       </w:r>
       <w:r>
         <w:rPr>
-          <w:rFonts w:ascii="Calibri" w:hAnsi="Calibri" w:cs="Calibri" w:eastAsia="Calibri"/>
+          <w:rFonts w:ascii="Cambria" w:hAnsi="Cambria" w:cs="Cambria" w:eastAsia="Cambria"/>
           <w:color w:val="auto"/>
           <w:spacing w:val="0"/>
           <w:position w:val="0"/>
@@ -4853,11 +7149,12 @@
     </w:p>
     <w:p>
       <w:pPr>
+        <w:suppressAutoHyphens w:val="true"/>
         <w:spacing w:before="0" w:after="160" w:line="240"/>
         <w:ind w:right="0" w:left="0" w:firstLine="0"/>
         <w:jc w:val="left"/>
         <w:rPr>
-          <w:rFonts w:ascii="Calibri" w:hAnsi="Calibri" w:cs="Calibri" w:eastAsia="Calibri"/>
+          <w:rFonts w:ascii="Cambria" w:hAnsi="Cambria" w:cs="Cambria" w:eastAsia="Cambria"/>
           <w:color w:val="auto"/>
           <w:spacing w:val="0"/>
           <w:position w:val="0"/>
@@ -4867,7 +7164,7 @@
       </w:pPr>
       <w:r>
         <w:rPr>
-          <w:rFonts w:ascii="Calibri" w:hAnsi="Calibri" w:cs="Calibri" w:eastAsia="Calibri"/>
+          <w:rFonts w:ascii="Cambria" w:hAnsi="Cambria" w:cs="Cambria" w:eastAsia="Cambria"/>
           <w:b/>
           <w:color w:val="auto"/>
           <w:spacing w:val="0"/>
@@ -4879,7 +7176,7 @@
       </w:r>
       <w:r>
         <w:rPr>
-          <w:rFonts w:ascii="Calibri" w:hAnsi="Calibri" w:cs="Calibri" w:eastAsia="Calibri"/>
+          <w:rFonts w:ascii="Cambria" w:hAnsi="Cambria" w:cs="Cambria" w:eastAsia="Cambria"/>
           <w:color w:val="auto"/>
           <w:spacing w:val="0"/>
           <w:position w:val="0"/>
@@ -4901,7 +7198,7 @@
       </w:r>
       <w:r>
         <w:rPr>
-          <w:rFonts w:ascii="Calibri" w:hAnsi="Calibri" w:cs="Calibri" w:eastAsia="Calibri"/>
+          <w:rFonts w:ascii="Cambria" w:hAnsi="Cambria" w:cs="Cambria" w:eastAsia="Cambria"/>
           <w:color w:val="auto"/>
           <w:spacing w:val="0"/>
           <w:position w:val="0"/>
@@ -4913,17 +7210,28 @@
       <w:r>
         <w:rPr>
           <w:rFonts w:ascii="Consolas" w:hAnsi="Consolas" w:cs="Consolas" w:eastAsia="Consolas"/>
-          <w:color w:val="auto"/>
-          <w:spacing w:val="0"/>
-          <w:position w:val="0"/>
-          <w:sz w:val="20"/>
-          <w:shd w:fill="F0F0F0" w:val="clear"/>
-        </w:rPr>
-        <w:t xml:space="preserve">&amp;test</w:t>
-      </w:r>
-      <w:r>
-        <w:rPr>
-          <w:rFonts w:ascii="Calibri" w:hAnsi="Calibri" w:cs="Calibri" w:eastAsia="Calibri"/>
+          <w:color w:val="FF3838"/>
+          <w:spacing w:val="0"/>
+          <w:position w:val="0"/>
+          <w:sz w:val="20"/>
+          <w:shd w:fill="F0F0F0" w:val="clear"/>
+        </w:rPr>
+        <w:t xml:space="preserve">&amp;</w:t>
+      </w:r>
+      <w:r>
+        <w:rPr>
+          <w:rFonts w:ascii="Consolas" w:hAnsi="Consolas" w:cs="Consolas" w:eastAsia="Consolas"/>
+          <w:color w:val="auto"/>
+          <w:spacing w:val="0"/>
+          <w:position w:val="0"/>
+          <w:sz w:val="20"/>
+          <w:shd w:fill="F0F0F0" w:val="clear"/>
+        </w:rPr>
+        <w:t xml:space="preserve">test</w:t>
+      </w:r>
+      <w:r>
+        <w:rPr>
+          <w:rFonts w:ascii="Cambria" w:hAnsi="Cambria" w:cs="Cambria" w:eastAsia="Cambria"/>
           <w:color w:val="auto"/>
           <w:spacing w:val="0"/>
           <w:position w:val="0"/>
@@ -4935,7 +7243,7 @@
       <w:r>
         <w:rPr>
           <w:rFonts w:ascii="Consolas" w:hAnsi="Consolas" w:cs="Consolas" w:eastAsia="Consolas"/>
-          <w:color w:val="auto"/>
+          <w:color w:val="5983B0"/>
           <w:spacing w:val="0"/>
           <w:position w:val="0"/>
           <w:sz w:val="20"/>
@@ -4945,7 +7253,7 @@
       </w:r>
       <w:r>
         <w:rPr>
-          <w:rFonts w:ascii="Calibri" w:hAnsi="Calibri" w:cs="Calibri" w:eastAsia="Calibri"/>
+          <w:rFonts w:ascii="Cambria" w:hAnsi="Cambria" w:cs="Cambria" w:eastAsia="Cambria"/>
           <w:color w:val="auto"/>
           <w:spacing w:val="0"/>
           <w:position w:val="0"/>
@@ -4957,17 +7265,28 @@
       <w:r>
         <w:rPr>
           <w:rFonts w:ascii="Consolas" w:hAnsi="Consolas" w:cs="Consolas" w:eastAsia="Consolas"/>
-          <w:color w:val="auto"/>
-          <w:spacing w:val="0"/>
-          <w:position w:val="0"/>
-          <w:sz w:val="20"/>
-          <w:shd w:fill="F0F0F0" w:val="clear"/>
-        </w:rPr>
-        <w:t xml:space="preserve">&amp;add</w:t>
-      </w:r>
-      <w:r>
-        <w:rPr>
-          <w:rFonts w:ascii="Calibri" w:hAnsi="Calibri" w:cs="Calibri" w:eastAsia="Calibri"/>
+          <w:color w:val="FF3838"/>
+          <w:spacing w:val="0"/>
+          <w:position w:val="0"/>
+          <w:sz w:val="20"/>
+          <w:shd w:fill="F0F0F0" w:val="clear"/>
+        </w:rPr>
+        <w:t xml:space="preserve">&amp;</w:t>
+      </w:r>
+      <w:r>
+        <w:rPr>
+          <w:rFonts w:ascii="Consolas" w:hAnsi="Consolas" w:cs="Consolas" w:eastAsia="Consolas"/>
+          <w:color w:val="auto"/>
+          <w:spacing w:val="0"/>
+          <w:position w:val="0"/>
+          <w:sz w:val="20"/>
+          <w:shd w:fill="F0F0F0" w:val="clear"/>
+        </w:rPr>
+        <w:t xml:space="preserve">add</w:t>
+      </w:r>
+      <w:r>
+        <w:rPr>
+          <w:rFonts w:ascii="Cambria" w:hAnsi="Cambria" w:cs="Cambria" w:eastAsia="Cambria"/>
           <w:color w:val="auto"/>
           <w:spacing w:val="0"/>
           <w:position w:val="0"/>
@@ -4979,7 +7298,7 @@
       <w:r>
         <w:rPr>
           <w:rFonts w:ascii="Consolas" w:hAnsi="Consolas" w:cs="Consolas" w:eastAsia="Consolas"/>
-          <w:color w:val="auto"/>
+          <w:color w:val="5983B0"/>
           <w:spacing w:val="0"/>
           <w:position w:val="0"/>
           <w:sz w:val="20"/>
@@ -4989,7 +7308,7 @@
       </w:r>
       <w:r>
         <w:rPr>
-          <w:rFonts w:ascii="Calibri" w:hAnsi="Calibri" w:cs="Calibri" w:eastAsia="Calibri"/>
+          <w:rFonts w:ascii="Cambria" w:hAnsi="Cambria" w:cs="Cambria" w:eastAsia="Cambria"/>
           <w:color w:val="auto"/>
           <w:spacing w:val="0"/>
           <w:position w:val="0"/>
@@ -5001,7 +7320,7 @@
       <w:r>
         <w:rPr>
           <w:rFonts w:ascii="Consolas" w:hAnsi="Consolas" w:cs="Consolas" w:eastAsia="Consolas"/>
-          <w:color w:val="auto"/>
+          <w:color w:val="FF3838"/>
           <w:spacing w:val="0"/>
           <w:position w:val="0"/>
           <w:sz w:val="20"/>
@@ -5011,7 +7330,7 @@
       </w:r>
       <w:r>
         <w:rPr>
-          <w:rFonts w:ascii="Calibri" w:hAnsi="Calibri" w:cs="Calibri" w:eastAsia="Calibri"/>
+          <w:rFonts w:ascii="Cambria" w:hAnsi="Cambria" w:cs="Cambria" w:eastAsia="Cambria"/>
           <w:color w:val="auto"/>
           <w:spacing w:val="0"/>
           <w:position w:val="0"/>
@@ -5023,7 +7342,7 @@
       <w:r>
         <w:rPr>
           <w:rFonts w:ascii="Consolas" w:hAnsi="Consolas" w:cs="Consolas" w:eastAsia="Consolas"/>
-          <w:color w:val="auto"/>
+          <w:color w:val="FF3838"/>
           <w:spacing w:val="0"/>
           <w:position w:val="0"/>
           <w:sz w:val="20"/>
@@ -5033,7 +7352,7 @@
       </w:r>
       <w:r>
         <w:rPr>
-          <w:rFonts w:ascii="Calibri" w:hAnsi="Calibri" w:cs="Calibri" w:eastAsia="Calibri"/>
+          <w:rFonts w:ascii="Cambria" w:hAnsi="Cambria" w:cs="Cambria" w:eastAsia="Cambria"/>
           <w:color w:val="auto"/>
           <w:spacing w:val="0"/>
           <w:position w:val="0"/>
@@ -5055,7 +7374,7 @@
       </w:r>
       <w:r>
         <w:rPr>
-          <w:rFonts w:ascii="Calibri" w:hAnsi="Calibri" w:cs="Calibri" w:eastAsia="Calibri"/>
+          <w:rFonts w:ascii="Cambria" w:hAnsi="Cambria" w:cs="Cambria" w:eastAsia="Cambria"/>
           <w:color w:val="auto"/>
           <w:spacing w:val="0"/>
           <w:position w:val="0"/>
@@ -5067,10 +7386,66 @@
     </w:p>
     <w:p>
       <w:pPr>
+        <w:suppressAutoHyphens w:val="true"/>
         <w:spacing w:before="0" w:after="160" w:line="240"/>
         <w:ind w:right="0" w:left="0" w:firstLine="0"/>
         <w:jc w:val="left"/>
         <w:rPr>
+          <w:rFonts w:ascii="Cambria" w:hAnsi="Cambria" w:cs="Cambria" w:eastAsia="Cambria"/>
+          <w:color w:val="auto"/>
+          <w:spacing w:val="0"/>
+          <w:position w:val="0"/>
+          <w:sz w:val="22"/>
+          <w:shd w:fill="auto" w:val="clear"/>
+        </w:rPr>
+      </w:pPr>
+      <w:r>
+        <w:rPr>
+          <w:rFonts w:ascii="Cambria" w:hAnsi="Cambria" w:cs="Cambria" w:eastAsia="Cambria"/>
+          <w:b/>
+          <w:color w:val="auto"/>
+          <w:spacing w:val="0"/>
+          <w:position w:val="0"/>
+          <w:sz w:val="22"/>
+          <w:shd w:fill="auto" w:val="clear"/>
+        </w:rPr>
+        <w:t xml:space="preserve">4. Inside add</w:t>
+      </w:r>
+      <w:r>
+        <w:rPr>
+          <w:rFonts w:ascii="Cambria" w:hAnsi="Cambria" w:cs="Cambria" w:eastAsia="Cambria"/>
+          <w:color w:val="auto"/>
+          <w:spacing w:val="0"/>
+          <w:position w:val="0"/>
+          <w:sz w:val="22"/>
+          <w:shd w:fill="auto" w:val="clear"/>
+        </w:rPr>
+        <w:t xml:space="preserve">: the first thing the generated code does (via </w:t>
+      </w:r>
+      <w:r>
+        <w:rPr>
+          <w:rFonts w:ascii="Consolas" w:hAnsi="Consolas" w:cs="Consolas" w:eastAsia="Consolas"/>
+          <w:color w:val="FF3838"/>
+          <w:spacing w:val="0"/>
+          <w:position w:val="0"/>
+          <w:sz w:val="20"/>
+          <w:shd w:fill="F0F0F0" w:val="clear"/>
+        </w:rPr>
+        <w:t xml:space="preserve">object__connect</w:t>
+      </w:r>
+      <w:r>
+        <w:rPr>
+          <w:rFonts w:ascii="Consolas" w:hAnsi="Consolas" w:cs="Consolas" w:eastAsia="Consolas"/>
+          <w:color w:val="auto"/>
+          <w:spacing w:val="0"/>
+          <w:position w:val="0"/>
+          <w:sz w:val="20"/>
+          <w:shd w:fill="F0F0F0" w:val="clear"/>
+        </w:rPr>
+        <w:t xml:space="preserve">(test_object_type)</w:t>
+      </w:r>
+      <w:r>
+        <w:rPr>
           <w:rFonts w:ascii="Calibri" w:hAnsi="Calibri" w:cs="Calibri" w:eastAsia="Calibri"/>
           <w:color w:val="auto"/>
           <w:spacing w:val="0"/>
@@ -5078,56 +7453,23 @@
           <w:sz w:val="22"/>
           <w:shd w:fill="auto" w:val="clear"/>
         </w:rPr>
-      </w:pPr>
-      <w:r>
-        <w:rPr>
-          <w:rFonts w:ascii="Calibri" w:hAnsi="Calibri" w:cs="Calibri" w:eastAsia="Calibri"/>
-          <w:b/>
-          <w:color w:val="auto"/>
-          <w:spacing w:val="0"/>
-          <w:position w:val="0"/>
-          <w:sz w:val="22"/>
-          <w:shd w:fill="auto" w:val="clear"/>
-        </w:rPr>
-        <w:t xml:space="preserve">4. Inside add</w:t>
-      </w:r>
-      <w:r>
-        <w:rPr>
-          <w:rFonts w:ascii="Calibri" w:hAnsi="Calibri" w:cs="Calibri" w:eastAsia="Calibri"/>
-          <w:color w:val="auto"/>
-          <w:spacing w:val="0"/>
-          <w:position w:val="0"/>
-          <w:sz w:val="22"/>
-          <w:shd w:fill="auto" w:val="clear"/>
-        </w:rPr>
-        <w:t xml:space="preserve">: the first thing the generated code does (via </w:t>
-      </w:r>
-      <w:r>
-        <w:rPr>
-          <w:rFonts w:ascii="Consolas" w:hAnsi="Consolas" w:cs="Consolas" w:eastAsia="Consolas"/>
-          <w:color w:val="auto"/>
-          <w:spacing w:val="0"/>
-          <w:position w:val="0"/>
-          <w:sz w:val="20"/>
-          <w:shd w:fill="F0F0F0" w:val="clear"/>
-        </w:rPr>
-        <w:t xml:space="preserve">object__connect(test_object_type)</w:t>
-      </w:r>
-      <w:r>
-        <w:rPr>
-          <w:rFonts w:ascii="Calibri" w:hAnsi="Calibri" w:cs="Calibri" w:eastAsia="Calibri"/>
-          <w:color w:val="auto"/>
-          <w:spacing w:val="0"/>
-          <w:position w:val="0"/>
-          <w:sz w:val="22"/>
-          <w:shd w:fill="auto" w:val="clear"/>
-        </w:rPr>
-        <w:t xml:space="preserve">) is read </w:t>
-      </w:r>
-      <w:r>
-        <w:rPr>
-          <w:rFonts w:ascii="Consolas" w:hAnsi="Consolas" w:cs="Consolas" w:eastAsia="Consolas"/>
-          <w:color w:val="auto"/>
+        <w:t xml:space="preserve">)</w:t>
+      </w:r>
+      <w:r>
+        <w:rPr>
+          <w:rFonts w:ascii="Cambria" w:hAnsi="Cambria" w:cs="Cambria" w:eastAsia="Cambria"/>
+          <w:color w:val="auto"/>
+          <w:spacing w:val="0"/>
+          <w:position w:val="0"/>
+          <w:sz w:val="22"/>
+          <w:shd w:fill="auto" w:val="clear"/>
+        </w:rPr>
+        <w:t xml:space="preserve"> is read </w:t>
+      </w:r>
+      <w:r>
+        <w:rPr>
+          <w:rFonts w:ascii="Consolas" w:hAnsi="Consolas" w:cs="Consolas" w:eastAsia="Consolas"/>
+          <w:color w:val="5983B0"/>
           <w:spacing w:val="0"/>
           <w:position w:val="0"/>
           <w:sz w:val="20"/>
@@ -5137,7 +7479,7 @@
       </w:r>
       <w:r>
         <w:rPr>
-          <w:rFonts w:ascii="Calibri" w:hAnsi="Calibri" w:cs="Calibri" w:eastAsia="Calibri"/>
+          <w:rFonts w:ascii="Cambria" w:hAnsi="Cambria" w:cs="Cambria" w:eastAsia="Cambria"/>
           <w:color w:val="auto"/>
           <w:spacing w:val="0"/>
           <w:position w:val="0"/>
@@ -5149,7 +7491,8 @@
       <w:r>
         <w:rPr>
           <w:rFonts w:ascii="Consolas" w:hAnsi="Consolas" w:cs="Consolas" w:eastAsia="Consolas"/>
-          <w:color w:val="auto"/>
+          <w:i/>
+          <w:color w:val="FF8000"/>
           <w:spacing w:val="0"/>
           <w:position w:val="0"/>
           <w:sz w:val="20"/>
@@ -5159,7 +7502,7 @@
       </w:r>
       <w:r>
         <w:rPr>
-          <w:rFonts w:ascii="Calibri" w:hAnsi="Calibri" w:cs="Calibri" w:eastAsia="Calibri"/>
+          <w:rFonts w:ascii="Cambria" w:hAnsi="Cambria" w:cs="Cambria" w:eastAsia="Cambria"/>
           <w:color w:val="auto"/>
           <w:spacing w:val="0"/>
           <w:position w:val="0"/>
@@ -5171,17 +7514,40 @@
       <w:r>
         <w:rPr>
           <w:rFonts w:ascii="Consolas" w:hAnsi="Consolas" w:cs="Consolas" w:eastAsia="Consolas"/>
-          <w:color w:val="auto"/>
-          <w:spacing w:val="0"/>
-          <w:position w:val="0"/>
-          <w:sz w:val="20"/>
-          <w:shd w:fill="F0F0F0" w:val="clear"/>
-        </w:rPr>
-        <w:t xml:space="preserve">struct test_object_type *</w:t>
-      </w:r>
-      <w:r>
-        <w:rPr>
-          <w:rFonts w:ascii="Calibri" w:hAnsi="Calibri" w:cs="Calibri" w:eastAsia="Calibri"/>
+          <w:i/>
+          <w:color w:val="5983B0"/>
+          <w:spacing w:val="0"/>
+          <w:position w:val="0"/>
+          <w:sz w:val="20"/>
+          <w:shd w:fill="F0F0F0" w:val="clear"/>
+        </w:rPr>
+        <w:t xml:space="preserve">struct</w:t>
+      </w:r>
+      <w:r>
+        <w:rPr>
+          <w:rFonts w:ascii="Consolas" w:hAnsi="Consolas" w:cs="Consolas" w:eastAsia="Consolas"/>
+          <w:color w:val="auto"/>
+          <w:spacing w:val="0"/>
+          <w:position w:val="0"/>
+          <w:sz w:val="20"/>
+          <w:shd w:fill="F0F0F0" w:val="clear"/>
+        </w:rPr>
+        <w:t xml:space="preserve"> test_object_type </w:t>
+      </w:r>
+      <w:r>
+        <w:rPr>
+          <w:rFonts w:ascii="Consolas" w:hAnsi="Consolas" w:cs="Consolas" w:eastAsia="Consolas"/>
+          <w:color w:val="FF3838"/>
+          <w:spacing w:val="0"/>
+          <w:position w:val="0"/>
+          <w:sz w:val="20"/>
+          <w:shd w:fill="F0F0F0" w:val="clear"/>
+        </w:rPr>
+        <w:t xml:space="preserve">*</w:t>
+      </w:r>
+      <w:r>
+        <w:rPr>
+          <w:rFonts w:ascii="Cambria" w:hAnsi="Cambria" w:cs="Cambria" w:eastAsia="Cambria"/>
           <w:color w:val="auto"/>
           <w:spacing w:val="0"/>
           <w:position w:val="0"/>
@@ -5193,17 +7559,51 @@
       <w:r>
         <w:rPr>
           <w:rFonts w:ascii="Consolas" w:hAnsi="Consolas" w:cs="Consolas" w:eastAsia="Consolas"/>
-          <w:color w:val="auto"/>
-          <w:spacing w:val="0"/>
-          <w:position w:val="0"/>
-          <w:sz w:val="20"/>
-          <w:shd w:fill="F0F0F0" w:val="clear"/>
-        </w:rPr>
-        <w:t xml:space="preserve">this-&gt;value += value</w:t>
-      </w:r>
-      <w:r>
-        <w:rPr>
-          <w:rFonts w:ascii="Calibri" w:hAnsi="Calibri" w:cs="Calibri" w:eastAsia="Calibri"/>
+          <w:i/>
+          <w:color w:val="FF8000"/>
+          <w:spacing w:val="0"/>
+          <w:position w:val="0"/>
+          <w:sz w:val="20"/>
+          <w:shd w:fill="F0F0F0" w:val="clear"/>
+        </w:rPr>
+        <w:t xml:space="preserve">this</w:t>
+      </w:r>
+      <w:r>
+        <w:rPr>
+          <w:rFonts w:ascii="Consolas" w:hAnsi="Consolas" w:cs="Consolas" w:eastAsia="Consolas"/>
+          <w:color w:val="auto"/>
+          <w:spacing w:val="0"/>
+          <w:position w:val="0"/>
+          <w:sz w:val="20"/>
+          <w:shd w:fill="F0F0F0" w:val="clear"/>
+        </w:rPr>
+        <w:t xml:space="preserve">-&gt;value </w:t>
+      </w:r>
+      <w:r>
+        <w:rPr>
+          <w:rFonts w:ascii="Consolas" w:hAnsi="Consolas" w:cs="Consolas" w:eastAsia="Consolas"/>
+          <w:color w:val="FF3838"/>
+          <w:spacing w:val="0"/>
+          <w:position w:val="0"/>
+          <w:sz w:val="20"/>
+          <w:shd w:fill="F0F0F0" w:val="clear"/>
+        </w:rPr>
+        <w:t xml:space="preserve">+=</w:t>
+      </w:r>
+      <w:r>
+        <w:rPr>
+          <w:rFonts w:ascii="Consolas" w:hAnsi="Consolas" w:cs="Consolas" w:eastAsia="Consolas"/>
+          <w:color w:val="auto"/>
+          <w:spacing w:val="0"/>
+          <w:position w:val="0"/>
+          <w:sz w:val="20"/>
+          <w:shd w:fill="F0F0F0" w:val="clear"/>
+        </w:rPr>
+        <w:t xml:space="preserve"> value</w:t>
+      </w:r>
+      <w:r>
+        <w:rPr>
+          <w:rFonts w:ascii="Cambria" w:hAnsi="Cambria" w:cs="Cambria" w:eastAsia="Cambria"/>
           <w:color w:val="auto"/>
           <w:spacing w:val="0"/>
           <w:position w:val="0"/>
@@ -5225,7 +7625,7 @@
       </w:r>
       <w:r>
         <w:rPr>
-          <w:rFonts w:ascii="Calibri" w:hAnsi="Calibri" w:cs="Calibri" w:eastAsia="Calibri"/>
+          <w:rFonts w:ascii="Cambria" w:hAnsi="Cambria" w:cs="Cambria" w:eastAsia="Cambria"/>
           <w:color w:val="auto"/>
           <w:spacing w:val="0"/>
           <w:position w:val="0"/>
@@ -5237,17 +7637,97 @@
       <w:r>
         <w:rPr>
           <w:rFonts w:ascii="Consolas" w:hAnsi="Consolas" w:cs="Consolas" w:eastAsia="Consolas"/>
-          <w:color w:val="auto"/>
-          <w:spacing w:val="0"/>
-          <w:position w:val="0"/>
-          <w:sz w:val="20"/>
-          <w:shd w:fill="F0F0F0" w:val="clear"/>
-        </w:rPr>
-        <w:t xml:space="preserve">void add(struct test_object_type *this, int value)</w:t>
-      </w:r>
-      <w:r>
-        <w:rPr>
-          <w:rFonts w:ascii="Calibri" w:hAnsi="Calibri" w:cs="Calibri" w:eastAsia="Calibri"/>
+          <w:i/>
+          <w:color w:val="5983B0"/>
+          <w:spacing w:val="0"/>
+          <w:position w:val="0"/>
+          <w:sz w:val="20"/>
+          <w:shd w:fill="F0F0F0" w:val="clear"/>
+        </w:rPr>
+        <w:t xml:space="preserve">void</w:t>
+      </w:r>
+      <w:r>
+        <w:rPr>
+          <w:rFonts w:ascii="Consolas" w:hAnsi="Consolas" w:cs="Consolas" w:eastAsia="Consolas"/>
+          <w:color w:val="auto"/>
+          <w:spacing w:val="0"/>
+          <w:position w:val="0"/>
+          <w:sz w:val="20"/>
+          <w:shd w:fill="F0F0F0" w:val="clear"/>
+        </w:rPr>
+        <w:t xml:space="preserve"> add(</w:t>
+      </w:r>
+      <w:r>
+        <w:rPr>
+          <w:rFonts w:ascii="Consolas" w:hAnsi="Consolas" w:cs="Consolas" w:eastAsia="Consolas"/>
+          <w:i/>
+          <w:color w:val="5983B0"/>
+          <w:spacing w:val="0"/>
+          <w:position w:val="0"/>
+          <w:sz w:val="20"/>
+          <w:shd w:fill="F0F0F0" w:val="clear"/>
+        </w:rPr>
+        <w:t xml:space="preserve">struct</w:t>
+      </w:r>
+      <w:r>
+        <w:rPr>
+          <w:rFonts w:ascii="Consolas" w:hAnsi="Consolas" w:cs="Consolas" w:eastAsia="Consolas"/>
+          <w:color w:val="auto"/>
+          <w:spacing w:val="0"/>
+          <w:position w:val="0"/>
+          <w:sz w:val="20"/>
+          <w:shd w:fill="F0F0F0" w:val="clear"/>
+        </w:rPr>
+        <w:t xml:space="preserve"> test_object_type </w:t>
+      </w:r>
+      <w:r>
+        <w:rPr>
+          <w:rFonts w:ascii="Consolas" w:hAnsi="Consolas" w:cs="Consolas" w:eastAsia="Consolas"/>
+          <w:color w:val="FF3838"/>
+          <w:spacing w:val="0"/>
+          <w:position w:val="0"/>
+          <w:sz w:val="20"/>
+          <w:shd w:fill="F0F0F0" w:val="clear"/>
+        </w:rPr>
+        <w:t xml:space="preserve">*</w:t>
+      </w:r>
+      <w:r>
+        <w:rPr>
+          <w:rFonts w:ascii="Consolas" w:hAnsi="Consolas" w:cs="Consolas" w:eastAsia="Consolas"/>
+          <w:color w:val="auto"/>
+          <w:spacing w:val="0"/>
+          <w:position w:val="0"/>
+          <w:sz w:val="20"/>
+          <w:shd w:fill="F0F0F0" w:val="clear"/>
+        </w:rPr>
+        <w:t xml:space="preserve">this, </w:t>
+      </w:r>
+      <w:r>
+        <w:rPr>
+          <w:rFonts w:ascii="Consolas" w:hAnsi="Consolas" w:cs="Consolas" w:eastAsia="Consolas"/>
+          <w:i/>
+          <w:color w:val="5983B0"/>
+          <w:spacing w:val="0"/>
+          <w:position w:val="0"/>
+          <w:sz w:val="20"/>
+          <w:shd w:fill="F0F0F0" w:val="clear"/>
+        </w:rPr>
+        <w:t xml:space="preserve">int</w:t>
+      </w:r>
+      <w:r>
+        <w:rPr>
+          <w:rFonts w:ascii="Consolas" w:hAnsi="Consolas" w:cs="Consolas" w:eastAsia="Consolas"/>
+          <w:color w:val="auto"/>
+          <w:spacing w:val="0"/>
+          <w:position w:val="0"/>
+          <w:sz w:val="20"/>
+          <w:shd w:fill="F0F0F0" w:val="clear"/>
+        </w:rPr>
+        <w:t xml:space="preserve"> value)</w:t>
+      </w:r>
+      <w:r>
+        <w:rPr>
+          <w:rFonts w:ascii="Cambria" w:hAnsi="Cambria" w:cs="Cambria" w:eastAsia="Cambria"/>
           <w:color w:val="auto"/>
           <w:spacing w:val="0"/>
           <w:position w:val="0"/>
@@ -5259,17 +7739,50 @@
       <w:r>
         <w:rPr>
           <w:rFonts w:ascii="Consolas" w:hAnsi="Consolas" w:cs="Consolas" w:eastAsia="Consolas"/>
-          <w:color w:val="auto"/>
-          <w:spacing w:val="0"/>
-          <w:position w:val="0"/>
-          <w:sz w:val="20"/>
-          <w:shd w:fill="F0F0F0" w:val="clear"/>
-        </w:rPr>
-        <w:t xml:space="preserve">add(&amp;test, value)</w:t>
-      </w:r>
-      <w:r>
-        <w:rPr>
-          <w:rFonts w:ascii="Calibri" w:hAnsi="Calibri" w:cs="Calibri" w:eastAsia="Calibri"/>
+          <w:color w:val="5983B0"/>
+          <w:spacing w:val="0"/>
+          <w:position w:val="0"/>
+          <w:sz w:val="20"/>
+          <w:shd w:fill="F0F0F0" w:val="clear"/>
+        </w:rPr>
+        <w:t xml:space="preserve">add</w:t>
+      </w:r>
+      <w:r>
+        <w:rPr>
+          <w:rFonts w:ascii="Consolas" w:hAnsi="Consolas" w:cs="Consolas" w:eastAsia="Consolas"/>
+          <w:color w:val="auto"/>
+          <w:spacing w:val="0"/>
+          <w:position w:val="0"/>
+          <w:sz w:val="20"/>
+          <w:shd w:fill="F0F0F0" w:val="clear"/>
+        </w:rPr>
+        <w:t xml:space="preserve">(</w:t>
+      </w:r>
+      <w:r>
+        <w:rPr>
+          <w:rFonts w:ascii="Consolas" w:hAnsi="Consolas" w:cs="Consolas" w:eastAsia="Consolas"/>
+          <w:color w:val="FF3838"/>
+          <w:spacing w:val="0"/>
+          <w:position w:val="0"/>
+          <w:sz w:val="20"/>
+          <w:shd w:fill="F0F0F0" w:val="clear"/>
+        </w:rPr>
+        <w:t xml:space="preserve">&amp;</w:t>
+      </w:r>
+      <w:r>
+        <w:rPr>
+          <w:rFonts w:ascii="Consolas" w:hAnsi="Consolas" w:cs="Consolas" w:eastAsia="Consolas"/>
+          <w:color w:val="auto"/>
+          <w:spacing w:val="0"/>
+          <w:position w:val="0"/>
+          <w:sz w:val="20"/>
+          <w:shd w:fill="F0F0F0" w:val="clear"/>
+        </w:rPr>
+        <w:t xml:space="preserve">test, value)</w:t>
+      </w:r>
+      <w:r>
+        <w:rPr>
+          <w:rFonts w:ascii="Cambria" w:hAnsi="Cambria" w:cs="Cambria" w:eastAsia="Cambria"/>
           <w:color w:val="auto"/>
           <w:spacing w:val="0"/>
           <w:position w:val="0"/>
@@ -5281,21 +7794,22 @@
     </w:p>
     <w:p>
       <w:pPr>
+        <w:suppressAutoHyphens w:val="true"/>
         <w:spacing w:before="0" w:after="160" w:line="240"/>
         <w:ind w:right="0" w:left="0" w:firstLine="0"/>
         <w:jc w:val="left"/>
         <w:rPr>
           <w:rFonts w:ascii="Calibri" w:hAnsi="Calibri" w:cs="Calibri" w:eastAsia="Calibri"/>
-          <w:color w:val="auto"/>
-          <w:spacing w:val="0"/>
-          <w:position w:val="0"/>
-          <w:sz w:val="22"/>
+          <w:color w:val="2E74B5"/>
+          <w:spacing w:val="0"/>
+          <w:position w:val="0"/>
+          <w:sz w:val="32"/>
           <w:shd w:fill="auto" w:val="clear"/>
         </w:rPr>
       </w:pPr>
       <w:r>
         <w:rPr>
-          <w:rFonts w:ascii="Calibri" w:hAnsi="Calibri" w:cs="Calibri" w:eastAsia="Calibri"/>
+          <w:rFonts w:ascii="Cambria" w:hAnsi="Cambria" w:cs="Cambria" w:eastAsia="Cambria"/>
           <w:color w:val="auto"/>
           <w:spacing w:val="0"/>
           <w:position w:val="0"/>
@@ -5307,7 +7821,7 @@
       <w:r>
         <w:rPr>
           <w:rFonts w:ascii="Consolas" w:hAnsi="Consolas" w:cs="Consolas" w:eastAsia="Consolas"/>
-          <w:color w:val="auto"/>
+          <w:color w:val="5B277D"/>
           <w:spacing w:val="0"/>
           <w:position w:val="0"/>
           <w:sz w:val="20"/>
@@ -5317,7 +7831,7 @@
       </w:r>
       <w:r>
         <w:rPr>
-          <w:rFonts w:ascii="Calibri" w:hAnsi="Calibri" w:cs="Calibri" w:eastAsia="Calibri"/>
+          <w:rFonts w:ascii="Cambria" w:hAnsi="Cambria" w:cs="Cambria" w:eastAsia="Cambria"/>
           <w:color w:val="auto"/>
           <w:spacing w:val="0"/>
           <w:position w:val="0"/>
@@ -5328,7 +7842,7 @@
       </w:r>
       <w:r>
         <w:rPr>
-          <w:rFonts w:ascii="Calibri" w:hAnsi="Calibri" w:cs="Calibri" w:eastAsia="Calibri"/>
+          <w:rFonts w:ascii="Cambria" w:hAnsi="Cambria" w:cs="Cambria" w:eastAsia="Cambria"/>
           <w:i/>
           <w:color w:val="auto"/>
           <w:spacing w:val="0"/>
@@ -5340,7 +7854,7 @@
       </w:r>
       <w:r>
         <w:rPr>
-          <w:rFonts w:ascii="Calibri" w:hAnsi="Calibri" w:cs="Calibri" w:eastAsia="Calibri"/>
+          <w:rFonts w:ascii="Cambria" w:hAnsi="Cambria" w:cs="Cambria" w:eastAsia="Cambria"/>
           <w:color w:val="auto"/>
           <w:spacing w:val="0"/>
           <w:position w:val="0"/>
@@ -5352,6 +7866,7 @@
     </w:p>
     <w:p>
       <w:pPr>
+        <w:suppressAutoHyphens w:val="true"/>
         <w:spacing w:before="400" w:after="200" w:line="240"/>
         <w:ind w:right="0" w:left="0" w:firstLine="0"/>
         <w:jc w:val="left"/>
@@ -5366,11 +7881,12 @@
       </w:pPr>
       <w:r>
         <w:rPr>
-          <w:rFonts w:ascii="Calibri" w:hAnsi="Calibri" w:cs="Calibri" w:eastAsia="Calibri"/>
-          <w:color w:val="2E74B5"/>
-          <w:spacing w:val="0"/>
-          <w:position w:val="0"/>
-          <w:sz w:val="32"/>
+          <w:rFonts w:ascii="Cambria" w:hAnsi="Cambria" w:cs="Cambria" w:eastAsia="Cambria"/>
+          <w:b/>
+          <w:color w:val="1F3864"/>
+          <w:spacing w:val="0"/>
+          <w:position w:val="0"/>
+          <w:sz w:val="30"/>
           <w:shd w:fill="auto" w:val="clear"/>
         </w:rPr>
         <w:t xml:space="preserve">6. Per-Instance Cost and Isolation</w:t>
@@ -5378,11 +7894,12 @@
     </w:p>
     <w:p>
       <w:pPr>
+        <w:suppressAutoHyphens w:val="true"/>
         <w:spacing w:before="0" w:after="160" w:line="240"/>
         <w:ind w:right="0" w:left="0" w:firstLine="0"/>
         <w:jc w:val="left"/>
         <w:rPr>
-          <w:rFonts w:ascii="Calibri" w:hAnsi="Calibri" w:cs="Calibri" w:eastAsia="Calibri"/>
+          <w:rFonts w:ascii="Cambria" w:hAnsi="Cambria" w:cs="Cambria" w:eastAsia="Cambria"/>
           <w:color w:val="auto"/>
           <w:spacing w:val="0"/>
           <w:position w:val="0"/>
@@ -5392,7 +7909,7 @@
       </w:pPr>
       <w:r>
         <w:rPr>
-          <w:rFonts w:ascii="Calibri" w:hAnsi="Calibri" w:cs="Calibri" w:eastAsia="Calibri"/>
+          <w:rFonts w:ascii="Cambria" w:hAnsi="Cambria" w:cs="Cambria" w:eastAsia="Cambria"/>
           <w:color w:val="auto"/>
           <w:spacing w:val="0"/>
           <w:position w:val="0"/>
@@ -5404,7 +7921,7 @@
       <w:r>
         <w:rPr>
           <w:rFonts w:ascii="Consolas" w:hAnsi="Consolas" w:cs="Consolas" w:eastAsia="Consolas"/>
-          <w:color w:val="auto"/>
+          <w:color w:val="FF3838"/>
           <w:spacing w:val="0"/>
           <w:position w:val="0"/>
           <w:sz w:val="20"/>
@@ -5414,7 +7931,7 @@
       </w:r>
       <w:r>
         <w:rPr>
-          <w:rFonts w:ascii="Calibri" w:hAnsi="Calibri" w:cs="Calibri" w:eastAsia="Calibri"/>
+          <w:rFonts w:ascii="Cambria" w:hAnsi="Cambria" w:cs="Cambria" w:eastAsia="Cambria"/>
           <w:color w:val="auto"/>
           <w:spacing w:val="0"/>
           <w:position w:val="0"/>
@@ -5425,7 +7942,7 @@
       </w:r>
       <w:r>
         <w:rPr>
-          <w:rFonts w:ascii="Calibri" w:hAnsi="Calibri" w:cs="Calibri" w:eastAsia="Calibri"/>
+          <w:rFonts w:ascii="Cambria" w:hAnsi="Cambria" w:cs="Cambria" w:eastAsia="Cambria"/>
           <w:b/>
           <w:color w:val="auto"/>
           <w:spacing w:val="0"/>
@@ -5437,7 +7954,7 @@
       </w:r>
       <w:r>
         <w:rPr>
-          <w:rFonts w:ascii="Calibri" w:hAnsi="Calibri" w:cs="Calibri" w:eastAsia="Calibri"/>
+          <w:rFonts w:ascii="Cambria" w:hAnsi="Cambria" w:cs="Cambria" w:eastAsia="Cambria"/>
           <w:color w:val="auto"/>
           <w:spacing w:val="0"/>
           <w:position w:val="0"/>
@@ -5459,7 +7976,7 @@
       </w:r>
       <w:r>
         <w:rPr>
-          <w:rFonts w:ascii="Calibri" w:hAnsi="Calibri" w:cs="Calibri" w:eastAsia="Calibri"/>
+          <w:rFonts w:ascii="Cambria" w:hAnsi="Cambria" w:cs="Cambria" w:eastAsia="Cambria"/>
           <w:color w:val="auto"/>
           <w:spacing w:val="0"/>
           <w:position w:val="0"/>
@@ -5481,7 +7998,7 @@
       </w:r>
       <w:r>
         <w:rPr>
-          <w:rFonts w:ascii="Calibri" w:hAnsi="Calibri" w:cs="Calibri" w:eastAsia="Calibri"/>
+          <w:rFonts w:ascii="Cambria" w:hAnsi="Cambria" w:cs="Cambria" w:eastAsia="Cambria"/>
           <w:color w:val="auto"/>
           <w:spacing w:val="0"/>
           <w:position w:val="0"/>
@@ -5493,7 +8010,7 @@
       <w:r>
         <w:rPr>
           <w:rFonts w:ascii="Consolas" w:hAnsi="Consolas" w:cs="Consolas" w:eastAsia="Consolas"/>
-          <w:color w:val="auto"/>
+          <w:color w:val="5983B0"/>
           <w:spacing w:val="0"/>
           <w:position w:val="0"/>
           <w:sz w:val="20"/>
@@ -5503,7 +8020,7 @@
       </w:r>
       <w:r>
         <w:rPr>
-          <w:rFonts w:ascii="Calibri" w:hAnsi="Calibri" w:cs="Calibri" w:eastAsia="Calibri"/>
+          <w:rFonts w:ascii="Cambria" w:hAnsi="Cambria" w:cs="Cambria" w:eastAsia="Cambria"/>
           <w:color w:val="auto"/>
           <w:spacing w:val="0"/>
           <w:position w:val="0"/>
@@ -5515,17 +8032,28 @@
       <w:r>
         <w:rPr>
           <w:rFonts w:ascii="Consolas" w:hAnsi="Consolas" w:cs="Consolas" w:eastAsia="Consolas"/>
-          <w:color w:val="auto"/>
-          <w:spacing w:val="0"/>
-          <w:position w:val="0"/>
-          <w:sz w:val="20"/>
-          <w:shd w:fill="F0F0F0" w:val="clear"/>
-        </w:rPr>
-        <w:t xml:space="preserve">&amp;test</w:t>
-      </w:r>
-      <w:r>
-        <w:rPr>
-          <w:rFonts w:ascii="Calibri" w:hAnsi="Calibri" w:cs="Calibri" w:eastAsia="Calibri"/>
+          <w:color w:val="FF3838"/>
+          <w:spacing w:val="0"/>
+          <w:position w:val="0"/>
+          <w:sz w:val="20"/>
+          <w:shd w:fill="F0F0F0" w:val="clear"/>
+        </w:rPr>
+        <w:t xml:space="preserve">&amp;</w:t>
+      </w:r>
+      <w:r>
+        <w:rPr>
+          <w:rFonts w:ascii="Consolas" w:hAnsi="Consolas" w:cs="Consolas" w:eastAsia="Consolas"/>
+          <w:color w:val="auto"/>
+          <w:spacing w:val="0"/>
+          <w:position w:val="0"/>
+          <w:sz w:val="20"/>
+          <w:shd w:fill="F0F0F0" w:val="clear"/>
+        </w:rPr>
+        <w:t xml:space="preserve">test</w:t>
+      </w:r>
+      <w:r>
+        <w:rPr>
+          <w:rFonts w:ascii="Cambria" w:hAnsi="Cambria" w:cs="Cambria" w:eastAsia="Cambria"/>
           <w:color w:val="auto"/>
           <w:spacing w:val="0"/>
           <w:position w:val="0"/>
@@ -5537,17 +8065,28 @@
       <w:r>
         <w:rPr>
           <w:rFonts w:ascii="Consolas" w:hAnsi="Consolas" w:cs="Consolas" w:eastAsia="Consolas"/>
-          <w:color w:val="auto"/>
-          <w:spacing w:val="0"/>
-          <w:position w:val="0"/>
-          <w:sz w:val="20"/>
-          <w:shd w:fill="F0F0F0" w:val="clear"/>
-        </w:rPr>
-        <w:t xml:space="preserve">&amp;test2</w:t>
-      </w:r>
-      <w:r>
-        <w:rPr>
-          <w:rFonts w:ascii="Calibri" w:hAnsi="Calibri" w:cs="Calibri" w:eastAsia="Calibri"/>
+          <w:color w:val="FF3838"/>
+          <w:spacing w:val="0"/>
+          <w:position w:val="0"/>
+          <w:sz w:val="20"/>
+          <w:shd w:fill="F0F0F0" w:val="clear"/>
+        </w:rPr>
+        <w:t xml:space="preserve">&amp;</w:t>
+      </w:r>
+      <w:r>
+        <w:rPr>
+          <w:rFonts w:ascii="Consolas" w:hAnsi="Consolas" w:cs="Consolas" w:eastAsia="Consolas"/>
+          <w:color w:val="auto"/>
+          <w:spacing w:val="0"/>
+          <w:position w:val="0"/>
+          <w:sz w:val="20"/>
+          <w:shd w:fill="F0F0F0" w:val="clear"/>
+        </w:rPr>
+        <w:t xml:space="preserve">test2</w:t>
+      </w:r>
+      <w:r>
+        <w:rPr>
+          <w:rFonts w:ascii="Cambria" w:hAnsi="Cambria" w:cs="Cambria" w:eastAsia="Cambria"/>
           <w:color w:val="auto"/>
           <w:spacing w:val="0"/>
           <w:position w:val="0"/>
@@ -5559,7 +8098,7 @@
       <w:r>
         <w:rPr>
           <w:rFonts w:ascii="Consolas" w:hAnsi="Consolas" w:cs="Consolas" w:eastAsia="Consolas"/>
-          <w:color w:val="auto"/>
+          <w:color w:val="5983B0"/>
           <w:spacing w:val="0"/>
           <w:position w:val="0"/>
           <w:sz w:val="20"/>
@@ -5569,7 +8108,7 @@
       </w:r>
       <w:r>
         <w:rPr>
-          <w:rFonts w:ascii="Calibri" w:hAnsi="Calibri" w:cs="Calibri" w:eastAsia="Calibri"/>
+          <w:rFonts w:ascii="Cambria" w:hAnsi="Cambria" w:cs="Cambria" w:eastAsia="Cambria"/>
           <w:color w:val="auto"/>
           <w:spacing w:val="0"/>
           <w:position w:val="0"/>
@@ -5581,21 +8120,22 @@
     </w:p>
     <w:p>
       <w:pPr>
+        <w:suppressAutoHyphens w:val="true"/>
         <w:spacing w:before="0" w:after="160" w:line="240"/>
         <w:ind w:right="0" w:left="0" w:firstLine="0"/>
         <w:jc w:val="left"/>
         <w:rPr>
           <w:rFonts w:ascii="Calibri" w:hAnsi="Calibri" w:cs="Calibri" w:eastAsia="Calibri"/>
-          <w:color w:val="auto"/>
-          <w:spacing w:val="0"/>
-          <w:position w:val="0"/>
-          <w:sz w:val="22"/>
+          <w:color w:val="2E74B5"/>
+          <w:spacing w:val="0"/>
+          <w:position w:val="0"/>
+          <w:sz w:val="32"/>
           <w:shd w:fill="auto" w:val="clear"/>
         </w:rPr>
       </w:pPr>
       <w:r>
         <w:rPr>
-          <w:rFonts w:ascii="Calibri" w:hAnsi="Calibri" w:cs="Calibri" w:eastAsia="Calibri"/>
+          <w:rFonts w:ascii="Cambria" w:hAnsi="Cambria" w:cs="Cambria" w:eastAsia="Cambria"/>
           <w:color w:val="auto"/>
           <w:spacing w:val="0"/>
           <w:position w:val="0"/>
@@ -5613,11 +8153,55 @@
           <w:sz w:val="20"/>
           <w:shd w:fill="F0F0F0" w:val="clear"/>
         </w:rPr>
-        <w:t xml:space="preserve">test.add(42)</w:t>
-      </w:r>
-      <w:r>
-        <w:rPr>
-          <w:rFonts w:ascii="Calibri" w:hAnsi="Calibri" w:cs="Calibri" w:eastAsia="Calibri"/>
+        <w:t xml:space="preserve">test.</w:t>
+      </w:r>
+      <w:r>
+        <w:rPr>
+          <w:rFonts w:ascii="Consolas" w:hAnsi="Consolas" w:cs="Consolas" w:eastAsia="Consolas"/>
+          <w:color w:val="5983B0"/>
+          <w:spacing w:val="0"/>
+          <w:position w:val="0"/>
+          <w:sz w:val="20"/>
+          <w:shd w:fill="F0F0F0" w:val="clear"/>
+        </w:rPr>
+        <w:t xml:space="preserve">add</w:t>
+      </w:r>
+      <w:r>
+        <w:rPr>
+          <w:rFonts w:ascii="Consolas" w:hAnsi="Consolas" w:cs="Consolas" w:eastAsia="Consolas"/>
+          <w:color w:val="auto"/>
+          <w:spacing w:val="0"/>
+          <w:position w:val="0"/>
+          <w:sz w:val="20"/>
+          <w:shd w:fill="F0F0F0" w:val="clear"/>
+        </w:rPr>
+        <w:t xml:space="preserve">(</w:t>
+      </w:r>
+      <w:r>
+        <w:rPr>
+          <w:rFonts w:ascii="Consolas" w:hAnsi="Consolas" w:cs="Consolas" w:eastAsia="Consolas"/>
+          <w:color w:val="5B277D"/>
+          <w:spacing w:val="0"/>
+          <w:position w:val="0"/>
+          <w:sz w:val="20"/>
+          <w:shd w:fill="F0F0F0" w:val="clear"/>
+        </w:rPr>
+        <w:t xml:space="preserve">42</w:t>
+      </w:r>
+      <w:r>
+        <w:rPr>
+          <w:rFonts w:ascii="Consolas" w:hAnsi="Consolas" w:cs="Consolas" w:eastAsia="Consolas"/>
+          <w:color w:val="auto"/>
+          <w:spacing w:val="0"/>
+          <w:position w:val="0"/>
+          <w:sz w:val="20"/>
+          <w:shd w:fill="F0F0F0" w:val="clear"/>
+        </w:rPr>
+        <w:t xml:space="preserve">)</w:t>
+      </w:r>
+      <w:r>
+        <w:rPr>
+          <w:rFonts w:ascii="Cambria" w:hAnsi="Cambria" w:cs="Cambria" w:eastAsia="Cambria"/>
           <w:color w:val="auto"/>
           <w:spacing w:val="0"/>
           <w:position w:val="0"/>
@@ -5635,23 +8219,67 @@
           <w:sz w:val="20"/>
           <w:shd w:fill="F0F0F0" w:val="clear"/>
         </w:rPr>
-        <w:t xml:space="preserve">test2.add(0)</w:t>
-      </w:r>
-      <w:r>
-        <w:rPr>
-          <w:rFonts w:ascii="Calibri" w:hAnsi="Calibri" w:cs="Calibri" w:eastAsia="Calibri"/>
-          <w:color w:val="auto"/>
-          <w:spacing w:val="0"/>
-          <w:position w:val="0"/>
-          <w:sz w:val="22"/>
-          <w:shd w:fill="auto" w:val="clear"/>
-        </w:rPr>
-        <w:t xml:space="preserve"> independently correct without either call needing to say which instance it's operating on - the disambiguation was already baked into the trampoline at construction time, rather than resolved at the call site. It is also the direct cost of the technique: N instances with M bound methods each means N × M allocated executable stubs, each needing an explicit </w:t>
-      </w:r>
-      <w:r>
-        <w:rPr>
-          <w:rFonts w:ascii="Consolas" w:hAnsi="Consolas" w:cs="Consolas" w:eastAsia="Consolas"/>
-          <w:color w:val="auto"/>
+        <w:t xml:space="preserve">test2.</w:t>
+      </w:r>
+      <w:r>
+        <w:rPr>
+          <w:rFonts w:ascii="Consolas" w:hAnsi="Consolas" w:cs="Consolas" w:eastAsia="Consolas"/>
+          <w:color w:val="5983B0"/>
+          <w:spacing w:val="0"/>
+          <w:position w:val="0"/>
+          <w:sz w:val="20"/>
+          <w:shd w:fill="F0F0F0" w:val="clear"/>
+        </w:rPr>
+        <w:t xml:space="preserve">add</w:t>
+      </w:r>
+      <w:r>
+        <w:rPr>
+          <w:rFonts w:ascii="Consolas" w:hAnsi="Consolas" w:cs="Consolas" w:eastAsia="Consolas"/>
+          <w:color w:val="auto"/>
+          <w:spacing w:val="0"/>
+          <w:position w:val="0"/>
+          <w:sz w:val="20"/>
+          <w:shd w:fill="F0F0F0" w:val="clear"/>
+        </w:rPr>
+        <w:t xml:space="preserve">(</w:t>
+      </w:r>
+      <w:r>
+        <w:rPr>
+          <w:rFonts w:ascii="Consolas" w:hAnsi="Consolas" w:cs="Consolas" w:eastAsia="Consolas"/>
+          <w:color w:val="5B277D"/>
+          <w:spacing w:val="0"/>
+          <w:position w:val="0"/>
+          <w:sz w:val="20"/>
+          <w:shd w:fill="F0F0F0" w:val="clear"/>
+        </w:rPr>
+        <w:t xml:space="preserve">0</w:t>
+      </w:r>
+      <w:r>
+        <w:rPr>
+          <w:rFonts w:ascii="Consolas" w:hAnsi="Consolas" w:cs="Consolas" w:eastAsia="Consolas"/>
+          <w:color w:val="auto"/>
+          <w:spacing w:val="0"/>
+          <w:position w:val="0"/>
+          <w:sz w:val="20"/>
+          <w:shd w:fill="F0F0F0" w:val="clear"/>
+        </w:rPr>
+        <w:t xml:space="preserve">)</w:t>
+      </w:r>
+      <w:r>
+        <w:rPr>
+          <w:rFonts w:ascii="Cambria" w:hAnsi="Cambria" w:cs="Cambria" w:eastAsia="Cambria"/>
+          <w:color w:val="auto"/>
+          <w:spacing w:val="0"/>
+          <w:position w:val="0"/>
+          <w:sz w:val="22"/>
+          <w:shd w:fill="auto" w:val="clear"/>
+        </w:rPr>
+        <w:t xml:space="preserve"> independently correct without either call needing to say which instance it's operating on - the disambiguation was already baked into the trampoline at construction time, rather than resolved at the call site. It is also the direct cost of the technique: N instances with M bound methods each means N x M allocated executable stubs, each needing an explicit </w:t>
+      </w:r>
+      <w:r>
+        <w:rPr>
+          <w:rFonts w:ascii="Consolas" w:hAnsi="Consolas" w:cs="Consolas" w:eastAsia="Consolas"/>
+          <w:color w:val="FF3838"/>
           <w:spacing w:val="0"/>
           <w:position w:val="0"/>
           <w:sz w:val="20"/>
@@ -5673,6 +8301,7 @@
     </w:p>
     <w:p>
       <w:pPr>
+        <w:suppressAutoHyphens w:val="true"/>
         <w:spacing w:before="400" w:after="200" w:line="240"/>
         <w:ind w:right="0" w:left="0" w:firstLine="0"/>
         <w:jc w:val="left"/>
@@ -5687,11 +8316,12 @@
       </w:pPr>
       <w:r>
         <w:rPr>
-          <w:rFonts w:ascii="Calibri" w:hAnsi="Calibri" w:cs="Calibri" w:eastAsia="Calibri"/>
-          <w:color w:val="2E74B5"/>
-          <w:spacing w:val="0"/>
-          <w:position w:val="0"/>
-          <w:sz w:val="32"/>
+          <w:rFonts w:ascii="Cambria" w:hAnsi="Cambria" w:cs="Cambria" w:eastAsia="Cambria"/>
+          <w:b/>
+          <w:color w:val="1F3864"/>
+          <w:spacing w:val="0"/>
+          <w:position w:val="0"/>
+          <w:sz w:val="30"/>
           <w:shd w:fill="auto" w:val="clear"/>
         </w:rPr>
         <w:t xml:space="preserve">7. Safety Notes</w:t>
@@ -5699,11 +8329,12 @@
     </w:p>
     <w:p>
       <w:pPr>
+        <w:suppressAutoHyphens w:val="true"/>
         <w:spacing w:before="0" w:after="160" w:line="240"/>
         <w:ind w:right="0" w:left="0" w:firstLine="0"/>
         <w:jc w:val="left"/>
         <w:rPr>
-          <w:rFonts w:ascii="Calibri" w:hAnsi="Calibri" w:cs="Calibri" w:eastAsia="Calibri"/>
+          <w:rFonts w:ascii="Cambria" w:hAnsi="Cambria" w:cs="Cambria" w:eastAsia="Cambria"/>
           <w:color w:val="auto"/>
           <w:spacing w:val="0"/>
           <w:position w:val="0"/>
@@ -5713,7 +8344,7 @@
       </w:pPr>
       <w:r>
         <w:rPr>
-          <w:rFonts w:ascii="Calibri" w:hAnsi="Calibri" w:cs="Calibri" w:eastAsia="Calibri"/>
+          <w:rFonts w:ascii="Cambria" w:hAnsi="Cambria" w:cs="Cambria" w:eastAsia="Cambria"/>
           <w:b/>
           <w:color w:val="auto"/>
           <w:spacing w:val="0"/>
@@ -5725,7 +8356,7 @@
       </w:r>
       <w:r>
         <w:rPr>
-          <w:rFonts w:ascii="Calibri" w:hAnsi="Calibri" w:cs="Calibri" w:eastAsia="Calibri"/>
+          <w:rFonts w:ascii="Cambria" w:hAnsi="Cambria" w:cs="Cambria" w:eastAsia="Cambria"/>
           <w:color w:val="auto"/>
           <w:spacing w:val="0"/>
           <w:position w:val="0"/>
@@ -5737,7 +8368,7 @@
       <w:r>
         <w:rPr>
           <w:rFonts w:ascii="Consolas" w:hAnsi="Consolas" w:cs="Consolas" w:eastAsia="Consolas"/>
-          <w:color w:val="auto"/>
+          <w:color w:val="5983B0"/>
           <w:spacing w:val="0"/>
           <w:position w:val="0"/>
           <w:sz w:val="20"/>
@@ -5747,19 +8378,41 @@
       </w:r>
       <w:r>
         <w:rPr>
-          <w:rFonts w:ascii="Calibri" w:hAnsi="Calibri" w:cs="Calibri" w:eastAsia="Calibri"/>
-          <w:color w:val="auto"/>
-          <w:spacing w:val="0"/>
-          <w:position w:val="0"/>
-          <w:sz w:val="22"/>
-          <w:shd w:fill="auto" w:val="clear"/>
-        </w:rPr>
-        <w:t xml:space="preserve"> step must write into a page and later execute from it. On modern systems, writable and executable permissions on the same page are not simultaneously granted by default (W^X); </w:t>
-      </w:r>
-      <w:r>
-        <w:rPr>
-          <w:rFonts w:ascii="Consolas" w:hAnsi="Consolas" w:cs="Consolas" w:eastAsia="Consolas"/>
-          <w:color w:val="auto"/>
+          <w:rFonts w:ascii="Cambria" w:hAnsi="Cambria" w:cs="Cambria" w:eastAsia="Cambria"/>
+          <w:color w:val="auto"/>
+          <w:spacing w:val="0"/>
+          <w:position w:val="0"/>
+          <w:sz w:val="22"/>
+          <w:shd w:fill="auto" w:val="clear"/>
+        </w:rPr>
+        <w:t xml:space="preserve"> step must write into a page and later execute from it. On modern systems, writable and executable permissions on the same page are not simultaneously granted by default (W</w:t>
+      </w:r>
+      <w:r>
+        <w:rPr>
+          <w:rFonts w:ascii="Cambria" w:hAnsi="Cambria" w:cs="Cambria" w:eastAsia="Cambria"/>
+          <w:color w:val="FF3838"/>
+          <w:spacing w:val="0"/>
+          <w:position w:val="0"/>
+          <w:sz w:val="22"/>
+          <w:shd w:fill="auto" w:val="clear"/>
+        </w:rPr>
+        <w:t xml:space="preserve">^</w:t>
+      </w:r>
+      <w:r>
+        <w:rPr>
+          <w:rFonts w:ascii="Cambria" w:hAnsi="Cambria" w:cs="Cambria" w:eastAsia="Cambria"/>
+          <w:color w:val="auto"/>
+          <w:spacing w:val="0"/>
+          <w:position w:val="0"/>
+          <w:sz w:val="22"/>
+          <w:shd w:fill="auto" w:val="clear"/>
+        </w:rPr>
+        <w:t xml:space="preserve">X); </w:t>
+      </w:r>
+      <w:r>
+        <w:rPr>
+          <w:rFonts w:ascii="Consolas" w:hAnsi="Consolas" w:cs="Consolas" w:eastAsia="Consolas"/>
+          <w:color w:val="5983B0"/>
           <w:spacing w:val="0"/>
           <w:position w:val="0"/>
           <w:sz w:val="20"/>
@@ -5769,63 +8422,19 @@
       </w:r>
       <w:r>
         <w:rPr>
-          <w:rFonts w:ascii="Calibri" w:hAnsi="Calibri" w:cs="Calibri" w:eastAsia="Calibri"/>
-          <w:color w:val="auto"/>
-          <w:spacing w:val="0"/>
-          <w:position w:val="0"/>
-          <w:sz w:val="22"/>
-          <w:shd w:fill="auto" w:val="clear"/>
-        </w:rPr>
-        <w:t xml:space="preserve"> is expected to handle allocate </w:t>
-      </w:r>
-      <w:r>
-        <w:rPr>
-          <w:rFonts w:ascii="Cambria Math" w:hAnsi="Cambria Math" w:cs="Cambria Math" w:eastAsia="Cambria Math"/>
-          <w:color w:val="auto"/>
-          <w:spacing w:val="0"/>
-          <w:position w:val="0"/>
-          <w:sz w:val="22"/>
-          <w:shd w:fill="auto" w:val="clear"/>
-        </w:rPr>
-        <w:t xml:space="preserve">→</w:t>
-      </w:r>
-      <w:r>
-        <w:rPr>
-          <w:rFonts w:ascii="Calibri" w:hAnsi="Calibri" w:cs="Calibri" w:eastAsia="Calibri"/>
-          <w:color w:val="auto"/>
-          <w:spacing w:val="0"/>
-          <w:position w:val="0"/>
-          <w:sz w:val="22"/>
-          <w:shd w:fill="auto" w:val="clear"/>
-        </w:rPr>
-        <w:t xml:space="preserve"> write </w:t>
-      </w:r>
-      <w:r>
-        <w:rPr>
-          <w:rFonts w:ascii="Cambria Math" w:hAnsi="Cambria Math" w:cs="Cambria Math" w:eastAsia="Cambria Math"/>
-          <w:color w:val="auto"/>
-          <w:spacing w:val="0"/>
-          <w:position w:val="0"/>
-          <w:sz w:val="22"/>
-          <w:shd w:fill="auto" w:val="clear"/>
-        </w:rPr>
-        <w:t xml:space="preserve">→</w:t>
-      </w:r>
-      <w:r>
-        <w:rPr>
-          <w:rFonts w:ascii="Calibri" w:hAnsi="Calibri" w:cs="Calibri" w:eastAsia="Calibri"/>
-          <w:color w:val="auto"/>
-          <w:spacing w:val="0"/>
-          <w:position w:val="0"/>
-          <w:sz w:val="22"/>
-          <w:shd w:fill="auto" w:val="clear"/>
-        </w:rPr>
-        <w:t xml:space="preserve"> mark executable as separate steps (e.g. via </w:t>
-      </w:r>
-      <w:r>
-        <w:rPr>
-          <w:rFonts w:ascii="Consolas" w:hAnsi="Consolas" w:cs="Consolas" w:eastAsia="Consolas"/>
-          <w:color w:val="auto"/>
+          <w:rFonts w:ascii="Cambria" w:hAnsi="Cambria" w:cs="Cambria" w:eastAsia="Cambria"/>
+          <w:color w:val="auto"/>
+          <w:spacing w:val="0"/>
+          <w:position w:val="0"/>
+          <w:sz w:val="22"/>
+          <w:shd w:fill="auto" w:val="clear"/>
+        </w:rPr>
+        <w:t xml:space="preserve"> is expected to handle allocate -&gt; write -&gt; mark executable as separate steps (e.g. via </w:t>
+      </w:r>
+      <w:r>
+        <w:rPr>
+          <w:rFonts w:ascii="Consolas" w:hAnsi="Consolas" w:cs="Consolas" w:eastAsia="Consolas"/>
+          <w:color w:val="5983B0"/>
           <w:spacing w:val="0"/>
           <w:position w:val="0"/>
           <w:sz w:val="20"/>
@@ -5835,7 +8444,7 @@
       </w:r>
       <w:r>
         <w:rPr>
-          <w:rFonts w:ascii="Calibri" w:hAnsi="Calibri" w:cs="Calibri" w:eastAsia="Calibri"/>
+          <w:rFonts w:ascii="Cambria" w:hAnsi="Cambria" w:cs="Cambria" w:eastAsia="Cambria"/>
           <w:color w:val="auto"/>
           <w:spacing w:val="0"/>
           <w:position w:val="0"/>
@@ -5847,7 +8456,7 @@
       <w:r>
         <w:rPr>
           <w:rFonts w:ascii="Consolas" w:hAnsi="Consolas" w:cs="Consolas" w:eastAsia="Consolas"/>
-          <w:color w:val="auto"/>
+          <w:color w:val="5983B0"/>
           <w:spacing w:val="0"/>
           <w:position w:val="0"/>
           <w:sz w:val="20"/>
@@ -5857,7 +8466,7 @@
       </w:r>
       <w:r>
         <w:rPr>
-          <w:rFonts w:ascii="Calibri" w:hAnsi="Calibri" w:cs="Calibri" w:eastAsia="Calibri"/>
+          <w:rFonts w:ascii="Cambria" w:hAnsi="Cambria" w:cs="Cambria" w:eastAsia="Cambria"/>
           <w:color w:val="auto"/>
           <w:spacing w:val="0"/>
           <w:position w:val="0"/>
@@ -5879,7 +8488,7 @@
       </w:r>
       <w:r>
         <w:rPr>
-          <w:rFonts w:ascii="Calibri" w:hAnsi="Calibri" w:cs="Calibri" w:eastAsia="Calibri"/>
+          <w:rFonts w:ascii="Cambria" w:hAnsi="Cambria" w:cs="Cambria" w:eastAsia="Cambria"/>
           <w:color w:val="auto"/>
           <w:spacing w:val="0"/>
           <w:position w:val="0"/>
@@ -5891,11 +8500,12 @@
     </w:p>
     <w:p>
       <w:pPr>
+        <w:suppressAutoHyphens w:val="true"/>
         <w:spacing w:before="0" w:after="160" w:line="240"/>
         <w:ind w:right="0" w:left="0" w:firstLine="0"/>
         <w:jc w:val="left"/>
         <w:rPr>
-          <w:rFonts w:ascii="Calibri" w:hAnsi="Calibri" w:cs="Calibri" w:eastAsia="Calibri"/>
+          <w:rFonts w:ascii="Cambria" w:hAnsi="Cambria" w:cs="Cambria" w:eastAsia="Cambria"/>
           <w:color w:val="auto"/>
           <w:spacing w:val="0"/>
           <w:position w:val="0"/>
@@ -5905,7 +8515,7 @@
       </w:pPr>
       <w:r>
         <w:rPr>
-          <w:rFonts w:ascii="Calibri" w:hAnsi="Calibri" w:cs="Calibri" w:eastAsia="Calibri"/>
+          <w:rFonts w:ascii="Cambria" w:hAnsi="Cambria" w:cs="Cambria" w:eastAsia="Cambria"/>
           <w:b/>
           <w:color w:val="auto"/>
           <w:spacing w:val="0"/>
@@ -5917,7 +8527,7 @@
       </w:r>
       <w:r>
         <w:rPr>
-          <w:rFonts w:ascii="Calibri" w:hAnsi="Calibri" w:cs="Calibri" w:eastAsia="Calibri"/>
+          <w:rFonts w:ascii="Cambria" w:hAnsi="Cambria" w:cs="Cambria" w:eastAsia="Cambria"/>
           <w:color w:val="auto"/>
           <w:spacing w:val="0"/>
           <w:position w:val="0"/>
@@ -5939,7 +8549,7 @@
       </w:r>
       <w:r>
         <w:rPr>
-          <w:rFonts w:ascii="Calibri" w:hAnsi="Calibri" w:cs="Calibri" w:eastAsia="Calibri"/>
+          <w:rFonts w:ascii="Cambria" w:hAnsi="Cambria" w:cs="Cambria" w:eastAsia="Cambria"/>
           <w:color w:val="auto"/>
           <w:spacing w:val="0"/>
           <w:position w:val="0"/>
@@ -5961,7 +8571,7 @@
       </w:r>
       <w:r>
         <w:rPr>
-          <w:rFonts w:ascii="Calibri" w:hAnsi="Calibri" w:cs="Calibri" w:eastAsia="Calibri"/>
+          <w:rFonts w:ascii="Cambria" w:hAnsi="Cambria" w:cs="Cambria" w:eastAsia="Cambria"/>
           <w:color w:val="auto"/>
           <w:spacing w:val="0"/>
           <w:position w:val="0"/>
@@ -5983,7 +8593,7 @@
       </w:r>
       <w:r>
         <w:rPr>
-          <w:rFonts w:ascii="Calibri" w:hAnsi="Calibri" w:cs="Calibri" w:eastAsia="Calibri"/>
+          <w:rFonts w:ascii="Cambria" w:hAnsi="Cambria" w:cs="Cambria" w:eastAsia="Cambria"/>
           <w:color w:val="auto"/>
           <w:spacing w:val="0"/>
           <w:position w:val="0"/>
@@ -6005,7 +8615,7 @@
       </w:r>
       <w:r>
         <w:rPr>
-          <w:rFonts w:ascii="Calibri" w:hAnsi="Calibri" w:cs="Calibri" w:eastAsia="Calibri"/>
+          <w:rFonts w:ascii="Cambria" w:hAnsi="Cambria" w:cs="Cambria" w:eastAsia="Cambria"/>
           <w:color w:val="auto"/>
           <w:spacing w:val="0"/>
           <w:position w:val="0"/>
@@ -6027,7 +8637,7 @@
       </w:r>
       <w:r>
         <w:rPr>
-          <w:rFonts w:ascii="Calibri" w:hAnsi="Calibri" w:cs="Calibri" w:eastAsia="Calibri"/>
+          <w:rFonts w:ascii="Cambria" w:hAnsi="Cambria" w:cs="Cambria" w:eastAsia="Cambria"/>
           <w:color w:val="auto"/>
           <w:spacing w:val="0"/>
           <w:position w:val="0"/>
@@ -6045,27 +8655,62 @@
           <w:sz w:val="20"/>
           <w:shd w:fill="F0F0F0" w:val="clear"/>
         </w:rPr>
-        <w:t xml:space="preserve">SIZEOF_*</w:t>
-      </w:r>
-      <w:r>
-        <w:rPr>
-          <w:rFonts w:ascii="Calibri" w:hAnsi="Calibri" w:cs="Calibri" w:eastAsia="Calibri"/>
-          <w:color w:val="auto"/>
-          <w:spacing w:val="0"/>
-          <w:position w:val="0"/>
-          <w:sz w:val="22"/>
-          <w:shd w:fill="auto" w:val="clear"/>
-        </w:rPr>
-        <w:t xml:space="preserve"> constants, but do not require any change to the macros described in Section 4 - the architecture boundary is fully isolated to the assembly layer.</w:t>
+        <w:t xml:space="preserve">SIZEOF_</w:t>
+      </w:r>
+      <w:r>
+        <w:rPr>
+          <w:rFonts w:ascii="Consolas" w:hAnsi="Consolas" w:cs="Consolas" w:eastAsia="Consolas"/>
+          <w:color w:val="FF3838"/>
+          <w:spacing w:val="0"/>
+          <w:position w:val="0"/>
+          <w:sz w:val="20"/>
+          <w:shd w:fill="F0F0F0" w:val="clear"/>
+        </w:rPr>
+        <w:t xml:space="preserve">*</w:t>
+      </w:r>
+      <w:r>
+        <w:rPr>
+          <w:rFonts w:ascii="Cambria" w:hAnsi="Cambria" w:cs="Cambria" w:eastAsia="Cambria"/>
+          <w:color w:val="auto"/>
+          <w:spacing w:val="0"/>
+          <w:position w:val="0"/>
+          <w:sz w:val="22"/>
+          <w:shd w:fill="auto" w:val="clear"/>
+        </w:rPr>
+        <w:t xml:space="preserve"> constants, but do not require any change to the macros described in </w:t>
+      </w:r>
+      <w:r>
+        <w:rPr>
+          <w:rFonts w:ascii="Cambria" w:hAnsi="Cambria" w:cs="Cambria" w:eastAsia="Cambria"/>
+          <w:color w:val="auto"/>
+          <w:spacing w:val="0"/>
+          <w:position w:val="0"/>
+          <w:sz w:val="22"/>
+          <w:u w:val="single"/>
+          <w:shd w:fill="auto" w:val="clear"/>
+        </w:rPr>
+        <w:t xml:space="preserve">Section 4</w:t>
+      </w:r>
+      <w:r>
+        <w:rPr>
+          <w:rFonts w:ascii="Cambria" w:hAnsi="Cambria" w:cs="Cambria" w:eastAsia="Cambria"/>
+          <w:color w:val="auto"/>
+          <w:spacing w:val="0"/>
+          <w:position w:val="0"/>
+          <w:sz w:val="22"/>
+          <w:shd w:fill="auto" w:val="clear"/>
+        </w:rPr>
+        <w:t xml:space="preserve"> - the architecture boundary is fully isolated to the assembly layer.</w:t>
       </w:r>
     </w:p>
     <w:p>
       <w:pPr>
+        <w:suppressAutoHyphens w:val="true"/>
         <w:spacing w:before="0" w:after="160" w:line="240"/>
         <w:ind w:right="0" w:left="0" w:firstLine="0"/>
         <w:jc w:val="left"/>
         <w:rPr>
-          <w:rFonts w:ascii="Calibri" w:hAnsi="Calibri" w:cs="Calibri" w:eastAsia="Calibri"/>
+          <w:rFonts w:ascii="Cambria" w:hAnsi="Cambria" w:cs="Cambria" w:eastAsia="Cambria"/>
           <w:color w:val="auto"/>
           <w:spacing w:val="0"/>
           <w:position w:val="0"/>
@@ -6075,7 +8720,7 @@
       </w:pPr>
       <w:r>
         <w:rPr>
-          <w:rFonts w:ascii="Calibri" w:hAnsi="Calibri" w:cs="Calibri" w:eastAsia="Calibri"/>
+          <w:rFonts w:ascii="Cambria" w:hAnsi="Cambria" w:cs="Cambria" w:eastAsia="Cambria"/>
           <w:b/>
           <w:color w:val="auto"/>
           <w:spacing w:val="0"/>
@@ -6087,7 +8732,7 @@
       </w:r>
       <w:r>
         <w:rPr>
-          <w:rFonts w:ascii="Calibri" w:hAnsi="Calibri" w:cs="Calibri" w:eastAsia="Calibri"/>
+          <w:rFonts w:ascii="Cambria" w:hAnsi="Cambria" w:cs="Cambria" w:eastAsia="Cambria"/>
           <w:color w:val="auto"/>
           <w:spacing w:val="0"/>
           <w:position w:val="0"/>
@@ -6099,7 +8744,7 @@
       <w:r>
         <w:rPr>
           <w:rFonts w:ascii="Consolas" w:hAnsi="Consolas" w:cs="Consolas" w:eastAsia="Consolas"/>
-          <w:color w:val="auto"/>
+          <w:color w:val="FF3838"/>
           <w:spacing w:val="0"/>
           <w:position w:val="0"/>
           <w:sz w:val="20"/>
@@ -6109,7 +8754,7 @@
       </w:r>
       <w:r>
         <w:rPr>
-          <w:rFonts w:ascii="Calibri" w:hAnsi="Calibri" w:cs="Calibri" w:eastAsia="Calibri"/>
+          <w:rFonts w:ascii="Cambria" w:hAnsi="Cambria" w:cs="Cambria" w:eastAsia="Cambria"/>
           <w:color w:val="auto"/>
           <w:spacing w:val="0"/>
           <w:position w:val="0"/>
@@ -6127,11 +8772,33 @@
           <w:sz w:val="20"/>
           <w:shd w:fill="F0F0F0" w:val="clear"/>
         </w:rPr>
-        <w:t xml:space="preserve">obj-&gt;method()</w:t>
-      </w:r>
-      <w:r>
-        <w:rPr>
-          <w:rFonts w:ascii="Calibri" w:hAnsi="Calibri" w:cs="Calibri" w:eastAsia="Calibri"/>
+        <w:t xml:space="preserve">obj-&gt;</w:t>
+      </w:r>
+      <w:r>
+        <w:rPr>
+          <w:rFonts w:ascii="Consolas" w:hAnsi="Consolas" w:cs="Consolas" w:eastAsia="Consolas"/>
+          <w:color w:val="5983B0"/>
+          <w:spacing w:val="0"/>
+          <w:position w:val="0"/>
+          <w:sz w:val="20"/>
+          <w:shd w:fill="F0F0F0" w:val="clear"/>
+        </w:rPr>
+        <w:t xml:space="preserve">method</w:t>
+      </w:r>
+      <w:r>
+        <w:rPr>
+          <w:rFonts w:ascii="Consolas" w:hAnsi="Consolas" w:cs="Consolas" w:eastAsia="Consolas"/>
+          <w:color w:val="auto"/>
+          <w:spacing w:val="0"/>
+          <w:position w:val="0"/>
+          <w:sz w:val="20"/>
+          <w:shd w:fill="F0F0F0" w:val="clear"/>
+        </w:rPr>
+        <w:t xml:space="preserve">()</w:t>
+      </w:r>
+      <w:r>
+        <w:rPr>
+          <w:rFonts w:ascii="Cambria" w:hAnsi="Cambria" w:cs="Cambria" w:eastAsia="Cambria"/>
           <w:color w:val="auto"/>
           <w:spacing w:val="0"/>
           <w:position w:val="0"/>
@@ -6143,21 +8810,22 @@
     </w:p>
     <w:p>
       <w:pPr>
+        <w:suppressAutoHyphens w:val="true"/>
         <w:spacing w:before="0" w:after="160" w:line="240"/>
         <w:ind w:right="0" w:left="0" w:firstLine="0"/>
         <w:jc w:val="left"/>
         <w:rPr>
           <w:rFonts w:ascii="Calibri" w:hAnsi="Calibri" w:cs="Calibri" w:eastAsia="Calibri"/>
-          <w:color w:val="auto"/>
-          <w:spacing w:val="0"/>
-          <w:position w:val="0"/>
-          <w:sz w:val="22"/>
+          <w:color w:val="2E74B5"/>
+          <w:spacing w:val="0"/>
+          <w:position w:val="0"/>
+          <w:sz w:val="32"/>
           <w:shd w:fill="auto" w:val="clear"/>
         </w:rPr>
       </w:pPr>
       <w:r>
         <w:rPr>
-          <w:rFonts w:ascii="Calibri" w:hAnsi="Calibri" w:cs="Calibri" w:eastAsia="Calibri"/>
+          <w:rFonts w:ascii="Cambria" w:hAnsi="Cambria" w:cs="Cambria" w:eastAsia="Cambria"/>
           <w:b/>
           <w:color w:val="auto"/>
           <w:spacing w:val="0"/>
@@ -6169,7 +8837,7 @@
       </w:r>
       <w:r>
         <w:rPr>
-          <w:rFonts w:ascii="Calibri" w:hAnsi="Calibri" w:cs="Calibri" w:eastAsia="Calibri"/>
+          <w:rFonts w:ascii="Cambria" w:hAnsi="Cambria" w:cs="Cambria" w:eastAsia="Cambria"/>
           <w:color w:val="auto"/>
           <w:spacing w:val="0"/>
           <w:position w:val="0"/>
@@ -6191,7 +8859,7 @@
       </w:r>
       <w:r>
         <w:rPr>
-          <w:rFonts w:ascii="Calibri" w:hAnsi="Calibri" w:cs="Calibri" w:eastAsia="Calibri"/>
+          <w:rFonts w:ascii="Cambria" w:hAnsi="Cambria" w:cs="Cambria" w:eastAsia="Cambria"/>
           <w:color w:val="auto"/>
           <w:spacing w:val="0"/>
           <w:position w:val="0"/>
@@ -6213,7 +8881,7 @@
       </w:r>
       <w:r>
         <w:rPr>
-          <w:rFonts w:ascii="Calibri" w:hAnsi="Calibri" w:cs="Calibri" w:eastAsia="Calibri"/>
+          <w:rFonts w:ascii="Cambria" w:hAnsi="Cambria" w:cs="Cambria" w:eastAsia="Cambria"/>
           <w:color w:val="auto"/>
           <w:spacing w:val="0"/>
           <w:position w:val="0"/>
@@ -6225,6 +8893,7 @@
     </w:p>
     <w:p>
       <w:pPr>
+        <w:suppressAutoHyphens w:val="true"/>
         <w:spacing w:before="400" w:after="200" w:line="240"/>
         <w:ind w:right="0" w:left="0" w:firstLine="0"/>
         <w:jc w:val="left"/>
@@ -6239,22 +8908,25 @@
       </w:pPr>
       <w:r>
         <w:rPr>
-          <w:rFonts w:ascii="Calibri" w:hAnsi="Calibri" w:cs="Calibri" w:eastAsia="Calibri"/>
-          <w:color w:val="2E74B5"/>
-          <w:spacing w:val="0"/>
-          <w:position w:val="0"/>
-          <w:sz w:val="32"/>
+          <w:rFonts w:ascii="Cambria" w:hAnsi="Cambria" w:cs="Cambria" w:eastAsia="Cambria"/>
+          <w:b/>
+          <w:color w:val="1F3864"/>
+          <w:spacing w:val="0"/>
+          <w:position w:val="0"/>
+          <w:sz w:val="30"/>
           <w:shd w:fill="auto" w:val="clear"/>
         </w:rPr>
         <w:t xml:space="preserve">8. Summary</w:t>
       </w:r>
     </w:p>
     <w:tbl>
-      <w:tblPr/>
+      <w:tblPr>
+        <w:tblInd w:w="115" w:type="dxa"/>
+      </w:tblPr>
       <w:tblGrid>
         <w:gridCol w:w="2500"/>
         <w:gridCol w:w="3500"/>
-        <w:gridCol w:w="3500"/>
+        <w:gridCol w:w="3345"/>
       </w:tblGrid>
       <w:tr>
         <w:trPr>
@@ -6279,18 +8951,18 @@
           </w:tcPr>
           <w:p>
             <w:pPr>
+              <w:suppressAutoHyphens w:val="true"/>
               <w:spacing w:before="0" w:after="0" w:line="240"/>
               <w:ind w:right="0" w:left="0" w:firstLine="0"/>
               <w:jc w:val="left"/>
               <w:rPr>
-                <w:rFonts w:ascii="Calibri" w:hAnsi="Calibri" w:cs="Calibri" w:eastAsia="Calibri"/>
                 <w:spacing w:val="0"/>
                 <w:position w:val="0"/>
               </w:rPr>
             </w:pPr>
             <w:r>
               <w:rPr>
-                <w:rFonts w:ascii="Calibri" w:hAnsi="Calibri" w:cs="Calibri" w:eastAsia="Calibri"/>
+                <w:rFonts w:ascii="Cambria" w:hAnsi="Cambria" w:cs="Cambria" w:eastAsia="Cambria"/>
                 <w:b/>
                 <w:color w:val="FFFFFF"/>
                 <w:spacing w:val="0"/>
@@ -6320,18 +8992,18 @@
           </w:tcPr>
           <w:p>
             <w:pPr>
+              <w:suppressAutoHyphens w:val="true"/>
               <w:spacing w:before="0" w:after="0" w:line="240"/>
               <w:ind w:right="0" w:left="0" w:firstLine="0"/>
               <w:jc w:val="left"/>
               <w:rPr>
-                <w:rFonts w:ascii="Calibri" w:hAnsi="Calibri" w:cs="Calibri" w:eastAsia="Calibri"/>
                 <w:spacing w:val="0"/>
                 <w:position w:val="0"/>
               </w:rPr>
             </w:pPr>
             <w:r>
               <w:rPr>
-                <w:rFonts w:ascii="Calibri" w:hAnsi="Calibri" w:cs="Calibri" w:eastAsia="Calibri"/>
+                <w:rFonts w:ascii="Cambria" w:hAnsi="Cambria" w:cs="Cambria" w:eastAsia="Cambria"/>
                 <w:b/>
                 <w:color w:val="FFFFFF"/>
                 <w:spacing w:val="0"/>
@@ -6345,7 +9017,7 @@
         </w:tc>
         <w:tc>
           <w:tcPr>
-            <w:tcW w:w="3500" w:type="dxa"/>
+            <w:tcW w:w="3345" w:type="dxa"/>
             <w:tcBorders>
               <w:top w:val="single" w:color="000000" w:sz="4"/>
               <w:left w:val="single" w:color="000000" w:sz="4"/>
@@ -6361,18 +9033,18 @@
           </w:tcPr>
           <w:p>
             <w:pPr>
+              <w:suppressAutoHyphens w:val="true"/>
               <w:spacing w:before="0" w:after="0" w:line="240"/>
               <w:ind w:right="0" w:left="0" w:firstLine="0"/>
               <w:jc w:val="left"/>
               <w:rPr>
-                <w:rFonts w:ascii="Calibri" w:hAnsi="Calibri" w:cs="Calibri" w:eastAsia="Calibri"/>
                 <w:spacing w:val="0"/>
                 <w:position w:val="0"/>
               </w:rPr>
             </w:pPr>
             <w:r>
               <w:rPr>
-                <w:rFonts w:ascii="Calibri" w:hAnsi="Calibri" w:cs="Calibri" w:eastAsia="Calibri"/>
+                <w:rFonts w:ascii="Cambria" w:hAnsi="Cambria" w:cs="Cambria" w:eastAsia="Cambria"/>
                 <w:b/>
                 <w:color w:val="FFFFFF"/>
                 <w:spacing w:val="0"/>
@@ -6408,18 +9080,18 @@
           </w:tcPr>
           <w:p>
             <w:pPr>
+              <w:suppressAutoHyphens w:val="true"/>
               <w:spacing w:before="0" w:after="0" w:line="240"/>
               <w:ind w:right="0" w:left="0" w:firstLine="0"/>
               <w:jc w:val="left"/>
               <w:rPr>
-                <w:rFonts w:ascii="Calibri" w:hAnsi="Calibri" w:cs="Calibri" w:eastAsia="Calibri"/>
                 <w:spacing w:val="0"/>
                 <w:position w:val="0"/>
               </w:rPr>
             </w:pPr>
             <w:r>
               <w:rPr>
-                <w:rFonts w:ascii="Calibri" w:hAnsi="Calibri" w:cs="Calibri" w:eastAsia="Calibri"/>
+                <w:rFonts w:ascii="Cambria" w:hAnsi="Cambria" w:cs="Cambria" w:eastAsia="Cambria"/>
                 <w:color w:val="000000"/>
                 <w:spacing w:val="0"/>
                 <w:position w:val="0"/>
@@ -6448,18 +9120,18 @@
           </w:tcPr>
           <w:p>
             <w:pPr>
+              <w:suppressAutoHyphens w:val="true"/>
               <w:spacing w:before="0" w:after="0" w:line="240"/>
               <w:ind w:right="0" w:left="0" w:firstLine="0"/>
               <w:jc w:val="left"/>
               <w:rPr>
-                <w:rFonts w:ascii="Calibri" w:hAnsi="Calibri" w:cs="Calibri" w:eastAsia="Calibri"/>
                 <w:spacing w:val="0"/>
                 <w:position w:val="0"/>
               </w:rPr>
             </w:pPr>
             <w:r>
               <w:rPr>
-                <w:rFonts w:ascii="Calibri" w:hAnsi="Calibri" w:cs="Calibri" w:eastAsia="Calibri"/>
+                <w:rFonts w:ascii="Cambria" w:hAnsi="Cambria" w:cs="Cambria" w:eastAsia="Cambria"/>
                 <w:color w:val="000000"/>
                 <w:spacing w:val="0"/>
                 <w:position w:val="0"/>
@@ -6472,7 +9144,7 @@
         </w:tc>
         <w:tc>
           <w:tcPr>
-            <w:tcW w:w="3500" w:type="dxa"/>
+            <w:tcW w:w="3345" w:type="dxa"/>
             <w:tcBorders>
               <w:top w:val="single" w:color="000000" w:sz="4"/>
               <w:left w:val="single" w:color="000000" w:sz="4"/>
@@ -6488,18 +9160,18 @@
           </w:tcPr>
           <w:p>
             <w:pPr>
+              <w:suppressAutoHyphens w:val="true"/>
               <w:spacing w:before="0" w:after="0" w:line="240"/>
               <w:ind w:right="0" w:left="0" w:firstLine="0"/>
               <w:jc w:val="left"/>
               <w:rPr>
-                <w:rFonts w:ascii="Calibri" w:hAnsi="Calibri" w:cs="Calibri" w:eastAsia="Calibri"/>
                 <w:spacing w:val="0"/>
                 <w:position w:val="0"/>
               </w:rPr>
             </w:pPr>
             <w:r>
               <w:rPr>
-                <w:rFonts w:ascii="Calibri" w:hAnsi="Calibri" w:cs="Calibri" w:eastAsia="Calibri"/>
+                <w:rFonts w:ascii="Cambria" w:hAnsi="Cambria" w:cs="Cambria" w:eastAsia="Cambria"/>
                 <w:color w:val="000000"/>
                 <w:spacing w:val="0"/>
                 <w:position w:val="0"/>
@@ -6534,18 +9206,18 @@
           </w:tcPr>
           <w:p>
             <w:pPr>
+              <w:suppressAutoHyphens w:val="true"/>
               <w:spacing w:before="0" w:after="0" w:line="240"/>
               <w:ind w:right="0" w:left="0" w:firstLine="0"/>
               <w:jc w:val="left"/>
               <w:rPr>
-                <w:rFonts w:ascii="Calibri" w:hAnsi="Calibri" w:cs="Calibri" w:eastAsia="Calibri"/>
                 <w:spacing w:val="0"/>
                 <w:position w:val="0"/>
               </w:rPr>
             </w:pPr>
             <w:r>
               <w:rPr>
-                <w:rFonts w:ascii="Calibri" w:hAnsi="Calibri" w:cs="Calibri" w:eastAsia="Calibri"/>
+                <w:rFonts w:ascii="Cambria" w:hAnsi="Cambria" w:cs="Cambria" w:eastAsia="Cambria"/>
                 <w:color w:val="000000"/>
                 <w:spacing w:val="0"/>
                 <w:position w:val="0"/>
@@ -6574,18 +9246,18 @@
           </w:tcPr>
           <w:p>
             <w:pPr>
+              <w:suppressAutoHyphens w:val="true"/>
               <w:spacing w:before="0" w:after="0" w:line="240"/>
               <w:ind w:right="0" w:left="0" w:firstLine="0"/>
               <w:jc w:val="left"/>
               <w:rPr>
-                <w:rFonts w:ascii="Calibri" w:hAnsi="Calibri" w:cs="Calibri" w:eastAsia="Calibri"/>
                 <w:spacing w:val="0"/>
                 <w:position w:val="0"/>
               </w:rPr>
             </w:pPr>
             <w:r>
               <w:rPr>
-                <w:rFonts w:ascii="Calibri" w:hAnsi="Calibri" w:cs="Calibri" w:eastAsia="Calibri"/>
+                <w:rFonts w:ascii="Cambria" w:hAnsi="Cambria" w:cs="Cambria" w:eastAsia="Cambria"/>
                 <w:color w:val="000000"/>
                 <w:spacing w:val="0"/>
                 <w:position w:val="0"/>
@@ -6598,7 +9270,7 @@
         </w:tc>
         <w:tc>
           <w:tcPr>
-            <w:tcW w:w="3500" w:type="dxa"/>
+            <w:tcW w:w="3345" w:type="dxa"/>
             <w:tcBorders>
               <w:top w:val="single" w:color="000000" w:sz="4"/>
               <w:left w:val="single" w:color="000000" w:sz="4"/>
@@ -6614,18 +9286,18 @@
           </w:tcPr>
           <w:p>
             <w:pPr>
+              <w:suppressAutoHyphens w:val="true"/>
               <w:spacing w:before="0" w:after="0" w:line="240"/>
               <w:ind w:right="0" w:left="0" w:firstLine="0"/>
               <w:jc w:val="left"/>
               <w:rPr>
-                <w:rFonts w:ascii="Calibri" w:hAnsi="Calibri" w:cs="Calibri" w:eastAsia="Calibri"/>
                 <w:spacing w:val="0"/>
                 <w:position w:val="0"/>
               </w:rPr>
             </w:pPr>
             <w:r>
               <w:rPr>
-                <w:rFonts w:ascii="Calibri" w:hAnsi="Calibri" w:cs="Calibri" w:eastAsia="Calibri"/>
+                <w:rFonts w:ascii="Cambria" w:hAnsi="Cambria" w:cs="Cambria" w:eastAsia="Cambria"/>
                 <w:color w:val="000000"/>
                 <w:spacing w:val="0"/>
                 <w:position w:val="0"/>
@@ -6660,18 +9332,18 @@
           </w:tcPr>
           <w:p>
             <w:pPr>
+              <w:suppressAutoHyphens w:val="true"/>
               <w:spacing w:before="0" w:after="0" w:line="240"/>
               <w:ind w:right="0" w:left="0" w:firstLine="0"/>
               <w:jc w:val="left"/>
               <w:rPr>
-                <w:rFonts w:ascii="Calibri" w:hAnsi="Calibri" w:cs="Calibri" w:eastAsia="Calibri"/>
                 <w:spacing w:val="0"/>
                 <w:position w:val="0"/>
               </w:rPr>
             </w:pPr>
             <w:r>
               <w:rPr>
-                <w:rFonts w:ascii="Calibri" w:hAnsi="Calibri" w:cs="Calibri" w:eastAsia="Calibri"/>
+                <w:rFonts w:ascii="Cambria" w:hAnsi="Cambria" w:cs="Cambria" w:eastAsia="Cambria"/>
                 <w:color w:val="000000"/>
                 <w:spacing w:val="0"/>
                 <w:position w:val="0"/>
@@ -6700,18 +9372,18 @@
           </w:tcPr>
           <w:p>
             <w:pPr>
+              <w:suppressAutoHyphens w:val="true"/>
               <w:spacing w:before="0" w:after="0" w:line="240"/>
               <w:ind w:right="0" w:left="0" w:firstLine="0"/>
               <w:jc w:val="left"/>
               <w:rPr>
-                <w:rFonts w:ascii="Calibri" w:hAnsi="Calibri" w:cs="Calibri" w:eastAsia="Calibri"/>
                 <w:spacing w:val="0"/>
                 <w:position w:val="0"/>
               </w:rPr>
             </w:pPr>
             <w:r>
               <w:rPr>
-                <w:rFonts w:ascii="Calibri" w:hAnsi="Calibri" w:cs="Calibri" w:eastAsia="Calibri"/>
+                <w:rFonts w:ascii="Cambria" w:hAnsi="Cambria" w:cs="Cambria" w:eastAsia="Cambria"/>
                 <w:color w:val="000000"/>
                 <w:spacing w:val="0"/>
                 <w:position w:val="0"/>
@@ -6724,7 +9396,7 @@
         </w:tc>
         <w:tc>
           <w:tcPr>
-            <w:tcW w:w="3500" w:type="dxa"/>
+            <w:tcW w:w="3345" w:type="dxa"/>
             <w:tcBorders>
               <w:top w:val="single" w:color="000000" w:sz="4"/>
               <w:left w:val="single" w:color="000000" w:sz="4"/>
@@ -6740,18 +9412,18 @@
           </w:tcPr>
           <w:p>
             <w:pPr>
+              <w:suppressAutoHyphens w:val="true"/>
               <w:spacing w:before="0" w:after="0" w:line="240"/>
               <w:ind w:right="0" w:left="0" w:firstLine="0"/>
               <w:jc w:val="left"/>
               <w:rPr>
-                <w:rFonts w:ascii="Calibri" w:hAnsi="Calibri" w:cs="Calibri" w:eastAsia="Calibri"/>
                 <w:spacing w:val="0"/>
                 <w:position w:val="0"/>
               </w:rPr>
             </w:pPr>
             <w:r>
               <w:rPr>
-                <w:rFonts w:ascii="Calibri" w:hAnsi="Calibri" w:cs="Calibri" w:eastAsia="Calibri"/>
+                <w:rFonts w:ascii="Cambria" w:hAnsi="Cambria" w:cs="Cambria" w:eastAsia="Cambria"/>
                 <w:color w:val="000000"/>
                 <w:spacing w:val="0"/>
                 <w:position w:val="0"/>
@@ -6786,18 +9458,18 @@
           </w:tcPr>
           <w:p>
             <w:pPr>
+              <w:suppressAutoHyphens w:val="true"/>
               <w:spacing w:before="0" w:after="0" w:line="240"/>
               <w:ind w:right="0" w:left="0" w:firstLine="0"/>
               <w:jc w:val="left"/>
               <w:rPr>
-                <w:rFonts w:ascii="Calibri" w:hAnsi="Calibri" w:cs="Calibri" w:eastAsia="Calibri"/>
                 <w:spacing w:val="0"/>
                 <w:position w:val="0"/>
               </w:rPr>
             </w:pPr>
             <w:r>
               <w:rPr>
-                <w:rFonts w:ascii="Calibri" w:hAnsi="Calibri" w:cs="Calibri" w:eastAsia="Calibri"/>
+                <w:rFonts w:ascii="Cambria" w:hAnsi="Cambria" w:cs="Cambria" w:eastAsia="Cambria"/>
                 <w:color w:val="000000"/>
                 <w:spacing w:val="0"/>
                 <w:position w:val="0"/>
@@ -6826,18 +9498,18 @@
           </w:tcPr>
           <w:p>
             <w:pPr>
+              <w:suppressAutoHyphens w:val="true"/>
               <w:spacing w:before="0" w:after="0" w:line="240"/>
               <w:ind w:right="0" w:left="0" w:firstLine="0"/>
               <w:jc w:val="left"/>
               <w:rPr>
-                <w:rFonts w:ascii="Calibri" w:hAnsi="Calibri" w:cs="Calibri" w:eastAsia="Calibri"/>
                 <w:spacing w:val="0"/>
                 <w:position w:val="0"/>
               </w:rPr>
             </w:pPr>
             <w:r>
               <w:rPr>
-                <w:rFonts w:ascii="Calibri" w:hAnsi="Calibri" w:cs="Calibri" w:eastAsia="Calibri"/>
+                <w:rFonts w:ascii="Cambria" w:hAnsi="Cambria" w:cs="Cambria" w:eastAsia="Cambria"/>
                 <w:color w:val="000000"/>
                 <w:spacing w:val="0"/>
                 <w:position w:val="0"/>
@@ -6850,7 +9522,7 @@
         </w:tc>
         <w:tc>
           <w:tcPr>
-            <w:tcW w:w="3500" w:type="dxa"/>
+            <w:tcW w:w="3345" w:type="dxa"/>
             <w:tcBorders>
               <w:top w:val="single" w:color="000000" w:sz="4"/>
               <w:left w:val="single" w:color="000000" w:sz="4"/>
@@ -6866,18 +9538,18 @@
           </w:tcPr>
           <w:p>
             <w:pPr>
+              <w:suppressAutoHyphens w:val="true"/>
               <w:spacing w:before="0" w:after="0" w:line="240"/>
               <w:ind w:right="0" w:left="0" w:firstLine="0"/>
               <w:jc w:val="left"/>
               <w:rPr>
-                <w:rFonts w:ascii="Calibri" w:hAnsi="Calibri" w:cs="Calibri" w:eastAsia="Calibri"/>
                 <w:spacing w:val="0"/>
                 <w:position w:val="0"/>
               </w:rPr>
             </w:pPr>
             <w:r>
               <w:rPr>
-                <w:rFonts w:ascii="Calibri" w:hAnsi="Calibri" w:cs="Calibri" w:eastAsia="Calibri"/>
+                <w:rFonts w:ascii="Cambria" w:hAnsi="Cambria" w:cs="Cambria" w:eastAsia="Cambria"/>
                 <w:color w:val="000000"/>
                 <w:spacing w:val="0"/>
                 <w:position w:val="0"/>
@@ -6912,18 +9584,18 @@
           </w:tcPr>
           <w:p>
             <w:pPr>
+              <w:suppressAutoHyphens w:val="true"/>
               <w:spacing w:before="0" w:after="0" w:line="240"/>
               <w:ind w:right="0" w:left="0" w:firstLine="0"/>
               <w:jc w:val="left"/>
               <w:rPr>
-                <w:rFonts w:ascii="Calibri" w:hAnsi="Calibri" w:cs="Calibri" w:eastAsia="Calibri"/>
                 <w:spacing w:val="0"/>
                 <w:position w:val="0"/>
               </w:rPr>
             </w:pPr>
             <w:r>
               <w:rPr>
-                <w:rFonts w:ascii="Calibri" w:hAnsi="Calibri" w:cs="Calibri" w:eastAsia="Calibri"/>
+                <w:rFonts w:ascii="Cambria" w:hAnsi="Cambria" w:cs="Cambria" w:eastAsia="Cambria"/>
                 <w:color w:val="000000"/>
                 <w:spacing w:val="0"/>
                 <w:position w:val="0"/>
@@ -6952,18 +9624,18 @@
           </w:tcPr>
           <w:p>
             <w:pPr>
+              <w:suppressAutoHyphens w:val="true"/>
               <w:spacing w:before="0" w:after="0" w:line="240"/>
               <w:ind w:right="0" w:left="0" w:firstLine="0"/>
               <w:jc w:val="left"/>
               <w:rPr>
-                <w:rFonts w:ascii="Calibri" w:hAnsi="Calibri" w:cs="Calibri" w:eastAsia="Calibri"/>
                 <w:spacing w:val="0"/>
                 <w:position w:val="0"/>
               </w:rPr>
             </w:pPr>
             <w:r>
               <w:rPr>
-                <w:rFonts w:ascii="Calibri" w:hAnsi="Calibri" w:cs="Calibri" w:eastAsia="Calibri"/>
+                <w:rFonts w:ascii="Cambria" w:hAnsi="Cambria" w:cs="Cambria" w:eastAsia="Cambria"/>
                 <w:color w:val="000000"/>
                 <w:spacing w:val="0"/>
                 <w:position w:val="0"/>
@@ -6976,7 +9648,7 @@
         </w:tc>
         <w:tc>
           <w:tcPr>
-            <w:tcW w:w="3500" w:type="dxa"/>
+            <w:tcW w:w="3345" w:type="dxa"/>
             <w:tcBorders>
               <w:top w:val="single" w:color="000000" w:sz="4"/>
               <w:left w:val="single" w:color="000000" w:sz="4"/>
@@ -6992,18 +9664,18 @@
           </w:tcPr>
           <w:p>
             <w:pPr>
+              <w:suppressAutoHyphens w:val="true"/>
               <w:spacing w:before="0" w:after="0" w:line="240"/>
               <w:ind w:right="0" w:left="0" w:firstLine="0"/>
               <w:jc w:val="left"/>
               <w:rPr>
-                <w:rFonts w:ascii="Calibri" w:hAnsi="Calibri" w:cs="Calibri" w:eastAsia="Calibri"/>
                 <w:spacing w:val="0"/>
                 <w:position w:val="0"/>
               </w:rPr>
             </w:pPr>
             <w:r>
               <w:rPr>
-                <w:rFonts w:ascii="Calibri" w:hAnsi="Calibri" w:cs="Calibri" w:eastAsia="Calibri"/>
+                <w:rFonts w:ascii="Cambria" w:hAnsi="Cambria" w:cs="Cambria" w:eastAsia="Cambria"/>
                 <w:color w:val="000000"/>
                 <w:spacing w:val="0"/>
                 <w:position w:val="0"/>
@@ -7018,6 +9690,7 @@
     </w:tbl>
     <w:p>
       <w:pPr>
+        <w:suppressAutoHyphens w:val="true"/>
         <w:spacing w:before="0" w:after="200" w:line="240"/>
         <w:ind w:right="0" w:left="0" w:firstLine="0"/>
         <w:jc w:val="left"/>
@@ -7033,11 +9706,12 @@
     </w:p>
     <w:p>
       <w:pPr>
+        <w:suppressAutoHyphens w:val="true"/>
         <w:spacing w:before="0" w:after="160" w:line="240"/>
         <w:ind w:right="0" w:left="0" w:firstLine="0"/>
         <w:jc w:val="left"/>
         <w:rPr>
-          <w:rFonts w:ascii="Calibri" w:hAnsi="Calibri" w:cs="Calibri" w:eastAsia="Calibri"/>
+          <w:rFonts w:ascii="Cambria" w:hAnsi="Cambria" w:cs="Cambria" w:eastAsia="Cambria"/>
           <w:color w:val="auto"/>
           <w:spacing w:val="0"/>
           <w:position w:val="0"/>
@@ -7047,7 +9721,7 @@
       </w:pPr>
       <w:r>
         <w:rPr>
-          <w:rFonts w:ascii="Calibri" w:hAnsi="Calibri" w:cs="Calibri" w:eastAsia="Calibri"/>
+          <w:rFonts w:ascii="Cambria" w:hAnsi="Cambria" w:cs="Cambria" w:eastAsia="Cambria"/>
           <w:color w:val="auto"/>
           <w:spacing w:val="0"/>
           <w:position w:val="0"/>
@@ -7055,58 +9729,6 @@
           <w:shd w:fill="auto" w:val="clear"/>
         </w:rPr>
         <w:t xml:space="preserve">The technique does not extend the C type system, and it does not require a non-standard compiler extension - the "magic" is confined to a handful of architecture-specific instruction sequences and a documented, deliberate use of one otherwise-unspecified scratch register as a communication channel between generated code and hand-written code. Everything else - the macros, the struct declarations, the call sites - is expressible, and readable, in plain ISO C.</w:t>
-      </w:r>
-    </w:p>
-    <w:p>
-      <w:pPr>
-        <w:spacing w:before="0" w:after="160" w:line="240"/>
-        <w:ind w:right="0" w:left="0" w:firstLine="0"/>
-        <w:jc w:val="left"/>
-        <w:rPr>
-          <w:rFonts w:ascii="Calibri" w:hAnsi="Calibri" w:cs="Calibri" w:eastAsia="Calibri"/>
-          <w:color w:val="auto"/>
-          <w:spacing w:val="0"/>
-          <w:position w:val="0"/>
-          <w:sz w:val="22"/>
-          <w:shd w:fill="auto" w:val="clear"/>
-        </w:rPr>
-      </w:pPr>
-      <w:r>
-        <w:rPr>
-          <w:rFonts w:ascii="Calibri" w:hAnsi="Calibri" w:cs="Calibri" w:eastAsia="Calibri"/>
-          <w:b/>
-          <w:i/>
-          <w:color w:val="auto"/>
-          <w:spacing w:val="0"/>
-          <w:position w:val="0"/>
-          <w:sz w:val="22"/>
-          <w:shd w:fill="auto" w:val="clear"/>
-        </w:rPr>
-        <w:t xml:space="preserve">- </w:t>
-      </w:r>
-      <w:r>
-        <w:rPr>
-          <w:rFonts w:ascii="Calibri" w:hAnsi="Calibri" w:cs="Calibri" w:eastAsia="Calibri"/>
-          <w:i/>
-          <w:color w:val="auto"/>
-          <w:spacing w:val="0"/>
-          <w:position w:val="0"/>
-          <w:sz w:val="22"/>
-          <w:shd w:fill="auto" w:val="clear"/>
-        </w:rPr>
-        <w:t xml:space="preserve">Teoman Deniz   </w:t>
-      </w:r>
-      <w:r>
-        <w:rPr>
-          <w:rFonts w:ascii="Calibri" w:hAnsi="Calibri" w:cs="Calibri" w:eastAsia="Calibri"/>
-          <w:b/>
-          <w:color w:val="auto"/>
-          <w:spacing w:val="0"/>
-          <w:position w:val="0"/>
-          <w:sz w:val="22"/>
-          <w:shd w:fill="auto" w:val="clear"/>
-        </w:rPr>
-        <w:t xml:space="preserve">2026/07/05</w:t>
       </w:r>
     </w:p>
   </w:body>
